--- a/improvements.docx
+++ b/improvements.docx
@@ -3,26 +3,230 @@
 <w:document xmlns:wpc="http://schemas.microsoft.com/office/word/2010/wordprocessingCanvas" xmlns:cx="http://schemas.microsoft.com/office/drawing/2014/chartex" xmlns:cx1="http://schemas.microsoft.com/office/drawing/2015/9/8/chartex" xmlns:cx2="http://schemas.microsoft.com/office/drawing/2015/10/21/chartex" xmlns:cx3="http://schemas.microsoft.com/office/drawing/2016/5/9/chartex" xmlns:cx4="http://schemas.microsoft.com/office/drawing/2016/5/10/chartex" xmlns:cx5="http://schemas.microsoft.com/office/drawing/2016/5/11/chartex" xmlns:cx6="http://schemas.microsoft.com/office/drawing/2016/5/12/chartex" xmlns:cx7="http://schemas.microsoft.com/office/drawing/2016/5/13/chartex" xmlns:cx8="http://schemas.microsoft.com/office/drawing/2016/5/14/chartex" xmlns:mc="http://schemas.openxmlformats.org/markup-compatibility/2006" xmlns:aink="http://schemas.microsoft.com/office/drawing/2016/ink" xmlns:am3d="http://schemas.microsoft.com/office/drawing/2017/model3d" xmlns:o="urn:schemas-microsoft-com:office:office" xmlns:oel="http://schemas.microsoft.com/office/2019/extlst" xmlns:r="http://schemas.openxmlformats.org/officeDocument/2006/relationships" xmlns:m="http://schemas.openxmlformats.org/officeDocument/2006/math" xmlns:v="urn:schemas-microsoft-com:vml" xmlns:wp14="http://schemas.microsoft.com/office/word/2010/wordprocessingDrawing" xmlns:wp="http://schemas.openxmlformats.org/drawingml/2006/wordprocessingDrawing" xmlns:w10="urn:schemas-microsoft-com:office:word" xmlns:w="http://schemas.openxmlformats.org/wordprocessingml/2006/main" xmlns:w14="http://schemas.microsoft.com/office/word/2010/wordml" xmlns:w15="http://schemas.microsoft.com/office/word/2012/wordml" xmlns:w16cex="http://schemas.microsoft.com/office/word/2018/wordml/cex" xmlns:w16cid="http://schemas.microsoft.com/office/word/2016/wordml/cid" xmlns:w16="http://schemas.microsoft.com/office/word/2018/wordml" xmlns:w16du="http://schemas.microsoft.com/office/word/2023/wordml/word16du" xmlns:w16sdtdh="http://schemas.microsoft.com/office/word/2020/wordml/sdtdatahash" xmlns:w16sdtfl="http://schemas.microsoft.com/office/word/2024/wordml/sdtformatlock" xmlns:w16se="http://schemas.microsoft.com/office/word/2015/wordml/symex" xmlns:wpg="http://schemas.microsoft.com/office/word/2010/wordprocessingGroup" xmlns:wpi="http://schemas.microsoft.com/office/word/2010/wordprocessingInk" xmlns:wne="http://schemas.microsoft.com/office/word/2006/wordml" xmlns:wps="http://schemas.microsoft.com/office/word/2010/wordprocessingShape" mc:Ignorable="w14 w15 w16se w16cid w16 w16cex w16sdtdh w16sdtfl w16du wp14">
   <w:body>
     <w:p>
-      <w:r>
-        <w:t>Ok so in one of my previous pipelines I actually implemented a signal processing pipeline that utilized big data tools for engineering signal features from audio signal data for ML workloads. The end result was signal features like frequency skew, freq kurtosid, freq std, freq mean, spectral centroid mean, spectral centroid std, max qmplitute etc. in the form of 3 parquet files divided for training, testing, and validation</w:t>
-      </w:r>
-    </w:p>
-    <w:p/>
-    <w:p>
-      <w:r>
-        <w:t>What I want to know if it is possible to reimplement this pipeline to engineer not onyl features but to instead write them not as parquet files but as delta files</w:t>
-      </w:r>
-    </w:p>
-    <w:p/>
-    <w:p>
-      <w:r>
-        <w:t>Because I want to improve thisbpipeline to lessen costs because overwriting millions of rows of features is just too costly and si think writing instead new rows of features if needed or updating rows of features are better in terms of cost efficiency</w:t>
-      </w:r>
-    </w:p>
-    <w:p/>
-    <w:p>
-      <w:r>
-        <w:t>How kight I write keys in delta tables or just write delta tables in general to detect changes in the current features delta table?</w:t>
+      <w:pPr>
+        <w:rPr>
+          <w:color w:val="0070C0"/>
+        </w:rPr>
+      </w:pPr>
+      <w:r>
+        <w:rPr>
+          <w:color w:val="0070C0"/>
+        </w:rPr>
+        <w:t xml:space="preserve">Ok so in one of my previous pipelines I </w:t>
+      </w:r>
+      <w:proofErr w:type="gramStart"/>
+      <w:r>
+        <w:rPr>
+          <w:color w:val="0070C0"/>
+        </w:rPr>
+        <w:t>actually implemented</w:t>
+      </w:r>
+      <w:proofErr w:type="gramEnd"/>
+      <w:r>
+        <w:rPr>
+          <w:color w:val="0070C0"/>
+        </w:rPr>
+        <w:t xml:space="preserve"> a signal processing pipeline that utilized big data tools for engineering signal features from audio signal data for ML workloads. </w:t>
+      </w:r>
+      <w:proofErr w:type="gramStart"/>
+      <w:r>
+        <w:rPr>
+          <w:color w:val="0070C0"/>
+        </w:rPr>
+        <w:t>The end result</w:t>
+      </w:r>
+      <w:proofErr w:type="gramEnd"/>
+      <w:r>
+        <w:rPr>
+          <w:color w:val="0070C0"/>
+        </w:rPr>
+        <w:t xml:space="preserve"> was signal features like frequency skew, </w:t>
+      </w:r>
+      <w:proofErr w:type="spellStart"/>
+      <w:r>
+        <w:rPr>
+          <w:color w:val="0070C0"/>
+        </w:rPr>
+        <w:t>freq</w:t>
+      </w:r>
+      <w:proofErr w:type="spellEnd"/>
+      <w:r>
+        <w:rPr>
+          <w:color w:val="0070C0"/>
+        </w:rPr>
+        <w:t xml:space="preserve"> </w:t>
+      </w:r>
+      <w:proofErr w:type="spellStart"/>
+      <w:r>
+        <w:rPr>
+          <w:color w:val="0070C0"/>
+        </w:rPr>
+        <w:t>kurtosid</w:t>
+      </w:r>
+      <w:proofErr w:type="spellEnd"/>
+      <w:r>
+        <w:rPr>
+          <w:color w:val="0070C0"/>
+        </w:rPr>
+        <w:t xml:space="preserve">, </w:t>
+      </w:r>
+      <w:proofErr w:type="spellStart"/>
+      <w:r>
+        <w:rPr>
+          <w:color w:val="0070C0"/>
+        </w:rPr>
+        <w:t>freq</w:t>
+      </w:r>
+      <w:proofErr w:type="spellEnd"/>
+      <w:r>
+        <w:rPr>
+          <w:color w:val="0070C0"/>
+        </w:rPr>
+        <w:t xml:space="preserve"> std, </w:t>
+      </w:r>
+      <w:proofErr w:type="spellStart"/>
+      <w:r>
+        <w:rPr>
+          <w:color w:val="0070C0"/>
+        </w:rPr>
+        <w:t>freq</w:t>
+      </w:r>
+      <w:proofErr w:type="spellEnd"/>
+      <w:r>
+        <w:rPr>
+          <w:color w:val="0070C0"/>
+        </w:rPr>
+        <w:t xml:space="preserve"> mean, spectral centroid mean, spectral centroid std, max </w:t>
+      </w:r>
+      <w:proofErr w:type="spellStart"/>
+      <w:r>
+        <w:rPr>
+          <w:color w:val="0070C0"/>
+        </w:rPr>
+        <w:t>qmplitute</w:t>
+      </w:r>
+      <w:proofErr w:type="spellEnd"/>
+      <w:r>
+        <w:rPr>
+          <w:color w:val="0070C0"/>
+        </w:rPr>
+        <w:t xml:space="preserve"> etc. in the form of 3 parquet files divided for training, testing, and validation</w:t>
+      </w:r>
+    </w:p>
+    <w:p>
+      <w:pPr>
+        <w:rPr>
+          <w:color w:val="0070C0"/>
+        </w:rPr>
+      </w:pPr>
+    </w:p>
+    <w:p>
+      <w:pPr>
+        <w:rPr>
+          <w:color w:val="0070C0"/>
+        </w:rPr>
+      </w:pPr>
+      <w:r>
+        <w:rPr>
+          <w:color w:val="0070C0"/>
+        </w:rPr>
+        <w:t xml:space="preserve">What I want to know if it is possible to reimplement this pipeline to engineer not </w:t>
+      </w:r>
+      <w:proofErr w:type="spellStart"/>
+      <w:r>
+        <w:rPr>
+          <w:color w:val="0070C0"/>
+        </w:rPr>
+        <w:t>onyl</w:t>
+      </w:r>
+      <w:proofErr w:type="spellEnd"/>
+      <w:r>
+        <w:rPr>
+          <w:color w:val="0070C0"/>
+        </w:rPr>
+        <w:t xml:space="preserve"> features but to instead write them not as parquet files but as delta files</w:t>
+      </w:r>
+    </w:p>
+    <w:p>
+      <w:pPr>
+        <w:rPr>
+          <w:color w:val="0070C0"/>
+        </w:rPr>
+      </w:pPr>
+    </w:p>
+    <w:p>
+      <w:pPr>
+        <w:rPr>
+          <w:color w:val="0070C0"/>
+        </w:rPr>
+      </w:pPr>
+      <w:r>
+        <w:rPr>
+          <w:color w:val="0070C0"/>
+        </w:rPr>
+        <w:t xml:space="preserve">Because I want to improve </w:t>
+      </w:r>
+      <w:proofErr w:type="spellStart"/>
+      <w:r>
+        <w:rPr>
+          <w:color w:val="0070C0"/>
+        </w:rPr>
+        <w:t>thisbpipeline</w:t>
+      </w:r>
+      <w:proofErr w:type="spellEnd"/>
+      <w:r>
+        <w:rPr>
+          <w:color w:val="0070C0"/>
+        </w:rPr>
+        <w:t xml:space="preserve"> to lessen costs because overwriting millions of rows of features is just too costly and </w:t>
+      </w:r>
+      <w:proofErr w:type="spellStart"/>
+      <w:r>
+        <w:rPr>
+          <w:color w:val="0070C0"/>
+        </w:rPr>
+        <w:t>si</w:t>
+      </w:r>
+      <w:proofErr w:type="spellEnd"/>
+      <w:r>
+        <w:rPr>
+          <w:color w:val="0070C0"/>
+        </w:rPr>
+        <w:t xml:space="preserve"> think writing instead new rows of features if needed or updating rows of features are better in terms of cost efficiency</w:t>
+      </w:r>
+    </w:p>
+    <w:p>
+      <w:pPr>
+        <w:rPr>
+          <w:color w:val="0070C0"/>
+        </w:rPr>
+      </w:pPr>
+    </w:p>
+    <w:p>
+      <w:pPr>
+        <w:rPr>
+          <w:color w:val="0070C0"/>
+        </w:rPr>
+      </w:pPr>
+      <w:r>
+        <w:rPr>
+          <w:color w:val="0070C0"/>
+        </w:rPr>
+        <w:t xml:space="preserve">How </w:t>
+      </w:r>
+      <w:proofErr w:type="spellStart"/>
+      <w:r>
+        <w:rPr>
+          <w:color w:val="0070C0"/>
+        </w:rPr>
+        <w:t>kight</w:t>
+      </w:r>
+      <w:proofErr w:type="spellEnd"/>
+      <w:r>
+        <w:rPr>
+          <w:color w:val="0070C0"/>
+        </w:rPr>
+        <w:t xml:space="preserve"> I write keys in delta tables or just write delta tables in general to detect changes in the current features delta table?</w:t>
       </w:r>
     </w:p>
     <w:p>
@@ -42,7 +246,15 @@
     </w:p>
     <w:p>
       <w:r>
-        <w:t xml:space="preserve">It is absolutely possible—and highly recommended—to transition your signal processing pipeline from Parquet to Delta Lake. Your intuition is correct: </w:t>
+        <w:t xml:space="preserve">It is </w:t>
+      </w:r>
+      <w:proofErr w:type="gramStart"/>
+      <w:r>
+        <w:t>absolutely possible</w:t>
+      </w:r>
+      <w:proofErr w:type="gramEnd"/>
+      <w:r>
+        <w:t xml:space="preserve">—and highly recommended—to transition your signal processing pipeline from Parquet to Delta Lake. Your intuition is correct: </w:t>
       </w:r>
       <w:r>
         <w:rPr>
@@ -73,7 +285,7 @@
     <w:p>
       <w:r>
         <w:pict w14:anchorId="2949CEBD">
-          <v:rect id="_x0000_i1061" style="width:0;height:1.5pt" o:hralign="center" o:hrstd="t" o:hr="t" fillcolor="#a0a0a0" stroked="f"/>
+          <v:rect id="_x0000_i1025" style="width:0;height:1.5pt" o:hralign="center" o:hrstd="t" o:hr="t" fillcolor="#a0a0a0" stroked="f"/>
         </w:pict>
       </w:r>
     </w:p>
@@ -119,9 +331,19 @@
           <w:numId w:val="1"/>
         </w:numPr>
       </w:pPr>
-      <w:r>
-        <w:t>file_path or audio_id</w:t>
-      </w:r>
+      <w:proofErr w:type="spellStart"/>
+      <w:r>
+        <w:t>file_path</w:t>
+      </w:r>
+      <w:proofErr w:type="spellEnd"/>
+      <w:r>
+        <w:t xml:space="preserve"> or </w:t>
+      </w:r>
+      <w:proofErr w:type="spellStart"/>
+      <w:r>
+        <w:t>audio_id</w:t>
+      </w:r>
+      <w:proofErr w:type="spellEnd"/>
     </w:p>
     <w:p>
       <w:pPr>
@@ -130,8 +352,13 @@
           <w:numId w:val="1"/>
         </w:numPr>
       </w:pPr>
-      <w:r>
-        <w:t>window_index or timestamp (if you are extracting features from segments of a longer signal)</w:t>
+      <w:proofErr w:type="spellStart"/>
+      <w:r>
+        <w:t>window_index</w:t>
+      </w:r>
+      <w:proofErr w:type="spellEnd"/>
+      <w:r>
+        <w:t xml:space="preserve"> or timestamp (if you are extracting features from segments of a longer signal)</w:t>
       </w:r>
     </w:p>
     <w:p>
@@ -141,14 +368,19 @@
           <w:numId w:val="1"/>
         </w:numPr>
       </w:pPr>
-      <w:r>
-        <w:t>feature_version (optional, if you want to keep different versions of engineering logic)</w:t>
+      <w:proofErr w:type="spellStart"/>
+      <w:r>
+        <w:t>feature_version</w:t>
+      </w:r>
+      <w:proofErr w:type="spellEnd"/>
+      <w:r>
+        <w:t xml:space="preserve"> (optional, if you want to keep different versions of engineering logic)</w:t>
       </w:r>
     </w:p>
     <w:p>
       <w:r>
         <w:pict w14:anchorId="0F8CFAB6">
-          <v:rect id="_x0000_i1062" style="width:0;height:1.5pt" o:hralign="center" o:hrstd="t" o:hr="t" fillcolor="#a0a0a0" stroked="f"/>
+          <v:rect id="_x0000_i1026" style="width:0;height:1.5pt" o:hralign="center" o:hrstd="t" o:hr="t" fillcolor="#a0a0a0" stroked="f"/>
         </w:pict>
       </w:r>
     </w:p>
@@ -164,7 +396,23 @@
           <w:b/>
           <w:bCs/>
         </w:rPr>
-        <w:t>2. Implementing the "Upsert" (Merge) Logic</w:t>
+        <w:t>2. Implementing the "</w:t>
+      </w:r>
+      <w:proofErr w:type="spellStart"/>
+      <w:r>
+        <w:rPr>
+          <w:b/>
+          <w:bCs/>
+        </w:rPr>
+        <w:t>Upsert</w:t>
+      </w:r>
+      <w:proofErr w:type="spellEnd"/>
+      <w:r>
+        <w:rPr>
+          <w:b/>
+          <w:bCs/>
+        </w:rPr>
+        <w:t>" (Merge) Logic</w:t>
       </w:r>
     </w:p>
     <w:p>
@@ -175,7 +423,15 @@
     <w:p>
       <w:r>
         <w:lastRenderedPageBreak/>
-        <w:t>Here is how you would implement this in your pipeline using the delta-rs pattern:</w:t>
+        <w:t>Here is how you would implement this in your pipeline using the delta-</w:t>
+      </w:r>
+      <w:proofErr w:type="spellStart"/>
+      <w:r>
+        <w:t>rs</w:t>
+      </w:r>
+      <w:proofErr w:type="spellEnd"/>
+      <w:r>
+        <w:t xml:space="preserve"> pattern:</w:t>
       </w:r>
     </w:p>
     <w:p>
@@ -185,18 +441,76 @@
     </w:p>
     <w:p>
       <w:r>
-        <w:t>from deltalake import DeltaTable</w:t>
-      </w:r>
+        <w:t xml:space="preserve">from </w:t>
+      </w:r>
+      <w:proofErr w:type="spellStart"/>
+      <w:r>
+        <w:t>deltalake</w:t>
+      </w:r>
+      <w:proofErr w:type="spellEnd"/>
+      <w:r>
+        <w:t xml:space="preserve"> import </w:t>
+      </w:r>
+      <w:proofErr w:type="spellStart"/>
+      <w:r>
+        <w:t>DeltaTable</w:t>
+      </w:r>
+      <w:proofErr w:type="spellEnd"/>
     </w:p>
     <w:p/>
     <w:p>
       <w:r>
-        <w:t>def upsert_signal_features(target_path, new_features_df):</w:t>
-      </w:r>
-    </w:p>
-    <w:p>
-      <w:r>
-        <w:t xml:space="preserve">    dt = DeltaTable(target_path)</w:t>
+        <w:t xml:space="preserve">def </w:t>
+      </w:r>
+      <w:proofErr w:type="spellStart"/>
+      <w:r>
+        <w:t>upsert_signal_</w:t>
+      </w:r>
+      <w:proofErr w:type="gramStart"/>
+      <w:r>
+        <w:t>features</w:t>
+      </w:r>
+      <w:proofErr w:type="spellEnd"/>
+      <w:r>
+        <w:t>(</w:t>
+      </w:r>
+      <w:proofErr w:type="spellStart"/>
+      <w:proofErr w:type="gramEnd"/>
+      <w:r>
+        <w:t>target_path</w:t>
+      </w:r>
+      <w:proofErr w:type="spellEnd"/>
+      <w:r>
+        <w:t xml:space="preserve">, </w:t>
+      </w:r>
+      <w:proofErr w:type="spellStart"/>
+      <w:r>
+        <w:t>new_features_df</w:t>
+      </w:r>
+      <w:proofErr w:type="spellEnd"/>
+      <w:r>
+        <w:t>):</w:t>
+      </w:r>
+    </w:p>
+    <w:p>
+      <w:r>
+        <w:t xml:space="preserve">    dt = </w:t>
+      </w:r>
+      <w:proofErr w:type="spellStart"/>
+      <w:r>
+        <w:t>DeltaTable</w:t>
+      </w:r>
+      <w:proofErr w:type="spellEnd"/>
+      <w:r>
+        <w:t>(</w:t>
+      </w:r>
+      <w:proofErr w:type="spellStart"/>
+      <w:r>
+        <w:t>target_path</w:t>
+      </w:r>
+      <w:proofErr w:type="spellEnd"/>
+      <w:r>
+        <w:t>)</w:t>
       </w:r>
     </w:p>
     <w:p>
@@ -206,12 +520,30 @@
     </w:p>
     <w:p>
       <w:r>
-        <w:t xml:space="preserve">    (dt.merge(</w:t>
-      </w:r>
-    </w:p>
-    <w:p>
-      <w:r>
-        <w:t xml:space="preserve">        source=new_features_df,</w:t>
+        <w:t xml:space="preserve">    (</w:t>
+      </w:r>
+      <w:proofErr w:type="spellStart"/>
+      <w:proofErr w:type="gramStart"/>
+      <w:r>
+        <w:t>dt.merge</w:t>
+      </w:r>
+      <w:proofErr w:type="spellEnd"/>
+      <w:proofErr w:type="gramEnd"/>
+      <w:r>
+        <w:t>(</w:t>
+      </w:r>
+    </w:p>
+    <w:p>
+      <w:r>
+        <w:t xml:space="preserve">        source=</w:t>
+      </w:r>
+      <w:proofErr w:type="spellStart"/>
+      <w:r>
+        <w:t>new_features_df</w:t>
+      </w:r>
+      <w:proofErr w:type="spellEnd"/>
+      <w:r>
+        <w:t>,</w:t>
       </w:r>
     </w:p>
     <w:p>
@@ -221,17 +553,85 @@
     </w:p>
     <w:p>
       <w:r>
-        <w:t xml:space="preserve">        predicate="target.audio_id = source.audio_id AND target.window_id = source.window_id",</w:t>
-      </w:r>
-    </w:p>
-    <w:p>
-      <w:r>
-        <w:t xml:space="preserve">        source_alias="source",</w:t>
-      </w:r>
-    </w:p>
-    <w:p>
-      <w:r>
-        <w:t xml:space="preserve">        target_alias="target"</w:t>
+        <w:t xml:space="preserve">        predicate="</w:t>
+      </w:r>
+      <w:proofErr w:type="spellStart"/>
+      <w:proofErr w:type="gramStart"/>
+      <w:r>
+        <w:t>target.audio</w:t>
+      </w:r>
+      <w:proofErr w:type="gramEnd"/>
+      <w:r>
+        <w:t>_id</w:t>
+      </w:r>
+      <w:proofErr w:type="spellEnd"/>
+      <w:r>
+        <w:t xml:space="preserve"> = </w:t>
+      </w:r>
+      <w:proofErr w:type="spellStart"/>
+      <w:proofErr w:type="gramStart"/>
+      <w:r>
+        <w:t>source.audio</w:t>
+      </w:r>
+      <w:proofErr w:type="gramEnd"/>
+      <w:r>
+        <w:t>_id</w:t>
+      </w:r>
+      <w:proofErr w:type="spellEnd"/>
+      <w:r>
+        <w:t xml:space="preserve"> AND </w:t>
+      </w:r>
+      <w:proofErr w:type="spellStart"/>
+      <w:proofErr w:type="gramStart"/>
+      <w:r>
+        <w:t>target.window</w:t>
+      </w:r>
+      <w:proofErr w:type="gramEnd"/>
+      <w:r>
+        <w:t>_id</w:t>
+      </w:r>
+      <w:proofErr w:type="spellEnd"/>
+      <w:r>
+        <w:t xml:space="preserve"> = </w:t>
+      </w:r>
+      <w:proofErr w:type="spellStart"/>
+      <w:proofErr w:type="gramStart"/>
+      <w:r>
+        <w:t>source.window</w:t>
+      </w:r>
+      <w:proofErr w:type="gramEnd"/>
+      <w:r>
+        <w:t>_id</w:t>
+      </w:r>
+      <w:proofErr w:type="spellEnd"/>
+      <w:r>
+        <w:t>",</w:t>
+      </w:r>
+    </w:p>
+    <w:p>
+      <w:r>
+        <w:t xml:space="preserve">        </w:t>
+      </w:r>
+      <w:proofErr w:type="spellStart"/>
+      <w:r>
+        <w:t>source_alias</w:t>
+      </w:r>
+      <w:proofErr w:type="spellEnd"/>
+      <w:r>
+        <w:t>="source",</w:t>
+      </w:r>
+    </w:p>
+    <w:p>
+      <w:r>
+        <w:t xml:space="preserve">        </w:t>
+      </w:r>
+      <w:proofErr w:type="spellStart"/>
+      <w:r>
+        <w:t>target_alias</w:t>
+      </w:r>
+      <w:proofErr w:type="spellEnd"/>
+      <w:r>
+        <w:t>="target"</w:t>
       </w:r>
     </w:p>
     <w:p>
@@ -241,8 +641,29 @@
     </w:p>
     <w:p>
       <w:r>
-        <w:t xml:space="preserve">    .when_matched_update(</w:t>
-      </w:r>
+        <w:t xml:space="preserve">    </w:t>
+      </w:r>
+      <w:proofErr w:type="gramStart"/>
+      <w:r>
+        <w:t>.</w:t>
+      </w:r>
+      <w:proofErr w:type="spellStart"/>
+      <w:r>
+        <w:t>when</w:t>
+      </w:r>
+      <w:proofErr w:type="gramEnd"/>
+      <w:r>
+        <w:t>_matched_</w:t>
+      </w:r>
+      <w:proofErr w:type="gramStart"/>
+      <w:r>
+        <w:t>update</w:t>
+      </w:r>
+      <w:proofErr w:type="spellEnd"/>
+      <w:r>
+        <w:t>(</w:t>
+      </w:r>
+      <w:proofErr w:type="gramEnd"/>
     </w:p>
     <w:p>
       <w:r>
@@ -256,18 +677,93 @@
     </w:p>
     <w:p>
       <w:r>
-        <w:t xml:space="preserve">            target.freq_skew IS DISTINCT FROM source.freq_skew OR</w:t>
-      </w:r>
-    </w:p>
-    <w:p>
-      <w:r>
-        <w:t xml:space="preserve">            target.freq_kurtosis IS DISTINCT FROM source.freq_kurtosis OR</w:t>
-      </w:r>
-    </w:p>
-    <w:p>
-      <w:r>
-        <w:t xml:space="preserve">            target.spectral_centroid_mean IS DISTINCT FROM source.spectral_centroid_mean</w:t>
-      </w:r>
+        <w:t xml:space="preserve">            </w:t>
+      </w:r>
+      <w:proofErr w:type="spellStart"/>
+      <w:proofErr w:type="gramStart"/>
+      <w:r>
+        <w:t>target.freq</w:t>
+      </w:r>
+      <w:proofErr w:type="gramEnd"/>
+      <w:r>
+        <w:t>_skew</w:t>
+      </w:r>
+      <w:proofErr w:type="spellEnd"/>
+      <w:r>
+        <w:t xml:space="preserve"> IS DISTINCT FROM </w:t>
+      </w:r>
+      <w:proofErr w:type="spellStart"/>
+      <w:proofErr w:type="gramStart"/>
+      <w:r>
+        <w:t>source.freq</w:t>
+      </w:r>
+      <w:proofErr w:type="gramEnd"/>
+      <w:r>
+        <w:t>_skew</w:t>
+      </w:r>
+      <w:proofErr w:type="spellEnd"/>
+      <w:r>
+        <w:t xml:space="preserve"> OR</w:t>
+      </w:r>
+    </w:p>
+    <w:p>
+      <w:r>
+        <w:t xml:space="preserve">            </w:t>
+      </w:r>
+      <w:proofErr w:type="spellStart"/>
+      <w:proofErr w:type="gramStart"/>
+      <w:r>
+        <w:t>target.freq</w:t>
+      </w:r>
+      <w:proofErr w:type="gramEnd"/>
+      <w:r>
+        <w:t>_kurtosis</w:t>
+      </w:r>
+      <w:proofErr w:type="spellEnd"/>
+      <w:r>
+        <w:t xml:space="preserve"> IS DISTINCT FROM </w:t>
+      </w:r>
+      <w:proofErr w:type="spellStart"/>
+      <w:proofErr w:type="gramStart"/>
+      <w:r>
+        <w:t>source.freq</w:t>
+      </w:r>
+      <w:proofErr w:type="gramEnd"/>
+      <w:r>
+        <w:t>_kurtosis</w:t>
+      </w:r>
+      <w:proofErr w:type="spellEnd"/>
+      <w:r>
+        <w:t xml:space="preserve"> OR</w:t>
+      </w:r>
+    </w:p>
+    <w:p>
+      <w:r>
+        <w:t xml:space="preserve">            </w:t>
+      </w:r>
+      <w:proofErr w:type="spellStart"/>
+      <w:proofErr w:type="gramStart"/>
+      <w:r>
+        <w:t>target.spectral</w:t>
+      </w:r>
+      <w:proofErr w:type="gramEnd"/>
+      <w:r>
+        <w:t>_centroid_mean</w:t>
+      </w:r>
+      <w:proofErr w:type="spellEnd"/>
+      <w:r>
+        <w:t xml:space="preserve"> IS DISTINCT FROM </w:t>
+      </w:r>
+      <w:proofErr w:type="spellStart"/>
+      <w:proofErr w:type="gramStart"/>
+      <w:r>
+        <w:t>source.spectral</w:t>
+      </w:r>
+      <w:proofErr w:type="gramEnd"/>
+      <w:r>
+        <w:t>_centroid_mean</w:t>
+      </w:r>
+      <w:proofErr w:type="spellEnd"/>
     </w:p>
     <w:p>
       <w:r>
@@ -276,27 +772,123 @@
     </w:p>
     <w:p>
       <w:r>
-        <w:t xml:space="preserve">        updates={</w:t>
-      </w:r>
-    </w:p>
-    <w:p>
-      <w:r>
-        <w:t xml:space="preserve">            "freq_skew": "source.freq_skew",</w:t>
-      </w:r>
-    </w:p>
-    <w:p>
-      <w:r>
-        <w:t xml:space="preserve">            "freq_kurtosis": "source.freq_kurtosis",</w:t>
-      </w:r>
-    </w:p>
-    <w:p>
-      <w:r>
-        <w:t xml:space="preserve">            "spectral_centroid_mean": "source.spectral_centroid_mean",</w:t>
-      </w:r>
-    </w:p>
-    <w:p>
-      <w:r>
-        <w:t xml:space="preserve">            "updated_at": "CURRENT_TIMESTAMP"</w:t>
+        <w:t xml:space="preserve">        updates</w:t>
+      </w:r>
+      <w:proofErr w:type="gramStart"/>
+      <w:r>
+        <w:t>={</w:t>
+      </w:r>
+      <w:proofErr w:type="gramEnd"/>
+    </w:p>
+    <w:p>
+      <w:r>
+        <w:t xml:space="preserve">            "</w:t>
+      </w:r>
+      <w:proofErr w:type="spellStart"/>
+      <w:proofErr w:type="gramStart"/>
+      <w:r>
+        <w:t>freq</w:t>
+      </w:r>
+      <w:proofErr w:type="gramEnd"/>
+      <w:r>
+        <w:t>_skew</w:t>
+      </w:r>
+      <w:proofErr w:type="spellEnd"/>
+      <w:r>
+        <w:t>": "</w:t>
+      </w:r>
+      <w:proofErr w:type="spellStart"/>
+      <w:proofErr w:type="gramStart"/>
+      <w:r>
+        <w:t>source.freq</w:t>
+      </w:r>
+      <w:proofErr w:type="gramEnd"/>
+      <w:r>
+        <w:t>_skew</w:t>
+      </w:r>
+      <w:proofErr w:type="spellEnd"/>
+      <w:r>
+        <w:t>",</w:t>
+      </w:r>
+    </w:p>
+    <w:p>
+      <w:r>
+        <w:t xml:space="preserve">            "</w:t>
+      </w:r>
+      <w:proofErr w:type="spellStart"/>
+      <w:proofErr w:type="gramStart"/>
+      <w:r>
+        <w:t>freq</w:t>
+      </w:r>
+      <w:proofErr w:type="gramEnd"/>
+      <w:r>
+        <w:t>_kurtosis</w:t>
+      </w:r>
+      <w:proofErr w:type="spellEnd"/>
+      <w:r>
+        <w:t>": "</w:t>
+      </w:r>
+      <w:proofErr w:type="spellStart"/>
+      <w:proofErr w:type="gramStart"/>
+      <w:r>
+        <w:t>source.freq</w:t>
+      </w:r>
+      <w:proofErr w:type="gramEnd"/>
+      <w:r>
+        <w:t>_kurtosis</w:t>
+      </w:r>
+      <w:proofErr w:type="spellEnd"/>
+      <w:r>
+        <w:t>",</w:t>
+      </w:r>
+    </w:p>
+    <w:p>
+      <w:r>
+        <w:t xml:space="preserve">            "</w:t>
+      </w:r>
+      <w:proofErr w:type="spellStart"/>
+      <w:proofErr w:type="gramStart"/>
+      <w:r>
+        <w:t>spectral</w:t>
+      </w:r>
+      <w:proofErr w:type="gramEnd"/>
+      <w:r>
+        <w:t>_centroid_mean</w:t>
+      </w:r>
+      <w:proofErr w:type="spellEnd"/>
+      <w:r>
+        <w:t>": "</w:t>
+      </w:r>
+      <w:proofErr w:type="spellStart"/>
+      <w:proofErr w:type="gramStart"/>
+      <w:r>
+        <w:t>source.spectral</w:t>
+      </w:r>
+      <w:proofErr w:type="gramEnd"/>
+      <w:r>
+        <w:t>_centroid_mean</w:t>
+      </w:r>
+      <w:proofErr w:type="spellEnd"/>
+      <w:r>
+        <w:t>",</w:t>
+      </w:r>
+    </w:p>
+    <w:p>
+      <w:r>
+        <w:t xml:space="preserve">            "</w:t>
+      </w:r>
+      <w:proofErr w:type="spellStart"/>
+      <w:proofErr w:type="gramStart"/>
+      <w:r>
+        <w:t>updated</w:t>
+      </w:r>
+      <w:proofErr w:type="gramEnd"/>
+      <w:r>
+        <w:t>_at</w:t>
+      </w:r>
+      <w:proofErr w:type="spellEnd"/>
+      <w:r>
+        <w:t>": "CURRENT_TIMESTAMP"</w:t>
       </w:r>
     </w:p>
     <w:p>
@@ -311,19 +903,51 @@
     </w:p>
     <w:p>
       <w:r>
-        <w:t xml:space="preserve">    .when_not_matched_insert_all()</w:t>
+        <w:t xml:space="preserve">    </w:t>
+      </w:r>
+      <w:proofErr w:type="gramStart"/>
+      <w:r>
+        <w:t>.</w:t>
+      </w:r>
+      <w:proofErr w:type="spellStart"/>
+      <w:r>
+        <w:t>when</w:t>
+      </w:r>
+      <w:proofErr w:type="gramEnd"/>
+      <w:r>
+        <w:t>_not_matched_insert_</w:t>
+      </w:r>
+      <w:proofErr w:type="gramStart"/>
+      <w:r>
+        <w:t>all</w:t>
+      </w:r>
+      <w:proofErr w:type="spellEnd"/>
+      <w:r>
+        <w:t>(</w:t>
+      </w:r>
+      <w:proofErr w:type="gramEnd"/>
+      <w:r>
+        <w:t>)</w:t>
       </w:r>
     </w:p>
     <w:p>
       <w:r>
         <w:lastRenderedPageBreak/>
-        <w:t xml:space="preserve">    .execute())</w:t>
+        <w:t xml:space="preserve">    </w:t>
+      </w:r>
+      <w:proofErr w:type="gramStart"/>
+      <w:r>
+        <w:t>.execute</w:t>
+      </w:r>
+      <w:proofErr w:type="gramEnd"/>
+      <w:r>
+        <w:t>())</w:t>
       </w:r>
     </w:p>
     <w:p>
       <w:r>
         <w:pict w14:anchorId="2E7AC7A0">
-          <v:rect id="_x0000_i1063" style="width:0;height:1.5pt" o:hralign="center" o:hrstd="t" o:hr="t" fillcolor="#a0a0a0" stroked="f"/>
+          <v:rect id="_x0000_i1027" style="width:0;height:1.5pt" o:hralign="center" o:hrstd="t" o:hr="t" fillcolor="#a0a0a0" stroked="f"/>
         </w:pict>
       </w:r>
     </w:p>
@@ -372,7 +996,15 @@
         <w:t>Data Skipping:</w:t>
       </w:r>
       <w:r>
-        <w:t xml:space="preserve"> Delta stores the min/max values for your keys in the metadata. If you are only updating features for a specific set of audio_ids, Delta will skip reading the Parquet files that it knows don't contain those IDs.</w:t>
+        <w:t xml:space="preserve"> Delta stores the min/max values for your keys in the metadata. If you are only updating features for a specific set of </w:t>
+      </w:r>
+      <w:proofErr w:type="spellStart"/>
+      <w:r>
+        <w:t>audio_ids</w:t>
+      </w:r>
+      <w:proofErr w:type="spellEnd"/>
+      <w:r>
+        <w:t>, Delta will skip reading the Parquet files that it knows don't contain those IDs.</w:t>
       </w:r>
     </w:p>
     <w:p>
@@ -418,7 +1050,23 @@
         <w:t>exactly</w:t>
       </w:r>
       <w:r>
-        <w:t xml:space="preserve"> what changed between runs, you can enable CDF: ALTER TABLE signal_features SET TBLPROPERTIES (delta.enableChangeDataFeed = true); This creates a "log" of every changed row, which is perfect for downstream ML models that only need to retrain on the new/modified data.</w:t>
+        <w:t xml:space="preserve"> what changed between runs, you can enable CDF: ALTER TABLE </w:t>
+      </w:r>
+      <w:proofErr w:type="spellStart"/>
+      <w:r>
+        <w:t>signal_features</w:t>
+      </w:r>
+      <w:proofErr w:type="spellEnd"/>
+      <w:r>
+        <w:t xml:space="preserve"> SET TBLPROPERTIES (</w:t>
+      </w:r>
+      <w:proofErr w:type="spellStart"/>
+      <w:r>
+        <w:t>delta.enableChangeDataFeed</w:t>
+      </w:r>
+      <w:proofErr w:type="spellEnd"/>
+      <w:r>
+        <w:t xml:space="preserve"> = true); This creates a "log" of every changed row, which is perfect for downstream ML models that only need to retrain on the new/modified data.</w:t>
       </w:r>
     </w:p>
     <w:p>
@@ -438,7 +1086,15 @@
     </w:p>
     <w:p>
       <w:r>
-        <w:t>Instead of having 3 separate physical Delta tables (which complicates management), a more "Delta-native" way is to add a column called split_type:</w:t>
+        <w:t xml:space="preserve">Instead of having 3 separate physical Delta tables (which complicates management), a more "Delta-native" way is to add a column called </w:t>
+      </w:r>
+      <w:proofErr w:type="spellStart"/>
+      <w:r>
+        <w:t>split_type</w:t>
+      </w:r>
+      <w:proofErr w:type="spellEnd"/>
+      <w:r>
+        <w:t>:</w:t>
       </w:r>
     </w:p>
     <w:tbl>
@@ -480,9 +1136,11 @@
             <w:hideMark/>
           </w:tcPr>
           <w:p>
+            <w:proofErr w:type="spellStart"/>
             <w:r>
               <w:t>audio_id</w:t>
             </w:r>
+            <w:proofErr w:type="spellEnd"/>
           </w:p>
         </w:tc>
         <w:tc>
@@ -503,9 +1161,11 @@
             <w:hideMark/>
           </w:tcPr>
           <w:p>
+            <w:proofErr w:type="spellStart"/>
             <w:r>
               <w:t>freq_skew</w:t>
             </w:r>
+            <w:proofErr w:type="spellEnd"/>
           </w:p>
         </w:tc>
         <w:tc>
@@ -549,9 +1209,11 @@
             <w:hideMark/>
           </w:tcPr>
           <w:p>
+            <w:proofErr w:type="spellStart"/>
             <w:r>
               <w:t>split_type</w:t>
             </w:r>
+            <w:proofErr w:type="spellEnd"/>
           </w:p>
         </w:tc>
       </w:tr>
@@ -760,7 +1422,7 @@
     <w:p>
       <w:r>
         <w:pict w14:anchorId="3748FEBF">
-          <v:rect id="_x0000_i1064" style="width:0;height:1.5pt" o:hralign="center" o:hrstd="t" o:hr="t" fillcolor="#a0a0a0" stroked="f"/>
+          <v:rect id="_x0000_i1028" style="width:0;height:1.5pt" o:hralign="center" o:hrstd="t" o:hr="t" fillcolor="#a0a0a0" stroked="f"/>
         </w:pict>
       </w:r>
     </w:p>
@@ -775,151 +1437,558 @@
     </w:p>
     <w:p>
       <w:r>
-        <w:t>You said</w:t>
-      </w:r>
-    </w:p>
-    <w:p>
-      <w:r>
-        <w:t>But what if lets say for the skae of simplicity I jad rows. 0 is male and 1 is female label btw</w:t>
-      </w:r>
-    </w:p>
-    <w:p/>
-    <w:p>
-      <w:r>
-        <w:t>subject_id | row_id | frew_kurt | label</w:t>
-      </w:r>
-    </w:p>
-    <w:p>
-      <w:r>
+        <w:t xml:space="preserve">You </w:t>
+      </w:r>
+      <w:proofErr w:type="gramStart"/>
+      <w:r>
+        <w:t>said</w:t>
+      </w:r>
+      <w:proofErr w:type="gramEnd"/>
+    </w:p>
+    <w:p>
+      <w:pPr>
+        <w:rPr>
+          <w:color w:val="0070C0"/>
+        </w:rPr>
+      </w:pPr>
+      <w:r>
+        <w:rPr>
+          <w:color w:val="0070C0"/>
+        </w:rPr>
+        <w:t xml:space="preserve">But what if </w:t>
+      </w:r>
+      <w:proofErr w:type="spellStart"/>
+      <w:proofErr w:type="gramStart"/>
+      <w:r>
+        <w:rPr>
+          <w:color w:val="0070C0"/>
+        </w:rPr>
+        <w:t>lets</w:t>
+      </w:r>
+      <w:proofErr w:type="spellEnd"/>
+      <w:proofErr w:type="gramEnd"/>
+      <w:r>
+        <w:rPr>
+          <w:color w:val="0070C0"/>
+        </w:rPr>
+        <w:t xml:space="preserve"> say for the </w:t>
+      </w:r>
+      <w:proofErr w:type="spellStart"/>
+      <w:r>
+        <w:rPr>
+          <w:color w:val="0070C0"/>
+        </w:rPr>
+        <w:t>skae</w:t>
+      </w:r>
+      <w:proofErr w:type="spellEnd"/>
+      <w:r>
+        <w:rPr>
+          <w:color w:val="0070C0"/>
+        </w:rPr>
+        <w:t xml:space="preserve"> of simplicity I </w:t>
+      </w:r>
+      <w:proofErr w:type="spellStart"/>
+      <w:r>
+        <w:rPr>
+          <w:color w:val="0070C0"/>
+        </w:rPr>
+        <w:t>jad</w:t>
+      </w:r>
+      <w:proofErr w:type="spellEnd"/>
+      <w:r>
+        <w:rPr>
+          <w:color w:val="0070C0"/>
+        </w:rPr>
+        <w:t xml:space="preserve"> rows. 0 is male and 1 is female label btw</w:t>
+      </w:r>
+    </w:p>
+    <w:p>
+      <w:pPr>
+        <w:rPr>
+          <w:color w:val="0070C0"/>
+        </w:rPr>
+      </w:pPr>
+    </w:p>
+    <w:p>
+      <w:pPr>
+        <w:rPr>
+          <w:color w:val="0070C0"/>
+        </w:rPr>
+      </w:pPr>
+      <w:proofErr w:type="spellStart"/>
+      <w:r>
+        <w:rPr>
+          <w:color w:val="0070C0"/>
+        </w:rPr>
+        <w:t>subject_id</w:t>
+      </w:r>
+      <w:proofErr w:type="spellEnd"/>
+      <w:r>
+        <w:rPr>
+          <w:color w:val="0070C0"/>
+        </w:rPr>
+        <w:t xml:space="preserve"> | </w:t>
+      </w:r>
+      <w:proofErr w:type="spellStart"/>
+      <w:r>
+        <w:rPr>
+          <w:color w:val="0070C0"/>
+        </w:rPr>
+        <w:t>row_id</w:t>
+      </w:r>
+      <w:proofErr w:type="spellEnd"/>
+      <w:r>
+        <w:rPr>
+          <w:color w:val="0070C0"/>
+        </w:rPr>
+        <w:t xml:space="preserve"> | </w:t>
+      </w:r>
+      <w:proofErr w:type="spellStart"/>
+      <w:r>
+        <w:rPr>
+          <w:color w:val="0070C0"/>
+        </w:rPr>
+        <w:t>frew_kurt</w:t>
+      </w:r>
+      <w:proofErr w:type="spellEnd"/>
+      <w:r>
+        <w:rPr>
+          <w:color w:val="0070C0"/>
+        </w:rPr>
+        <w:t xml:space="preserve"> | label</w:t>
+      </w:r>
+    </w:p>
+    <w:p>
+      <w:pPr>
+        <w:rPr>
+          <w:color w:val="0070C0"/>
+        </w:rPr>
+      </w:pPr>
+      <w:r>
+        <w:rPr>
+          <w:color w:val="0070C0"/>
+        </w:rPr>
         <w:lastRenderedPageBreak/>
         <w:t>Maya | 1 | 0.3 | 1</w:t>
       </w:r>
     </w:p>
     <w:p>
-      <w:r>
+      <w:pPr>
+        <w:rPr>
+          <w:color w:val="0070C0"/>
+        </w:rPr>
+      </w:pPr>
+      <w:r>
+        <w:rPr>
+          <w:color w:val="0070C0"/>
+        </w:rPr>
         <w:t>Maya | 2 | 0.5 | 1</w:t>
       </w:r>
     </w:p>
     <w:p>
-      <w:r>
+      <w:pPr>
+        <w:rPr>
+          <w:color w:val="0070C0"/>
+        </w:rPr>
+      </w:pPr>
+      <w:r>
+        <w:rPr>
+          <w:color w:val="0070C0"/>
+        </w:rPr>
         <w:t>Maya | 3 | 0.13 | 1</w:t>
       </w:r>
     </w:p>
     <w:p>
-      <w:r>
+      <w:pPr>
+        <w:rPr>
+          <w:color w:val="0070C0"/>
+        </w:rPr>
+      </w:pPr>
+      <w:r>
+        <w:rPr>
+          <w:color w:val="0070C0"/>
+        </w:rPr>
         <w:t>Larry | 1 | 0.9 | 0</w:t>
       </w:r>
     </w:p>
     <w:p>
-      <w:r>
+      <w:pPr>
+        <w:rPr>
+          <w:color w:val="0070C0"/>
+        </w:rPr>
+      </w:pPr>
+      <w:r>
+        <w:rPr>
+          <w:color w:val="0070C0"/>
+        </w:rPr>
         <w:t>Larry | 2 | 1.2 | 0</w:t>
       </w:r>
     </w:p>
     <w:p>
-      <w:r>
+      <w:pPr>
+        <w:rPr>
+          <w:color w:val="0070C0"/>
+        </w:rPr>
+      </w:pPr>
+      <w:r>
+        <w:rPr>
+          <w:color w:val="0070C0"/>
+        </w:rPr>
         <w:t>Larry | 3 | 0.75 | 0</w:t>
       </w:r>
     </w:p>
-    <w:p/>
-    <w:p>
-      <w:r>
+    <w:p>
+      <w:pPr>
+        <w:rPr>
+          <w:color w:val="0070C0"/>
+        </w:rPr>
+      </w:pPr>
+    </w:p>
+    <w:p>
+      <w:pPr>
+        <w:rPr>
+          <w:color w:val="0070C0"/>
+        </w:rPr>
+      </w:pPr>
+      <w:r>
+        <w:rPr>
+          <w:color w:val="0070C0"/>
+        </w:rPr>
         <w:t>And new data of the subject Larry arrives thus recalculating the features again but instead of the above I get</w:t>
       </w:r>
     </w:p>
     <w:p>
-      <w:r>
+      <w:pPr>
+        <w:rPr>
+          <w:color w:val="0070C0"/>
+        </w:rPr>
+      </w:pPr>
+      <w:r>
+        <w:rPr>
+          <w:color w:val="0070C0"/>
+        </w:rPr>
         <w:t>Maya | 1 | 0.3 | 1</w:t>
       </w:r>
     </w:p>
     <w:p>
-      <w:r>
+      <w:pPr>
+        <w:rPr>
+          <w:color w:val="0070C0"/>
+        </w:rPr>
+      </w:pPr>
+      <w:r>
+        <w:rPr>
+          <w:color w:val="0070C0"/>
+        </w:rPr>
         <w:t>Maya | 2 | 0.5 | 1</w:t>
       </w:r>
     </w:p>
     <w:p>
-      <w:r>
+      <w:pPr>
+        <w:rPr>
+          <w:color w:val="0070C0"/>
+        </w:rPr>
+      </w:pPr>
+      <w:r>
+        <w:rPr>
+          <w:color w:val="0070C0"/>
+        </w:rPr>
         <w:t>Maya | 3 | 0.13 | 1</w:t>
       </w:r>
     </w:p>
     <w:p>
-      <w:r>
+      <w:pPr>
+        <w:rPr>
+          <w:color w:val="0070C0"/>
+        </w:rPr>
+      </w:pPr>
+      <w:r>
+        <w:rPr>
+          <w:color w:val="0070C0"/>
+        </w:rPr>
         <w:t>Larry | 1 | 0.94 | 0</w:t>
       </w:r>
     </w:p>
     <w:p>
-      <w:r>
+      <w:pPr>
+        <w:rPr>
+          <w:color w:val="0070C0"/>
+        </w:rPr>
+      </w:pPr>
+      <w:r>
+        <w:rPr>
+          <w:color w:val="0070C0"/>
+        </w:rPr>
         <w:t>Larry | 2 | 1.2005 | 0</w:t>
       </w:r>
     </w:p>
     <w:p>
-      <w:r>
+      <w:pPr>
+        <w:rPr>
+          <w:color w:val="0070C0"/>
+        </w:rPr>
+      </w:pPr>
+      <w:r>
+        <w:rPr>
+          <w:color w:val="0070C0"/>
+        </w:rPr>
         <w:t>Larry | 3 | 0.7489 | 0</w:t>
       </w:r>
     </w:p>
     <w:p>
-      <w:r>
+      <w:pPr>
+        <w:rPr>
+          <w:color w:val="0070C0"/>
+        </w:rPr>
+      </w:pPr>
+      <w:r>
+        <w:rPr>
+          <w:color w:val="0070C0"/>
+        </w:rPr>
         <w:t>Larry | 4 | 0.7 | 0</w:t>
       </w:r>
     </w:p>
-    <w:p/>
-    <w:p>
-      <w:r>
-        <w:t>Rows 1 and 2 of subject larry barely made any difference only by a slight margin to the original data</w:t>
-      </w:r>
-    </w:p>
-    <w:p/>
-    <w:p>
-      <w:r>
+    <w:p>
+      <w:pPr>
+        <w:rPr>
+          <w:color w:val="0070C0"/>
+        </w:rPr>
+      </w:pPr>
+    </w:p>
+    <w:p>
+      <w:pPr>
+        <w:rPr>
+          <w:color w:val="0070C0"/>
+        </w:rPr>
+      </w:pPr>
+      <w:r>
+        <w:rPr>
+          <w:color w:val="0070C0"/>
+        </w:rPr>
+        <w:t xml:space="preserve">Rows 1 and 2 of subject </w:t>
+      </w:r>
+      <w:proofErr w:type="spellStart"/>
+      <w:r>
+        <w:rPr>
+          <w:color w:val="0070C0"/>
+        </w:rPr>
+        <w:t>larry</w:t>
+      </w:r>
+      <w:proofErr w:type="spellEnd"/>
+      <w:r>
+        <w:rPr>
+          <w:color w:val="0070C0"/>
+        </w:rPr>
+        <w:t xml:space="preserve"> barely made any difference only by a slight margin to the original data</w:t>
+      </w:r>
+    </w:p>
+    <w:p>
+      <w:pPr>
+        <w:rPr>
+          <w:color w:val="0070C0"/>
+        </w:rPr>
+      </w:pPr>
+    </w:p>
+    <w:p>
+      <w:pPr>
+        <w:rPr>
+          <w:color w:val="0070C0"/>
+        </w:rPr>
+      </w:pPr>
+      <w:r>
+        <w:rPr>
+          <w:color w:val="0070C0"/>
+        </w:rPr>
         <w:t>And what if say in the original I had</w:t>
       </w:r>
     </w:p>
     <w:p>
-      <w:r>
+      <w:pPr>
+        <w:rPr>
+          <w:color w:val="0070C0"/>
+        </w:rPr>
+      </w:pPr>
+      <w:r>
+        <w:rPr>
+          <w:color w:val="0070C0"/>
+        </w:rPr>
         <w:t>Larry | 1 | 0.9 | 0</w:t>
       </w:r>
     </w:p>
     <w:p>
-      <w:r>
+      <w:pPr>
+        <w:rPr>
+          <w:color w:val="0070C0"/>
+        </w:rPr>
+      </w:pPr>
+      <w:r>
+        <w:rPr>
+          <w:color w:val="0070C0"/>
+        </w:rPr>
         <w:t>Larry | 2 | 1.2 | 0</w:t>
       </w:r>
     </w:p>
     <w:p>
-      <w:r>
+      <w:pPr>
+        <w:rPr>
+          <w:color w:val="0070C0"/>
+        </w:rPr>
+      </w:pPr>
+      <w:r>
+        <w:rPr>
+          <w:color w:val="0070C0"/>
+        </w:rPr>
         <w:t>Larry | 3 | 0.75 | 0</w:t>
       </w:r>
     </w:p>
-    <w:p/>
-    <w:p>
-      <w:r>
+    <w:p>
+      <w:pPr>
+        <w:rPr>
+          <w:color w:val="0070C0"/>
+        </w:rPr>
+      </w:pPr>
+    </w:p>
+    <w:p>
+      <w:pPr>
+        <w:rPr>
+          <w:color w:val="0070C0"/>
+        </w:rPr>
+      </w:pPr>
+      <w:r>
+        <w:rPr>
+          <w:color w:val="0070C0"/>
+        </w:rPr>
         <w:t>And the new had</w:t>
       </w:r>
     </w:p>
     <w:p>
-      <w:r>
+      <w:pPr>
+        <w:rPr>
+          <w:color w:val="0070C0"/>
+        </w:rPr>
+      </w:pPr>
+      <w:r>
+        <w:rPr>
+          <w:color w:val="0070C0"/>
+        </w:rPr>
         <w:t>Larry | 1 | 1.2 | 0</w:t>
       </w:r>
     </w:p>
     <w:p>
-      <w:r>
+      <w:pPr>
+        <w:rPr>
+          <w:color w:val="0070C0"/>
+        </w:rPr>
+      </w:pPr>
+      <w:r>
+        <w:rPr>
+          <w:color w:val="0070C0"/>
+        </w:rPr>
         <w:t>Larry | 2 | 0.9 | 0</w:t>
       </w:r>
     </w:p>
     <w:p>
-      <w:r>
+      <w:pPr>
+        <w:rPr>
+          <w:color w:val="0070C0"/>
+        </w:rPr>
+      </w:pPr>
+      <w:r>
+        <w:rPr>
+          <w:color w:val="0070C0"/>
+        </w:rPr>
         <w:t>Larry | 3 | 0.75 | 0</w:t>
       </w:r>
     </w:p>
-    <w:p/>
-    <w:p>
-      <w:r>
+    <w:p>
+      <w:pPr>
+        <w:rPr>
+          <w:color w:val="0070C0"/>
+        </w:rPr>
+      </w:pPr>
+    </w:p>
+    <w:p>
+      <w:pPr>
+        <w:rPr>
+          <w:color w:val="0070C0"/>
+        </w:rPr>
+      </w:pPr>
+      <w:proofErr w:type="spellStart"/>
+      <w:r>
+        <w:rPr>
+          <w:color w:val="0070C0"/>
+        </w:rPr>
         <w:lastRenderedPageBreak/>
-        <w:t>Smae features hut just different calculated row ids? What do I just still add these as new rows knowing they still have essentially the same features just with different row Ids? I dont want to do a deduplication because its also inefficient</w:t>
-      </w:r>
-    </w:p>
-    <w:p/>
-    <w:p>
-      <w:r>
-        <w:t>How would I still accomodate changes to the delta tables without these redundancies</w:t>
+        <w:t>Smae</w:t>
+      </w:r>
+      <w:proofErr w:type="spellEnd"/>
+      <w:r>
+        <w:rPr>
+          <w:color w:val="0070C0"/>
+        </w:rPr>
+        <w:t xml:space="preserve"> features hut just different calculated row ids? What do I just still add these as new rows knowing they still have essentially the same features just with different row Ids? I </w:t>
+      </w:r>
+      <w:proofErr w:type="spellStart"/>
+      <w:r>
+        <w:rPr>
+          <w:color w:val="0070C0"/>
+        </w:rPr>
+        <w:t>dont</w:t>
+      </w:r>
+      <w:proofErr w:type="spellEnd"/>
+      <w:r>
+        <w:rPr>
+          <w:color w:val="0070C0"/>
+        </w:rPr>
+        <w:t xml:space="preserve"> want to do a deduplication because </w:t>
+      </w:r>
+      <w:proofErr w:type="spellStart"/>
+      <w:r>
+        <w:rPr>
+          <w:color w:val="0070C0"/>
+        </w:rPr>
+        <w:t>its</w:t>
+      </w:r>
+      <w:proofErr w:type="spellEnd"/>
+      <w:r>
+        <w:rPr>
+          <w:color w:val="0070C0"/>
+        </w:rPr>
+        <w:t xml:space="preserve"> also inefficient</w:t>
+      </w:r>
+    </w:p>
+    <w:p>
+      <w:pPr>
+        <w:rPr>
+          <w:color w:val="0070C0"/>
+        </w:rPr>
+      </w:pPr>
+    </w:p>
+    <w:p>
+      <w:pPr>
+        <w:rPr>
+          <w:color w:val="0070C0"/>
+        </w:rPr>
+      </w:pPr>
+      <w:r>
+        <w:rPr>
+          <w:color w:val="0070C0"/>
+        </w:rPr>
+        <w:t xml:space="preserve">How would I still </w:t>
+      </w:r>
+      <w:proofErr w:type="spellStart"/>
+      <w:r>
+        <w:rPr>
+          <w:color w:val="0070C0"/>
+        </w:rPr>
+        <w:t>accomodate</w:t>
+      </w:r>
+      <w:proofErr w:type="spellEnd"/>
+      <w:r>
+        <w:rPr>
+          <w:color w:val="0070C0"/>
+        </w:rPr>
+        <w:t xml:space="preserve"> changes to the delta tables without these redundancies</w:t>
       </w:r>
     </w:p>
     <w:p>
@@ -994,12 +2063,46 @@
         <w:t>Threshold Predicate</w:t>
       </w:r>
       <w:r>
-        <w:t xml:space="preserve"> in the when_matched_update clause.</w:t>
-      </w:r>
-    </w:p>
-    <w:p>
-      <w:r>
-        <w:t>Instead of target.frew_kurt IS DISTINCT FROM source.frew_kurt, use an epsilon () check:</w:t>
+        <w:t xml:space="preserve"> in the </w:t>
+      </w:r>
+      <w:proofErr w:type="spellStart"/>
+      <w:r>
+        <w:t>when_matched_update</w:t>
+      </w:r>
+      <w:proofErr w:type="spellEnd"/>
+      <w:r>
+        <w:t xml:space="preserve"> clause.</w:t>
+      </w:r>
+    </w:p>
+    <w:p>
+      <w:r>
+        <w:t xml:space="preserve">Instead of </w:t>
+      </w:r>
+      <w:proofErr w:type="spellStart"/>
+      <w:proofErr w:type="gramStart"/>
+      <w:r>
+        <w:t>target.frew</w:t>
+      </w:r>
+      <w:proofErr w:type="gramEnd"/>
+      <w:r>
+        <w:t>_kurt</w:t>
+      </w:r>
+      <w:proofErr w:type="spellEnd"/>
+      <w:r>
+        <w:t xml:space="preserve"> IS DISTINCT FROM </w:t>
+      </w:r>
+      <w:proofErr w:type="spellStart"/>
+      <w:proofErr w:type="gramStart"/>
+      <w:r>
+        <w:t>source.frew</w:t>
+      </w:r>
+      <w:proofErr w:type="gramEnd"/>
+      <w:r>
+        <w:t>_kurt</w:t>
+      </w:r>
+      <w:proofErr w:type="spellEnd"/>
+      <w:r>
+        <w:t>, use an epsilon () check:</w:t>
       </w:r>
     </w:p>
     <w:p>
@@ -1014,7 +2117,36 @@
     </w:p>
     <w:p>
       <w:r>
-        <w:t xml:space="preserve">    ABS(target.frew_kurt - source.frew_kurt) &gt; 0.005 -- Only update if change &gt; 0.5%</w:t>
+        <w:t xml:space="preserve">    </w:t>
+      </w:r>
+      <w:proofErr w:type="gramStart"/>
+      <w:r>
+        <w:t>ABS(</w:t>
+      </w:r>
+      <w:proofErr w:type="spellStart"/>
+      <w:r>
+        <w:t>target.frew</w:t>
+      </w:r>
+      <w:proofErr w:type="gramEnd"/>
+      <w:r>
+        <w:t>_kurt</w:t>
+      </w:r>
+      <w:proofErr w:type="spellEnd"/>
+      <w:r>
+        <w:t xml:space="preserve"> - </w:t>
+      </w:r>
+      <w:proofErr w:type="spellStart"/>
+      <w:proofErr w:type="gramStart"/>
+      <w:r>
+        <w:t>source.frew</w:t>
+      </w:r>
+      <w:proofErr w:type="gramEnd"/>
+      <w:r>
+        <w:t>_kurt</w:t>
+      </w:r>
+      <w:proofErr w:type="spellEnd"/>
+      <w:r>
+        <w:t>) &gt; 0.005 -- Only update if change &gt; 0.5%</w:t>
       </w:r>
     </w:p>
     <w:p>
@@ -1024,13 +2156,21 @@
     </w:p>
     <w:p>
       <w:r>
-        <w:t>This ensures that "Larry | Row 1" only triggers a physical write if the signal feature has shifted significantly enough to actually matter for your model weights.</w:t>
+        <w:t xml:space="preserve">This ensures that "Larry | Row 1" only triggers a physical write if the signal feature has shifted significantly enough to </w:t>
+      </w:r>
+      <w:proofErr w:type="gramStart"/>
+      <w:r>
+        <w:t>actually matter</w:t>
+      </w:r>
+      <w:proofErr w:type="gramEnd"/>
+      <w:r>
+        <w:t xml:space="preserve"> for your model weights.</w:t>
       </w:r>
     </w:p>
     <w:p>
       <w:r>
         <w:pict w14:anchorId="0661B304">
-          <v:rect id="_x0000_i1065" style="width:0;height:1.5pt" o:hralign="center" o:hrstd="t" o:hr="t" fillcolor="#a0a0a0" stroked="f"/>
+          <v:rect id="_x0000_i1029" style="width:0;height:1.5pt" o:hralign="center" o:hrstd="t" o:hr="t" fillcolor="#a0a0a0" stroked="f"/>
         </w:pict>
       </w:r>
     </w:p>
@@ -1051,7 +2191,31 @@
     </w:p>
     <w:p>
       <w:r>
-        <w:t xml:space="preserve">Your second scenario—where the features are the same but the row_id swapped—happens because row_id is an </w:t>
+        <w:t xml:space="preserve">Your second scenario—where the features are the </w:t>
+      </w:r>
+      <w:proofErr w:type="gramStart"/>
+      <w:r>
+        <w:t>same</w:t>
+      </w:r>
+      <w:proofErr w:type="gramEnd"/>
+      <w:r>
+        <w:t xml:space="preserve"> but the </w:t>
+      </w:r>
+      <w:proofErr w:type="spellStart"/>
+      <w:r>
+        <w:t>row_id</w:t>
+      </w:r>
+      <w:proofErr w:type="spellEnd"/>
+      <w:r>
+        <w:t xml:space="preserve"> swapped—happens because </w:t>
+      </w:r>
+      <w:proofErr w:type="spellStart"/>
+      <w:r>
+        <w:t>row_id</w:t>
+      </w:r>
+      <w:proofErr w:type="spellEnd"/>
+      <w:r>
+        <w:t xml:space="preserve"> is an </w:t>
       </w:r>
       <w:r>
         <w:rPr>
@@ -1061,7 +2225,15 @@
         <w:t>unstable key</w:t>
       </w:r>
       <w:r>
-        <w:t>. If your feature engineering process (e.g., a Window function or a Spark sort) assigns 1, 2, 3 based on a non-deterministic order, your Delta Table will think the data changed when it actually didn't.</w:t>
+        <w:t xml:space="preserve">. If your feature engineering process (e.g., a Window function or a Spark sort) assigns 1, 2, 3 based on a non-deterministic order, your Delta Table will think the data changed when it </w:t>
+      </w:r>
+      <w:proofErr w:type="gramStart"/>
+      <w:r>
+        <w:t>actually didn't</w:t>
+      </w:r>
+      <w:proofErr w:type="gramEnd"/>
+      <w:r>
+        <w:t>.</w:t>
       </w:r>
     </w:p>
     <w:p>
@@ -1081,7 +2253,15 @@
     </w:p>
     <w:p>
       <w:r>
-        <w:t xml:space="preserve">Instead of relying on a sequence number like row_id, create a </w:t>
+        <w:t xml:space="preserve">Instead of relying on a sequence number like </w:t>
+      </w:r>
+      <w:proofErr w:type="spellStart"/>
+      <w:r>
+        <w:t>row_id</w:t>
+      </w:r>
+      <w:proofErr w:type="spellEnd"/>
+      <w:r>
+        <w:t xml:space="preserve">, create a </w:t>
       </w:r>
       <w:r>
         <w:rPr>
@@ -1109,7 +2289,33 @@
         <w:t>Generate a Hash:</w:t>
       </w:r>
       <w:r>
-        <w:t xml:space="preserve"> In your pipeline, create a column: hash = md5(concat(subject_id, frew_kurt, label)).</w:t>
+        <w:t xml:space="preserve"> In your pipeline, create a column: hash = md5(</w:t>
+      </w:r>
+      <w:proofErr w:type="spellStart"/>
+      <w:proofErr w:type="gramStart"/>
+      <w:r>
+        <w:t>concat</w:t>
+      </w:r>
+      <w:proofErr w:type="spellEnd"/>
+      <w:r>
+        <w:t>(</w:t>
+      </w:r>
+      <w:proofErr w:type="spellStart"/>
+      <w:proofErr w:type="gramEnd"/>
+      <w:r>
+        <w:t>subject_id</w:t>
+      </w:r>
+      <w:proofErr w:type="spellEnd"/>
+      <w:r>
+        <w:t xml:space="preserve">, </w:t>
+      </w:r>
+      <w:proofErr w:type="spellStart"/>
+      <w:r>
+        <w:t>frew_kurt</w:t>
+      </w:r>
+      <w:proofErr w:type="spellEnd"/>
+      <w:r>
+        <w:t>, label)).</w:t>
       </w:r>
     </w:p>
     <w:p>
@@ -1169,9 +2375,39 @@
             <w:hideMark/>
           </w:tcPr>
           <w:p>
+            <w:proofErr w:type="spellStart"/>
             <w:r>
               <w:lastRenderedPageBreak/>
               <w:t>subject_id</w:t>
+            </w:r>
+            <w:proofErr w:type="spellEnd"/>
+          </w:p>
+        </w:tc>
+        <w:tc>
+          <w:tcPr>
+            <w:tcW w:w="0" w:type="auto"/>
+            <w:tcBorders>
+              <w:top w:val="nil"/>
+              <w:left w:val="nil"/>
+              <w:bottom w:val="single" w:sz="4" w:space="0" w:color="444746"/>
+              <w:right w:val="nil"/>
+            </w:tcBorders>
+            <w:tcMar>
+              <w:top w:w="240" w:type="dxa"/>
+              <w:left w:w="0" w:type="dxa"/>
+              <w:bottom w:w="240" w:type="dxa"/>
+              <w:right w:w="0" w:type="dxa"/>
+            </w:tcMar>
+            <w:hideMark/>
+          </w:tcPr>
+          <w:p>
+            <w:proofErr w:type="spellStart"/>
+            <w:r>
+              <w:t>feature_hash</w:t>
+            </w:r>
+            <w:proofErr w:type="spellEnd"/>
+            <w:r>
+              <w:t xml:space="preserve"> (Key)</w:t>
             </w:r>
           </w:p>
         </w:tc>
@@ -1193,32 +2429,11 @@
             <w:hideMark/>
           </w:tcPr>
           <w:p>
-            <w:r>
-              <w:t>feature_hash (Key)</w:t>
-            </w:r>
-          </w:p>
-        </w:tc>
-        <w:tc>
-          <w:tcPr>
-            <w:tcW w:w="0" w:type="auto"/>
-            <w:tcBorders>
-              <w:top w:val="nil"/>
-              <w:left w:val="nil"/>
-              <w:bottom w:val="single" w:sz="4" w:space="0" w:color="444746"/>
-              <w:right w:val="nil"/>
-            </w:tcBorders>
-            <w:tcMar>
-              <w:top w:w="240" w:type="dxa"/>
-              <w:left w:w="0" w:type="dxa"/>
-              <w:bottom w:w="240" w:type="dxa"/>
-              <w:right w:w="0" w:type="dxa"/>
-            </w:tcMar>
-            <w:hideMark/>
-          </w:tcPr>
-          <w:p>
+            <w:proofErr w:type="spellStart"/>
             <w:r>
               <w:t>frew_kurt</w:t>
             </w:r>
+            <w:proofErr w:type="spellEnd"/>
           </w:p>
         </w:tc>
         <w:tc>
@@ -1436,7 +2651,27 @@
     </w:tbl>
     <w:p>
       <w:r>
-        <w:t xml:space="preserve">If Larry's data arrives and the features are 1.2 and 0.9 again, the hashes will match the existing rows perfectly. The MERGE will see that target.hash = source.hash, realize nothing has changed, and </w:t>
+        <w:t xml:space="preserve">If Larry's data arrives and the features are 1.2 and 0.9 again, the hashes will match the existing rows perfectly. The MERGE will see that </w:t>
+      </w:r>
+      <w:proofErr w:type="spellStart"/>
+      <w:proofErr w:type="gramStart"/>
+      <w:r>
+        <w:t>target.hash</w:t>
+      </w:r>
+      <w:proofErr w:type="spellEnd"/>
+      <w:proofErr w:type="gramEnd"/>
+      <w:r>
+        <w:t xml:space="preserve"> = </w:t>
+      </w:r>
+      <w:proofErr w:type="spellStart"/>
+      <w:proofErr w:type="gramStart"/>
+      <w:r>
+        <w:t>source.hash</w:t>
+      </w:r>
+      <w:proofErr w:type="spellEnd"/>
+      <w:proofErr w:type="gramEnd"/>
+      <w:r>
+        <w:t xml:space="preserve">, realize nothing has changed, and </w:t>
       </w:r>
       <w:r>
         <w:rPr>
@@ -1452,7 +2687,7 @@
     <w:p>
       <w:r>
         <w:pict w14:anchorId="6D1D5AD2">
-          <v:rect id="_x0000_i1066" style="width:0;height:1.5pt" o:hralign="center" o:hrstd="t" o:hr="t" fillcolor="#a0a0a0" stroked="f"/>
+          <v:rect id="_x0000_i1030" style="width:0;height:1.5pt" o:hralign="center" o:hrstd="t" o:hr="t" fillcolor="#a0a0a0" stroked="f"/>
         </w:pict>
       </w:r>
     </w:p>
@@ -1473,7 +2708,23 @@
     </w:p>
     <w:p>
       <w:r>
-        <w:t>When Larry | 4 arrives, your when_not_matched_insert_all() clause handles this perfectly. Because Larry | 4 (or its hash) doesn't exist in the current table, Delta will simply append it.</w:t>
+        <w:t xml:space="preserve">When Larry | 4 arrives, your </w:t>
+      </w:r>
+      <w:proofErr w:type="spellStart"/>
+      <w:r>
+        <w:t>when_not_matched_insert_</w:t>
+      </w:r>
+      <w:proofErr w:type="gramStart"/>
+      <w:r>
+        <w:t>all</w:t>
+      </w:r>
+      <w:proofErr w:type="spellEnd"/>
+      <w:r>
+        <w:t>(</w:t>
+      </w:r>
+      <w:proofErr w:type="gramEnd"/>
+      <w:r>
+        <w:t>) clause handles this perfectly. Because Larry | 4 (or its hash) doesn't exist in the current table, Delta will simply append it.</w:t>
       </w:r>
     </w:p>
     <w:p>
@@ -1503,7 +2754,23 @@
           <w:b/>
           <w:bCs/>
         </w:rPr>
-        <w:t>Optimized delta-rs Logic for your Signal Data</w:t>
+        <w:t>Optimized delta-</w:t>
+      </w:r>
+      <w:proofErr w:type="spellStart"/>
+      <w:r>
+        <w:rPr>
+          <w:b/>
+          <w:bCs/>
+        </w:rPr>
+        <w:t>rs</w:t>
+      </w:r>
+      <w:proofErr w:type="spellEnd"/>
+      <w:r>
+        <w:rPr>
+          <w:b/>
+          <w:bCs/>
+        </w:rPr>
+        <w:t xml:space="preserve"> Logic for your Signal Data</w:t>
       </w:r>
     </w:p>
     <w:p>
@@ -1513,28 +2780,81 @@
     </w:p>
     <w:p>
       <w:r>
-        <w:t># Assuming 'df' is your new signal feature batch</w:t>
-      </w:r>
-    </w:p>
-    <w:p>
-      <w:r>
-        <w:t># We add a 'feature_hash' to ignore shuffling</w:t>
-      </w:r>
-    </w:p>
-    <w:p>
-      <w:r>
-        <w:t>import hashlib</w:t>
-      </w:r>
+        <w:t># Assuming '</w:t>
+      </w:r>
+      <w:proofErr w:type="spellStart"/>
+      <w:r>
+        <w:t>df</w:t>
+      </w:r>
+      <w:proofErr w:type="spellEnd"/>
+      <w:r>
+        <w:t>' is your new signal feature batch</w:t>
+      </w:r>
+    </w:p>
+    <w:p>
+      <w:r>
+        <w:t># We add a '</w:t>
+      </w:r>
+      <w:proofErr w:type="spellStart"/>
+      <w:r>
+        <w:t>feature_hash</w:t>
+      </w:r>
+      <w:proofErr w:type="spellEnd"/>
+      <w:r>
+        <w:t>' to ignore shuffling</w:t>
+      </w:r>
+    </w:p>
+    <w:p>
+      <w:r>
+        <w:t xml:space="preserve">import </w:t>
+      </w:r>
+      <w:proofErr w:type="spellStart"/>
+      <w:r>
+        <w:t>hashlib</w:t>
+      </w:r>
+      <w:proofErr w:type="spellEnd"/>
     </w:p>
     <w:p/>
     <w:p>
       <w:r>
-        <w:t>def get_hash(row):</w:t>
-      </w:r>
-    </w:p>
-    <w:p>
-      <w:r>
-        <w:t xml:space="preserve">    return hashlib.md5(f"{row['subject_id']}{row['frew_kurt']}".encode()).hexdigest()</w:t>
+        <w:t xml:space="preserve">def </w:t>
+      </w:r>
+      <w:proofErr w:type="spellStart"/>
+      <w:r>
+        <w:t>get_hash</w:t>
+      </w:r>
+      <w:proofErr w:type="spellEnd"/>
+      <w:r>
+        <w:t>(row):</w:t>
+      </w:r>
+    </w:p>
+    <w:p>
+      <w:r>
+        <w:t xml:space="preserve">    return hashlib.md5(f"{row['subject_id'</w:t>
+      </w:r>
+      <w:proofErr w:type="gramStart"/>
+      <w:r>
+        <w:t>]}{</w:t>
+      </w:r>
+      <w:proofErr w:type="gramEnd"/>
+      <w:r>
+        <w:t>row['frew_kurt']}</w:t>
+      </w:r>
+      <w:proofErr w:type="gramStart"/>
+      <w:r>
+        <w:t>".encode</w:t>
+      </w:r>
+      <w:proofErr w:type="gramEnd"/>
+      <w:r>
+        <w:t>()</w:t>
+      </w:r>
+      <w:proofErr w:type="gramStart"/>
+      <w:r>
+        <w:t>).hexdigest</w:t>
+      </w:r>
+      <w:proofErr w:type="gramEnd"/>
+      <w:r>
+        <w:t>()</w:t>
       </w:r>
     </w:p>
     <w:p/>
@@ -1545,33 +2865,124 @@
     </w:p>
     <w:p>
       <w:r>
-        <w:t>(dt.merge(</w:t>
-      </w:r>
-    </w:p>
-    <w:p>
-      <w:r>
-        <w:t xml:space="preserve">    source=df,</w:t>
-      </w:r>
-    </w:p>
-    <w:p>
-      <w:r>
-        <w:t xml:space="preserve">    # Join on the SUBJECT and the HASH of the feature, NOT the row_id</w:t>
-      </w:r>
-    </w:p>
-    <w:p>
-      <w:r>
-        <w:t xml:space="preserve">    predicate="target.subject_id = source.subject_id AND target.feature_hash = source.feature_hash",</w:t>
+        <w:t>(</w:t>
+      </w:r>
+      <w:proofErr w:type="spellStart"/>
+      <w:proofErr w:type="gramStart"/>
+      <w:r>
+        <w:t>dt.merge</w:t>
+      </w:r>
+      <w:proofErr w:type="spellEnd"/>
+      <w:proofErr w:type="gramEnd"/>
+      <w:r>
+        <w:t>(</w:t>
+      </w:r>
+    </w:p>
+    <w:p>
+      <w:r>
+        <w:t xml:space="preserve">    source=</w:t>
+      </w:r>
+      <w:proofErr w:type="spellStart"/>
+      <w:r>
+        <w:t>df</w:t>
+      </w:r>
+      <w:proofErr w:type="spellEnd"/>
+      <w:r>
+        <w:t>,</w:t>
+      </w:r>
+    </w:p>
+    <w:p>
+      <w:r>
+        <w:t xml:space="preserve">    # Join on the SUBJECT and the HASH of the feature, NOT the </w:t>
+      </w:r>
+      <w:proofErr w:type="spellStart"/>
+      <w:r>
+        <w:t>row_id</w:t>
+      </w:r>
+      <w:proofErr w:type="spellEnd"/>
+    </w:p>
+    <w:p>
+      <w:r>
+        <w:t xml:space="preserve">    predicate="</w:t>
+      </w:r>
+      <w:proofErr w:type="spellStart"/>
+      <w:proofErr w:type="gramStart"/>
+      <w:r>
+        <w:t>target.subject</w:t>
+      </w:r>
+      <w:proofErr w:type="gramEnd"/>
+      <w:r>
+        <w:t>_id</w:t>
+      </w:r>
+      <w:proofErr w:type="spellEnd"/>
+      <w:r>
+        <w:t xml:space="preserve"> = </w:t>
+      </w:r>
+      <w:proofErr w:type="spellStart"/>
+      <w:proofErr w:type="gramStart"/>
+      <w:r>
+        <w:t>source.subject</w:t>
+      </w:r>
+      <w:proofErr w:type="gramEnd"/>
+      <w:r>
+        <w:t>_id</w:t>
+      </w:r>
+      <w:proofErr w:type="spellEnd"/>
+      <w:r>
+        <w:t xml:space="preserve"> AND </w:t>
+      </w:r>
+      <w:proofErr w:type="spellStart"/>
+      <w:proofErr w:type="gramStart"/>
+      <w:r>
+        <w:t>target.feature</w:t>
+      </w:r>
+      <w:proofErr w:type="gramEnd"/>
+      <w:r>
+        <w:t>_hash</w:t>
+      </w:r>
+      <w:proofErr w:type="spellEnd"/>
+      <w:r>
+        <w:t xml:space="preserve"> = </w:t>
+      </w:r>
+      <w:proofErr w:type="spellStart"/>
+      <w:proofErr w:type="gramStart"/>
+      <w:r>
+        <w:t>source.feature</w:t>
+      </w:r>
+      <w:proofErr w:type="gramEnd"/>
+      <w:r>
+        <w:t>_hash</w:t>
+      </w:r>
+      <w:proofErr w:type="spellEnd"/>
+      <w:r>
+        <w:t>",</w:t>
       </w:r>
     </w:p>
     <w:p>
       <w:r>
         <w:lastRenderedPageBreak/>
-        <w:t xml:space="preserve">    source_alias="source",</w:t>
-      </w:r>
-    </w:p>
-    <w:p>
-      <w:r>
-        <w:t xml:space="preserve">    target_alias="target"</w:t>
+        <w:t xml:space="preserve">    </w:t>
+      </w:r>
+      <w:proofErr w:type="spellStart"/>
+      <w:r>
+        <w:t>source_alias</w:t>
+      </w:r>
+      <w:proofErr w:type="spellEnd"/>
+      <w:r>
+        <w:t>="source",</w:t>
+      </w:r>
+    </w:p>
+    <w:p>
+      <w:r>
+        <w:t xml:space="preserve">    </w:t>
+      </w:r>
+      <w:proofErr w:type="spellStart"/>
+      <w:r>
+        <w:t>target_alias</w:t>
+      </w:r>
+      <w:proofErr w:type="spellEnd"/>
+      <w:r>
+        <w:t>="target"</w:t>
       </w:r>
     </w:p>
     <w:p>
@@ -1580,9 +2991,27 @@
       </w:r>
     </w:p>
     <w:p>
-      <w:r>
-        <w:t>.when_matched_update(</w:t>
-      </w:r>
+      <w:proofErr w:type="gramStart"/>
+      <w:r>
+        <w:t>.</w:t>
+      </w:r>
+      <w:proofErr w:type="spellStart"/>
+      <w:r>
+        <w:t>when</w:t>
+      </w:r>
+      <w:proofErr w:type="gramEnd"/>
+      <w:r>
+        <w:t>_matched_</w:t>
+      </w:r>
+      <w:proofErr w:type="gramStart"/>
+      <w:r>
+        <w:t>update</w:t>
+      </w:r>
+      <w:proofErr w:type="spellEnd"/>
+      <w:r>
+        <w:t>(</w:t>
+      </w:r>
+      <w:proofErr w:type="gramEnd"/>
     </w:p>
     <w:p>
       <w:r>
@@ -1591,12 +3020,53 @@
     </w:p>
     <w:p>
       <w:r>
-        <w:t xml:space="preserve">    predicate="target.label != source.label", </w:t>
-      </w:r>
-    </w:p>
-    <w:p>
-      <w:r>
-        <w:t xml:space="preserve">    updates={"label": "source.label"}</w:t>
+        <w:t xml:space="preserve">    predicate="</w:t>
+      </w:r>
+      <w:proofErr w:type="spellStart"/>
+      <w:proofErr w:type="gramStart"/>
+      <w:r>
+        <w:t>target.label</w:t>
+      </w:r>
+      <w:proofErr w:type="spellEnd"/>
+      <w:r>
+        <w:t xml:space="preserve"> !=</w:t>
+      </w:r>
+      <w:proofErr w:type="gramEnd"/>
+      <w:r>
+        <w:t xml:space="preserve"> </w:t>
+      </w:r>
+      <w:proofErr w:type="spellStart"/>
+      <w:proofErr w:type="gramStart"/>
+      <w:r>
+        <w:t>source.label</w:t>
+      </w:r>
+      <w:proofErr w:type="spellEnd"/>
+      <w:proofErr w:type="gramEnd"/>
+      <w:r>
+        <w:t xml:space="preserve">", </w:t>
+      </w:r>
+    </w:p>
+    <w:p>
+      <w:r>
+        <w:t xml:space="preserve">    updates</w:t>
+      </w:r>
+      <w:proofErr w:type="gramStart"/>
+      <w:r>
+        <w:t>={</w:t>
+      </w:r>
+      <w:proofErr w:type="gramEnd"/>
+      <w:r>
+        <w:t>"label": "</w:t>
+      </w:r>
+      <w:proofErr w:type="spellStart"/>
+      <w:proofErr w:type="gramStart"/>
+      <w:r>
+        <w:t>source.label</w:t>
+      </w:r>
+      <w:proofErr w:type="spellEnd"/>
+      <w:proofErr w:type="gramEnd"/>
+      <w:r>
+        <w:t>"}</w:t>
       </w:r>
     </w:p>
     <w:p>
@@ -1605,13 +3075,39 @@
       </w:r>
     </w:p>
     <w:p>
-      <w:r>
-        <w:t>.when_not_matched_insert_all()</w:t>
-      </w:r>
-    </w:p>
-    <w:p>
-      <w:r>
-        <w:t>.execute())</w:t>
+      <w:proofErr w:type="gramStart"/>
+      <w:r>
+        <w:t>.</w:t>
+      </w:r>
+      <w:proofErr w:type="spellStart"/>
+      <w:r>
+        <w:t>when</w:t>
+      </w:r>
+      <w:proofErr w:type="gramEnd"/>
+      <w:r>
+        <w:t>_not_matched_insert_</w:t>
+      </w:r>
+      <w:proofErr w:type="gramStart"/>
+      <w:r>
+        <w:t>all</w:t>
+      </w:r>
+      <w:proofErr w:type="spellEnd"/>
+      <w:r>
+        <w:t>(</w:t>
+      </w:r>
+      <w:proofErr w:type="gramEnd"/>
+      <w:r>
+        <w:t>)</w:t>
+      </w:r>
+    </w:p>
+    <w:p>
+      <w:proofErr w:type="gramStart"/>
+      <w:r>
+        <w:t>.execute</w:t>
+      </w:r>
+      <w:proofErr w:type="gramEnd"/>
+      <w:r>
+        <w:t>())</w:t>
       </w:r>
     </w:p>
     <w:p>
@@ -1680,12 +3176,3938 @@
         <w:t>Storage Efficiency:</w:t>
       </w:r>
       <w:r>
-        <w:t xml:space="preserve"> You avoid "Tombstoning" (marking files as deleted) for rows that haven't actually changed, which keeps your VACUUM costs low and your storage footprint small.</w:t>
-      </w:r>
-    </w:p>
-    <w:p>
-      <w:r>
-        <w:t>Would you like me to show you how to calculate that feature_hash efficiently using PyArrow so it doesn't slow down your signal processing pipeline?</w:t>
+        <w:t xml:space="preserve"> You avoid "Tombstoning" (marking files as deleted) for rows that haven't </w:t>
+      </w:r>
+      <w:proofErr w:type="gramStart"/>
+      <w:r>
+        <w:t>actually changed</w:t>
+      </w:r>
+      <w:proofErr w:type="gramEnd"/>
+      <w:r>
+        <w:t>, which keeps your VACUUM costs low and your storage footprint small.</w:t>
+      </w:r>
+    </w:p>
+    <w:p>
+      <w:r>
+        <w:t xml:space="preserve">Would you like me to show you how to calculate that </w:t>
+      </w:r>
+      <w:proofErr w:type="spellStart"/>
+      <w:r>
+        <w:t>feature_hash</w:t>
+      </w:r>
+      <w:proofErr w:type="spellEnd"/>
+      <w:r>
+        <w:t xml:space="preserve"> efficiently using </w:t>
+      </w:r>
+      <w:proofErr w:type="spellStart"/>
+      <w:proofErr w:type="gramStart"/>
+      <w:r>
+        <w:t>PyArrow</w:t>
+      </w:r>
+      <w:proofErr w:type="spellEnd"/>
+      <w:proofErr w:type="gramEnd"/>
+      <w:r>
+        <w:t xml:space="preserve"> so it doesn't slow down your signal processing pipeline?</w:t>
+      </w:r>
+    </w:p>
+    <w:p/>
+    <w:p>
+      <w:pPr>
+        <w:rPr>
+          <w:color w:val="0070C0"/>
+        </w:rPr>
+      </w:pPr>
+      <w:r>
+        <w:rPr>
+          <w:color w:val="0070C0"/>
+        </w:rPr>
+        <w:t xml:space="preserve">got it. Now I'm trying to </w:t>
+      </w:r>
+      <w:proofErr w:type="spellStart"/>
+      <w:r>
+        <w:rPr>
+          <w:color w:val="0070C0"/>
+        </w:rPr>
+        <w:t>sovle</w:t>
+      </w:r>
+      <w:proofErr w:type="spellEnd"/>
+      <w:r>
+        <w:rPr>
+          <w:color w:val="0070C0"/>
+        </w:rPr>
+        <w:t xml:space="preserve"> a problem I am facing when computing the </w:t>
+      </w:r>
+      <w:proofErr w:type="gramStart"/>
+      <w:r>
+        <w:rPr>
+          <w:color w:val="0070C0"/>
+        </w:rPr>
+        <w:t>much needed</w:t>
+      </w:r>
+      <w:proofErr w:type="gramEnd"/>
+      <w:r>
+        <w:rPr>
+          <w:color w:val="0070C0"/>
+        </w:rPr>
+        <w:t xml:space="preserve"> spectral features for the audio signals</w:t>
+      </w:r>
+    </w:p>
+    <w:p>
+      <w:pPr>
+        <w:rPr>
+          <w:color w:val="0070C0"/>
+        </w:rPr>
+      </w:pPr>
+    </w:p>
+    <w:p>
+      <w:pPr>
+        <w:rPr>
+          <w:color w:val="0070C0"/>
+        </w:rPr>
+      </w:pPr>
+      <w:r>
+        <w:rPr>
+          <w:color w:val="0070C0"/>
+        </w:rPr>
+        <w:t xml:space="preserve">for context I </w:t>
+      </w:r>
+      <w:proofErr w:type="spellStart"/>
+      <w:r>
+        <w:rPr>
+          <w:color w:val="0070C0"/>
+        </w:rPr>
+        <w:t>ahve</w:t>
+      </w:r>
+      <w:proofErr w:type="spellEnd"/>
+      <w:r>
+        <w:rPr>
+          <w:color w:val="0070C0"/>
+        </w:rPr>
+        <w:t xml:space="preserve"> now </w:t>
+      </w:r>
+      <w:proofErr w:type="spellStart"/>
+      <w:r>
+        <w:rPr>
+          <w:color w:val="0070C0"/>
+        </w:rPr>
+        <w:t>calcualted</w:t>
+      </w:r>
+      <w:proofErr w:type="spellEnd"/>
+      <w:r>
+        <w:rPr>
+          <w:color w:val="0070C0"/>
+        </w:rPr>
+        <w:t xml:space="preserve"> the statistical features of my signals like kurtosis, skewness, mean, median, mode, etc. for instance for one subjects .wav file e.g. A1.wav I had calculated statistical features with shape (27, 19) which is a </w:t>
+      </w:r>
+      <w:proofErr w:type="spellStart"/>
+      <w:r>
+        <w:rPr>
+          <w:color w:val="0070C0"/>
+        </w:rPr>
+        <w:t>pyarrow</w:t>
+      </w:r>
+      <w:proofErr w:type="spellEnd"/>
+      <w:r>
+        <w:rPr>
+          <w:color w:val="0070C0"/>
+        </w:rPr>
+        <w:t xml:space="preserve"> </w:t>
+      </w:r>
+      <w:proofErr w:type="spellStart"/>
+      <w:r>
+        <w:rPr>
+          <w:color w:val="0070C0"/>
+        </w:rPr>
+        <w:t>dataframe</w:t>
+      </w:r>
+      <w:proofErr w:type="spellEnd"/>
+      <w:r>
+        <w:rPr>
+          <w:color w:val="0070C0"/>
+        </w:rPr>
+        <w:t xml:space="preserve"> and I want a column </w:t>
+      </w:r>
+      <w:proofErr w:type="spellStart"/>
+      <w:r>
+        <w:rPr>
+          <w:color w:val="0070C0"/>
+        </w:rPr>
+        <w:t>calcualted</w:t>
+      </w:r>
+      <w:proofErr w:type="spellEnd"/>
+      <w:r>
+        <w:rPr>
+          <w:color w:val="0070C0"/>
+        </w:rPr>
+        <w:t xml:space="preserve"> from spectral </w:t>
+      </w:r>
+      <w:proofErr w:type="spellStart"/>
+      <w:r>
+        <w:rPr>
+          <w:color w:val="0070C0"/>
+        </w:rPr>
+        <w:t>ffeatures</w:t>
+      </w:r>
+      <w:proofErr w:type="spellEnd"/>
+      <w:r>
+        <w:rPr>
+          <w:color w:val="0070C0"/>
+        </w:rPr>
+        <w:t xml:space="preserve"> using the </w:t>
+      </w:r>
+      <w:proofErr w:type="spellStart"/>
+      <w:r>
+        <w:rPr>
+          <w:color w:val="0070C0"/>
+        </w:rPr>
+        <w:t>librosa</w:t>
+      </w:r>
+      <w:proofErr w:type="spellEnd"/>
+      <w:r>
+        <w:rPr>
+          <w:color w:val="0070C0"/>
+        </w:rPr>
+        <w:t xml:space="preserve"> library like spectral </w:t>
+      </w:r>
+      <w:proofErr w:type="spellStart"/>
+      <w:r>
+        <w:rPr>
+          <w:color w:val="0070C0"/>
+        </w:rPr>
+        <w:t>rollof</w:t>
+      </w:r>
+      <w:proofErr w:type="spellEnd"/>
+    </w:p>
+    <w:p>
+      <w:pPr>
+        <w:rPr>
+          <w:color w:val="0070C0"/>
+        </w:rPr>
+      </w:pPr>
+    </w:p>
+    <w:p>
+      <w:pPr>
+        <w:rPr>
+          <w:color w:val="0070C0"/>
+        </w:rPr>
+      </w:pPr>
+      <w:proofErr w:type="spellStart"/>
+      <w:r>
+        <w:rPr>
+          <w:color w:val="0070C0"/>
+        </w:rPr>
+        <w:t>spec_roll</w:t>
+      </w:r>
+      <w:proofErr w:type="spellEnd"/>
+      <w:r>
+        <w:rPr>
+          <w:color w:val="0070C0"/>
+        </w:rPr>
+        <w:t xml:space="preserve"> = </w:t>
+      </w:r>
+      <w:proofErr w:type="spellStart"/>
+      <w:proofErr w:type="gramStart"/>
+      <w:r>
+        <w:rPr>
+          <w:color w:val="0070C0"/>
+        </w:rPr>
+        <w:t>librosa.feature</w:t>
+      </w:r>
+      <w:proofErr w:type="gramEnd"/>
+      <w:r>
+        <w:rPr>
+          <w:color w:val="0070C0"/>
+        </w:rPr>
+        <w:t>.spectral_</w:t>
+      </w:r>
+      <w:proofErr w:type="gramStart"/>
+      <w:r>
+        <w:rPr>
+          <w:color w:val="0070C0"/>
+        </w:rPr>
+        <w:t>rolloff</w:t>
+      </w:r>
+      <w:proofErr w:type="spellEnd"/>
+      <w:r>
+        <w:rPr>
+          <w:color w:val="0070C0"/>
+        </w:rPr>
+        <w:t>(</w:t>
+      </w:r>
+      <w:proofErr w:type="gramEnd"/>
+    </w:p>
+    <w:p>
+      <w:pPr>
+        <w:rPr>
+          <w:color w:val="0070C0"/>
+        </w:rPr>
+      </w:pPr>
+      <w:r>
+        <w:rPr>
+          <w:color w:val="0070C0"/>
+        </w:rPr>
+        <w:t>        y=</w:t>
+      </w:r>
+      <w:proofErr w:type="spellStart"/>
+      <w:r>
+        <w:rPr>
+          <w:color w:val="0070C0"/>
+        </w:rPr>
+        <w:t>x_signals</w:t>
+      </w:r>
+      <w:proofErr w:type="spellEnd"/>
+      <w:r>
+        <w:rPr>
+          <w:color w:val="0070C0"/>
+        </w:rPr>
+        <w:t>,</w:t>
+      </w:r>
+    </w:p>
+    <w:p>
+      <w:pPr>
+        <w:rPr>
+          <w:color w:val="0070C0"/>
+        </w:rPr>
+      </w:pPr>
+      <w:r>
+        <w:rPr>
+          <w:color w:val="0070C0"/>
+        </w:rPr>
+        <w:t xml:space="preserve">        </w:t>
+      </w:r>
+      <w:proofErr w:type="spellStart"/>
+      <w:r>
+        <w:rPr>
+          <w:color w:val="0070C0"/>
+        </w:rPr>
+        <w:t>sr</w:t>
+      </w:r>
+      <w:proofErr w:type="spellEnd"/>
+      <w:r>
+        <w:rPr>
+          <w:color w:val="0070C0"/>
+        </w:rPr>
+        <w:t>=hertz,</w:t>
+      </w:r>
+    </w:p>
+    <w:p>
+      <w:pPr>
+        <w:rPr>
+          <w:color w:val="0070C0"/>
+        </w:rPr>
+      </w:pPr>
+      <w:r>
+        <w:rPr>
+          <w:color w:val="0070C0"/>
+        </w:rPr>
+        <w:t xml:space="preserve">        </w:t>
+      </w:r>
+      <w:proofErr w:type="spellStart"/>
+      <w:r>
+        <w:rPr>
+          <w:color w:val="0070C0"/>
+        </w:rPr>
+        <w:t>n_fft</w:t>
+      </w:r>
+      <w:proofErr w:type="spellEnd"/>
+      <w:r>
+        <w:rPr>
+          <w:color w:val="0070C0"/>
+        </w:rPr>
+        <w:t>=</w:t>
+      </w:r>
+      <w:proofErr w:type="spellStart"/>
+      <w:r>
+        <w:rPr>
+          <w:color w:val="0070C0"/>
+        </w:rPr>
+        <w:t>samples_per_win_size</w:t>
+      </w:r>
+      <w:proofErr w:type="spellEnd"/>
+      <w:r>
+        <w:rPr>
+          <w:color w:val="0070C0"/>
+        </w:rPr>
+        <w:t>,</w:t>
+      </w:r>
+    </w:p>
+    <w:p>
+      <w:pPr>
+        <w:rPr>
+          <w:color w:val="0070C0"/>
+        </w:rPr>
+      </w:pPr>
+      <w:r>
+        <w:rPr>
+          <w:color w:val="0070C0"/>
+        </w:rPr>
+        <w:t xml:space="preserve">        </w:t>
+      </w:r>
+      <w:proofErr w:type="spellStart"/>
+      <w:r>
+        <w:rPr>
+          <w:color w:val="0070C0"/>
+        </w:rPr>
+        <w:t>hop_length</w:t>
+      </w:r>
+      <w:proofErr w:type="spellEnd"/>
+      <w:r>
+        <w:rPr>
+          <w:color w:val="0070C0"/>
+        </w:rPr>
+        <w:t>=</w:t>
+      </w:r>
+      <w:proofErr w:type="spellStart"/>
+      <w:r>
+        <w:rPr>
+          <w:color w:val="0070C0"/>
+        </w:rPr>
+        <w:t>samples_per_hop_size</w:t>
+      </w:r>
+      <w:proofErr w:type="spellEnd"/>
+    </w:p>
+    <w:p>
+      <w:pPr>
+        <w:rPr>
+          <w:color w:val="0070C0"/>
+        </w:rPr>
+      </w:pPr>
+      <w:r>
+        <w:rPr>
+          <w:color w:val="0070C0"/>
+        </w:rPr>
+        <w:lastRenderedPageBreak/>
+        <w:t xml:space="preserve">    </w:t>
+      </w:r>
+      <w:proofErr w:type="gramStart"/>
+      <w:r>
+        <w:rPr>
+          <w:color w:val="0070C0"/>
+        </w:rPr>
+        <w:t>)[:, :</w:t>
+      </w:r>
+      <w:proofErr w:type="spellStart"/>
+      <w:r>
+        <w:rPr>
+          <w:color w:val="0070C0"/>
+        </w:rPr>
+        <w:t>n</w:t>
+      </w:r>
+      <w:proofErr w:type="gramEnd"/>
+      <w:r>
+        <w:rPr>
+          <w:color w:val="0070C0"/>
+        </w:rPr>
+        <w:t>_frames</w:t>
+      </w:r>
+      <w:proofErr w:type="spellEnd"/>
+      <w:r>
+        <w:rPr>
+          <w:color w:val="0070C0"/>
+        </w:rPr>
+        <w:t>]</w:t>
+      </w:r>
+    </w:p>
+    <w:p>
+      <w:pPr>
+        <w:rPr>
+          <w:color w:val="0070C0"/>
+        </w:rPr>
+      </w:pPr>
+      <w:r>
+        <w:rPr>
+          <w:color w:val="0070C0"/>
+        </w:rPr>
+        <w:t xml:space="preserve">    </w:t>
+      </w:r>
+      <w:proofErr w:type="gramStart"/>
+      <w:r>
+        <w:rPr>
+          <w:color w:val="0070C0"/>
+        </w:rPr>
+        <w:t>print(</w:t>
+      </w:r>
+      <w:proofErr w:type="spellStart"/>
+      <w:proofErr w:type="gramEnd"/>
+      <w:r>
+        <w:rPr>
+          <w:color w:val="0070C0"/>
+        </w:rPr>
+        <w:t>f"Spectral</w:t>
+      </w:r>
+      <w:proofErr w:type="spellEnd"/>
+      <w:r>
+        <w:rPr>
+          <w:color w:val="0070C0"/>
+        </w:rPr>
+        <w:t xml:space="preserve"> </w:t>
+      </w:r>
+      <w:proofErr w:type="spellStart"/>
+      <w:r>
+        <w:rPr>
+          <w:color w:val="0070C0"/>
+        </w:rPr>
+        <w:t>rolloff</w:t>
+      </w:r>
+      <w:proofErr w:type="spellEnd"/>
+      <w:r>
+        <w:rPr>
+          <w:color w:val="0070C0"/>
+        </w:rPr>
+        <w:t xml:space="preserve"> shape: {</w:t>
+      </w:r>
+      <w:proofErr w:type="spellStart"/>
+      <w:r>
+        <w:rPr>
+          <w:color w:val="0070C0"/>
+        </w:rPr>
+        <w:t>spec_</w:t>
+      </w:r>
+      <w:proofErr w:type="gramStart"/>
+      <w:r>
+        <w:rPr>
+          <w:color w:val="0070C0"/>
+        </w:rPr>
+        <w:t>roll.shape</w:t>
+      </w:r>
+      <w:proofErr w:type="spellEnd"/>
+      <w:proofErr w:type="gramEnd"/>
+      <w:r>
+        <w:rPr>
+          <w:color w:val="0070C0"/>
+        </w:rPr>
+        <w:t>}")</w:t>
+      </w:r>
+    </w:p>
+    <w:p>
+      <w:pPr>
+        <w:rPr>
+          <w:color w:val="0070C0"/>
+        </w:rPr>
+      </w:pPr>
+    </w:p>
+    <w:p>
+      <w:pPr>
+        <w:rPr>
+          <w:color w:val="0070C0"/>
+        </w:rPr>
+      </w:pPr>
+      <w:proofErr w:type="gramStart"/>
+      <w:r>
+        <w:rPr>
+          <w:color w:val="0070C0"/>
+        </w:rPr>
+        <w:t>however</w:t>
+      </w:r>
+      <w:proofErr w:type="gramEnd"/>
+      <w:r>
+        <w:rPr>
+          <w:color w:val="0070C0"/>
+        </w:rPr>
+        <w:t xml:space="preserve"> </w:t>
+      </w:r>
+      <w:proofErr w:type="spellStart"/>
+      <w:r>
+        <w:rPr>
+          <w:color w:val="0070C0"/>
+        </w:rPr>
+        <w:t>hwen</w:t>
+      </w:r>
+      <w:proofErr w:type="spellEnd"/>
+      <w:r>
+        <w:rPr>
+          <w:color w:val="0070C0"/>
+        </w:rPr>
+        <w:t xml:space="preserve"> I run:</w:t>
+      </w:r>
+    </w:p>
+    <w:p>
+      <w:pPr>
+        <w:rPr>
+          <w:color w:val="0070C0"/>
+        </w:rPr>
+      </w:pPr>
+    </w:p>
+    <w:p>
+      <w:pPr>
+        <w:rPr>
+          <w:color w:val="0070C0"/>
+        </w:rPr>
+      </w:pPr>
+      <w:proofErr w:type="spellStart"/>
+      <w:r>
+        <w:rPr>
+          <w:color w:val="0070C0"/>
+        </w:rPr>
+        <w:t>subject_features</w:t>
+      </w:r>
+      <w:proofErr w:type="spellEnd"/>
+      <w:r>
+        <w:rPr>
+          <w:color w:val="0070C0"/>
+        </w:rPr>
+        <w:t xml:space="preserve"> = </w:t>
+      </w:r>
+      <w:proofErr w:type="spellStart"/>
+      <w:r>
+        <w:rPr>
+          <w:color w:val="0070C0"/>
+        </w:rPr>
+        <w:t>subject_</w:t>
+      </w:r>
+      <w:proofErr w:type="gramStart"/>
+      <w:r>
+        <w:rPr>
+          <w:color w:val="0070C0"/>
+        </w:rPr>
+        <w:t>features.append</w:t>
+      </w:r>
+      <w:proofErr w:type="gramEnd"/>
+      <w:r>
+        <w:rPr>
+          <w:color w:val="0070C0"/>
+        </w:rPr>
+        <w:t>_</w:t>
+      </w:r>
+      <w:proofErr w:type="gramStart"/>
+      <w:r>
+        <w:rPr>
+          <w:color w:val="0070C0"/>
+        </w:rPr>
+        <w:t>column</w:t>
+      </w:r>
+      <w:proofErr w:type="spellEnd"/>
+      <w:r>
+        <w:rPr>
+          <w:color w:val="0070C0"/>
+        </w:rPr>
+        <w:t>(</w:t>
+      </w:r>
+      <w:proofErr w:type="gramEnd"/>
+      <w:r>
+        <w:rPr>
+          <w:color w:val="0070C0"/>
+        </w:rPr>
+        <w:t>"</w:t>
+      </w:r>
+      <w:proofErr w:type="spellStart"/>
+      <w:r>
+        <w:rPr>
+          <w:color w:val="0070C0"/>
+        </w:rPr>
+        <w:t>spec_roll</w:t>
+      </w:r>
+      <w:proofErr w:type="spellEnd"/>
+      <w:r>
+        <w:rPr>
+          <w:color w:val="0070C0"/>
+        </w:rPr>
+        <w:t>", [</w:t>
+      </w:r>
+      <w:proofErr w:type="spellStart"/>
+      <w:r>
+        <w:rPr>
+          <w:color w:val="0070C0"/>
+        </w:rPr>
+        <w:t>spec_</w:t>
+      </w:r>
+      <w:proofErr w:type="gramStart"/>
+      <w:r>
+        <w:rPr>
+          <w:color w:val="0070C0"/>
+        </w:rPr>
+        <w:t>roll.reshape</w:t>
+      </w:r>
+      <w:proofErr w:type="spellEnd"/>
+      <w:proofErr w:type="gramEnd"/>
+      <w:r>
+        <w:rPr>
+          <w:color w:val="0070C0"/>
+        </w:rPr>
+        <w:t>(-1)])</w:t>
+      </w:r>
+    </w:p>
+    <w:p>
+      <w:pPr>
+        <w:rPr>
+          <w:color w:val="0070C0"/>
+        </w:rPr>
+      </w:pPr>
+    </w:p>
+    <w:p>
+      <w:pPr>
+        <w:rPr>
+          <w:color w:val="0070C0"/>
+        </w:rPr>
+      </w:pPr>
+      <w:r>
+        <w:rPr>
+          <w:color w:val="0070C0"/>
+        </w:rPr>
+        <w:t>I get the error:</w:t>
+      </w:r>
+    </w:p>
+    <w:p>
+      <w:pPr>
+        <w:rPr>
+          <w:color w:val="0070C0"/>
+        </w:rPr>
+      </w:pPr>
+      <w:r>
+        <w:rPr>
+          <w:color w:val="0070C0"/>
+        </w:rPr>
+        <w:t xml:space="preserve">error Added column's length must match table's length. Expected length 28 but got length 27 </w:t>
+      </w:r>
+      <w:proofErr w:type="spellStart"/>
+      <w:r>
+        <w:rPr>
+          <w:color w:val="0070C0"/>
+        </w:rPr>
+        <w:t>occured</w:t>
+      </w:r>
+      <w:proofErr w:type="spellEnd"/>
+      <w:r>
+        <w:rPr>
+          <w:color w:val="0070C0"/>
+        </w:rPr>
+        <w:t xml:space="preserve"> on subject id 1028-20100710-hne and file signals_</w:t>
+      </w:r>
+      <w:proofErr w:type="gramStart"/>
+      <w:r>
+        <w:rPr>
+          <w:color w:val="0070C0"/>
+        </w:rPr>
+        <w:t>7.parquet</w:t>
+      </w:r>
+      <w:proofErr w:type="gramEnd"/>
+    </w:p>
+    <w:p>
+      <w:pPr>
+        <w:rPr>
+          <w:color w:val="0070C0"/>
+        </w:rPr>
+      </w:pPr>
+    </w:p>
+    <w:p>
+      <w:pPr>
+        <w:rPr>
+          <w:color w:val="0070C0"/>
+        </w:rPr>
+      </w:pPr>
+      <w:r>
+        <w:rPr>
+          <w:color w:val="0070C0"/>
+        </w:rPr>
+        <w:t xml:space="preserve">If the calculated length of the other </w:t>
+      </w:r>
+      <w:proofErr w:type="spellStart"/>
+      <w:r>
+        <w:rPr>
+          <w:color w:val="0070C0"/>
+        </w:rPr>
+        <w:t>non statistical</w:t>
+      </w:r>
+      <w:proofErr w:type="spellEnd"/>
+      <w:r>
+        <w:rPr>
+          <w:color w:val="0070C0"/>
+        </w:rPr>
+        <w:t xml:space="preserve"> features is not enough compared to the statistical how then do I get these </w:t>
+      </w:r>
+      <w:proofErr w:type="spellStart"/>
+      <w:r>
+        <w:rPr>
+          <w:color w:val="0070C0"/>
+        </w:rPr>
+        <w:t>librosa</w:t>
+      </w:r>
+      <w:proofErr w:type="spellEnd"/>
+      <w:r>
+        <w:rPr>
+          <w:color w:val="0070C0"/>
+        </w:rPr>
+        <w:t xml:space="preserve"> functions to calculate features resulting in exactly the same length of my statistical features or if not possible how do I append some values to make it match the length of my statistical features, </w:t>
+      </w:r>
+      <w:proofErr w:type="spellStart"/>
+      <w:r>
+        <w:rPr>
+          <w:color w:val="0070C0"/>
+        </w:rPr>
+        <w:t>shoudl</w:t>
+      </w:r>
+      <w:proofErr w:type="spellEnd"/>
+      <w:r>
+        <w:rPr>
+          <w:color w:val="0070C0"/>
+        </w:rPr>
+        <w:t xml:space="preserve"> I even append zeros? Should I append the mean or median for the lacking values in the </w:t>
+      </w:r>
+      <w:proofErr w:type="spellStart"/>
+      <w:r>
+        <w:rPr>
+          <w:color w:val="0070C0"/>
+        </w:rPr>
+        <w:t>comptued</w:t>
+      </w:r>
+      <w:proofErr w:type="spellEnd"/>
+      <w:r>
+        <w:rPr>
+          <w:color w:val="0070C0"/>
+        </w:rPr>
+        <w:t xml:space="preserve"> spectral features? Because I think if 0 is appended then if it aligns with the row of the statistical features the machine learning model might interpret features with 0values as certain genders and might introduce bias, so maybe </w:t>
+      </w:r>
+      <w:proofErr w:type="spellStart"/>
+      <w:proofErr w:type="gramStart"/>
+      <w:r>
+        <w:rPr>
+          <w:color w:val="0070C0"/>
+        </w:rPr>
+        <w:t>its</w:t>
+      </w:r>
+      <w:proofErr w:type="spellEnd"/>
+      <w:proofErr w:type="gramEnd"/>
+      <w:r>
+        <w:rPr>
+          <w:color w:val="0070C0"/>
+        </w:rPr>
+        <w:t xml:space="preserve"> not a good idea. Let me know your thoughts how </w:t>
+      </w:r>
+      <w:proofErr w:type="gramStart"/>
+      <w:r>
+        <w:rPr>
+          <w:color w:val="0070C0"/>
+        </w:rPr>
+        <w:t>do I solve</w:t>
+      </w:r>
+      <w:proofErr w:type="gramEnd"/>
+      <w:r>
+        <w:rPr>
+          <w:color w:val="0070C0"/>
+        </w:rPr>
+        <w:t xml:space="preserve"> this and if </w:t>
+      </w:r>
+      <w:proofErr w:type="gramStart"/>
+      <w:r>
+        <w:rPr>
+          <w:color w:val="0070C0"/>
+        </w:rPr>
+        <w:t>possible</w:t>
+      </w:r>
+      <w:proofErr w:type="gramEnd"/>
+      <w:r>
+        <w:rPr>
+          <w:color w:val="0070C0"/>
+        </w:rPr>
+        <w:t xml:space="preserve"> solve this </w:t>
+      </w:r>
+      <w:proofErr w:type="spellStart"/>
+      <w:r>
+        <w:rPr>
+          <w:color w:val="0070C0"/>
+        </w:rPr>
+        <w:t>wwithout</w:t>
+      </w:r>
+      <w:proofErr w:type="spellEnd"/>
+      <w:r>
+        <w:rPr>
+          <w:color w:val="0070C0"/>
+        </w:rPr>
+        <w:t xml:space="preserve"> appending, and natively create spectral features with the same length as my statistical features</w:t>
+      </w:r>
+    </w:p>
+    <w:p>
+      <w:pPr>
+        <w:rPr>
+          <w:b/>
+          <w:bCs/>
+        </w:rPr>
+      </w:pPr>
+      <w:r>
+        <w:rPr>
+          <w:b/>
+          <w:bCs/>
+        </w:rPr>
+        <w:t>Gemini said</w:t>
+      </w:r>
+    </w:p>
+    <w:p>
+      <w:r>
+        <w:t>That "one frame off" error is the classic bane of every signal engineer's existence. You’re right to be wary of zero-padding; in a machine learning context, a sudden drop to zero at the end of a signal is a massive "red flag" feature that doesn't represent the actual audio, but rather the artifact of your preprocessing.</w:t>
+      </w:r>
+    </w:p>
+    <w:p>
+      <w:r>
+        <w:t xml:space="preserve">The mismatch usually happens because </w:t>
+      </w:r>
+      <w:proofErr w:type="spellStart"/>
+      <w:r>
+        <w:rPr>
+          <w:b/>
+          <w:bCs/>
+        </w:rPr>
+        <w:t>Librosa</w:t>
+      </w:r>
+      <w:proofErr w:type="spellEnd"/>
+      <w:r>
+        <w:t xml:space="preserve"> and your </w:t>
+      </w:r>
+      <w:r>
+        <w:rPr>
+          <w:b/>
+          <w:bCs/>
+        </w:rPr>
+        <w:t>statistical windowing logic</w:t>
+      </w:r>
+      <w:r>
+        <w:t xml:space="preserve"> handle the "tail" of the signal differently (specifically how they treat the last partial window).</w:t>
+      </w:r>
+    </w:p>
+    <w:p>
+      <w:pPr>
+        <w:rPr>
+          <w:b/>
+          <w:bCs/>
+        </w:rPr>
+      </w:pPr>
+      <w:r>
+        <w:rPr>
+          <w:b/>
+          <w:bCs/>
+        </w:rPr>
+        <w:t>1. The Native Fix: Aligning the Windows</w:t>
+      </w:r>
+    </w:p>
+    <w:p>
+      <w:r>
+        <w:t xml:space="preserve">The best way to solve this without "faking" data is to ensure the math for the number of frames is identical. </w:t>
+      </w:r>
+      <w:proofErr w:type="spellStart"/>
+      <w:r>
+        <w:t>Librosa’s</w:t>
+      </w:r>
+      <w:proofErr w:type="spellEnd"/>
+      <w:r>
+        <w:t xml:space="preserve"> frame count depends heavily on the center parameter.</w:t>
+      </w:r>
+    </w:p>
+    <w:p>
+      <w:pPr>
+        <w:numPr>
+          <w:ilvl w:val="0"/>
+          <w:numId w:val="5"/>
+        </w:numPr>
+      </w:pPr>
+      <w:r>
+        <w:t>center=True</w:t>
+      </w:r>
+      <w:r>
+        <w:rPr>
+          <w:b/>
+          <w:bCs/>
+        </w:rPr>
+        <w:t xml:space="preserve"> (Default):</w:t>
+      </w:r>
+      <w:r>
+        <w:t xml:space="preserve"> </w:t>
+      </w:r>
+      <w:proofErr w:type="spellStart"/>
+      <w:r>
+        <w:t>Librosa</w:t>
+      </w:r>
+      <w:proofErr w:type="spellEnd"/>
+      <w:r>
+        <w:t xml:space="preserve"> pads the signal on both sides so that the -</w:t>
+      </w:r>
+      <w:proofErr w:type="spellStart"/>
+      <w:r>
+        <w:t>th</w:t>
+      </w:r>
+      <w:proofErr w:type="spellEnd"/>
+      <w:r>
+        <w:t xml:space="preserve"> frame is centered at </w:t>
+      </w:r>
+      <w:proofErr w:type="gramStart"/>
+      <w:r>
+        <w:t>y[</w:t>
+      </w:r>
+      <w:proofErr w:type="gramEnd"/>
+      <w:r>
+        <w:t xml:space="preserve">t * </w:t>
+      </w:r>
+      <w:proofErr w:type="spellStart"/>
+      <w:r>
+        <w:t>hop_length</w:t>
+      </w:r>
+      <w:proofErr w:type="spellEnd"/>
+      <w:r>
+        <w:t xml:space="preserve">]. This usually results </w:t>
+      </w:r>
+      <w:proofErr w:type="gramStart"/>
+      <w:r>
+        <w:t>in .</w:t>
+      </w:r>
+      <w:proofErr w:type="gramEnd"/>
+    </w:p>
+    <w:p>
+      <w:pPr>
+        <w:numPr>
+          <w:ilvl w:val="0"/>
+          <w:numId w:val="5"/>
+        </w:numPr>
+      </w:pPr>
+      <w:r>
+        <w:t>center=False</w:t>
+      </w:r>
+      <w:r>
+        <w:rPr>
+          <w:b/>
+          <w:bCs/>
+        </w:rPr>
+        <w:t>:</w:t>
+      </w:r>
+      <w:r>
+        <w:t xml:space="preserve"> </w:t>
+      </w:r>
+      <w:proofErr w:type="spellStart"/>
+      <w:r>
+        <w:t>Librosa</w:t>
+      </w:r>
+      <w:proofErr w:type="spellEnd"/>
+      <w:r>
+        <w:t xml:space="preserve"> does not pad. It starts at the very first sample. The formula is:</w:t>
+      </w:r>
+    </w:p>
+    <w:p>
+      <w:r>
+        <w:rPr>
+          <w:b/>
+          <w:bCs/>
+        </w:rPr>
+        <w:t>How to fix it:</w:t>
+      </w:r>
+      <w:r>
+        <w:t xml:space="preserve"> If your statistical features are calculated by manually sliding a window over the signal, you should set center=False in </w:t>
+      </w:r>
+      <w:proofErr w:type="spellStart"/>
+      <w:r>
+        <w:t>Librosa</w:t>
+      </w:r>
+      <w:proofErr w:type="spellEnd"/>
+      <w:r>
+        <w:t xml:space="preserve"> to match that "start-at-zero" behavior.</w:t>
+      </w:r>
+    </w:p>
+    <w:p>
+      <w:r>
+        <w:lastRenderedPageBreak/>
+        <w:t xml:space="preserve">Check how you are calculating </w:t>
+      </w:r>
+      <w:proofErr w:type="spellStart"/>
+      <w:r>
+        <w:t>n_frames</w:t>
+      </w:r>
+      <w:proofErr w:type="spellEnd"/>
+      <w:r>
+        <w:t xml:space="preserve">. If your statistical loop looks like </w:t>
+      </w:r>
+      <w:proofErr w:type="gramStart"/>
+      <w:r>
+        <w:t>range(</w:t>
+      </w:r>
+      <w:proofErr w:type="gramEnd"/>
+      <w:r>
+        <w:t xml:space="preserve">0, </w:t>
+      </w:r>
+      <w:proofErr w:type="spellStart"/>
+      <w:r>
+        <w:t>len</w:t>
+      </w:r>
+      <w:proofErr w:type="spellEnd"/>
+      <w:r>
+        <w:t xml:space="preserve">(x) - </w:t>
+      </w:r>
+      <w:proofErr w:type="spellStart"/>
+      <w:r>
+        <w:t>n_fft</w:t>
+      </w:r>
+      <w:proofErr w:type="spellEnd"/>
+      <w:r>
+        <w:t xml:space="preserve">, </w:t>
+      </w:r>
+      <w:proofErr w:type="spellStart"/>
+      <w:r>
+        <w:t>hop_length</w:t>
+      </w:r>
+      <w:proofErr w:type="spellEnd"/>
+      <w:r>
+        <w:t xml:space="preserve">), then </w:t>
+      </w:r>
+      <w:proofErr w:type="spellStart"/>
+      <w:r>
+        <w:t>Librosa</w:t>
+      </w:r>
+      <w:proofErr w:type="spellEnd"/>
+      <w:r>
+        <w:t xml:space="preserve"> should look like this:</w:t>
+      </w:r>
+    </w:p>
+    <w:p>
+      <w:r>
+        <w:t>Python</w:t>
+      </w:r>
+    </w:p>
+    <w:p>
+      <w:proofErr w:type="spellStart"/>
+      <w:r>
+        <w:t>spec_roll</w:t>
+      </w:r>
+      <w:proofErr w:type="spellEnd"/>
+      <w:r>
+        <w:t xml:space="preserve"> = </w:t>
+      </w:r>
+      <w:proofErr w:type="spellStart"/>
+      <w:proofErr w:type="gramStart"/>
+      <w:r>
+        <w:t>librosa.feature</w:t>
+      </w:r>
+      <w:proofErr w:type="gramEnd"/>
+      <w:r>
+        <w:t>.spectral_</w:t>
+      </w:r>
+      <w:proofErr w:type="gramStart"/>
+      <w:r>
+        <w:t>rolloff</w:t>
+      </w:r>
+      <w:proofErr w:type="spellEnd"/>
+      <w:r>
+        <w:t>(</w:t>
+      </w:r>
+      <w:proofErr w:type="gramEnd"/>
+    </w:p>
+    <w:p>
+      <w:r>
+        <w:t xml:space="preserve">    y=</w:t>
+      </w:r>
+      <w:proofErr w:type="spellStart"/>
+      <w:r>
+        <w:t>x_signals</w:t>
+      </w:r>
+      <w:proofErr w:type="spellEnd"/>
+      <w:r>
+        <w:t xml:space="preserve">, </w:t>
+      </w:r>
+    </w:p>
+    <w:p>
+      <w:r>
+        <w:t xml:space="preserve">    </w:t>
+      </w:r>
+      <w:proofErr w:type="spellStart"/>
+      <w:r>
+        <w:t>sr</w:t>
+      </w:r>
+      <w:proofErr w:type="spellEnd"/>
+      <w:r>
+        <w:t xml:space="preserve">=hertz, </w:t>
+      </w:r>
+    </w:p>
+    <w:p>
+      <w:r>
+        <w:t xml:space="preserve">    </w:t>
+      </w:r>
+      <w:proofErr w:type="spellStart"/>
+      <w:r>
+        <w:t>n_fft</w:t>
+      </w:r>
+      <w:proofErr w:type="spellEnd"/>
+      <w:r>
+        <w:t>=</w:t>
+      </w:r>
+      <w:proofErr w:type="spellStart"/>
+      <w:r>
+        <w:t>samples_per_win_size</w:t>
+      </w:r>
+      <w:proofErr w:type="spellEnd"/>
+      <w:r>
+        <w:t xml:space="preserve">, </w:t>
+      </w:r>
+    </w:p>
+    <w:p>
+      <w:r>
+        <w:t xml:space="preserve">    </w:t>
+      </w:r>
+      <w:proofErr w:type="spellStart"/>
+      <w:r>
+        <w:t>hop_length</w:t>
+      </w:r>
+      <w:proofErr w:type="spellEnd"/>
+      <w:r>
+        <w:t>=</w:t>
+      </w:r>
+      <w:proofErr w:type="spellStart"/>
+      <w:r>
+        <w:t>samples_per_hop_size</w:t>
+      </w:r>
+      <w:proofErr w:type="spellEnd"/>
+      <w:r>
+        <w:t>,</w:t>
+      </w:r>
+    </w:p>
+    <w:p>
+      <w:r>
+        <w:t xml:space="preserve">    center=False # This prevents </w:t>
+      </w:r>
+      <w:proofErr w:type="spellStart"/>
+      <w:r>
+        <w:t>Librosa</w:t>
+      </w:r>
+      <w:proofErr w:type="spellEnd"/>
+      <w:r>
+        <w:t xml:space="preserve"> from adding extra padding</w:t>
+      </w:r>
+    </w:p>
+    <w:p>
+      <w:r>
+        <w:t>)</w:t>
+      </w:r>
+    </w:p>
+    <w:p>
+      <w:r>
+        <w:pict w14:anchorId="0546788C">
+          <v:rect id="_x0000_i1061" style="width:0;height:1.5pt" o:hralign="center" o:hrstd="t" o:hr="t" fillcolor="#a0a0a0" stroked="f"/>
+        </w:pict>
+      </w:r>
+    </w:p>
+    <w:p>
+      <w:pPr>
+        <w:rPr>
+          <w:b/>
+          <w:bCs/>
+        </w:rPr>
+      </w:pPr>
+      <w:r>
+        <w:rPr>
+          <w:b/>
+          <w:bCs/>
+        </w:rPr>
+        <w:t>2. The "Bias-Free" Workaround: Edge Padding</w:t>
+      </w:r>
+    </w:p>
+    <w:p>
+      <w:r>
+        <w:t xml:space="preserve">If you cannot change the native calculation (e.g., the statistical features are coming from a black-box or a legacy part of the pipeline), you should </w:t>
+      </w:r>
+      <w:r>
+        <w:rPr>
+          <w:b/>
+          <w:bCs/>
+        </w:rPr>
+        <w:t>not</w:t>
+      </w:r>
+      <w:r>
+        <w:t xml:space="preserve"> use zeros, and you should </w:t>
+      </w:r>
+      <w:r>
+        <w:rPr>
+          <w:b/>
+          <w:bCs/>
+        </w:rPr>
+        <w:t>not</w:t>
+      </w:r>
+      <w:r>
+        <w:t xml:space="preserve"> use the mean/median.</w:t>
+      </w:r>
+    </w:p>
+    <w:p>
+      <w:pPr>
+        <w:numPr>
+          <w:ilvl w:val="0"/>
+          <w:numId w:val="6"/>
+        </w:numPr>
+      </w:pPr>
+      <w:r>
+        <w:rPr>
+          <w:b/>
+          <w:bCs/>
+        </w:rPr>
+        <w:t>Why not Mean/Median?</w:t>
+      </w:r>
+      <w:r>
+        <w:t xml:space="preserve"> Spectral </w:t>
+      </w:r>
+      <w:proofErr w:type="spellStart"/>
+      <w:r>
+        <w:t>rolloff</w:t>
+      </w:r>
+      <w:proofErr w:type="spellEnd"/>
+      <w:r>
+        <w:t xml:space="preserve"> is a frequency-domain measurement. A mean value might be physically impossible for that specific part of the signal, creating a "spectral jump" that confuses your model.</w:t>
+      </w:r>
+    </w:p>
+    <w:p>
+      <w:pPr>
+        <w:numPr>
+          <w:ilvl w:val="0"/>
+          <w:numId w:val="6"/>
+        </w:numPr>
+      </w:pPr>
+      <w:r>
+        <w:rPr>
+          <w:b/>
+          <w:bCs/>
+        </w:rPr>
+        <w:t>The Solution: Edge Padding (Replication).</w:t>
+      </w:r>
+      <w:r>
+        <w:t xml:space="preserve"> If you are missing one frame, repeat the last calculated frame. In signal processing, the last valid state is the best predictor of the next state over a tiny fraction of a second (milliseconds).</w:t>
+      </w:r>
+    </w:p>
+    <w:p>
+      <w:r>
+        <w:rPr>
+          <w:b/>
+          <w:bCs/>
+        </w:rPr>
+        <w:t>Implementation in Python/NumPy:</w:t>
+      </w:r>
+    </w:p>
+    <w:p>
+      <w:r>
+        <w:t>Python</w:t>
+      </w:r>
+    </w:p>
+    <w:p>
+      <w:r>
+        <w:t xml:space="preserve"># If </w:t>
+      </w:r>
+      <w:proofErr w:type="spellStart"/>
+      <w:r>
+        <w:t>spec_roll</w:t>
+      </w:r>
+      <w:proofErr w:type="spellEnd"/>
+      <w:r>
+        <w:t xml:space="preserve"> is (1, 27) and you need 28</w:t>
+      </w:r>
+    </w:p>
+    <w:p>
+      <w:r>
+        <w:t xml:space="preserve">if </w:t>
+      </w:r>
+      <w:proofErr w:type="spellStart"/>
+      <w:r>
+        <w:t>spec_</w:t>
+      </w:r>
+      <w:proofErr w:type="gramStart"/>
+      <w:r>
+        <w:t>roll.shape</w:t>
+      </w:r>
+      <w:proofErr w:type="spellEnd"/>
+      <w:proofErr w:type="gramEnd"/>
+      <w:r>
+        <w:t xml:space="preserve">[1] &lt; </w:t>
+      </w:r>
+      <w:proofErr w:type="spellStart"/>
+      <w:r>
+        <w:t>target_length</w:t>
+      </w:r>
+      <w:proofErr w:type="spellEnd"/>
+      <w:r>
+        <w:t>:</w:t>
+      </w:r>
+    </w:p>
+    <w:p>
+      <w:r>
+        <w:t xml:space="preserve">    </w:t>
+      </w:r>
+      <w:proofErr w:type="spellStart"/>
+      <w:r>
+        <w:t>padding_size</w:t>
+      </w:r>
+      <w:proofErr w:type="spellEnd"/>
+      <w:r>
+        <w:t xml:space="preserve"> = </w:t>
+      </w:r>
+      <w:proofErr w:type="spellStart"/>
+      <w:r>
+        <w:t>target_length</w:t>
+      </w:r>
+      <w:proofErr w:type="spellEnd"/>
+      <w:r>
+        <w:t xml:space="preserve"> - </w:t>
+      </w:r>
+      <w:proofErr w:type="spellStart"/>
+      <w:r>
+        <w:t>spec_</w:t>
+      </w:r>
+      <w:proofErr w:type="gramStart"/>
+      <w:r>
+        <w:t>roll.shape</w:t>
+      </w:r>
+      <w:proofErr w:type="spellEnd"/>
+      <w:proofErr w:type="gramEnd"/>
+      <w:r>
+        <w:t>[1]</w:t>
+      </w:r>
+    </w:p>
+    <w:p>
+      <w:r>
+        <w:t xml:space="preserve">    # </w:t>
+      </w:r>
+      <w:proofErr w:type="spellStart"/>
+      <w:r>
+        <w:t>pad_width</w:t>
+      </w:r>
+      <w:proofErr w:type="spellEnd"/>
+      <w:r>
+        <w:t xml:space="preserve"> is ((before_axis0, after_axis0), (before_axis1, after_axis1))</w:t>
+      </w:r>
+    </w:p>
+    <w:p>
+      <w:r>
+        <w:t xml:space="preserve">    </w:t>
+      </w:r>
+      <w:proofErr w:type="spellStart"/>
+      <w:r>
+        <w:t>spec_roll</w:t>
+      </w:r>
+      <w:proofErr w:type="spellEnd"/>
+      <w:r>
+        <w:t xml:space="preserve"> = </w:t>
+      </w:r>
+      <w:proofErr w:type="spellStart"/>
+      <w:proofErr w:type="gramStart"/>
+      <w:r>
+        <w:t>np.pad</w:t>
+      </w:r>
+      <w:proofErr w:type="spellEnd"/>
+      <w:r>
+        <w:t>(</w:t>
+      </w:r>
+      <w:proofErr w:type="spellStart"/>
+      <w:proofErr w:type="gramEnd"/>
+      <w:r>
+        <w:t>spec_roll</w:t>
+      </w:r>
+      <w:proofErr w:type="spellEnd"/>
+      <w:r>
+        <w:t xml:space="preserve">, ((0, 0), (0, </w:t>
+      </w:r>
+      <w:proofErr w:type="spellStart"/>
+      <w:r>
+        <w:t>padding_size</w:t>
+      </w:r>
+      <w:proofErr w:type="spellEnd"/>
+      <w:r>
+        <w:t>)), mode='edge')</w:t>
+      </w:r>
+    </w:p>
+    <w:p>
+      <w:r>
+        <w:t>mode='edge' repeats the last value. This keeps the signal "stable" for the ML model and avoids introducing the artificial "cliff" that a zero-padding would cause.</w:t>
+      </w:r>
+    </w:p>
+    <w:p>
+      <w:r>
+        <w:pict w14:anchorId="7B8B5671">
+          <v:rect id="_x0000_i1062" style="width:0;height:1.5pt" o:hralign="center" o:hrstd="t" o:hr="t" fillcolor="#a0a0a0" stroked="f"/>
+        </w:pict>
+      </w:r>
+    </w:p>
+    <w:p>
+      <w:pPr>
+        <w:rPr>
+          <w:b/>
+          <w:bCs/>
+        </w:rPr>
+      </w:pPr>
+      <w:r>
+        <w:rPr>
+          <w:b/>
+          <w:bCs/>
+        </w:rPr>
+        <w:t xml:space="preserve">3. Fixing the </w:t>
+      </w:r>
+      <w:proofErr w:type="spellStart"/>
+      <w:r>
+        <w:rPr>
+          <w:b/>
+          <w:bCs/>
+        </w:rPr>
+        <w:t>PyArrow</w:t>
+      </w:r>
+      <w:proofErr w:type="spellEnd"/>
+      <w:r>
+        <w:rPr>
+          <w:b/>
+          <w:bCs/>
+        </w:rPr>
+        <w:t xml:space="preserve"> Column Mismatch</w:t>
+      </w:r>
+    </w:p>
+    <w:p>
+      <w:proofErr w:type="spellStart"/>
+      <w:r>
+        <w:lastRenderedPageBreak/>
+        <w:t>PyArrow</w:t>
+      </w:r>
+      <w:proofErr w:type="spellEnd"/>
+      <w:r>
+        <w:t xml:space="preserve"> is very strict about lengths. Even if you fix the array, you need to make sure you're feeding it a list of the right structure. Since you are flattening </w:t>
+      </w:r>
+      <w:proofErr w:type="gramStart"/>
+      <w:r>
+        <w:t>with .reshape</w:t>
+      </w:r>
+      <w:proofErr w:type="gramEnd"/>
+      <w:r>
+        <w:t>(-1), ensure the final 1D array matches the row count of your table.</w:t>
+      </w:r>
+    </w:p>
+    <w:p>
+      <w:r>
+        <w:rPr>
+          <w:b/>
+          <w:bCs/>
+        </w:rPr>
+        <w:t>Try this refined logic:</w:t>
+      </w:r>
+    </w:p>
+    <w:p>
+      <w:r>
+        <w:t>Python</w:t>
+      </w:r>
+    </w:p>
+    <w:p>
+      <w:r>
+        <w:t># 1. Ensure target length matches the statistical table</w:t>
+      </w:r>
+    </w:p>
+    <w:p>
+      <w:proofErr w:type="spellStart"/>
+      <w:r>
+        <w:t>target_len</w:t>
+      </w:r>
+      <w:proofErr w:type="spellEnd"/>
+      <w:r>
+        <w:t xml:space="preserve"> = </w:t>
+      </w:r>
+      <w:proofErr w:type="spellStart"/>
+      <w:r>
+        <w:t>subject_features.num_rows</w:t>
+      </w:r>
+      <w:proofErr w:type="spellEnd"/>
+      <w:r>
+        <w:t xml:space="preserve"> </w:t>
+      </w:r>
+    </w:p>
+    <w:p/>
+    <w:p>
+      <w:r>
+        <w:t># 2. Reshape and handle the mismatch</w:t>
+      </w:r>
+    </w:p>
+    <w:p>
+      <w:proofErr w:type="spellStart"/>
+      <w:r>
+        <w:t>flat_spec</w:t>
+      </w:r>
+      <w:proofErr w:type="spellEnd"/>
+      <w:r>
+        <w:t xml:space="preserve"> = </w:t>
+      </w:r>
+      <w:proofErr w:type="spellStart"/>
+      <w:r>
+        <w:t>spec_</w:t>
+      </w:r>
+      <w:proofErr w:type="gramStart"/>
+      <w:r>
+        <w:t>roll.flatten</w:t>
+      </w:r>
+      <w:proofErr w:type="spellEnd"/>
+      <w:proofErr w:type="gramEnd"/>
+      <w:r>
+        <w:t>() # flattening (1, 27) to (27,)</w:t>
+      </w:r>
+    </w:p>
+    <w:p/>
+    <w:p>
+      <w:r>
+        <w:t xml:space="preserve">if </w:t>
+      </w:r>
+      <w:proofErr w:type="spellStart"/>
+      <w:r>
+        <w:t>len</w:t>
+      </w:r>
+      <w:proofErr w:type="spellEnd"/>
+      <w:r>
+        <w:t>(</w:t>
+      </w:r>
+      <w:proofErr w:type="spellStart"/>
+      <w:r>
+        <w:t>flat_spec</w:t>
+      </w:r>
+      <w:proofErr w:type="spellEnd"/>
+      <w:proofErr w:type="gramStart"/>
+      <w:r>
+        <w:t>) !</w:t>
+      </w:r>
+      <w:proofErr w:type="gramEnd"/>
+      <w:r>
+        <w:t xml:space="preserve">= </w:t>
+      </w:r>
+      <w:proofErr w:type="spellStart"/>
+      <w:r>
+        <w:t>target_len</w:t>
+      </w:r>
+      <w:proofErr w:type="spellEnd"/>
+      <w:r>
+        <w:t>:</w:t>
+      </w:r>
+    </w:p>
+    <w:p>
+      <w:r>
+        <w:t xml:space="preserve">    # Use edge padding to reach the target length</w:t>
+      </w:r>
+    </w:p>
+    <w:p>
+      <w:r>
+        <w:t xml:space="preserve">    </w:t>
+      </w:r>
+      <w:proofErr w:type="spellStart"/>
+      <w:r>
+        <w:t>flat_spec</w:t>
+      </w:r>
+      <w:proofErr w:type="spellEnd"/>
+      <w:r>
+        <w:t xml:space="preserve"> = </w:t>
+      </w:r>
+      <w:proofErr w:type="spellStart"/>
+      <w:proofErr w:type="gramStart"/>
+      <w:r>
+        <w:t>np.pad</w:t>
+      </w:r>
+      <w:proofErr w:type="spellEnd"/>
+      <w:r>
+        <w:t>(</w:t>
+      </w:r>
+      <w:proofErr w:type="spellStart"/>
+      <w:proofErr w:type="gramEnd"/>
+      <w:r>
+        <w:t>flat_spec</w:t>
+      </w:r>
+      <w:proofErr w:type="spellEnd"/>
+      <w:r>
+        <w:t xml:space="preserve">, (0, </w:t>
+      </w:r>
+      <w:proofErr w:type="spellStart"/>
+      <w:r>
+        <w:t>target_len</w:t>
+      </w:r>
+      <w:proofErr w:type="spellEnd"/>
+      <w:r>
+        <w:t xml:space="preserve"> - </w:t>
+      </w:r>
+      <w:proofErr w:type="spellStart"/>
+      <w:r>
+        <w:t>len</w:t>
+      </w:r>
+      <w:proofErr w:type="spellEnd"/>
+      <w:r>
+        <w:t>(</w:t>
+      </w:r>
+      <w:proofErr w:type="spellStart"/>
+      <w:r>
+        <w:t>flat_spec</w:t>
+      </w:r>
+      <w:proofErr w:type="spellEnd"/>
+      <w:r>
+        <w:t>)), mode='edge')</w:t>
+      </w:r>
+    </w:p>
+    <w:p/>
+    <w:p>
+      <w:r>
+        <w:t xml:space="preserve"># 3. Append to </w:t>
+      </w:r>
+      <w:proofErr w:type="spellStart"/>
+      <w:r>
+        <w:t>PyArrow</w:t>
+      </w:r>
+      <w:proofErr w:type="spellEnd"/>
+      <w:r>
+        <w:t xml:space="preserve"> Table</w:t>
+      </w:r>
+    </w:p>
+    <w:p>
+      <w:r>
+        <w:t xml:space="preserve"># Note: </w:t>
+      </w:r>
+      <w:proofErr w:type="spellStart"/>
+      <w:r>
+        <w:t>PyArrow</w:t>
+      </w:r>
+      <w:proofErr w:type="spellEnd"/>
+      <w:r>
+        <w:t xml:space="preserve"> expects a list of arrays or a </w:t>
+      </w:r>
+      <w:proofErr w:type="spellStart"/>
+      <w:r>
+        <w:t>ChunkedArray</w:t>
+      </w:r>
+      <w:proofErr w:type="spellEnd"/>
+    </w:p>
+    <w:p>
+      <w:proofErr w:type="spellStart"/>
+      <w:r>
+        <w:t>subject_features</w:t>
+      </w:r>
+      <w:proofErr w:type="spellEnd"/>
+      <w:r>
+        <w:t xml:space="preserve"> = </w:t>
+      </w:r>
+      <w:proofErr w:type="spellStart"/>
+      <w:r>
+        <w:t>subject_</w:t>
+      </w:r>
+      <w:proofErr w:type="gramStart"/>
+      <w:r>
+        <w:t>features.append</w:t>
+      </w:r>
+      <w:proofErr w:type="gramEnd"/>
+      <w:r>
+        <w:t>_</w:t>
+      </w:r>
+      <w:proofErr w:type="gramStart"/>
+      <w:r>
+        <w:t>column</w:t>
+      </w:r>
+      <w:proofErr w:type="spellEnd"/>
+      <w:r>
+        <w:t>(</w:t>
+      </w:r>
+      <w:proofErr w:type="gramEnd"/>
+      <w:r>
+        <w:t>"</w:t>
+      </w:r>
+      <w:proofErr w:type="spellStart"/>
+      <w:r>
+        <w:t>spec_roll</w:t>
+      </w:r>
+      <w:proofErr w:type="spellEnd"/>
+      <w:r>
+        <w:t>", [</w:t>
+      </w:r>
+      <w:proofErr w:type="spellStart"/>
+      <w:r>
+        <w:t>flat_spec</w:t>
+      </w:r>
+      <w:proofErr w:type="spellEnd"/>
+      <w:r>
+        <w:t>])</w:t>
+      </w:r>
+    </w:p>
+    <w:p>
+      <w:pPr>
+        <w:rPr>
+          <w:b/>
+          <w:bCs/>
+        </w:rPr>
+      </w:pPr>
+      <w:r>
+        <w:rPr>
+          <w:b/>
+          <w:bCs/>
+        </w:rPr>
+        <w:t>Summary of Recommendations</w:t>
+      </w:r>
+    </w:p>
+    <w:p>
+      <w:pPr>
+        <w:numPr>
+          <w:ilvl w:val="0"/>
+          <w:numId w:val="7"/>
+        </w:numPr>
+      </w:pPr>
+      <w:r>
+        <w:rPr>
+          <w:b/>
+          <w:bCs/>
+        </w:rPr>
+        <w:t>Primary:</w:t>
+      </w:r>
+      <w:r>
+        <w:t xml:space="preserve"> Set center=False in your </w:t>
+      </w:r>
+      <w:proofErr w:type="spellStart"/>
+      <w:r>
+        <w:t>Librosa</w:t>
+      </w:r>
+      <w:proofErr w:type="spellEnd"/>
+      <w:r>
+        <w:t xml:space="preserve"> call to see if it naturally aligns with your manual windowing.</w:t>
+      </w:r>
+    </w:p>
+    <w:p>
+      <w:pPr>
+        <w:numPr>
+          <w:ilvl w:val="0"/>
+          <w:numId w:val="7"/>
+        </w:numPr>
+      </w:pPr>
+      <w:r>
+        <w:rPr>
+          <w:b/>
+          <w:bCs/>
+        </w:rPr>
+        <w:t>Secondary:</w:t>
+      </w:r>
+      <w:r>
+        <w:t xml:space="preserve"> If the mismatch persists, use </w:t>
+      </w:r>
+      <w:proofErr w:type="spellStart"/>
+      <w:proofErr w:type="gramStart"/>
+      <w:r>
+        <w:t>np.pad</w:t>
+      </w:r>
+      <w:proofErr w:type="spellEnd"/>
+      <w:r>
+        <w:t>(</w:t>
+      </w:r>
+      <w:proofErr w:type="gramEnd"/>
+      <w:r>
+        <w:t>..., mode='edge'). This is the standard "safe" way to handle boundary conditions in audio ML without introducing bias.</w:t>
+      </w:r>
+    </w:p>
+    <w:p>
+      <w:pPr>
+        <w:numPr>
+          <w:ilvl w:val="0"/>
+          <w:numId w:val="7"/>
+        </w:numPr>
+      </w:pPr>
+      <w:r>
+        <w:rPr>
+          <w:b/>
+          <w:bCs/>
+        </w:rPr>
+        <w:t xml:space="preserve">Check your </w:t>
+      </w:r>
+      <w:proofErr w:type="spellStart"/>
+      <w:r>
+        <w:t>n_frames</w:t>
+      </w:r>
+      <w:proofErr w:type="spellEnd"/>
+      <w:r>
+        <w:rPr>
+          <w:b/>
+          <w:bCs/>
+        </w:rPr>
+        <w:t xml:space="preserve"> variable:</w:t>
+      </w:r>
+      <w:r>
+        <w:t xml:space="preserve"> If you are slicing </w:t>
+      </w:r>
+      <w:proofErr w:type="gramStart"/>
+      <w:r>
+        <w:t>[:,</w:t>
+      </w:r>
+      <w:proofErr w:type="gramEnd"/>
+      <w:r>
+        <w:t xml:space="preserve"> :</w:t>
+      </w:r>
+      <w:proofErr w:type="spellStart"/>
+      <w:r>
+        <w:t>n_frames</w:t>
+      </w:r>
+      <w:proofErr w:type="spellEnd"/>
+      <w:r>
+        <w:t xml:space="preserve">], ensure </w:t>
+      </w:r>
+      <w:proofErr w:type="spellStart"/>
+      <w:r>
+        <w:t>n_frames</w:t>
+      </w:r>
+      <w:proofErr w:type="spellEnd"/>
+      <w:r>
+        <w:t xml:space="preserve"> isn't accidentally hardcoded or calculated using a different rounding method (floor vs. ceiling) than your statistical loop.</w:t>
+      </w:r>
+    </w:p>
+    <w:p>
+      <w:r>
+        <w:rPr>
+          <w:b/>
+          <w:bCs/>
+        </w:rPr>
+        <w:t>Would you like me to look at the code where you calculate your statistical features to see exactly why that 28th row is being generated?</w:t>
+      </w:r>
+    </w:p>
+    <w:p>
+      <w:r>
+        <w:t xml:space="preserve">You </w:t>
+      </w:r>
+      <w:proofErr w:type="gramStart"/>
+      <w:r>
+        <w:t>said</w:t>
+      </w:r>
+      <w:proofErr w:type="gramEnd"/>
+    </w:p>
+    <w:p>
+      <w:pPr>
+        <w:rPr>
+          <w:color w:val="0070C0"/>
+        </w:rPr>
+      </w:pPr>
+      <w:r>
+        <w:rPr>
+          <w:color w:val="0070C0"/>
+        </w:rPr>
+        <w:t xml:space="preserve">how might I pad for example a </w:t>
+      </w:r>
+      <w:proofErr w:type="spellStart"/>
+      <w:r>
+        <w:rPr>
+          <w:color w:val="0070C0"/>
+        </w:rPr>
+        <w:t>mfcc</w:t>
+      </w:r>
+      <w:proofErr w:type="spellEnd"/>
+      <w:r>
+        <w:rPr>
+          <w:color w:val="0070C0"/>
+        </w:rPr>
+        <w:t xml:space="preserve"> spectrogram and a </w:t>
+      </w:r>
+      <w:proofErr w:type="spellStart"/>
+      <w:r>
+        <w:rPr>
+          <w:color w:val="0070C0"/>
+        </w:rPr>
+        <w:t>zcr</w:t>
+      </w:r>
+      <w:proofErr w:type="spellEnd"/>
+      <w:r>
+        <w:rPr>
+          <w:color w:val="0070C0"/>
+        </w:rPr>
+        <w:t xml:space="preserve"> feature with shape of (90, 27) and (1, 27) respectively in one unified function</w:t>
+      </w:r>
+    </w:p>
+    <w:p>
+      <w:pPr>
+        <w:rPr>
+          <w:b/>
+          <w:bCs/>
+        </w:rPr>
+      </w:pPr>
+      <w:r>
+        <w:rPr>
+          <w:b/>
+          <w:bCs/>
+        </w:rPr>
+        <w:t>Gemini said</w:t>
+      </w:r>
+    </w:p>
+    <w:p>
+      <w:r>
+        <w:lastRenderedPageBreak/>
+        <w:t xml:space="preserve">To handle both multi-dimensional features (like MFCCs) and single-row features (like ZCR) in one go, you need a function that specifically targets the </w:t>
+      </w:r>
+      <w:r>
+        <w:rPr>
+          <w:b/>
+          <w:bCs/>
+        </w:rPr>
+        <w:t>time axis</w:t>
+      </w:r>
+      <w:r>
+        <w:t xml:space="preserve"> (axis 1) regardless of how many rows (axis 0) the feature has.</w:t>
+      </w:r>
+    </w:p>
+    <w:p>
+      <w:r>
+        <w:t>Since you're working with signal data, using mode='edge' is the safest way to avoid the "zero-cliff" bias we discussed.</w:t>
+      </w:r>
+    </w:p>
+    <w:p>
+      <w:pPr>
+        <w:rPr>
+          <w:b/>
+          <w:bCs/>
+        </w:rPr>
+      </w:pPr>
+      <w:r>
+        <w:rPr>
+          <w:b/>
+          <w:bCs/>
+        </w:rPr>
+        <w:t>The Unified Padding Function</w:t>
+      </w:r>
+    </w:p>
+    <w:p>
+      <w:r>
+        <w:t>This function calculates the difference between your current frames () and your target frames () and applies the padding only to the horizontal (time) axis.</w:t>
+      </w:r>
+    </w:p>
+    <w:p>
+      <w:r>
+        <w:t>Python</w:t>
+      </w:r>
+    </w:p>
+    <w:p>
+      <w:r>
+        <w:t xml:space="preserve">import </w:t>
+      </w:r>
+      <w:proofErr w:type="spellStart"/>
+      <w:r>
+        <w:t>numpy</w:t>
+      </w:r>
+      <w:proofErr w:type="spellEnd"/>
+      <w:r>
+        <w:t xml:space="preserve"> as np</w:t>
+      </w:r>
+    </w:p>
+    <w:p/>
+    <w:p>
+      <w:r>
+        <w:t xml:space="preserve">def </w:t>
+      </w:r>
+      <w:proofErr w:type="spellStart"/>
+      <w:r>
+        <w:t>align_feature_</w:t>
+      </w:r>
+      <w:proofErr w:type="gramStart"/>
+      <w:r>
+        <w:t>length</w:t>
+      </w:r>
+      <w:proofErr w:type="spellEnd"/>
+      <w:r>
+        <w:t>(</w:t>
+      </w:r>
+      <w:proofErr w:type="gramEnd"/>
+      <w:r>
+        <w:t xml:space="preserve">feature, </w:t>
+      </w:r>
+      <w:proofErr w:type="spellStart"/>
+      <w:r>
+        <w:t>target_len</w:t>
+      </w:r>
+      <w:proofErr w:type="spellEnd"/>
+      <w:r>
+        <w:t xml:space="preserve">, </w:t>
+      </w:r>
+      <w:proofErr w:type="spellStart"/>
+      <w:r>
+        <w:t>pad_mode</w:t>
+      </w:r>
+      <w:proofErr w:type="spellEnd"/>
+      <w:r>
+        <w:t>='edge'):</w:t>
+      </w:r>
+    </w:p>
+    <w:p>
+      <w:r>
+        <w:t xml:space="preserve">    """</w:t>
+      </w:r>
+    </w:p>
+    <w:p>
+      <w:r>
+        <w:t xml:space="preserve">    Aligns audio features to a target length along the time axis (axis 1).</w:t>
+      </w:r>
+    </w:p>
+    <w:p>
+      <w:r>
+        <w:t xml:space="preserve">    Works for 2D arrays like MFCC (</w:t>
+      </w:r>
+      <w:proofErr w:type="spellStart"/>
+      <w:r>
+        <w:t>n_mfcc</w:t>
+      </w:r>
+      <w:proofErr w:type="spellEnd"/>
+      <w:r>
+        <w:t xml:space="preserve">, </w:t>
+      </w:r>
+      <w:proofErr w:type="spellStart"/>
+      <w:r>
+        <w:t>n_frames</w:t>
+      </w:r>
+      <w:proofErr w:type="spellEnd"/>
+      <w:r>
+        <w:t xml:space="preserve">) or ZCR (1, </w:t>
+      </w:r>
+      <w:proofErr w:type="spellStart"/>
+      <w:r>
+        <w:t>n_frames</w:t>
+      </w:r>
+      <w:proofErr w:type="spellEnd"/>
+      <w:r>
+        <w:t>).</w:t>
+      </w:r>
+    </w:p>
+    <w:p>
+      <w:r>
+        <w:t xml:space="preserve">    """</w:t>
+      </w:r>
+    </w:p>
+    <w:p>
+      <w:r>
+        <w:t xml:space="preserve">    </w:t>
+      </w:r>
+      <w:proofErr w:type="spellStart"/>
+      <w:r>
+        <w:t>curr_len</w:t>
+      </w:r>
+      <w:proofErr w:type="spellEnd"/>
+      <w:r>
+        <w:t xml:space="preserve"> = </w:t>
+      </w:r>
+      <w:proofErr w:type="spellStart"/>
+      <w:proofErr w:type="gramStart"/>
+      <w:r>
+        <w:t>feature.shape</w:t>
+      </w:r>
+      <w:proofErr w:type="spellEnd"/>
+      <w:proofErr w:type="gramEnd"/>
+      <w:r>
+        <w:t>[1]</w:t>
+      </w:r>
+    </w:p>
+    <w:p>
+      <w:r>
+        <w:t xml:space="preserve">    </w:t>
+      </w:r>
+    </w:p>
+    <w:p>
+      <w:r>
+        <w:t xml:space="preserve">    if </w:t>
+      </w:r>
+      <w:proofErr w:type="spellStart"/>
+      <w:r>
+        <w:t>curr_len</w:t>
+      </w:r>
+      <w:proofErr w:type="spellEnd"/>
+      <w:r>
+        <w:t xml:space="preserve"> &lt; </w:t>
+      </w:r>
+      <w:proofErr w:type="spellStart"/>
+      <w:r>
+        <w:t>target_len</w:t>
+      </w:r>
+      <w:proofErr w:type="spellEnd"/>
+      <w:r>
+        <w:t>:</w:t>
+      </w:r>
+    </w:p>
+    <w:p>
+      <w:r>
+        <w:t xml:space="preserve">        # Calculate how many frames are missing</w:t>
+      </w:r>
+    </w:p>
+    <w:p>
+      <w:r>
+        <w:t xml:space="preserve">        </w:t>
+      </w:r>
+      <w:proofErr w:type="spellStart"/>
+      <w:r>
+        <w:t>pad_width</w:t>
+      </w:r>
+      <w:proofErr w:type="spellEnd"/>
+      <w:r>
+        <w:t xml:space="preserve"> = </w:t>
+      </w:r>
+      <w:proofErr w:type="spellStart"/>
+      <w:r>
+        <w:t>target_len</w:t>
+      </w:r>
+      <w:proofErr w:type="spellEnd"/>
+      <w:r>
+        <w:t xml:space="preserve"> - </w:t>
+      </w:r>
+      <w:proofErr w:type="spellStart"/>
+      <w:r>
+        <w:t>curr_len</w:t>
+      </w:r>
+      <w:proofErr w:type="spellEnd"/>
+    </w:p>
+    <w:p>
+      <w:r>
+        <w:t xml:space="preserve">        # </w:t>
+      </w:r>
+      <w:proofErr w:type="spellStart"/>
+      <w:proofErr w:type="gramStart"/>
+      <w:r>
+        <w:t>np.pad</w:t>
+      </w:r>
+      <w:proofErr w:type="spellEnd"/>
+      <w:r>
+        <w:t>(</w:t>
+      </w:r>
+      <w:proofErr w:type="gramEnd"/>
+      <w:r>
+        <w:t>array, ((top, bottom), (left, right)), mode)</w:t>
+      </w:r>
+    </w:p>
+    <w:p>
+      <w:r>
+        <w:t xml:space="preserve">        # We only want to pad the 'right' side of the second axis</w:t>
+      </w:r>
+    </w:p>
+    <w:p>
+      <w:r>
+        <w:t xml:space="preserve">        </w:t>
+      </w:r>
+      <w:proofErr w:type="spellStart"/>
+      <w:r>
+        <w:t>padded_feature</w:t>
+      </w:r>
+      <w:proofErr w:type="spellEnd"/>
+      <w:r>
+        <w:t xml:space="preserve"> = </w:t>
+      </w:r>
+      <w:proofErr w:type="spellStart"/>
+      <w:proofErr w:type="gramStart"/>
+      <w:r>
+        <w:t>np.pad</w:t>
+      </w:r>
+      <w:proofErr w:type="spellEnd"/>
+      <w:r>
+        <w:t>(</w:t>
+      </w:r>
+      <w:proofErr w:type="gramEnd"/>
+      <w:r>
+        <w:t xml:space="preserve">feature, ((0, 0), (0, </w:t>
+      </w:r>
+      <w:proofErr w:type="spellStart"/>
+      <w:r>
+        <w:t>pad_width</w:t>
+      </w:r>
+      <w:proofErr w:type="spellEnd"/>
+      <w:r>
+        <w:t>)), mode=</w:t>
+      </w:r>
+      <w:proofErr w:type="spellStart"/>
+      <w:r>
+        <w:t>pad_mode</w:t>
+      </w:r>
+      <w:proofErr w:type="spellEnd"/>
+      <w:r>
+        <w:t>)</w:t>
+      </w:r>
+    </w:p>
+    <w:p>
+      <w:r>
+        <w:t xml:space="preserve">        return </w:t>
+      </w:r>
+      <w:proofErr w:type="spellStart"/>
+      <w:r>
+        <w:t>padded_feature</w:t>
+      </w:r>
+      <w:proofErr w:type="spellEnd"/>
+    </w:p>
+    <w:p>
+      <w:r>
+        <w:t xml:space="preserve">    </w:t>
+      </w:r>
+    </w:p>
+    <w:p>
+      <w:r>
+        <w:t xml:space="preserve">    </w:t>
+      </w:r>
+      <w:proofErr w:type="spellStart"/>
+      <w:r>
+        <w:t>elif</w:t>
+      </w:r>
+      <w:proofErr w:type="spellEnd"/>
+      <w:r>
+        <w:t xml:space="preserve"> </w:t>
+      </w:r>
+      <w:proofErr w:type="spellStart"/>
+      <w:r>
+        <w:t>curr_len</w:t>
+      </w:r>
+      <w:proofErr w:type="spellEnd"/>
+      <w:r>
+        <w:t xml:space="preserve"> &gt; </w:t>
+      </w:r>
+      <w:proofErr w:type="spellStart"/>
+      <w:r>
+        <w:t>target_len</w:t>
+      </w:r>
+      <w:proofErr w:type="spellEnd"/>
+      <w:r>
+        <w:t>:</w:t>
+      </w:r>
+    </w:p>
+    <w:p>
+      <w:r>
+        <w:t xml:space="preserve">        # If </w:t>
+      </w:r>
+      <w:proofErr w:type="spellStart"/>
+      <w:r>
+        <w:t>librosa</w:t>
+      </w:r>
+      <w:proofErr w:type="spellEnd"/>
+      <w:r>
+        <w:t xml:space="preserve"> gave us an extra frame, trim it back</w:t>
+      </w:r>
+    </w:p>
+    <w:p>
+      <w:r>
+        <w:t xml:space="preserve">        return feature</w:t>
+      </w:r>
+      <w:proofErr w:type="gramStart"/>
+      <w:r>
+        <w:t>[:,</w:t>
+      </w:r>
+      <w:proofErr w:type="gramEnd"/>
+      <w:r>
+        <w:t xml:space="preserve"> :</w:t>
+      </w:r>
+      <w:proofErr w:type="spellStart"/>
+      <w:r>
+        <w:t>target_len</w:t>
+      </w:r>
+      <w:proofErr w:type="spellEnd"/>
+      <w:r>
+        <w:t>]</w:t>
+      </w:r>
+    </w:p>
+    <w:p>
+      <w:r>
+        <w:t xml:space="preserve">    </w:t>
+      </w:r>
+    </w:p>
+    <w:p>
+      <w:r>
+        <w:lastRenderedPageBreak/>
+        <w:t xml:space="preserve">    return feature</w:t>
+      </w:r>
+    </w:p>
+    <w:p/>
+    <w:p>
+      <w:r>
+        <w:t># --- Usage Example ---</w:t>
+      </w:r>
+    </w:p>
+    <w:p>
+      <w:proofErr w:type="spellStart"/>
+      <w:r>
+        <w:t>target_len</w:t>
+      </w:r>
+      <w:proofErr w:type="spellEnd"/>
+      <w:r>
+        <w:t xml:space="preserve"> = 28</w:t>
+      </w:r>
+    </w:p>
+    <w:p/>
+    <w:p>
+      <w:r>
+        <w:t xml:space="preserve"># (90 rows of coefficients, </w:t>
+      </w:r>
+      <w:proofErr w:type="gramStart"/>
+      <w:r>
+        <w:t>27 time</w:t>
+      </w:r>
+      <w:proofErr w:type="gramEnd"/>
+      <w:r>
+        <w:t xml:space="preserve"> frames)</w:t>
+      </w:r>
+    </w:p>
+    <w:p>
+      <w:proofErr w:type="spellStart"/>
+      <w:r>
+        <w:t>mfcc_raw</w:t>
+      </w:r>
+      <w:proofErr w:type="spellEnd"/>
+      <w:r>
+        <w:t xml:space="preserve"> = </w:t>
+      </w:r>
+      <w:proofErr w:type="spellStart"/>
+      <w:proofErr w:type="gramStart"/>
+      <w:r>
+        <w:t>np.random</w:t>
+      </w:r>
+      <w:proofErr w:type="gramEnd"/>
+      <w:r>
+        <w:t>.</w:t>
+      </w:r>
+      <w:proofErr w:type="gramStart"/>
+      <w:r>
+        <w:t>rand</w:t>
+      </w:r>
+      <w:proofErr w:type="spellEnd"/>
+      <w:r>
+        <w:t>(</w:t>
+      </w:r>
+      <w:proofErr w:type="gramEnd"/>
+      <w:r>
+        <w:t xml:space="preserve">90, 27) </w:t>
+      </w:r>
+    </w:p>
+    <w:p>
+      <w:r>
+        <w:t xml:space="preserve"># (1 row of zero crossing rates, </w:t>
+      </w:r>
+      <w:proofErr w:type="gramStart"/>
+      <w:r>
+        <w:t>27 time</w:t>
+      </w:r>
+      <w:proofErr w:type="gramEnd"/>
+      <w:r>
+        <w:t xml:space="preserve"> frames)</w:t>
+      </w:r>
+    </w:p>
+    <w:p>
+      <w:proofErr w:type="spellStart"/>
+      <w:r>
+        <w:t>zcr_raw</w:t>
+      </w:r>
+      <w:proofErr w:type="spellEnd"/>
+      <w:r>
+        <w:t xml:space="preserve"> = </w:t>
+      </w:r>
+      <w:proofErr w:type="spellStart"/>
+      <w:proofErr w:type="gramStart"/>
+      <w:r>
+        <w:t>np.random</w:t>
+      </w:r>
+      <w:proofErr w:type="gramEnd"/>
+      <w:r>
+        <w:t>.</w:t>
+      </w:r>
+      <w:proofErr w:type="gramStart"/>
+      <w:r>
+        <w:t>rand</w:t>
+      </w:r>
+      <w:proofErr w:type="spellEnd"/>
+      <w:r>
+        <w:t>(</w:t>
+      </w:r>
+      <w:proofErr w:type="gramEnd"/>
+      <w:r>
+        <w:t xml:space="preserve">1, 27)   </w:t>
+      </w:r>
+    </w:p>
+    <w:p/>
+    <w:p>
+      <w:proofErr w:type="spellStart"/>
+      <w:r>
+        <w:t>mfcc_fixed</w:t>
+      </w:r>
+      <w:proofErr w:type="spellEnd"/>
+      <w:r>
+        <w:t xml:space="preserve"> = </w:t>
+      </w:r>
+      <w:proofErr w:type="spellStart"/>
+      <w:r>
+        <w:t>align_feature_</w:t>
+      </w:r>
+      <w:proofErr w:type="gramStart"/>
+      <w:r>
+        <w:t>length</w:t>
+      </w:r>
+      <w:proofErr w:type="spellEnd"/>
+      <w:r>
+        <w:t>(</w:t>
+      </w:r>
+      <w:proofErr w:type="spellStart"/>
+      <w:proofErr w:type="gramEnd"/>
+      <w:r>
+        <w:t>mfcc_raw</w:t>
+      </w:r>
+      <w:proofErr w:type="spellEnd"/>
+      <w:r>
+        <w:t xml:space="preserve">, </w:t>
+      </w:r>
+      <w:proofErr w:type="spellStart"/>
+      <w:r>
+        <w:t>target_len</w:t>
+      </w:r>
+      <w:proofErr w:type="spellEnd"/>
+      <w:r>
+        <w:t>)</w:t>
+      </w:r>
+    </w:p>
+    <w:p>
+      <w:proofErr w:type="spellStart"/>
+      <w:r>
+        <w:t>zcr_fixed</w:t>
+      </w:r>
+      <w:proofErr w:type="spellEnd"/>
+      <w:r>
+        <w:t xml:space="preserve"> = </w:t>
+      </w:r>
+      <w:proofErr w:type="spellStart"/>
+      <w:r>
+        <w:t>align_feature_</w:t>
+      </w:r>
+      <w:proofErr w:type="gramStart"/>
+      <w:r>
+        <w:t>length</w:t>
+      </w:r>
+      <w:proofErr w:type="spellEnd"/>
+      <w:r>
+        <w:t>(</w:t>
+      </w:r>
+      <w:proofErr w:type="spellStart"/>
+      <w:proofErr w:type="gramEnd"/>
+      <w:r>
+        <w:t>zcr_raw</w:t>
+      </w:r>
+      <w:proofErr w:type="spellEnd"/>
+      <w:r>
+        <w:t xml:space="preserve">, </w:t>
+      </w:r>
+      <w:proofErr w:type="spellStart"/>
+      <w:r>
+        <w:t>target_len</w:t>
+      </w:r>
+      <w:proofErr w:type="spellEnd"/>
+      <w:r>
+        <w:t>)</w:t>
+      </w:r>
+    </w:p>
+    <w:p/>
+    <w:p>
+      <w:proofErr w:type="gramStart"/>
+      <w:r>
+        <w:t>print(</w:t>
+      </w:r>
+      <w:proofErr w:type="spellStart"/>
+      <w:proofErr w:type="gramEnd"/>
+      <w:r>
+        <w:t>f"New</w:t>
+      </w:r>
+      <w:proofErr w:type="spellEnd"/>
+      <w:r>
+        <w:t xml:space="preserve"> MFCC shape: {</w:t>
+      </w:r>
+      <w:proofErr w:type="spellStart"/>
+      <w:r>
+        <w:t>mfcc_</w:t>
+      </w:r>
+      <w:proofErr w:type="gramStart"/>
+      <w:r>
+        <w:t>fixed.shape</w:t>
+      </w:r>
+      <w:proofErr w:type="spellEnd"/>
+      <w:proofErr w:type="gramEnd"/>
+      <w:r>
+        <w:t>}") # (90, 28)</w:t>
+      </w:r>
+    </w:p>
+    <w:p>
+      <w:proofErr w:type="gramStart"/>
+      <w:r>
+        <w:t>print(</w:t>
+      </w:r>
+      <w:proofErr w:type="spellStart"/>
+      <w:proofErr w:type="gramEnd"/>
+      <w:r>
+        <w:t>f"New</w:t>
+      </w:r>
+      <w:proofErr w:type="spellEnd"/>
+      <w:r>
+        <w:t xml:space="preserve"> ZCR shape: {</w:t>
+      </w:r>
+      <w:proofErr w:type="spellStart"/>
+      <w:r>
+        <w:t>zcr_</w:t>
+      </w:r>
+      <w:proofErr w:type="gramStart"/>
+      <w:r>
+        <w:t>fixed.shape</w:t>
+      </w:r>
+      <w:proofErr w:type="spellEnd"/>
+      <w:proofErr w:type="gramEnd"/>
+      <w:r>
+        <w:t>}</w:t>
+      </w:r>
+      <w:proofErr w:type="gramStart"/>
+      <w:r>
+        <w:t xml:space="preserve">")   </w:t>
+      </w:r>
+      <w:proofErr w:type="gramEnd"/>
+      <w:r>
+        <w:t># (1, 28)</w:t>
+      </w:r>
+    </w:p>
+    <w:p>
+      <w:r>
+        <w:pict w14:anchorId="2B80271C">
+          <v:rect id="_x0000_i1063" style="width:0;height:1.5pt" o:hralign="center" o:hrstd="t" o:hr="t" fillcolor="#a0a0a0" stroked="f"/>
+        </w:pict>
+      </w:r>
+    </w:p>
+    <w:p>
+      <w:pPr>
+        <w:rPr>
+          <w:b/>
+          <w:bCs/>
+        </w:rPr>
+      </w:pPr>
+      <w:r>
+        <w:rPr>
+          <w:b/>
+          <w:bCs/>
+        </w:rPr>
+        <w:t xml:space="preserve">Integrating with </w:t>
+      </w:r>
+      <w:proofErr w:type="spellStart"/>
+      <w:r>
+        <w:rPr>
+          <w:b/>
+          <w:bCs/>
+        </w:rPr>
+        <w:t>PyArrow</w:t>
+      </w:r>
+      <w:proofErr w:type="spellEnd"/>
+    </w:p>
+    <w:p>
+      <w:r>
+        <w:t xml:space="preserve">When you go to append these to your </w:t>
+      </w:r>
+      <w:proofErr w:type="spellStart"/>
+      <w:r>
+        <w:t>subject_features</w:t>
+      </w:r>
+      <w:proofErr w:type="spellEnd"/>
+      <w:r>
+        <w:t xml:space="preserve"> table, remember that </w:t>
+      </w:r>
+      <w:proofErr w:type="spellStart"/>
+      <w:r>
+        <w:t>PyArrow</w:t>
+      </w:r>
+      <w:proofErr w:type="spellEnd"/>
+      <w:r>
+        <w:t xml:space="preserve"> expects the column to be a list of values. If your table has 28 rows, and your MFCC is now (90, 28), you are likely trying to store each "frame" of the MFCC as a feature for that specific row.</w:t>
+      </w:r>
+    </w:p>
+    <w:p>
+      <w:r>
+        <w:t>If you are trying to flatten the feature into a single column entry per row, you would do this:</w:t>
+      </w:r>
+    </w:p>
+    <w:p>
+      <w:r>
+        <w:t>Python</w:t>
+      </w:r>
+    </w:p>
+    <w:p>
+      <w:r>
+        <w:t># To append ZCR as a single column where each row in the table gets 1 value:</w:t>
+      </w:r>
+    </w:p>
+    <w:p>
+      <w:proofErr w:type="spellStart"/>
+      <w:r>
+        <w:t>zcr_column_data</w:t>
+      </w:r>
+      <w:proofErr w:type="spellEnd"/>
+      <w:r>
+        <w:t xml:space="preserve"> = </w:t>
+      </w:r>
+      <w:proofErr w:type="spellStart"/>
+      <w:r>
+        <w:t>zcr_</w:t>
+      </w:r>
+      <w:proofErr w:type="gramStart"/>
+      <w:r>
+        <w:t>fixed.flatten</w:t>
+      </w:r>
+      <w:proofErr w:type="spellEnd"/>
+      <w:proofErr w:type="gramEnd"/>
+      <w:r>
+        <w:t>() # results in a 1D array of length 28</w:t>
+      </w:r>
+    </w:p>
+    <w:p>
+      <w:proofErr w:type="spellStart"/>
+      <w:r>
+        <w:t>subject_features</w:t>
+      </w:r>
+      <w:proofErr w:type="spellEnd"/>
+      <w:r>
+        <w:t xml:space="preserve"> = </w:t>
+      </w:r>
+      <w:proofErr w:type="spellStart"/>
+      <w:r>
+        <w:t>subject_</w:t>
+      </w:r>
+      <w:proofErr w:type="gramStart"/>
+      <w:r>
+        <w:t>features.append</w:t>
+      </w:r>
+      <w:proofErr w:type="gramEnd"/>
+      <w:r>
+        <w:t>_</w:t>
+      </w:r>
+      <w:proofErr w:type="gramStart"/>
+      <w:r>
+        <w:t>column</w:t>
+      </w:r>
+      <w:proofErr w:type="spellEnd"/>
+      <w:r>
+        <w:t>(</w:t>
+      </w:r>
+      <w:proofErr w:type="gramEnd"/>
+      <w:r>
+        <w:t>"</w:t>
+      </w:r>
+      <w:proofErr w:type="spellStart"/>
+      <w:r>
+        <w:t>zcr</w:t>
+      </w:r>
+      <w:proofErr w:type="spellEnd"/>
+      <w:r>
+        <w:t>", [</w:t>
+      </w:r>
+      <w:proofErr w:type="spellStart"/>
+      <w:r>
+        <w:t>zcr_column_data</w:t>
+      </w:r>
+      <w:proofErr w:type="spellEnd"/>
+      <w:r>
+        <w:t>])</w:t>
+      </w:r>
+    </w:p>
+    <w:p/>
+    <w:p>
+      <w:r>
+        <w:t xml:space="preserve"># For MFCC, it's more complex. If the table is "per-frame", </w:t>
+      </w:r>
+    </w:p>
+    <w:p>
+      <w:r>
+        <w:t># you might want to store the 90 coefficients as a List type in one column:</w:t>
+      </w:r>
+    </w:p>
+    <w:p>
+      <w:proofErr w:type="spellStart"/>
+      <w:r>
+        <w:t>mfcc_list</w:t>
+      </w:r>
+      <w:proofErr w:type="spellEnd"/>
+      <w:r>
+        <w:t xml:space="preserve"> = [</w:t>
+      </w:r>
+      <w:proofErr w:type="spellStart"/>
+      <w:r>
+        <w:t>mfcc_fixed</w:t>
+      </w:r>
+      <w:proofErr w:type="spellEnd"/>
+      <w:proofErr w:type="gramStart"/>
+      <w:r>
+        <w:t>[:,</w:t>
+      </w:r>
+      <w:proofErr w:type="gramEnd"/>
+      <w:r>
+        <w:t xml:space="preserve"> i] for i in range(</w:t>
+      </w:r>
+      <w:proofErr w:type="spellStart"/>
+      <w:r>
+        <w:t>target_len</w:t>
+      </w:r>
+      <w:proofErr w:type="spellEnd"/>
+      <w:r>
+        <w:t xml:space="preserve">)] </w:t>
+      </w:r>
+    </w:p>
+    <w:p>
+      <w:proofErr w:type="spellStart"/>
+      <w:r>
+        <w:lastRenderedPageBreak/>
+        <w:t>subject_features</w:t>
+      </w:r>
+      <w:proofErr w:type="spellEnd"/>
+      <w:r>
+        <w:t xml:space="preserve"> = </w:t>
+      </w:r>
+      <w:proofErr w:type="spellStart"/>
+      <w:r>
+        <w:t>subject_</w:t>
+      </w:r>
+      <w:proofErr w:type="gramStart"/>
+      <w:r>
+        <w:t>features.append</w:t>
+      </w:r>
+      <w:proofErr w:type="gramEnd"/>
+      <w:r>
+        <w:t>_</w:t>
+      </w:r>
+      <w:proofErr w:type="gramStart"/>
+      <w:r>
+        <w:t>column</w:t>
+      </w:r>
+      <w:proofErr w:type="spellEnd"/>
+      <w:r>
+        <w:t>(</w:t>
+      </w:r>
+      <w:proofErr w:type="gramEnd"/>
+      <w:r>
+        <w:t>"</w:t>
+      </w:r>
+      <w:proofErr w:type="spellStart"/>
+      <w:r>
+        <w:t>mfcc_coeffs</w:t>
+      </w:r>
+      <w:proofErr w:type="spellEnd"/>
+      <w:r>
+        <w:t>", [</w:t>
+      </w:r>
+      <w:proofErr w:type="spellStart"/>
+      <w:r>
+        <w:t>mfcc_list</w:t>
+      </w:r>
+      <w:proofErr w:type="spellEnd"/>
+      <w:r>
+        <w:t>])</w:t>
+      </w:r>
+    </w:p>
+    <w:p>
+      <w:pPr>
+        <w:rPr>
+          <w:b/>
+          <w:bCs/>
+        </w:rPr>
+      </w:pPr>
+      <w:r>
+        <w:rPr>
+          <w:b/>
+          <w:bCs/>
+        </w:rPr>
+        <w:t>Why this works for your ML model:</w:t>
+      </w:r>
+    </w:p>
+    <w:p>
+      <w:pPr>
+        <w:numPr>
+          <w:ilvl w:val="0"/>
+          <w:numId w:val="8"/>
+        </w:numPr>
+      </w:pPr>
+      <w:r>
+        <w:rPr>
+          <w:b/>
+          <w:bCs/>
+        </w:rPr>
+        <w:t>Consistency:</w:t>
+      </w:r>
+      <w:r>
+        <w:t xml:space="preserve"> By using mode='edge', you are essentially telling the model </w:t>
+      </w:r>
+      <w:proofErr w:type="gramStart"/>
+      <w:r>
+        <w:t>"the</w:t>
+      </w:r>
+      <w:proofErr w:type="gramEnd"/>
+      <w:r>
+        <w:t xml:space="preserve"> signal stayed the same for the last few milliseconds" rather than "the signal suddenly went silent" (zeros) or "the signal suddenly became the average" (mean).</w:t>
+      </w:r>
+    </w:p>
+    <w:p>
+      <w:pPr>
+        <w:numPr>
+          <w:ilvl w:val="0"/>
+          <w:numId w:val="8"/>
+        </w:numPr>
+      </w:pPr>
+      <w:r>
+        <w:rPr>
+          <w:b/>
+          <w:bCs/>
+        </w:rPr>
+        <w:t>Flexibility:</w:t>
+      </w:r>
+      <w:r>
+        <w:t xml:space="preserve"> The ((0, 0), (0, </w:t>
+      </w:r>
+      <w:proofErr w:type="spellStart"/>
+      <w:r>
+        <w:t>pad_width</w:t>
+      </w:r>
+      <w:proofErr w:type="spellEnd"/>
+      <w:r>
+        <w:t>)) logic ensures that whether you have 1 feature or 1,000 spectral features, the vertical dimension remains untouched.</w:t>
+      </w:r>
+    </w:p>
+    <w:p>
+      <w:r>
+        <w:rPr>
+          <w:b/>
+          <w:bCs/>
+        </w:rPr>
+        <w:t>Would you like me to help you write a wrapper that processes all your spectral features (MFCC, Rolloff, ZCR) through this function in a single loop?</w:t>
+      </w:r>
+    </w:p>
+    <w:p>
+      <w:r>
+        <w:t xml:space="preserve">You </w:t>
+      </w:r>
+      <w:proofErr w:type="gramStart"/>
+      <w:r>
+        <w:t>said</w:t>
+      </w:r>
+      <w:proofErr w:type="gramEnd"/>
+    </w:p>
+    <w:p>
+      <w:pPr>
+        <w:rPr>
+          <w:color w:val="0070C0"/>
+        </w:rPr>
+      </w:pPr>
+      <w:r>
+        <w:rPr>
+          <w:color w:val="0070C0"/>
+        </w:rPr>
+        <w:t>Ok now I have my features file arranged in this way</w:t>
+      </w:r>
+    </w:p>
+    <w:p>
+      <w:pPr>
+        <w:rPr>
+          <w:color w:val="0070C0"/>
+        </w:rPr>
+      </w:pPr>
+    </w:p>
+    <w:p>
+      <w:pPr>
+        <w:rPr>
+          <w:color w:val="0070C0"/>
+        </w:rPr>
+      </w:pPr>
+      <w:r>
+        <w:rPr>
+          <w:color w:val="0070C0"/>
+        </w:rPr>
+        <w:t>and have the following paths in a list</w:t>
+      </w:r>
+    </w:p>
+    <w:p>
+      <w:pPr>
+        <w:rPr>
+          <w:color w:val="0070C0"/>
+        </w:rPr>
+      </w:pPr>
+      <w:r>
+        <w:rPr>
+          <w:color w:val="0070C0"/>
+        </w:rPr>
+        <w:t>['../../include/data/silver/stage-02/1028-20100710-hne/features_0.parquet',</w:t>
+      </w:r>
+    </w:p>
+    <w:p>
+      <w:pPr>
+        <w:rPr>
+          <w:color w:val="0070C0"/>
+        </w:rPr>
+      </w:pPr>
+      <w:r>
+        <w:rPr>
+          <w:color w:val="0070C0"/>
+        </w:rPr>
+        <w:t>'../../include/data/silver/stage-02/1028-20100710-hne/features_1.parquet', '../../include/data/silver/stage-02/1028-20100710-hne/features_2.parquet', '../../include/data/silver/stage-02/1028-20100710-hne/features_3.parquet', '../../include/data/silver/stage-02/1028-20100710-hne/features_4.parquet', '../../include/data/silver/stage-02/1028-20100710-hne/features_5.parquet', '../../include/data/silver/stage-02/1028-20100710-hne/features_6.parquet', '../../include/data/silver/stage-02/1028-20100710-hne/features_7.parquet', '../../include/data/silver/stage-02/1028-20100710-hne/features_8.parquet', '../../include/data/silver/stage-02/1028-20100710-hne/features_9.parquet', '../../include/data/silver/stage-02/1337ad-20170321-ajg/features_0.parquet', '../../include/data/silver/stage-02/1337ad-20170321-ajg/features_1.parquet', '../../include/data/silver/stage-02/1337ad-20170321-ajg/features_2.parquet', '../../include/data/silver/stage-02/1337ad-20170321-ajg/features_3.parquet', '../../include/data/silver/stage-02/1337ad-20170321-ajg/features_4.parquet', '../../include/data/silver/stage-02/1337ad-20170321-ajg/features_5.parquet', '../../include/data/silver/stage-02/1337ad-20170321-ajg/features_6.parquet', '../../include/data/silver/stage-02/1337ad-20170321-ajg/features_7.parquet', '../../include/data/silver/stage-02/1337ad-20170321-ajg/features_8.parquet', '../../include/data/silver/stage-02/1337ad-20170321-ajg/features_9.parquet', '../../include/data/silver/stage-02/1337ad-20170321-tkg/features_0.parquet', '../../include/data/silver/stage-02/1337ad-20170321-tkg/features_1.parquet', '../../include/data/silver/stage-02/1337ad-20170321-tkg/features_2.parquet', '../../include/data/silver/stage-02/1337ad-20170321-tkg/features_3.parquet', '../../include/data/silver/stage-02/1337ad-20170321-tkg/features_4.parquet',</w:t>
+      </w:r>
+    </w:p>
+    <w:p>
+      <w:pPr>
+        <w:rPr>
+          <w:color w:val="0070C0"/>
+        </w:rPr>
+      </w:pPr>
+      <w:r>
+        <w:rPr>
+          <w:color w:val="0070C0"/>
+        </w:rPr>
+        <w:lastRenderedPageBreak/>
+        <w:t>...</w:t>
+      </w:r>
+    </w:p>
+    <w:p>
+      <w:pPr>
+        <w:rPr>
+          <w:color w:val="0070C0"/>
+        </w:rPr>
+      </w:pPr>
+      <w:r>
+        <w:rPr>
+          <w:color w:val="0070C0"/>
+        </w:rPr>
+        <w:t>'../../include/data/silver/stage-02/Coren-20141121-pxp/features_5.parquet', '../../include/data/silver/stage-02/Coren-20141121-pxp/features_6.parquet', '../../include/data/silver/stage-02/Coren-20141121-pxp/features_7.parquet', '../../include/data/silver/stage-02/Coren-20141121-pxp/features_8.parquet', '../../include/data/silver/stage-02/Coren-20141121-pxp/features_9.parquet']</w:t>
+      </w:r>
+    </w:p>
+    <w:p>
+      <w:pPr>
+        <w:rPr>
+          <w:color w:val="0070C0"/>
+        </w:rPr>
+      </w:pPr>
+    </w:p>
+    <w:p>
+      <w:pPr>
+        <w:rPr>
+          <w:color w:val="0070C0"/>
+        </w:rPr>
+      </w:pPr>
+      <w:r>
+        <w:rPr>
+          <w:color w:val="0070C0"/>
+        </w:rPr>
+        <w:t xml:space="preserve">but when I read it using </w:t>
+      </w:r>
+      <w:proofErr w:type="spellStart"/>
+      <w:r>
+        <w:rPr>
+          <w:color w:val="0070C0"/>
+        </w:rPr>
+        <w:t>duckdbs</w:t>
+      </w:r>
+      <w:proofErr w:type="spellEnd"/>
+      <w:r>
+        <w:rPr>
+          <w:color w:val="0070C0"/>
+        </w:rPr>
+        <w:t xml:space="preserve"> </w:t>
+      </w:r>
+      <w:proofErr w:type="spellStart"/>
+      <w:r>
+        <w:rPr>
+          <w:color w:val="0070C0"/>
+        </w:rPr>
+        <w:t>readparquet</w:t>
+      </w:r>
+      <w:proofErr w:type="spellEnd"/>
+      <w:r>
+        <w:rPr>
+          <w:color w:val="0070C0"/>
+        </w:rPr>
+        <w:t xml:space="preserve"> it unfortunately returns a </w:t>
+      </w:r>
+      <w:proofErr w:type="spellStart"/>
+      <w:r>
+        <w:rPr>
+          <w:color w:val="0070C0"/>
+        </w:rPr>
+        <w:t>OutOfMemoryException</w:t>
+      </w:r>
+      <w:proofErr w:type="spellEnd"/>
+      <w:r>
+        <w:rPr>
+          <w:color w:val="0070C0"/>
+        </w:rPr>
+        <w:t xml:space="preserve"> Traceback (most recent call last)Cell In[14], line 1----&gt; 1 </w:t>
+      </w:r>
+      <w:proofErr w:type="spellStart"/>
+      <w:r>
+        <w:rPr>
+          <w:color w:val="0070C0"/>
+        </w:rPr>
+        <w:t>conn.sql</w:t>
+      </w:r>
+      <w:proofErr w:type="spellEnd"/>
+      <w:r>
+        <w:rPr>
+          <w:color w:val="0070C0"/>
+        </w:rPr>
+        <w:t xml:space="preserve">(f""" 2 CREATE OR REPLACE TEMPORARY TABLE features AS ( 3 SELECT * FROM </w:t>
+      </w:r>
+      <w:proofErr w:type="spellStart"/>
+      <w:r>
+        <w:rPr>
+          <w:color w:val="0070C0"/>
+        </w:rPr>
+        <w:t>read_parquet</w:t>
+      </w:r>
+      <w:proofErr w:type="spellEnd"/>
+      <w:r>
+        <w:rPr>
+          <w:color w:val="0070C0"/>
+        </w:rPr>
+        <w:t>({</w:t>
+      </w:r>
+      <w:proofErr w:type="spellStart"/>
+      <w:r>
+        <w:rPr>
+          <w:color w:val="0070C0"/>
+        </w:rPr>
+        <w:t>subjects_features_paths</w:t>
+      </w:r>
+      <w:proofErr w:type="spellEnd"/>
+      <w:r>
+        <w:rPr>
+          <w:color w:val="0070C0"/>
+        </w:rPr>
+        <w:t xml:space="preserve">}, </w:t>
+      </w:r>
+      <w:proofErr w:type="spellStart"/>
+      <w:r>
+        <w:rPr>
+          <w:color w:val="0070C0"/>
+        </w:rPr>
+        <w:t>union_by_name</w:t>
+      </w:r>
+      <w:proofErr w:type="spellEnd"/>
+      <w:r>
+        <w:rPr>
+          <w:color w:val="0070C0"/>
+        </w:rPr>
+        <w:t>=True, filename=False) 4 ) 5 """)</w:t>
+      </w:r>
+      <w:proofErr w:type="spellStart"/>
+      <w:r>
+        <w:rPr>
+          <w:color w:val="0070C0"/>
+        </w:rPr>
+        <w:t>OutOfMemoryException</w:t>
+      </w:r>
+      <w:proofErr w:type="spellEnd"/>
+      <w:r>
+        <w:rPr>
+          <w:color w:val="0070C0"/>
+        </w:rPr>
+        <w:t>: Out of Memory Error: Allocation failure</w:t>
+      </w:r>
+    </w:p>
+    <w:p>
+      <w:pPr>
+        <w:rPr>
+          <w:color w:val="0070C0"/>
+        </w:rPr>
+      </w:pPr>
+    </w:p>
+    <w:p>
+      <w:pPr>
+        <w:rPr>
+          <w:color w:val="0070C0"/>
+        </w:rPr>
+      </w:pPr>
+      <w:r>
+        <w:rPr>
+          <w:color w:val="0070C0"/>
+        </w:rPr>
+        <w:t>How do I handle this? Should I lessen the files being read? Should I write all the features of one subject instead as one unified parquet file instead?</w:t>
+      </w:r>
+    </w:p>
+    <w:p>
+      <w:pPr>
+        <w:rPr>
+          <w:b/>
+          <w:bCs/>
+        </w:rPr>
+      </w:pPr>
+      <w:r>
+        <w:rPr>
+          <w:b/>
+          <w:bCs/>
+        </w:rPr>
+        <w:t>Gemini said</w:t>
+      </w:r>
+    </w:p>
+    <w:p>
+      <w:r>
+        <w:t xml:space="preserve">That </w:t>
+      </w:r>
+      <w:proofErr w:type="spellStart"/>
+      <w:r>
+        <w:t>OutOfMemoryException</w:t>
+      </w:r>
+      <w:proofErr w:type="spellEnd"/>
+      <w:r>
+        <w:t xml:space="preserve"> is a classic sign that </w:t>
+      </w:r>
+      <w:proofErr w:type="spellStart"/>
+      <w:r>
+        <w:t>DuckDB</w:t>
+      </w:r>
+      <w:proofErr w:type="spellEnd"/>
+      <w:r>
+        <w:t xml:space="preserve"> is choking on the </w:t>
+      </w:r>
+      <w:r>
+        <w:rPr>
+          <w:b/>
+          <w:bCs/>
+        </w:rPr>
+        <w:t>metadata overhead</w:t>
+      </w:r>
+      <w:r>
+        <w:t xml:space="preserve"> and the </w:t>
+      </w:r>
+      <w:r>
+        <w:rPr>
+          <w:b/>
+          <w:bCs/>
+        </w:rPr>
+        <w:t>schema reconciliation</w:t>
+      </w:r>
+      <w:r>
+        <w:t xml:space="preserve"> of having hundreds (or thousands) of small files.</w:t>
+      </w:r>
+    </w:p>
+    <w:p>
+      <w:r>
+        <w:t xml:space="preserve">Even though </w:t>
+      </w:r>
+      <w:proofErr w:type="spellStart"/>
+      <w:r>
+        <w:t>DuckDB</w:t>
+      </w:r>
+      <w:proofErr w:type="spellEnd"/>
+      <w:r>
+        <w:t xml:space="preserve"> is incredibly efficient, when you use </w:t>
+      </w:r>
+      <w:proofErr w:type="spellStart"/>
+      <w:r>
+        <w:t>union_by_name</w:t>
+      </w:r>
+      <w:proofErr w:type="spellEnd"/>
+      <w:r>
+        <w:t>=True on a massive list of individual paths, it tries to inspect every single file header to ensure the columns align before it even starts the "Create Table" process. If these are "fat" files (lots of spectral features/arrays), your RAM disappears fast.</w:t>
+      </w:r>
+    </w:p>
+    <w:p>
+      <w:r>
+        <w:t>Here is how you should handle this to keep your pipeline lean.</w:t>
+      </w:r>
+    </w:p>
+    <w:p>
+      <w:r>
+        <w:pict w14:anchorId="6E6932F6">
+          <v:rect id="_x0000_i1064" style="width:0;height:1.5pt" o:hralign="center" o:hrstd="t" o:hr="t" fillcolor="#a0a0a0" stroked="f"/>
+        </w:pict>
+      </w:r>
+    </w:p>
+    <w:p>
+      <w:pPr>
+        <w:rPr>
+          <w:b/>
+          <w:bCs/>
+        </w:rPr>
+      </w:pPr>
+      <w:r>
+        <w:rPr>
+          <w:b/>
+          <w:bCs/>
+        </w:rPr>
+        <w:t>1. The Immediate Fix: Use a VIEW, not a TABLE</w:t>
+      </w:r>
+    </w:p>
+    <w:p>
+      <w:r>
+        <w:t xml:space="preserve">A TEMPORARY TABLE forces </w:t>
+      </w:r>
+      <w:proofErr w:type="spellStart"/>
+      <w:r>
+        <w:t>DuckDB</w:t>
+      </w:r>
+      <w:proofErr w:type="spellEnd"/>
+      <w:r>
+        <w:t xml:space="preserve"> to load the data into memory. A VIEW, however, is just a "pointer." It costs almost zero RAM to create and only processes the data when you </w:t>
+      </w:r>
+      <w:proofErr w:type="gramStart"/>
+      <w:r>
+        <w:t>actually run</w:t>
+      </w:r>
+      <w:proofErr w:type="gramEnd"/>
+      <w:r>
+        <w:t xml:space="preserve"> a query (and even then, it streams it).</w:t>
+      </w:r>
+    </w:p>
+    <w:p>
+      <w:r>
+        <w:t>Python</w:t>
+      </w:r>
+    </w:p>
+    <w:p>
+      <w:r>
+        <w:t># Instead of CREATE TABLE, use CREATE VIEW</w:t>
+      </w:r>
+    </w:p>
+    <w:p>
+      <w:proofErr w:type="spellStart"/>
+      <w:proofErr w:type="gramStart"/>
+      <w:r>
+        <w:t>conn.sql</w:t>
+      </w:r>
+      <w:proofErr w:type="spellEnd"/>
+      <w:r>
+        <w:t>(</w:t>
+      </w:r>
+      <w:proofErr w:type="gramEnd"/>
+      <w:r>
+        <w:t>f"""</w:t>
+      </w:r>
+    </w:p>
+    <w:p>
+      <w:r>
+        <w:t xml:space="preserve">    CREATE OR REPLACE VIEW </w:t>
+      </w:r>
+      <w:proofErr w:type="spellStart"/>
+      <w:r>
+        <w:t>features_view</w:t>
+      </w:r>
+      <w:proofErr w:type="spellEnd"/>
+      <w:r>
+        <w:t xml:space="preserve"> AS </w:t>
+      </w:r>
+    </w:p>
+    <w:p>
+      <w:r>
+        <w:t xml:space="preserve">    SELECT * FROM </w:t>
+      </w:r>
+      <w:proofErr w:type="spellStart"/>
+      <w:r>
+        <w:t>read_parquet</w:t>
+      </w:r>
+      <w:proofErr w:type="spellEnd"/>
+      <w:r>
+        <w:t>({</w:t>
+      </w:r>
+      <w:proofErr w:type="spellStart"/>
+      <w:r>
+        <w:t>subjects_features_paths</w:t>
+      </w:r>
+      <w:proofErr w:type="spellEnd"/>
+      <w:r>
+        <w:t xml:space="preserve">}, </w:t>
+      </w:r>
+      <w:proofErr w:type="spellStart"/>
+      <w:r>
+        <w:t>union_by_name</w:t>
+      </w:r>
+      <w:proofErr w:type="spellEnd"/>
+      <w:r>
+        <w:t>=True)</w:t>
+      </w:r>
+    </w:p>
+    <w:p>
+      <w:r>
+        <w:t>""")</w:t>
+      </w:r>
+    </w:p>
+    <w:p>
+      <w:pPr>
+        <w:rPr>
+          <w:b/>
+          <w:bCs/>
+        </w:rPr>
+      </w:pPr>
+      <w:r>
+        <w:rPr>
+          <w:b/>
+          <w:bCs/>
+        </w:rPr>
+        <w:t>2. Use Glob Patterns instead of Path Lists</w:t>
+      </w:r>
+    </w:p>
+    <w:p>
+      <w:r>
+        <w:lastRenderedPageBreak/>
+        <w:t xml:space="preserve">Passing a massive list of strings into a SQL query creates a giant query string that itself needs to be parsed. </w:t>
+      </w:r>
+      <w:proofErr w:type="spellStart"/>
+      <w:r>
+        <w:t>DuckDB</w:t>
+      </w:r>
+      <w:proofErr w:type="spellEnd"/>
+      <w:r>
+        <w:t xml:space="preserve"> is much happier with a </w:t>
+      </w:r>
+      <w:r>
+        <w:rPr>
+          <w:b/>
+          <w:bCs/>
+        </w:rPr>
+        <w:t>glob pattern</w:t>
+      </w:r>
+      <w:r>
+        <w:t>. This allows the C++ engine to handle the file discovery internally.</w:t>
+      </w:r>
+    </w:p>
+    <w:p>
+      <w:r>
+        <w:t>Assuming your directory structure is consistent:</w:t>
+      </w:r>
+    </w:p>
+    <w:p>
+      <w:r>
+        <w:t>Python</w:t>
+      </w:r>
+    </w:p>
+    <w:p>
+      <w:proofErr w:type="spellStart"/>
+      <w:r>
+        <w:t>path_pattern</w:t>
+      </w:r>
+      <w:proofErr w:type="spellEnd"/>
+      <w:r>
+        <w:t xml:space="preserve"> = </w:t>
+      </w:r>
+      <w:proofErr w:type="gramStart"/>
+      <w:r>
+        <w:t>'../..</w:t>
+      </w:r>
+      <w:proofErr w:type="gramEnd"/>
+      <w:r>
+        <w:t>/include/data/silver/stage-02/*/</w:t>
+      </w:r>
+      <w:proofErr w:type="gramStart"/>
+      <w:r>
+        <w:t>*.parquet</w:t>
+      </w:r>
+      <w:proofErr w:type="gramEnd"/>
+      <w:r>
+        <w:t>'</w:t>
+      </w:r>
+    </w:p>
+    <w:p/>
+    <w:p>
+      <w:proofErr w:type="spellStart"/>
+      <w:proofErr w:type="gramStart"/>
+      <w:r>
+        <w:t>conn.sql</w:t>
+      </w:r>
+      <w:proofErr w:type="spellEnd"/>
+      <w:r>
+        <w:t>(</w:t>
+      </w:r>
+      <w:proofErr w:type="gramEnd"/>
+      <w:r>
+        <w:t>f"""</w:t>
+      </w:r>
+    </w:p>
+    <w:p>
+      <w:r>
+        <w:t xml:space="preserve">    CREATE OR REPLACE VIEW features AS </w:t>
+      </w:r>
+    </w:p>
+    <w:p>
+      <w:r>
+        <w:t xml:space="preserve">    SELECT * FROM </w:t>
+      </w:r>
+      <w:proofErr w:type="spellStart"/>
+      <w:r>
+        <w:t>read_parquet</w:t>
+      </w:r>
+      <w:proofErr w:type="spellEnd"/>
+      <w:r>
+        <w:t>('{</w:t>
+      </w:r>
+      <w:proofErr w:type="spellStart"/>
+      <w:r>
+        <w:t>path_pattern</w:t>
+      </w:r>
+      <w:proofErr w:type="spellEnd"/>
+      <w:r>
+        <w:t xml:space="preserve">}', </w:t>
+      </w:r>
+      <w:proofErr w:type="spellStart"/>
+      <w:r>
+        <w:t>hive_partitioning</w:t>
+      </w:r>
+      <w:proofErr w:type="spellEnd"/>
+      <w:r>
+        <w:t>=1)</w:t>
+      </w:r>
+    </w:p>
+    <w:p>
+      <w:r>
+        <w:t>""")</w:t>
+      </w:r>
+    </w:p>
+    <w:p>
+      <w:r>
+        <w:rPr>
+          <w:i/>
+          <w:iCs/>
+        </w:rPr>
+        <w:t xml:space="preserve">Note: </w:t>
+      </w:r>
+      <w:proofErr w:type="spellStart"/>
+      <w:r>
+        <w:rPr>
+          <w:i/>
+          <w:iCs/>
+        </w:rPr>
+        <w:t>hive_partitioning</w:t>
+      </w:r>
+      <w:proofErr w:type="spellEnd"/>
+      <w:r>
+        <w:rPr>
+          <w:i/>
+          <w:iCs/>
+        </w:rPr>
+        <w:t>=1 will automatically turn the folder names (like the subject IDs) into a column in your table.</w:t>
+      </w:r>
+    </w:p>
+    <w:p>
+      <w:pPr>
+        <w:rPr>
+          <w:b/>
+          <w:bCs/>
+        </w:rPr>
+      </w:pPr>
+      <w:r>
+        <w:rPr>
+          <w:b/>
+          <w:bCs/>
+        </w:rPr>
+        <w:t>3. Should you unify the files? (The "Small File Problem")</w:t>
+      </w:r>
+    </w:p>
+    <w:p>
+      <w:r>
+        <w:rPr>
+          <w:b/>
+          <w:bCs/>
+        </w:rPr>
+        <w:t>Yes, absolutely.</w:t>
+      </w:r>
+      <w:r>
+        <w:t xml:space="preserve"> In Data Engineering, this is known as the </w:t>
+      </w:r>
+      <w:r>
+        <w:rPr>
+          <w:b/>
+          <w:bCs/>
+        </w:rPr>
+        <w:t>Small File Problem</w:t>
+      </w:r>
+      <w:r>
+        <w:t>. Parquet is designed for "thick" chunks of data. Having 10 separate files for one subject (especially if they are only a few MB each) is inefficient because:</w:t>
+      </w:r>
+    </w:p>
+    <w:p>
+      <w:pPr>
+        <w:numPr>
+          <w:ilvl w:val="0"/>
+          <w:numId w:val="9"/>
+        </w:numPr>
+      </w:pPr>
+      <w:r>
+        <w:t>Each file has its own metadata/footer that must be read.</w:t>
+      </w:r>
+    </w:p>
+    <w:p>
+      <w:pPr>
+        <w:numPr>
+          <w:ilvl w:val="0"/>
+          <w:numId w:val="9"/>
+        </w:numPr>
+      </w:pPr>
+      <w:r>
+        <w:t>Compression works better on larger blocks of data.</w:t>
+      </w:r>
+    </w:p>
+    <w:p>
+      <w:pPr>
+        <w:numPr>
+          <w:ilvl w:val="0"/>
+          <w:numId w:val="9"/>
+        </w:numPr>
+      </w:pPr>
+      <w:r>
+        <w:t>The OS overhead of opening/closing thousands of files slows down your IO.</w:t>
+      </w:r>
+    </w:p>
+    <w:p>
+      <w:r>
+        <w:rPr>
+          <w:b/>
+          <w:bCs/>
+        </w:rPr>
+        <w:t>My recommendation:</w:t>
+      </w:r>
+      <w:r>
+        <w:t xml:space="preserve"> As part of your "Silver" to "Gold" transition, you should write one unified Parquet file per subject. Or better yet, write one single large Parquet file for the </w:t>
+      </w:r>
+      <w:r>
+        <w:rPr>
+          <w:i/>
+          <w:iCs/>
+        </w:rPr>
+        <w:t>entire</w:t>
+      </w:r>
+      <w:r>
+        <w:t xml:space="preserve"> dataset, partitioned by </w:t>
+      </w:r>
+      <w:proofErr w:type="spellStart"/>
+      <w:r>
+        <w:t>sub_id</w:t>
+      </w:r>
+      <w:proofErr w:type="spellEnd"/>
+      <w:r>
+        <w:t>.</w:t>
+      </w:r>
+    </w:p>
+    <w:p>
+      <w:r>
+        <w:pict w14:anchorId="54D506BF">
+          <v:rect id="_x0000_i1065" style="width:0;height:1.5pt" o:hralign="center" o:hrstd="t" o:hr="t" fillcolor="#a0a0a0" stroked="f"/>
+        </w:pict>
+      </w:r>
+    </w:p>
+    <w:p>
+      <w:pPr>
+        <w:rPr>
+          <w:b/>
+          <w:bCs/>
+        </w:rPr>
+      </w:pPr>
+      <w:r>
+        <w:rPr>
+          <w:b/>
+          <w:bCs/>
+        </w:rPr>
+        <w:t>4. How to Unify without crashing RAM</w:t>
+      </w:r>
+    </w:p>
+    <w:p>
+      <w:r>
+        <w:t xml:space="preserve">If you want to merge them into one file per subject but keep running into OOM, process them </w:t>
+      </w:r>
+      <w:r>
+        <w:rPr>
+          <w:b/>
+          <w:bCs/>
+        </w:rPr>
+        <w:t>subject-by-subject</w:t>
+      </w:r>
+      <w:r>
+        <w:t xml:space="preserve"> in a loop rather than all at once.</w:t>
+      </w:r>
+    </w:p>
+    <w:p>
+      <w:r>
+        <w:t>Python</w:t>
+      </w:r>
+    </w:p>
+    <w:p>
+      <w:r>
+        <w:t xml:space="preserve">import </w:t>
+      </w:r>
+      <w:proofErr w:type="spellStart"/>
+      <w:r>
+        <w:t>os</w:t>
+      </w:r>
+      <w:proofErr w:type="spellEnd"/>
+    </w:p>
+    <w:p/>
+    <w:p>
+      <w:r>
+        <w:t># Example logic to merge per subject</w:t>
+      </w:r>
+    </w:p>
+    <w:p>
+      <w:proofErr w:type="spellStart"/>
+      <w:r>
+        <w:t>base_path</w:t>
+      </w:r>
+      <w:proofErr w:type="spellEnd"/>
+      <w:r>
+        <w:t xml:space="preserve"> = </w:t>
+      </w:r>
+      <w:proofErr w:type="gramStart"/>
+      <w:r>
+        <w:t>'../..</w:t>
+      </w:r>
+      <w:proofErr w:type="gramEnd"/>
+      <w:r>
+        <w:t>/include/data/silver/stage-02/'</w:t>
+      </w:r>
+    </w:p>
+    <w:p>
+      <w:r>
+        <w:lastRenderedPageBreak/>
+        <w:t xml:space="preserve">subjects = </w:t>
+      </w:r>
+      <w:proofErr w:type="spellStart"/>
+      <w:proofErr w:type="gramStart"/>
+      <w:r>
+        <w:t>os.listdir</w:t>
+      </w:r>
+      <w:proofErr w:type="spellEnd"/>
+      <w:proofErr w:type="gramEnd"/>
+      <w:r>
+        <w:t>(</w:t>
+      </w:r>
+      <w:proofErr w:type="spellStart"/>
+      <w:r>
+        <w:t>base_path</w:t>
+      </w:r>
+      <w:proofErr w:type="spellEnd"/>
+      <w:r>
+        <w:t>)</w:t>
+      </w:r>
+    </w:p>
+    <w:p/>
+    <w:p>
+      <w:r>
+        <w:t>for sub in subjects:</w:t>
+      </w:r>
+    </w:p>
+    <w:p>
+      <w:r>
+        <w:t xml:space="preserve">    </w:t>
+      </w:r>
+      <w:proofErr w:type="spellStart"/>
+      <w:r>
+        <w:t>sub_folder</w:t>
+      </w:r>
+      <w:proofErr w:type="spellEnd"/>
+      <w:r>
+        <w:t xml:space="preserve"> = </w:t>
+      </w:r>
+      <w:proofErr w:type="spellStart"/>
+      <w:proofErr w:type="gramStart"/>
+      <w:r>
+        <w:t>os.path</w:t>
+      </w:r>
+      <w:proofErr w:type="gramEnd"/>
+      <w:r>
+        <w:t>.</w:t>
+      </w:r>
+      <w:proofErr w:type="gramStart"/>
+      <w:r>
+        <w:t>join</w:t>
+      </w:r>
+      <w:proofErr w:type="spellEnd"/>
+      <w:r>
+        <w:t>(</w:t>
+      </w:r>
+      <w:proofErr w:type="spellStart"/>
+      <w:proofErr w:type="gramEnd"/>
+      <w:r>
+        <w:t>base_path</w:t>
+      </w:r>
+      <w:proofErr w:type="spellEnd"/>
+      <w:r>
+        <w:t>, sub)</w:t>
+      </w:r>
+    </w:p>
+    <w:p>
+      <w:r>
+        <w:t xml:space="preserve">    </w:t>
+      </w:r>
+      <w:proofErr w:type="spellStart"/>
+      <w:r>
+        <w:t>output_file</w:t>
+      </w:r>
+      <w:proofErr w:type="spellEnd"/>
+      <w:r>
+        <w:t xml:space="preserve"> = </w:t>
+      </w:r>
+      <w:proofErr w:type="spellStart"/>
+      <w:proofErr w:type="gramStart"/>
+      <w:r>
+        <w:t>os.path</w:t>
+      </w:r>
+      <w:proofErr w:type="gramEnd"/>
+      <w:r>
+        <w:t>.</w:t>
+      </w:r>
+      <w:proofErr w:type="gramStart"/>
+      <w:r>
+        <w:t>join</w:t>
+      </w:r>
+      <w:proofErr w:type="spellEnd"/>
+      <w:r>
+        <w:t>(</w:t>
+      </w:r>
+      <w:proofErr w:type="spellStart"/>
+      <w:proofErr w:type="gramEnd"/>
+      <w:r>
+        <w:t>sub_folder</w:t>
+      </w:r>
+      <w:proofErr w:type="spellEnd"/>
+      <w:r>
+        <w:t>, "</w:t>
+      </w:r>
+      <w:proofErr w:type="spellStart"/>
+      <w:r>
+        <w:t>unified_</w:t>
+      </w:r>
+      <w:proofErr w:type="gramStart"/>
+      <w:r>
+        <w:t>features.parquet</w:t>
+      </w:r>
+      <w:proofErr w:type="spellEnd"/>
+      <w:proofErr w:type="gramEnd"/>
+      <w:r>
+        <w:t>")</w:t>
+      </w:r>
+    </w:p>
+    <w:p>
+      <w:r>
+        <w:t xml:space="preserve">    </w:t>
+      </w:r>
+    </w:p>
+    <w:p>
+      <w:r>
+        <w:t xml:space="preserve">    # Merge the 10 files into 1 and then delete the old ones</w:t>
+      </w:r>
+    </w:p>
+    <w:p>
+      <w:r>
+        <w:t xml:space="preserve">    </w:t>
+      </w:r>
+      <w:proofErr w:type="spellStart"/>
+      <w:proofErr w:type="gramStart"/>
+      <w:r>
+        <w:t>conn.sql</w:t>
+      </w:r>
+      <w:proofErr w:type="spellEnd"/>
+      <w:r>
+        <w:t>(</w:t>
+      </w:r>
+      <w:proofErr w:type="gramEnd"/>
+      <w:r>
+        <w:t>f"""</w:t>
+      </w:r>
+    </w:p>
+    <w:p>
+      <w:r>
+        <w:t xml:space="preserve">        COPY (SELECT * FROM </w:t>
+      </w:r>
+      <w:proofErr w:type="spellStart"/>
+      <w:r>
+        <w:t>read_parquet</w:t>
+      </w:r>
+      <w:proofErr w:type="spellEnd"/>
+      <w:r>
+        <w:t>('{</w:t>
+      </w:r>
+      <w:proofErr w:type="spellStart"/>
+      <w:r>
+        <w:t>sub_folder</w:t>
+      </w:r>
+      <w:proofErr w:type="spellEnd"/>
+      <w:r>
+        <w:t>}/features_</w:t>
+      </w:r>
+      <w:proofErr w:type="gramStart"/>
+      <w:r>
+        <w:t>*.parquet</w:t>
+      </w:r>
+      <w:proofErr w:type="gramEnd"/>
+      <w:r>
+        <w:t xml:space="preserve">')) </w:t>
+      </w:r>
+    </w:p>
+    <w:p>
+      <w:r>
+        <w:t xml:space="preserve">        TO '{</w:t>
+      </w:r>
+      <w:proofErr w:type="spellStart"/>
+      <w:r>
+        <w:t>output_file</w:t>
+      </w:r>
+      <w:proofErr w:type="spellEnd"/>
+      <w:r>
+        <w:t>}' (FORMAT 'PARQUET')</w:t>
+      </w:r>
+    </w:p>
+    <w:p>
+      <w:r>
+        <w:t xml:space="preserve">    """)</w:t>
+      </w:r>
+    </w:p>
+    <w:p>
+      <w:r>
+        <w:t xml:space="preserve">    # (Optional: Add logic to delete the features_0...9 files here)</w:t>
+      </w:r>
+    </w:p>
+    <w:p>
+      <w:pPr>
+        <w:rPr>
+          <w:b/>
+          <w:bCs/>
+        </w:rPr>
+      </w:pPr>
+      <w:r>
+        <w:rPr>
+          <w:b/>
+          <w:bCs/>
+        </w:rPr>
+        <w:t>Summary of Strategy</w:t>
+      </w:r>
+    </w:p>
+    <w:p>
+      <w:pPr>
+        <w:numPr>
+          <w:ilvl w:val="0"/>
+          <w:numId w:val="10"/>
+        </w:numPr>
+      </w:pPr>
+      <w:r>
+        <w:rPr>
+          <w:b/>
+          <w:bCs/>
+        </w:rPr>
+        <w:t xml:space="preserve">Don't use </w:t>
+      </w:r>
+      <w:proofErr w:type="spellStart"/>
+      <w:r>
+        <w:t>union_by_name</w:t>
+      </w:r>
+      <w:proofErr w:type="spellEnd"/>
+      <w:r>
+        <w:t>=True if you know the schema is identical. It’s a huge performance hit.</w:t>
+      </w:r>
+    </w:p>
+    <w:p>
+      <w:pPr>
+        <w:numPr>
+          <w:ilvl w:val="0"/>
+          <w:numId w:val="10"/>
+        </w:numPr>
+      </w:pPr>
+      <w:r>
+        <w:rPr>
+          <w:b/>
+          <w:bCs/>
+        </w:rPr>
+        <w:t xml:space="preserve">Use </w:t>
+      </w:r>
+      <w:r>
+        <w:t>VIEW to explore data without committing RAM.</w:t>
+      </w:r>
+    </w:p>
+    <w:p>
+      <w:pPr>
+        <w:numPr>
+          <w:ilvl w:val="0"/>
+          <w:numId w:val="10"/>
+        </w:numPr>
+      </w:pPr>
+      <w:r>
+        <w:rPr>
+          <w:b/>
+          <w:bCs/>
+        </w:rPr>
+        <w:t>Consolidate.</w:t>
+      </w:r>
+      <w:r>
+        <w:t xml:space="preserve"> Aim for files that are at least </w:t>
+      </w:r>
+      <w:r>
+        <w:rPr>
+          <w:b/>
+          <w:bCs/>
+        </w:rPr>
+        <w:t>128MB to 256MB</w:t>
+      </w:r>
+      <w:r>
+        <w:t xml:space="preserve"> in size. If your subject files are smaller than that, consider grouping multiple subjects into a single Parquet file.</w:t>
+      </w:r>
+    </w:p>
+    <w:p>
+      <w:r>
+        <w:rPr>
+          <w:b/>
+          <w:bCs/>
+        </w:rPr>
+        <w:t>Would you like me to help you write a script that merges these fragmented files into a single, partitioned Delta table or a larger Parquet dataset?</w:t>
       </w:r>
     </w:p>
     <w:p/>
@@ -1702,6 +7124,119 @@
 <file path=word/numbering.xml><?xml version="1.0" encoding="utf-8"?>
 <w:numbering xmlns:wpc="http://schemas.microsoft.com/office/word/2010/wordprocessingCanvas" xmlns:cx="http://schemas.microsoft.com/office/drawing/2014/chartex" xmlns:cx1="http://schemas.microsoft.com/office/drawing/2015/9/8/chartex" xmlns:cx2="http://schemas.microsoft.com/office/drawing/2015/10/21/chartex" xmlns:cx3="http://schemas.microsoft.com/office/drawing/2016/5/9/chartex" xmlns:cx4="http://schemas.microsoft.com/office/drawing/2016/5/10/chartex" xmlns:cx5="http://schemas.microsoft.com/office/drawing/2016/5/11/chartex" xmlns:cx6="http://schemas.microsoft.com/office/drawing/2016/5/12/chartex" xmlns:cx7="http://schemas.microsoft.com/office/drawing/2016/5/13/chartex" xmlns:cx8="http://schemas.microsoft.com/office/drawing/2016/5/14/chartex" xmlns:mc="http://schemas.openxmlformats.org/markup-compatibility/2006" xmlns:aink="http://schemas.microsoft.com/office/drawing/2016/ink" xmlns:am3d="http://schemas.microsoft.com/office/drawing/2017/model3d" xmlns:o="urn:schemas-microsoft-com:office:office" xmlns:oel="http://schemas.microsoft.com/office/2019/extlst" xmlns:r="http://schemas.openxmlformats.org/officeDocument/2006/relationships" xmlns:m="http://schemas.openxmlformats.org/officeDocument/2006/math" xmlns:v="urn:schemas-microsoft-com:vml" xmlns:wp14="http://schemas.microsoft.com/office/word/2010/wordprocessingDrawing" xmlns:wp="http://schemas.openxmlformats.org/drawingml/2006/wordprocessingDrawing" xmlns:w10="urn:schemas-microsoft-com:office:word" xmlns:w="http://schemas.openxmlformats.org/wordprocessingml/2006/main" xmlns:w14="http://schemas.microsoft.com/office/word/2010/wordml" xmlns:w15="http://schemas.microsoft.com/office/word/2012/wordml" xmlns:w16cex="http://schemas.microsoft.com/office/word/2018/wordml/cex" xmlns:w16cid="http://schemas.microsoft.com/office/word/2016/wordml/cid" xmlns:w16="http://schemas.microsoft.com/office/word/2018/wordml" xmlns:w16du="http://schemas.microsoft.com/office/word/2023/wordml/word16du" xmlns:w16sdtdh="http://schemas.microsoft.com/office/word/2020/wordml/sdtdatahash" xmlns:w16sdtfl="http://schemas.microsoft.com/office/word/2024/wordml/sdtformatlock" xmlns:w16se="http://schemas.microsoft.com/office/word/2015/wordml/symex" xmlns:wpg="http://schemas.microsoft.com/office/word/2010/wordprocessingGroup" xmlns:wpi="http://schemas.microsoft.com/office/word/2010/wordprocessingInk" xmlns:wne="http://schemas.microsoft.com/office/word/2006/wordml" xmlns:wps="http://schemas.microsoft.com/office/word/2010/wordprocessingShape" mc:Ignorable="w14 w15 w16se w16cid w16 w16cex w16sdtdh w16sdtfl w16du wp14">
   <w:abstractNum w:abstractNumId="0" w15:restartNumberingAfterBreak="0">
+    <w:nsid w:val="1C477949"/>
+    <w:multiLevelType w:val="multilevel"/>
+    <w:tmpl w:val="89A65156"/>
+    <w:lvl w:ilvl="0">
+      <w:start w:val="1"/>
+      <w:numFmt w:val="decimal"/>
+      <w:lvlText w:val="%1."/>
+      <w:lvlJc w:val="left"/>
+      <w:pPr>
+        <w:tabs>
+          <w:tab w:val="num" w:pos="720"/>
+        </w:tabs>
+        <w:ind w:left="720" w:hanging="360"/>
+      </w:pPr>
+    </w:lvl>
+    <w:lvl w:ilvl="1" w:tentative="1">
+      <w:start w:val="1"/>
+      <w:numFmt w:val="decimal"/>
+      <w:lvlText w:val="%2."/>
+      <w:lvlJc w:val="left"/>
+      <w:pPr>
+        <w:tabs>
+          <w:tab w:val="num" w:pos="1440"/>
+        </w:tabs>
+        <w:ind w:left="1440" w:hanging="360"/>
+      </w:pPr>
+    </w:lvl>
+    <w:lvl w:ilvl="2" w:tentative="1">
+      <w:start w:val="1"/>
+      <w:numFmt w:val="decimal"/>
+      <w:lvlText w:val="%3."/>
+      <w:lvlJc w:val="left"/>
+      <w:pPr>
+        <w:tabs>
+          <w:tab w:val="num" w:pos="2160"/>
+        </w:tabs>
+        <w:ind w:left="2160" w:hanging="360"/>
+      </w:pPr>
+    </w:lvl>
+    <w:lvl w:ilvl="3" w:tentative="1">
+      <w:start w:val="1"/>
+      <w:numFmt w:val="decimal"/>
+      <w:lvlText w:val="%4."/>
+      <w:lvlJc w:val="left"/>
+      <w:pPr>
+        <w:tabs>
+          <w:tab w:val="num" w:pos="2880"/>
+        </w:tabs>
+        <w:ind w:left="2880" w:hanging="360"/>
+      </w:pPr>
+    </w:lvl>
+    <w:lvl w:ilvl="4" w:tentative="1">
+      <w:start w:val="1"/>
+      <w:numFmt w:val="decimal"/>
+      <w:lvlText w:val="%5."/>
+      <w:lvlJc w:val="left"/>
+      <w:pPr>
+        <w:tabs>
+          <w:tab w:val="num" w:pos="3600"/>
+        </w:tabs>
+        <w:ind w:left="3600" w:hanging="360"/>
+      </w:pPr>
+    </w:lvl>
+    <w:lvl w:ilvl="5" w:tentative="1">
+      <w:start w:val="1"/>
+      <w:numFmt w:val="decimal"/>
+      <w:lvlText w:val="%6."/>
+      <w:lvlJc w:val="left"/>
+      <w:pPr>
+        <w:tabs>
+          <w:tab w:val="num" w:pos="4320"/>
+        </w:tabs>
+        <w:ind w:left="4320" w:hanging="360"/>
+      </w:pPr>
+    </w:lvl>
+    <w:lvl w:ilvl="6" w:tentative="1">
+      <w:start w:val="1"/>
+      <w:numFmt w:val="decimal"/>
+      <w:lvlText w:val="%7."/>
+      <w:lvlJc w:val="left"/>
+      <w:pPr>
+        <w:tabs>
+          <w:tab w:val="num" w:pos="5040"/>
+        </w:tabs>
+        <w:ind w:left="5040" w:hanging="360"/>
+      </w:pPr>
+    </w:lvl>
+    <w:lvl w:ilvl="7" w:tentative="1">
+      <w:start w:val="1"/>
+      <w:numFmt w:val="decimal"/>
+      <w:lvlText w:val="%8."/>
+      <w:lvlJc w:val="left"/>
+      <w:pPr>
+        <w:tabs>
+          <w:tab w:val="num" w:pos="5760"/>
+        </w:tabs>
+        <w:ind w:left="5760" w:hanging="360"/>
+      </w:pPr>
+    </w:lvl>
+    <w:lvl w:ilvl="8" w:tentative="1">
+      <w:start w:val="1"/>
+      <w:numFmt w:val="decimal"/>
+      <w:lvlText w:val="%9."/>
+      <w:lvlJc w:val="left"/>
+      <w:pPr>
+        <w:tabs>
+          <w:tab w:val="num" w:pos="6480"/>
+        </w:tabs>
+        <w:ind w:left="6480" w:hanging="360"/>
+      </w:pPr>
+    </w:lvl>
+  </w:abstractNum>
+  <w:abstractNum w:abstractNumId="1" w15:restartNumberingAfterBreak="0">
     <w:nsid w:val="2A826526"/>
     <w:multiLevelType w:val="multilevel"/>
     <w:tmpl w:val="4F1AF1A0"/>
@@ -1850,10 +7385,10 @@
       </w:rPr>
     </w:lvl>
   </w:abstractNum>
-  <w:abstractNum w:abstractNumId="1" w15:restartNumberingAfterBreak="0">
-    <w:nsid w:val="575B7980"/>
+  <w:abstractNum w:abstractNumId="2" w15:restartNumberingAfterBreak="0">
+    <w:nsid w:val="39912983"/>
     <w:multiLevelType w:val="multilevel"/>
-    <w:tmpl w:val="E7CC2450"/>
+    <w:tmpl w:val="7E8C2D78"/>
     <w:lvl w:ilvl="0">
       <w:start w:val="1"/>
       <w:numFmt w:val="bullet"/>
@@ -1999,10 +7534,10 @@
       </w:rPr>
     </w:lvl>
   </w:abstractNum>
-  <w:abstractNum w:abstractNumId="2" w15:restartNumberingAfterBreak="0">
-    <w:nsid w:val="5E384896"/>
+  <w:abstractNum w:abstractNumId="3" w15:restartNumberingAfterBreak="0">
+    <w:nsid w:val="3C6C4555"/>
     <w:multiLevelType w:val="multilevel"/>
-    <w:tmpl w:val="E536DD5A"/>
+    <w:tmpl w:val="464C300A"/>
     <w:lvl w:ilvl="0">
       <w:start w:val="1"/>
       <w:numFmt w:val="bullet"/>
@@ -2148,7 +7683,716 @@
       </w:rPr>
     </w:lvl>
   </w:abstractNum>
-  <w:abstractNum w:abstractNumId="3" w15:restartNumberingAfterBreak="0">
+  <w:abstractNum w:abstractNumId="4" w15:restartNumberingAfterBreak="0">
+    <w:nsid w:val="3E6E2FF8"/>
+    <w:multiLevelType w:val="multilevel"/>
+    <w:tmpl w:val="E29C0ECA"/>
+    <w:lvl w:ilvl="0">
+      <w:start w:val="1"/>
+      <w:numFmt w:val="decimal"/>
+      <w:lvlText w:val="%1."/>
+      <w:lvlJc w:val="left"/>
+      <w:pPr>
+        <w:tabs>
+          <w:tab w:val="num" w:pos="720"/>
+        </w:tabs>
+        <w:ind w:left="720" w:hanging="360"/>
+      </w:pPr>
+    </w:lvl>
+    <w:lvl w:ilvl="1" w:tentative="1">
+      <w:start w:val="1"/>
+      <w:numFmt w:val="decimal"/>
+      <w:lvlText w:val="%2."/>
+      <w:lvlJc w:val="left"/>
+      <w:pPr>
+        <w:tabs>
+          <w:tab w:val="num" w:pos="1440"/>
+        </w:tabs>
+        <w:ind w:left="1440" w:hanging="360"/>
+      </w:pPr>
+    </w:lvl>
+    <w:lvl w:ilvl="2" w:tentative="1">
+      <w:start w:val="1"/>
+      <w:numFmt w:val="decimal"/>
+      <w:lvlText w:val="%3."/>
+      <w:lvlJc w:val="left"/>
+      <w:pPr>
+        <w:tabs>
+          <w:tab w:val="num" w:pos="2160"/>
+        </w:tabs>
+        <w:ind w:left="2160" w:hanging="360"/>
+      </w:pPr>
+    </w:lvl>
+    <w:lvl w:ilvl="3" w:tentative="1">
+      <w:start w:val="1"/>
+      <w:numFmt w:val="decimal"/>
+      <w:lvlText w:val="%4."/>
+      <w:lvlJc w:val="left"/>
+      <w:pPr>
+        <w:tabs>
+          <w:tab w:val="num" w:pos="2880"/>
+        </w:tabs>
+        <w:ind w:left="2880" w:hanging="360"/>
+      </w:pPr>
+    </w:lvl>
+    <w:lvl w:ilvl="4" w:tentative="1">
+      <w:start w:val="1"/>
+      <w:numFmt w:val="decimal"/>
+      <w:lvlText w:val="%5."/>
+      <w:lvlJc w:val="left"/>
+      <w:pPr>
+        <w:tabs>
+          <w:tab w:val="num" w:pos="3600"/>
+        </w:tabs>
+        <w:ind w:left="3600" w:hanging="360"/>
+      </w:pPr>
+    </w:lvl>
+    <w:lvl w:ilvl="5" w:tentative="1">
+      <w:start w:val="1"/>
+      <w:numFmt w:val="decimal"/>
+      <w:lvlText w:val="%6."/>
+      <w:lvlJc w:val="left"/>
+      <w:pPr>
+        <w:tabs>
+          <w:tab w:val="num" w:pos="4320"/>
+        </w:tabs>
+        <w:ind w:left="4320" w:hanging="360"/>
+      </w:pPr>
+    </w:lvl>
+    <w:lvl w:ilvl="6" w:tentative="1">
+      <w:start w:val="1"/>
+      <w:numFmt w:val="decimal"/>
+      <w:lvlText w:val="%7."/>
+      <w:lvlJc w:val="left"/>
+      <w:pPr>
+        <w:tabs>
+          <w:tab w:val="num" w:pos="5040"/>
+        </w:tabs>
+        <w:ind w:left="5040" w:hanging="360"/>
+      </w:pPr>
+    </w:lvl>
+    <w:lvl w:ilvl="7" w:tentative="1">
+      <w:start w:val="1"/>
+      <w:numFmt w:val="decimal"/>
+      <w:lvlText w:val="%8."/>
+      <w:lvlJc w:val="left"/>
+      <w:pPr>
+        <w:tabs>
+          <w:tab w:val="num" w:pos="5760"/>
+        </w:tabs>
+        <w:ind w:left="5760" w:hanging="360"/>
+      </w:pPr>
+    </w:lvl>
+    <w:lvl w:ilvl="8" w:tentative="1">
+      <w:start w:val="1"/>
+      <w:numFmt w:val="decimal"/>
+      <w:lvlText w:val="%9."/>
+      <w:lvlJc w:val="left"/>
+      <w:pPr>
+        <w:tabs>
+          <w:tab w:val="num" w:pos="6480"/>
+        </w:tabs>
+        <w:ind w:left="6480" w:hanging="360"/>
+      </w:pPr>
+    </w:lvl>
+  </w:abstractNum>
+  <w:abstractNum w:abstractNumId="5" w15:restartNumberingAfterBreak="0">
+    <w:nsid w:val="4DBC708F"/>
+    <w:multiLevelType w:val="multilevel"/>
+    <w:tmpl w:val="B9C434E0"/>
+    <w:lvl w:ilvl="0">
+      <w:start w:val="1"/>
+      <w:numFmt w:val="bullet"/>
+      <w:lvlText w:val=""/>
+      <w:lvlJc w:val="left"/>
+      <w:pPr>
+        <w:tabs>
+          <w:tab w:val="num" w:pos="720"/>
+        </w:tabs>
+        <w:ind w:left="720" w:hanging="360"/>
+      </w:pPr>
+      <w:rPr>
+        <w:rFonts w:ascii="Symbol" w:hAnsi="Symbol" w:hint="default"/>
+        <w:sz w:val="20"/>
+      </w:rPr>
+    </w:lvl>
+    <w:lvl w:ilvl="1" w:tentative="1">
+      <w:start w:val="1"/>
+      <w:numFmt w:val="bullet"/>
+      <w:lvlText w:val=""/>
+      <w:lvlJc w:val="left"/>
+      <w:pPr>
+        <w:tabs>
+          <w:tab w:val="num" w:pos="1440"/>
+        </w:tabs>
+        <w:ind w:left="1440" w:hanging="360"/>
+      </w:pPr>
+      <w:rPr>
+        <w:rFonts w:ascii="Symbol" w:hAnsi="Symbol" w:hint="default"/>
+        <w:sz w:val="20"/>
+      </w:rPr>
+    </w:lvl>
+    <w:lvl w:ilvl="2" w:tentative="1">
+      <w:start w:val="1"/>
+      <w:numFmt w:val="bullet"/>
+      <w:lvlText w:val=""/>
+      <w:lvlJc w:val="left"/>
+      <w:pPr>
+        <w:tabs>
+          <w:tab w:val="num" w:pos="2160"/>
+        </w:tabs>
+        <w:ind w:left="2160" w:hanging="360"/>
+      </w:pPr>
+      <w:rPr>
+        <w:rFonts w:ascii="Symbol" w:hAnsi="Symbol" w:hint="default"/>
+        <w:sz w:val="20"/>
+      </w:rPr>
+    </w:lvl>
+    <w:lvl w:ilvl="3" w:tentative="1">
+      <w:start w:val="1"/>
+      <w:numFmt w:val="bullet"/>
+      <w:lvlText w:val=""/>
+      <w:lvlJc w:val="left"/>
+      <w:pPr>
+        <w:tabs>
+          <w:tab w:val="num" w:pos="2880"/>
+        </w:tabs>
+        <w:ind w:left="2880" w:hanging="360"/>
+      </w:pPr>
+      <w:rPr>
+        <w:rFonts w:ascii="Symbol" w:hAnsi="Symbol" w:hint="default"/>
+        <w:sz w:val="20"/>
+      </w:rPr>
+    </w:lvl>
+    <w:lvl w:ilvl="4" w:tentative="1">
+      <w:start w:val="1"/>
+      <w:numFmt w:val="bullet"/>
+      <w:lvlText w:val=""/>
+      <w:lvlJc w:val="left"/>
+      <w:pPr>
+        <w:tabs>
+          <w:tab w:val="num" w:pos="3600"/>
+        </w:tabs>
+        <w:ind w:left="3600" w:hanging="360"/>
+      </w:pPr>
+      <w:rPr>
+        <w:rFonts w:ascii="Symbol" w:hAnsi="Symbol" w:hint="default"/>
+        <w:sz w:val="20"/>
+      </w:rPr>
+    </w:lvl>
+    <w:lvl w:ilvl="5" w:tentative="1">
+      <w:start w:val="1"/>
+      <w:numFmt w:val="bullet"/>
+      <w:lvlText w:val=""/>
+      <w:lvlJc w:val="left"/>
+      <w:pPr>
+        <w:tabs>
+          <w:tab w:val="num" w:pos="4320"/>
+        </w:tabs>
+        <w:ind w:left="4320" w:hanging="360"/>
+      </w:pPr>
+      <w:rPr>
+        <w:rFonts w:ascii="Symbol" w:hAnsi="Symbol" w:hint="default"/>
+        <w:sz w:val="20"/>
+      </w:rPr>
+    </w:lvl>
+    <w:lvl w:ilvl="6" w:tentative="1">
+      <w:start w:val="1"/>
+      <w:numFmt w:val="bullet"/>
+      <w:lvlText w:val=""/>
+      <w:lvlJc w:val="left"/>
+      <w:pPr>
+        <w:tabs>
+          <w:tab w:val="num" w:pos="5040"/>
+        </w:tabs>
+        <w:ind w:left="5040" w:hanging="360"/>
+      </w:pPr>
+      <w:rPr>
+        <w:rFonts w:ascii="Symbol" w:hAnsi="Symbol" w:hint="default"/>
+        <w:sz w:val="20"/>
+      </w:rPr>
+    </w:lvl>
+    <w:lvl w:ilvl="7" w:tentative="1">
+      <w:start w:val="1"/>
+      <w:numFmt w:val="bullet"/>
+      <w:lvlText w:val=""/>
+      <w:lvlJc w:val="left"/>
+      <w:pPr>
+        <w:tabs>
+          <w:tab w:val="num" w:pos="5760"/>
+        </w:tabs>
+        <w:ind w:left="5760" w:hanging="360"/>
+      </w:pPr>
+      <w:rPr>
+        <w:rFonts w:ascii="Symbol" w:hAnsi="Symbol" w:hint="default"/>
+        <w:sz w:val="20"/>
+      </w:rPr>
+    </w:lvl>
+    <w:lvl w:ilvl="8" w:tentative="1">
+      <w:start w:val="1"/>
+      <w:numFmt w:val="bullet"/>
+      <w:lvlText w:val=""/>
+      <w:lvlJc w:val="left"/>
+      <w:pPr>
+        <w:tabs>
+          <w:tab w:val="num" w:pos="6480"/>
+        </w:tabs>
+        <w:ind w:left="6480" w:hanging="360"/>
+      </w:pPr>
+      <w:rPr>
+        <w:rFonts w:ascii="Symbol" w:hAnsi="Symbol" w:hint="default"/>
+        <w:sz w:val="20"/>
+      </w:rPr>
+    </w:lvl>
+  </w:abstractNum>
+  <w:abstractNum w:abstractNumId="6" w15:restartNumberingAfterBreak="0">
+    <w:nsid w:val="575B7980"/>
+    <w:multiLevelType w:val="multilevel"/>
+    <w:tmpl w:val="E7CC2450"/>
+    <w:lvl w:ilvl="0">
+      <w:start w:val="1"/>
+      <w:numFmt w:val="bullet"/>
+      <w:lvlText w:val=""/>
+      <w:lvlJc w:val="left"/>
+      <w:pPr>
+        <w:tabs>
+          <w:tab w:val="num" w:pos="720"/>
+        </w:tabs>
+        <w:ind w:left="720" w:hanging="360"/>
+      </w:pPr>
+      <w:rPr>
+        <w:rFonts w:ascii="Symbol" w:hAnsi="Symbol" w:hint="default"/>
+        <w:sz w:val="20"/>
+      </w:rPr>
+    </w:lvl>
+    <w:lvl w:ilvl="1" w:tentative="1">
+      <w:start w:val="1"/>
+      <w:numFmt w:val="bullet"/>
+      <w:lvlText w:val=""/>
+      <w:lvlJc w:val="left"/>
+      <w:pPr>
+        <w:tabs>
+          <w:tab w:val="num" w:pos="1440"/>
+        </w:tabs>
+        <w:ind w:left="1440" w:hanging="360"/>
+      </w:pPr>
+      <w:rPr>
+        <w:rFonts w:ascii="Symbol" w:hAnsi="Symbol" w:hint="default"/>
+        <w:sz w:val="20"/>
+      </w:rPr>
+    </w:lvl>
+    <w:lvl w:ilvl="2" w:tentative="1">
+      <w:start w:val="1"/>
+      <w:numFmt w:val="bullet"/>
+      <w:lvlText w:val=""/>
+      <w:lvlJc w:val="left"/>
+      <w:pPr>
+        <w:tabs>
+          <w:tab w:val="num" w:pos="2160"/>
+        </w:tabs>
+        <w:ind w:left="2160" w:hanging="360"/>
+      </w:pPr>
+      <w:rPr>
+        <w:rFonts w:ascii="Symbol" w:hAnsi="Symbol" w:hint="default"/>
+        <w:sz w:val="20"/>
+      </w:rPr>
+    </w:lvl>
+    <w:lvl w:ilvl="3" w:tentative="1">
+      <w:start w:val="1"/>
+      <w:numFmt w:val="bullet"/>
+      <w:lvlText w:val=""/>
+      <w:lvlJc w:val="left"/>
+      <w:pPr>
+        <w:tabs>
+          <w:tab w:val="num" w:pos="2880"/>
+        </w:tabs>
+        <w:ind w:left="2880" w:hanging="360"/>
+      </w:pPr>
+      <w:rPr>
+        <w:rFonts w:ascii="Symbol" w:hAnsi="Symbol" w:hint="default"/>
+        <w:sz w:val="20"/>
+      </w:rPr>
+    </w:lvl>
+    <w:lvl w:ilvl="4" w:tentative="1">
+      <w:start w:val="1"/>
+      <w:numFmt w:val="bullet"/>
+      <w:lvlText w:val=""/>
+      <w:lvlJc w:val="left"/>
+      <w:pPr>
+        <w:tabs>
+          <w:tab w:val="num" w:pos="3600"/>
+        </w:tabs>
+        <w:ind w:left="3600" w:hanging="360"/>
+      </w:pPr>
+      <w:rPr>
+        <w:rFonts w:ascii="Symbol" w:hAnsi="Symbol" w:hint="default"/>
+        <w:sz w:val="20"/>
+      </w:rPr>
+    </w:lvl>
+    <w:lvl w:ilvl="5" w:tentative="1">
+      <w:start w:val="1"/>
+      <w:numFmt w:val="bullet"/>
+      <w:lvlText w:val=""/>
+      <w:lvlJc w:val="left"/>
+      <w:pPr>
+        <w:tabs>
+          <w:tab w:val="num" w:pos="4320"/>
+        </w:tabs>
+        <w:ind w:left="4320" w:hanging="360"/>
+      </w:pPr>
+      <w:rPr>
+        <w:rFonts w:ascii="Symbol" w:hAnsi="Symbol" w:hint="default"/>
+        <w:sz w:val="20"/>
+      </w:rPr>
+    </w:lvl>
+    <w:lvl w:ilvl="6" w:tentative="1">
+      <w:start w:val="1"/>
+      <w:numFmt w:val="bullet"/>
+      <w:lvlText w:val=""/>
+      <w:lvlJc w:val="left"/>
+      <w:pPr>
+        <w:tabs>
+          <w:tab w:val="num" w:pos="5040"/>
+        </w:tabs>
+        <w:ind w:left="5040" w:hanging="360"/>
+      </w:pPr>
+      <w:rPr>
+        <w:rFonts w:ascii="Symbol" w:hAnsi="Symbol" w:hint="default"/>
+        <w:sz w:val="20"/>
+      </w:rPr>
+    </w:lvl>
+    <w:lvl w:ilvl="7" w:tentative="1">
+      <w:start w:val="1"/>
+      <w:numFmt w:val="bullet"/>
+      <w:lvlText w:val=""/>
+      <w:lvlJc w:val="left"/>
+      <w:pPr>
+        <w:tabs>
+          <w:tab w:val="num" w:pos="5760"/>
+        </w:tabs>
+        <w:ind w:left="5760" w:hanging="360"/>
+      </w:pPr>
+      <w:rPr>
+        <w:rFonts w:ascii="Symbol" w:hAnsi="Symbol" w:hint="default"/>
+        <w:sz w:val="20"/>
+      </w:rPr>
+    </w:lvl>
+    <w:lvl w:ilvl="8" w:tentative="1">
+      <w:start w:val="1"/>
+      <w:numFmt w:val="bullet"/>
+      <w:lvlText w:val=""/>
+      <w:lvlJc w:val="left"/>
+      <w:pPr>
+        <w:tabs>
+          <w:tab w:val="num" w:pos="6480"/>
+        </w:tabs>
+        <w:ind w:left="6480" w:hanging="360"/>
+      </w:pPr>
+      <w:rPr>
+        <w:rFonts w:ascii="Symbol" w:hAnsi="Symbol" w:hint="default"/>
+        <w:sz w:val="20"/>
+      </w:rPr>
+    </w:lvl>
+  </w:abstractNum>
+  <w:abstractNum w:abstractNumId="7" w15:restartNumberingAfterBreak="0">
+    <w:nsid w:val="5E384896"/>
+    <w:multiLevelType w:val="multilevel"/>
+    <w:tmpl w:val="E536DD5A"/>
+    <w:lvl w:ilvl="0">
+      <w:start w:val="1"/>
+      <w:numFmt w:val="bullet"/>
+      <w:lvlText w:val=""/>
+      <w:lvlJc w:val="left"/>
+      <w:pPr>
+        <w:tabs>
+          <w:tab w:val="num" w:pos="720"/>
+        </w:tabs>
+        <w:ind w:left="720" w:hanging="360"/>
+      </w:pPr>
+      <w:rPr>
+        <w:rFonts w:ascii="Symbol" w:hAnsi="Symbol" w:hint="default"/>
+        <w:sz w:val="20"/>
+      </w:rPr>
+    </w:lvl>
+    <w:lvl w:ilvl="1" w:tentative="1">
+      <w:start w:val="1"/>
+      <w:numFmt w:val="bullet"/>
+      <w:lvlText w:val=""/>
+      <w:lvlJc w:val="left"/>
+      <w:pPr>
+        <w:tabs>
+          <w:tab w:val="num" w:pos="1440"/>
+        </w:tabs>
+        <w:ind w:left="1440" w:hanging="360"/>
+      </w:pPr>
+      <w:rPr>
+        <w:rFonts w:ascii="Symbol" w:hAnsi="Symbol" w:hint="default"/>
+        <w:sz w:val="20"/>
+      </w:rPr>
+    </w:lvl>
+    <w:lvl w:ilvl="2" w:tentative="1">
+      <w:start w:val="1"/>
+      <w:numFmt w:val="bullet"/>
+      <w:lvlText w:val=""/>
+      <w:lvlJc w:val="left"/>
+      <w:pPr>
+        <w:tabs>
+          <w:tab w:val="num" w:pos="2160"/>
+        </w:tabs>
+        <w:ind w:left="2160" w:hanging="360"/>
+      </w:pPr>
+      <w:rPr>
+        <w:rFonts w:ascii="Symbol" w:hAnsi="Symbol" w:hint="default"/>
+        <w:sz w:val="20"/>
+      </w:rPr>
+    </w:lvl>
+    <w:lvl w:ilvl="3" w:tentative="1">
+      <w:start w:val="1"/>
+      <w:numFmt w:val="bullet"/>
+      <w:lvlText w:val=""/>
+      <w:lvlJc w:val="left"/>
+      <w:pPr>
+        <w:tabs>
+          <w:tab w:val="num" w:pos="2880"/>
+        </w:tabs>
+        <w:ind w:left="2880" w:hanging="360"/>
+      </w:pPr>
+      <w:rPr>
+        <w:rFonts w:ascii="Symbol" w:hAnsi="Symbol" w:hint="default"/>
+        <w:sz w:val="20"/>
+      </w:rPr>
+    </w:lvl>
+    <w:lvl w:ilvl="4" w:tentative="1">
+      <w:start w:val="1"/>
+      <w:numFmt w:val="bullet"/>
+      <w:lvlText w:val=""/>
+      <w:lvlJc w:val="left"/>
+      <w:pPr>
+        <w:tabs>
+          <w:tab w:val="num" w:pos="3600"/>
+        </w:tabs>
+        <w:ind w:left="3600" w:hanging="360"/>
+      </w:pPr>
+      <w:rPr>
+        <w:rFonts w:ascii="Symbol" w:hAnsi="Symbol" w:hint="default"/>
+        <w:sz w:val="20"/>
+      </w:rPr>
+    </w:lvl>
+    <w:lvl w:ilvl="5" w:tentative="1">
+      <w:start w:val="1"/>
+      <w:numFmt w:val="bullet"/>
+      <w:lvlText w:val=""/>
+      <w:lvlJc w:val="left"/>
+      <w:pPr>
+        <w:tabs>
+          <w:tab w:val="num" w:pos="4320"/>
+        </w:tabs>
+        <w:ind w:left="4320" w:hanging="360"/>
+      </w:pPr>
+      <w:rPr>
+        <w:rFonts w:ascii="Symbol" w:hAnsi="Symbol" w:hint="default"/>
+        <w:sz w:val="20"/>
+      </w:rPr>
+    </w:lvl>
+    <w:lvl w:ilvl="6" w:tentative="1">
+      <w:start w:val="1"/>
+      <w:numFmt w:val="bullet"/>
+      <w:lvlText w:val=""/>
+      <w:lvlJc w:val="left"/>
+      <w:pPr>
+        <w:tabs>
+          <w:tab w:val="num" w:pos="5040"/>
+        </w:tabs>
+        <w:ind w:left="5040" w:hanging="360"/>
+      </w:pPr>
+      <w:rPr>
+        <w:rFonts w:ascii="Symbol" w:hAnsi="Symbol" w:hint="default"/>
+        <w:sz w:val="20"/>
+      </w:rPr>
+    </w:lvl>
+    <w:lvl w:ilvl="7" w:tentative="1">
+      <w:start w:val="1"/>
+      <w:numFmt w:val="bullet"/>
+      <w:lvlText w:val=""/>
+      <w:lvlJc w:val="left"/>
+      <w:pPr>
+        <w:tabs>
+          <w:tab w:val="num" w:pos="5760"/>
+        </w:tabs>
+        <w:ind w:left="5760" w:hanging="360"/>
+      </w:pPr>
+      <w:rPr>
+        <w:rFonts w:ascii="Symbol" w:hAnsi="Symbol" w:hint="default"/>
+        <w:sz w:val="20"/>
+      </w:rPr>
+    </w:lvl>
+    <w:lvl w:ilvl="8" w:tentative="1">
+      <w:start w:val="1"/>
+      <w:numFmt w:val="bullet"/>
+      <w:lvlText w:val=""/>
+      <w:lvlJc w:val="left"/>
+      <w:pPr>
+        <w:tabs>
+          <w:tab w:val="num" w:pos="6480"/>
+        </w:tabs>
+        <w:ind w:left="6480" w:hanging="360"/>
+      </w:pPr>
+      <w:rPr>
+        <w:rFonts w:ascii="Symbol" w:hAnsi="Symbol" w:hint="default"/>
+        <w:sz w:val="20"/>
+      </w:rPr>
+    </w:lvl>
+  </w:abstractNum>
+  <w:abstractNum w:abstractNumId="8" w15:restartNumberingAfterBreak="0">
+    <w:nsid w:val="66504C82"/>
+    <w:multiLevelType w:val="multilevel"/>
+    <w:tmpl w:val="C0E24594"/>
+    <w:lvl w:ilvl="0">
+      <w:start w:val="1"/>
+      <w:numFmt w:val="bullet"/>
+      <w:lvlText w:val=""/>
+      <w:lvlJc w:val="left"/>
+      <w:pPr>
+        <w:tabs>
+          <w:tab w:val="num" w:pos="720"/>
+        </w:tabs>
+        <w:ind w:left="720" w:hanging="360"/>
+      </w:pPr>
+      <w:rPr>
+        <w:rFonts w:ascii="Symbol" w:hAnsi="Symbol" w:hint="default"/>
+        <w:sz w:val="20"/>
+      </w:rPr>
+    </w:lvl>
+    <w:lvl w:ilvl="1" w:tentative="1">
+      <w:start w:val="1"/>
+      <w:numFmt w:val="bullet"/>
+      <w:lvlText w:val=""/>
+      <w:lvlJc w:val="left"/>
+      <w:pPr>
+        <w:tabs>
+          <w:tab w:val="num" w:pos="1440"/>
+        </w:tabs>
+        <w:ind w:left="1440" w:hanging="360"/>
+      </w:pPr>
+      <w:rPr>
+        <w:rFonts w:ascii="Symbol" w:hAnsi="Symbol" w:hint="default"/>
+        <w:sz w:val="20"/>
+      </w:rPr>
+    </w:lvl>
+    <w:lvl w:ilvl="2" w:tentative="1">
+      <w:start w:val="1"/>
+      <w:numFmt w:val="bullet"/>
+      <w:lvlText w:val=""/>
+      <w:lvlJc w:val="left"/>
+      <w:pPr>
+        <w:tabs>
+          <w:tab w:val="num" w:pos="2160"/>
+        </w:tabs>
+        <w:ind w:left="2160" w:hanging="360"/>
+      </w:pPr>
+      <w:rPr>
+        <w:rFonts w:ascii="Symbol" w:hAnsi="Symbol" w:hint="default"/>
+        <w:sz w:val="20"/>
+      </w:rPr>
+    </w:lvl>
+    <w:lvl w:ilvl="3" w:tentative="1">
+      <w:start w:val="1"/>
+      <w:numFmt w:val="bullet"/>
+      <w:lvlText w:val=""/>
+      <w:lvlJc w:val="left"/>
+      <w:pPr>
+        <w:tabs>
+          <w:tab w:val="num" w:pos="2880"/>
+        </w:tabs>
+        <w:ind w:left="2880" w:hanging="360"/>
+      </w:pPr>
+      <w:rPr>
+        <w:rFonts w:ascii="Symbol" w:hAnsi="Symbol" w:hint="default"/>
+        <w:sz w:val="20"/>
+      </w:rPr>
+    </w:lvl>
+    <w:lvl w:ilvl="4" w:tentative="1">
+      <w:start w:val="1"/>
+      <w:numFmt w:val="bullet"/>
+      <w:lvlText w:val=""/>
+      <w:lvlJc w:val="left"/>
+      <w:pPr>
+        <w:tabs>
+          <w:tab w:val="num" w:pos="3600"/>
+        </w:tabs>
+        <w:ind w:left="3600" w:hanging="360"/>
+      </w:pPr>
+      <w:rPr>
+        <w:rFonts w:ascii="Symbol" w:hAnsi="Symbol" w:hint="default"/>
+        <w:sz w:val="20"/>
+      </w:rPr>
+    </w:lvl>
+    <w:lvl w:ilvl="5" w:tentative="1">
+      <w:start w:val="1"/>
+      <w:numFmt w:val="bullet"/>
+      <w:lvlText w:val=""/>
+      <w:lvlJc w:val="left"/>
+      <w:pPr>
+        <w:tabs>
+          <w:tab w:val="num" w:pos="4320"/>
+        </w:tabs>
+        <w:ind w:left="4320" w:hanging="360"/>
+      </w:pPr>
+      <w:rPr>
+        <w:rFonts w:ascii="Symbol" w:hAnsi="Symbol" w:hint="default"/>
+        <w:sz w:val="20"/>
+      </w:rPr>
+    </w:lvl>
+    <w:lvl w:ilvl="6" w:tentative="1">
+      <w:start w:val="1"/>
+      <w:numFmt w:val="bullet"/>
+      <w:lvlText w:val=""/>
+      <w:lvlJc w:val="left"/>
+      <w:pPr>
+        <w:tabs>
+          <w:tab w:val="num" w:pos="5040"/>
+        </w:tabs>
+        <w:ind w:left="5040" w:hanging="360"/>
+      </w:pPr>
+      <w:rPr>
+        <w:rFonts w:ascii="Symbol" w:hAnsi="Symbol" w:hint="default"/>
+        <w:sz w:val="20"/>
+      </w:rPr>
+    </w:lvl>
+    <w:lvl w:ilvl="7" w:tentative="1">
+      <w:start w:val="1"/>
+      <w:numFmt w:val="bullet"/>
+      <w:lvlText w:val=""/>
+      <w:lvlJc w:val="left"/>
+      <w:pPr>
+        <w:tabs>
+          <w:tab w:val="num" w:pos="5760"/>
+        </w:tabs>
+        <w:ind w:left="5760" w:hanging="360"/>
+      </w:pPr>
+      <w:rPr>
+        <w:rFonts w:ascii="Symbol" w:hAnsi="Symbol" w:hint="default"/>
+        <w:sz w:val="20"/>
+      </w:rPr>
+    </w:lvl>
+    <w:lvl w:ilvl="8" w:tentative="1">
+      <w:start w:val="1"/>
+      <w:numFmt w:val="bullet"/>
+      <w:lvlText w:val=""/>
+      <w:lvlJc w:val="left"/>
+      <w:pPr>
+        <w:tabs>
+          <w:tab w:val="num" w:pos="6480"/>
+        </w:tabs>
+        <w:ind w:left="6480" w:hanging="360"/>
+      </w:pPr>
+      <w:rPr>
+        <w:rFonts w:ascii="Symbol" w:hAnsi="Symbol" w:hint="default"/>
+        <w:sz w:val="20"/>
+      </w:rPr>
+    </w:lvl>
+  </w:abstractNum>
+  <w:abstractNum w:abstractNumId="9" w15:restartNumberingAfterBreak="0">
     <w:nsid w:val="73DB5F6B"/>
     <w:multiLevelType w:val="multilevel"/>
     <w:tmpl w:val="C2EC5618"/>
@@ -2262,16 +8506,34 @@
     </w:lvl>
   </w:abstractNum>
   <w:num w:numId="1" w16cid:durableId="1256934345">
+    <w:abstractNumId w:val="6"/>
+  </w:num>
+  <w:num w:numId="2" w16cid:durableId="437143175">
     <w:abstractNumId w:val="1"/>
   </w:num>
-  <w:num w:numId="2" w16cid:durableId="437143175">
+  <w:num w:numId="3" w16cid:durableId="571891269">
+    <w:abstractNumId w:val="9"/>
+  </w:num>
+  <w:num w:numId="4" w16cid:durableId="1051420235">
+    <w:abstractNumId w:val="7"/>
+  </w:num>
+  <w:num w:numId="5" w16cid:durableId="1382366486">
+    <w:abstractNumId w:val="8"/>
+  </w:num>
+  <w:num w:numId="6" w16cid:durableId="1556771911">
+    <w:abstractNumId w:val="2"/>
+  </w:num>
+  <w:num w:numId="7" w16cid:durableId="1943798071">
     <w:abstractNumId w:val="0"/>
   </w:num>
-  <w:num w:numId="3" w16cid:durableId="571891269">
+  <w:num w:numId="8" w16cid:durableId="861210562">
     <w:abstractNumId w:val="3"/>
   </w:num>
-  <w:num w:numId="4" w16cid:durableId="1051420235">
-    <w:abstractNumId w:val="2"/>
+  <w:num w:numId="9" w16cid:durableId="1855605910">
+    <w:abstractNumId w:val="4"/>
+  </w:num>
+  <w:num w:numId="10" w16cid:durableId="2064408218">
+    <w:abstractNumId w:val="5"/>
   </w:num>
 </w:numbering>
 </file>

--- a/improvements.docx
+++ b/improvements.docx
@@ -4374,7 +4374,7 @@
     <w:p>
       <w:r>
         <w:pict w14:anchorId="0546788C">
-          <v:rect id="_x0000_i1061" style="width:0;height:1.5pt" o:hralign="center" o:hrstd="t" o:hr="t" fillcolor="#a0a0a0" stroked="f"/>
+          <v:rect id="_x0000_i1031" style="width:0;height:1.5pt" o:hralign="center" o:hrstd="t" o:hr="t" fillcolor="#a0a0a0" stroked="f"/>
         </w:pict>
       </w:r>
     </w:p>
@@ -4609,7 +4609,7 @@
     <w:p>
       <w:r>
         <w:pict w14:anchorId="7B8B5671">
-          <v:rect id="_x0000_i1062" style="width:0;height:1.5pt" o:hralign="center" o:hrstd="t" o:hr="t" fillcolor="#a0a0a0" stroked="f"/>
+          <v:rect id="_x0000_i1032" style="width:0;height:1.5pt" o:hralign="center" o:hrstd="t" o:hr="t" fillcolor="#a0a0a0" stroked="f"/>
         </w:pict>
       </w:r>
     </w:p>
@@ -5734,7 +5734,7 @@
     <w:p>
       <w:r>
         <w:pict w14:anchorId="2B80271C">
-          <v:rect id="_x0000_i1063" style="width:0;height:1.5pt" o:hralign="center" o:hrstd="t" o:hr="t" fillcolor="#a0a0a0" stroked="f"/>
+          <v:rect id="_x0000_i1033" style="width:0;height:1.5pt" o:hralign="center" o:hrstd="t" o:hr="t" fillcolor="#a0a0a0" stroked="f"/>
         </w:pict>
       </w:r>
     </w:p>
@@ -5902,7 +5902,23 @@
       </w:r>
       <w:proofErr w:type="gramEnd"/>
       <w:r>
-        <w:t xml:space="preserve"> i] for i in range(</w:t>
+        <w:t xml:space="preserve"> </w:t>
+      </w:r>
+      <w:proofErr w:type="spellStart"/>
+      <w:r>
+        <w:t>i</w:t>
+      </w:r>
+      <w:proofErr w:type="spellEnd"/>
+      <w:r>
+        <w:t xml:space="preserve">] for </w:t>
+      </w:r>
+      <w:proofErr w:type="spellStart"/>
+      <w:r>
+        <w:t>i</w:t>
+      </w:r>
+      <w:proofErr w:type="spellEnd"/>
+      <w:r>
+        <w:t xml:space="preserve"> in range(</w:t>
       </w:r>
       <w:proofErr w:type="spellStart"/>
       <w:r>
@@ -6373,7 +6389,7 @@
     <w:p>
       <w:r>
         <w:pict w14:anchorId="6E6932F6">
-          <v:rect id="_x0000_i1064" style="width:0;height:1.5pt" o:hralign="center" o:hrstd="t" o:hr="t" fillcolor="#a0a0a0" stroked="f"/>
+          <v:rect id="_x0000_i1034" style="width:0;height:1.5pt" o:hralign="center" o:hrstd="t" o:hr="t" fillcolor="#a0a0a0" stroked="f"/>
         </w:pict>
       </w:r>
     </w:p>
@@ -6743,7 +6759,7 @@
     <w:p>
       <w:r>
         <w:pict w14:anchorId="54D506BF">
-          <v:rect id="_x0000_i1065" style="width:0;height:1.5pt" o:hralign="center" o:hrstd="t" o:hr="t" fillcolor="#a0a0a0" stroked="f"/>
+          <v:rect id="_x0000_i1035" style="width:0;height:1.5pt" o:hralign="center" o:hrstd="t" o:hr="t" fillcolor="#a0a0a0" stroked="f"/>
         </w:pict>
       </w:r>
     </w:p>
@@ -7110,6 +7126,3776 @@
         <w:t>Would you like me to help you write a script that merges these fragmented files into a single, partitioned Delta table or a larger Parquet dataset?</w:t>
       </w:r>
     </w:p>
+    <w:p/>
+    <w:p/>
+    <w:p>
+      <w:pPr>
+        <w:rPr>
+          <w:color w:val="0070C0"/>
+        </w:rPr>
+      </w:pPr>
+      <w:r>
+        <w:rPr>
+          <w:color w:val="0070C0"/>
+        </w:rPr>
+        <w:t xml:space="preserve">how might I rewrite this function </w:t>
+      </w:r>
+      <w:proofErr w:type="spellStart"/>
+      <w:r>
+        <w:rPr>
+          <w:color w:val="0070C0"/>
+        </w:rPr>
+        <w:t>taht</w:t>
+      </w:r>
+      <w:proofErr w:type="spellEnd"/>
+      <w:r>
+        <w:rPr>
+          <w:color w:val="0070C0"/>
+        </w:rPr>
+        <w:t xml:space="preserve"> </w:t>
+      </w:r>
+      <w:proofErr w:type="spellStart"/>
+      <w:r>
+        <w:rPr>
+          <w:color w:val="0070C0"/>
+        </w:rPr>
+        <w:t>upserts</w:t>
+      </w:r>
+      <w:proofErr w:type="spellEnd"/>
+      <w:r>
+        <w:rPr>
+          <w:color w:val="0070C0"/>
+        </w:rPr>
+        <w:t xml:space="preserve"> delta tables to </w:t>
+      </w:r>
+      <w:proofErr w:type="spellStart"/>
+      <w:r>
+        <w:rPr>
+          <w:color w:val="0070C0"/>
+        </w:rPr>
+        <w:t>aws</w:t>
+      </w:r>
+      <w:proofErr w:type="spellEnd"/>
+      <w:r>
+        <w:rPr>
+          <w:color w:val="0070C0"/>
+        </w:rPr>
+        <w:t xml:space="preserve"> s3 into </w:t>
+      </w:r>
+      <w:proofErr w:type="spellStart"/>
+      <w:r>
+        <w:rPr>
+          <w:color w:val="0070C0"/>
+        </w:rPr>
+        <w:t>upserts</w:t>
+      </w:r>
+      <w:proofErr w:type="spellEnd"/>
+      <w:r>
+        <w:rPr>
+          <w:color w:val="0070C0"/>
+        </w:rPr>
+        <w:t xml:space="preserve"> </w:t>
+      </w:r>
+      <w:proofErr w:type="spellStart"/>
+      <w:r>
+        <w:rPr>
+          <w:color w:val="0070C0"/>
+        </w:rPr>
+        <w:t>fo</w:t>
+      </w:r>
+      <w:proofErr w:type="spellEnd"/>
+      <w:r>
+        <w:rPr>
+          <w:color w:val="0070C0"/>
+        </w:rPr>
+        <w:t xml:space="preserve"> delta tables into azure data lake gen 2</w:t>
+      </w:r>
+    </w:p>
+    <w:p/>
+    <w:p>
+      <w:r>
+        <w:t xml:space="preserve">def </w:t>
+      </w:r>
+      <w:proofErr w:type="spellStart"/>
+      <w:r>
+        <w:t>write_delta_to_</w:t>
+      </w:r>
+      <w:proofErr w:type="gramStart"/>
+      <w:r>
+        <w:t>bucket</w:t>
+      </w:r>
+      <w:proofErr w:type="spellEnd"/>
+      <w:r>
+        <w:t>(</w:t>
+      </w:r>
+      <w:proofErr w:type="gramEnd"/>
+    </w:p>
+    <w:p>
+      <w:r>
+        <w:t xml:space="preserve">    </w:t>
+      </w:r>
+      <w:proofErr w:type="spellStart"/>
+      <w:r>
+        <w:t>aws_creds</w:t>
+      </w:r>
+      <w:proofErr w:type="spellEnd"/>
+      <w:r>
+        <w:t xml:space="preserve">: </w:t>
+      </w:r>
+      <w:proofErr w:type="spellStart"/>
+      <w:r>
+        <w:t>dict</w:t>
+      </w:r>
+      <w:proofErr w:type="spellEnd"/>
+      <w:r>
+        <w:t>,</w:t>
+      </w:r>
+    </w:p>
+    <w:p>
+      <w:r>
+        <w:t xml:space="preserve">    </w:t>
+      </w:r>
+      <w:proofErr w:type="spellStart"/>
+      <w:r>
+        <w:t>df</w:t>
+      </w:r>
+      <w:proofErr w:type="spellEnd"/>
+      <w:r>
+        <w:t xml:space="preserve">: </w:t>
+      </w:r>
+      <w:proofErr w:type="spellStart"/>
+      <w:proofErr w:type="gramStart"/>
+      <w:r>
+        <w:t>pa.Table</w:t>
+      </w:r>
+      <w:proofErr w:type="spellEnd"/>
+      <w:proofErr w:type="gramEnd"/>
+      <w:r>
+        <w:t>,</w:t>
+      </w:r>
+    </w:p>
+    <w:p>
+      <w:r>
+        <w:t xml:space="preserve">    </w:t>
+      </w:r>
+      <w:proofErr w:type="spellStart"/>
+      <w:r>
+        <w:t>bucket_name</w:t>
+      </w:r>
+      <w:proofErr w:type="spellEnd"/>
+      <w:r>
+        <w:t>: str,</w:t>
+      </w:r>
+    </w:p>
+    <w:p>
+      <w:r>
+        <w:t xml:space="preserve">    </w:t>
+      </w:r>
+      <w:proofErr w:type="spellStart"/>
+      <w:r>
+        <w:t>object_name</w:t>
+      </w:r>
+      <w:proofErr w:type="spellEnd"/>
+      <w:r>
+        <w:t>: str,</w:t>
+      </w:r>
+    </w:p>
+    <w:p>
+      <w:r>
+        <w:t xml:space="preserve">    </w:t>
+      </w:r>
+      <w:proofErr w:type="spellStart"/>
+      <w:r>
+        <w:t>folder_name</w:t>
+      </w:r>
+      <w:proofErr w:type="spellEnd"/>
+      <w:r>
+        <w:t>: str,</w:t>
+      </w:r>
+    </w:p>
+    <w:p>
+      <w:r>
+        <w:lastRenderedPageBreak/>
+        <w:t xml:space="preserve">    </w:t>
+      </w:r>
+      <w:proofErr w:type="spellStart"/>
+      <w:r>
+        <w:t>is_local</w:t>
+      </w:r>
+      <w:proofErr w:type="spellEnd"/>
+      <w:r>
+        <w:t>: bool,</w:t>
+      </w:r>
+    </w:p>
+    <w:p>
+      <w:r>
+        <w:t xml:space="preserve">    </w:t>
+      </w:r>
+      <w:proofErr w:type="spellStart"/>
+      <w:r>
+        <w:t>upsert_func</w:t>
+      </w:r>
+      <w:proofErr w:type="spellEnd"/>
+      <w:r>
+        <w:t>: Callable</w:t>
+      </w:r>
+    </w:p>
+    <w:p>
+      <w:r>
+        <w:t>):</w:t>
+      </w:r>
+    </w:p>
+    <w:p>
+      <w:r>
+        <w:t>    """</w:t>
+      </w:r>
+    </w:p>
+    <w:p>
+      <w:r>
+        <w:t xml:space="preserve">    writes a </w:t>
+      </w:r>
+      <w:proofErr w:type="spellStart"/>
+      <w:r>
+        <w:t>pyarrow</w:t>
+      </w:r>
+      <w:proofErr w:type="spellEnd"/>
+      <w:r>
+        <w:t xml:space="preserve"> </w:t>
+      </w:r>
+      <w:proofErr w:type="spellStart"/>
+      <w:r>
+        <w:t>dataframe</w:t>
+      </w:r>
+      <w:proofErr w:type="spellEnd"/>
+      <w:r>
+        <w:t xml:space="preserve"> to an s3 bucket in delta format.</w:t>
+      </w:r>
+    </w:p>
+    <w:p>
+      <w:r>
+        <w:t>    What we want here is to check if an existing parquet with reddit</w:t>
+      </w:r>
+    </w:p>
+    <w:p>
+      <w:r>
+        <w:t>    data already exists in s3,</w:t>
+      </w:r>
+    </w:p>
+    <w:p>
+      <w:r>
+        <w:t>   </w:t>
+      </w:r>
+    </w:p>
+    <w:p>
+      <w:r>
+        <w:t>    As opposed to a scheme where if in s3 there is no current parquet</w:t>
+      </w:r>
+    </w:p>
+    <w:p>
+      <w:r>
+        <w:t xml:space="preserve">    and then creating a parquet with object id indicating </w:t>
+      </w:r>
+      <w:proofErr w:type="spellStart"/>
+      <w:r>
+        <w:t>its</w:t>
+      </w:r>
+      <w:proofErr w:type="spellEnd"/>
+      <w:r>
+        <w:t xml:space="preserve"> the first,</w:t>
+      </w:r>
+    </w:p>
+    <w:p>
+      <w:r>
+        <w:t>    and if there is already create a parquet with the object id with</w:t>
+      </w:r>
+    </w:p>
+    <w:p>
+      <w:r>
+        <w:t>    the highest or max number, we use a delta lake format  </w:t>
+      </w:r>
+    </w:p>
+    <w:p>
+      <w:r>
+        <w:t>    """</w:t>
+      </w:r>
+    </w:p>
+    <w:p/>
+    <w:p>
+      <w:r>
+        <w:t>    try:    </w:t>
+      </w:r>
+    </w:p>
+    <w:p>
+      <w:r>
+        <w:t xml:space="preserve">        # </w:t>
+      </w:r>
+      <w:proofErr w:type="gramStart"/>
+      <w:r>
+        <w:t>if</w:t>
+      </w:r>
+      <w:proofErr w:type="gramEnd"/>
+      <w:r>
+        <w:t xml:space="preserve"> alternative/local path is not provided</w:t>
+      </w:r>
+    </w:p>
+    <w:p>
+      <w:r>
+        <w:t xml:space="preserve">        # </w:t>
+      </w:r>
+      <w:proofErr w:type="gramStart"/>
+      <w:r>
+        <w:t>modify</w:t>
+      </w:r>
+      <w:proofErr w:type="gramEnd"/>
+      <w:r>
+        <w:t xml:space="preserve"> the delta path if there is no alternative path</w:t>
+      </w:r>
+    </w:p>
+    <w:p>
+      <w:r>
+        <w:t>        # The URI points to the S3 bucket and folder where the Delta table lives</w:t>
+      </w:r>
+    </w:p>
+    <w:p>
+      <w:r>
+        <w:t xml:space="preserve">        DELTA_PATH = </w:t>
+      </w:r>
+      <w:proofErr w:type="spellStart"/>
+      <w:proofErr w:type="gramStart"/>
+      <w:r>
+        <w:t>os.path</w:t>
+      </w:r>
+      <w:proofErr w:type="gramEnd"/>
+      <w:r>
+        <w:t>.</w:t>
+      </w:r>
+      <w:proofErr w:type="gramStart"/>
+      <w:r>
+        <w:t>join</w:t>
+      </w:r>
+      <w:proofErr w:type="spellEnd"/>
+      <w:r>
+        <w:t>(</w:t>
+      </w:r>
+      <w:proofErr w:type="gramEnd"/>
+      <w:r>
+        <w:t xml:space="preserve">"s3://", </w:t>
+      </w:r>
+      <w:proofErr w:type="spellStart"/>
+      <w:r>
+        <w:t>bucket_name</w:t>
+      </w:r>
+      <w:proofErr w:type="spellEnd"/>
+      <w:r>
+        <w:t xml:space="preserve">, </w:t>
+      </w:r>
+      <w:proofErr w:type="spellStart"/>
+      <w:r>
+        <w:t>folder_name</w:t>
+      </w:r>
+      <w:proofErr w:type="spellEnd"/>
+      <w:r>
+        <w:t xml:space="preserve">, </w:t>
+      </w:r>
+      <w:proofErr w:type="spellStart"/>
+      <w:r>
+        <w:t>object_name</w:t>
+      </w:r>
+      <w:proofErr w:type="spellEnd"/>
+      <w:proofErr w:type="gramStart"/>
+      <w:r>
+        <w:t>).replace</w:t>
+      </w:r>
+      <w:proofErr w:type="gramEnd"/>
+      <w:r>
+        <w:t xml:space="preserve">("\\", "/") if not </w:t>
+      </w:r>
+      <w:proofErr w:type="spellStart"/>
+      <w:r>
+        <w:t>is_local</w:t>
+      </w:r>
+      <w:proofErr w:type="spellEnd"/>
+      <w:r>
+        <w:t xml:space="preserve"> else </w:t>
+      </w:r>
+      <w:proofErr w:type="spellStart"/>
+      <w:proofErr w:type="gramStart"/>
+      <w:r>
+        <w:t>os.path</w:t>
+      </w:r>
+      <w:proofErr w:type="gramEnd"/>
+      <w:r>
+        <w:t>.</w:t>
+      </w:r>
+      <w:proofErr w:type="gramStart"/>
+      <w:r>
+        <w:t>join</w:t>
+      </w:r>
+      <w:proofErr w:type="spellEnd"/>
+      <w:r>
+        <w:t>(</w:t>
+      </w:r>
+      <w:proofErr w:type="spellStart"/>
+      <w:proofErr w:type="gramEnd"/>
+      <w:r>
+        <w:t>bucket_name</w:t>
+      </w:r>
+      <w:proofErr w:type="spellEnd"/>
+      <w:r>
+        <w:t xml:space="preserve">, </w:t>
+      </w:r>
+      <w:proofErr w:type="spellStart"/>
+      <w:r>
+        <w:t>folder_name</w:t>
+      </w:r>
+      <w:proofErr w:type="spellEnd"/>
+      <w:r>
+        <w:t xml:space="preserve">, </w:t>
+      </w:r>
+      <w:proofErr w:type="spellStart"/>
+      <w:r>
+        <w:t>object_name</w:t>
+      </w:r>
+      <w:proofErr w:type="spellEnd"/>
+      <w:proofErr w:type="gramStart"/>
+      <w:r>
+        <w:t>).replace</w:t>
+      </w:r>
+      <w:proofErr w:type="gramEnd"/>
+      <w:r>
+        <w:t>("\\", "/")</w:t>
+      </w:r>
+    </w:p>
+    <w:p>
+      <w:r>
+        <w:t>       </w:t>
+      </w:r>
+    </w:p>
+    <w:p>
+      <w:r>
+        <w:t xml:space="preserve">        # </w:t>
+      </w:r>
+      <w:proofErr w:type="gramStart"/>
+      <w:r>
+        <w:t>create</w:t>
+      </w:r>
+      <w:proofErr w:type="gramEnd"/>
+      <w:r>
+        <w:t xml:space="preserve"> delta table from path and load the</w:t>
+      </w:r>
+    </w:p>
+    <w:p>
+      <w:r>
+        <w:t>        #  delta table if it already exists</w:t>
+      </w:r>
+    </w:p>
+    <w:p>
+      <w:r>
+        <w:t xml:space="preserve">        </w:t>
+      </w:r>
+      <w:proofErr w:type="spellStart"/>
+      <w:r>
+        <w:t>delta_table</w:t>
+      </w:r>
+      <w:proofErr w:type="spellEnd"/>
+      <w:r>
+        <w:t xml:space="preserve"> = </w:t>
+      </w:r>
+      <w:proofErr w:type="spellStart"/>
+      <w:proofErr w:type="gramStart"/>
+      <w:r>
+        <w:t>DeltaTable</w:t>
+      </w:r>
+      <w:proofErr w:type="spellEnd"/>
+      <w:r>
+        <w:t>(</w:t>
+      </w:r>
+      <w:proofErr w:type="gramEnd"/>
+      <w:r>
+        <w:t xml:space="preserve">DELTA_PATH, </w:t>
+      </w:r>
+      <w:proofErr w:type="spellStart"/>
+      <w:r>
+        <w:t>storage_options</w:t>
+      </w:r>
+      <w:proofErr w:type="spellEnd"/>
+      <w:r>
+        <w:t>=</w:t>
+      </w:r>
+      <w:proofErr w:type="spellStart"/>
+      <w:r>
+        <w:t>aws_creds</w:t>
+      </w:r>
+      <w:proofErr w:type="spellEnd"/>
+      <w:r>
+        <w:t xml:space="preserve">) if not </w:t>
+      </w:r>
+      <w:proofErr w:type="spellStart"/>
+      <w:r>
+        <w:t>is_local</w:t>
+      </w:r>
+      <w:proofErr w:type="spellEnd"/>
+      <w:r>
+        <w:t xml:space="preserve"> else </w:t>
+      </w:r>
+      <w:proofErr w:type="spellStart"/>
+      <w:proofErr w:type="gramStart"/>
+      <w:r>
+        <w:t>DeltaTable</w:t>
+      </w:r>
+      <w:proofErr w:type="spellEnd"/>
+      <w:r>
+        <w:t>(</w:t>
+      </w:r>
+      <w:proofErr w:type="gramEnd"/>
+      <w:r>
+        <w:t>DELTA_PATH)</w:t>
+      </w:r>
+    </w:p>
+    <w:p/>
+    <w:p>
+      <w:r>
+        <w:t xml:space="preserve">        # </w:t>
+      </w:r>
+      <w:proofErr w:type="gramStart"/>
+      <w:r>
+        <w:t>create</w:t>
+      </w:r>
+      <w:proofErr w:type="gramEnd"/>
+      <w:r>
+        <w:t xml:space="preserve"> a delta directory if it is local</w:t>
+      </w:r>
+    </w:p>
+    <w:p>
+      <w:r>
+        <w:t>        if not "s3" in DELTA_PATH:</w:t>
+      </w:r>
+    </w:p>
+    <w:p>
+      <w:r>
+        <w:t xml:space="preserve">            DELTA_DIR, _ = </w:t>
+      </w:r>
+      <w:proofErr w:type="spellStart"/>
+      <w:r>
+        <w:t>DELTA_PATH.rsplit</w:t>
+      </w:r>
+      <w:proofErr w:type="spellEnd"/>
+      <w:r>
+        <w:t>("/", 1)</w:t>
+      </w:r>
+    </w:p>
+    <w:p>
+      <w:r>
+        <w:lastRenderedPageBreak/>
+        <w:t xml:space="preserve">            </w:t>
+      </w:r>
+      <w:proofErr w:type="spellStart"/>
+      <w:proofErr w:type="gramStart"/>
+      <w:r>
+        <w:t>os.makedirs</w:t>
+      </w:r>
+      <w:proofErr w:type="spellEnd"/>
+      <w:proofErr w:type="gramEnd"/>
+      <w:r>
+        <w:t xml:space="preserve">(DELTA_DIR, </w:t>
+      </w:r>
+      <w:proofErr w:type="spellStart"/>
+      <w:r>
+        <w:t>exist_ok</w:t>
+      </w:r>
+      <w:proofErr w:type="spellEnd"/>
+      <w:r>
+        <w:t>=True)</w:t>
+      </w:r>
+    </w:p>
+    <w:p>
+      <w:r>
+        <w:t>       </w:t>
+      </w:r>
+    </w:p>
+    <w:p>
+      <w:r>
+        <w:t>        # Table exists, so APPEND the new data</w:t>
+      </w:r>
+    </w:p>
+    <w:p>
+      <w:r>
+        <w:t xml:space="preserve">        </w:t>
+      </w:r>
+      <w:proofErr w:type="gramStart"/>
+      <w:r>
+        <w:t>logger.info(</w:t>
+      </w:r>
+      <w:proofErr w:type="spellStart"/>
+      <w:proofErr w:type="gramEnd"/>
+      <w:r>
+        <w:t>f"Delta</w:t>
+      </w:r>
+      <w:proofErr w:type="spellEnd"/>
+      <w:r>
+        <w:t xml:space="preserve"> table found at {DELTA_PATH}")</w:t>
+      </w:r>
+    </w:p>
+    <w:p>
+      <w:r>
+        <w:t xml:space="preserve">        </w:t>
+      </w:r>
+      <w:proofErr w:type="gramStart"/>
+      <w:r>
+        <w:t>logger.info(</w:t>
+      </w:r>
+      <w:proofErr w:type="spellStart"/>
+      <w:proofErr w:type="gramEnd"/>
+      <w:r>
+        <w:t>f"Inserting</w:t>
+      </w:r>
+      <w:proofErr w:type="spellEnd"/>
+      <w:r>
+        <w:t xml:space="preserve"> new and updated rows...")</w:t>
+      </w:r>
+    </w:p>
+    <w:p>
+      <w:r>
+        <w:t>       </w:t>
+      </w:r>
+    </w:p>
+    <w:p>
+      <w:r>
+        <w:t>        # update old records and insert new records</w:t>
+      </w:r>
+    </w:p>
+    <w:p>
+      <w:r>
+        <w:t xml:space="preserve">        </w:t>
+      </w:r>
+      <w:proofErr w:type="spellStart"/>
+      <w:r>
+        <w:t>upsert_</w:t>
+      </w:r>
+      <w:proofErr w:type="gramStart"/>
+      <w:r>
+        <w:t>func</w:t>
+      </w:r>
+      <w:proofErr w:type="spellEnd"/>
+      <w:r>
+        <w:t>(</w:t>
+      </w:r>
+      <w:proofErr w:type="spellStart"/>
+      <w:proofErr w:type="gramEnd"/>
+      <w:r>
+        <w:t>delta_table</w:t>
+      </w:r>
+      <w:proofErr w:type="spellEnd"/>
+      <w:r>
+        <w:t xml:space="preserve">, </w:t>
+      </w:r>
+      <w:proofErr w:type="spellStart"/>
+      <w:r>
+        <w:t>df</w:t>
+      </w:r>
+      <w:proofErr w:type="spellEnd"/>
+      <w:r>
+        <w:t>)</w:t>
+      </w:r>
+    </w:p>
+    <w:p>
+      <w:r>
+        <w:t>       </w:t>
+      </w:r>
+    </w:p>
+    <w:p>
+      <w:r>
+        <w:t>    except Exception as e:</w:t>
+      </w:r>
+    </w:p>
+    <w:p>
+      <w:r>
+        <w:t xml:space="preserve">        # </w:t>
+      </w:r>
+      <w:proofErr w:type="gramStart"/>
+      <w:r>
+        <w:t>this</w:t>
+      </w:r>
+      <w:proofErr w:type="gramEnd"/>
+      <w:r>
+        <w:t xml:space="preserve"> runs if no table exists in s3 bucket</w:t>
+      </w:r>
+    </w:p>
+    <w:p>
+      <w:r>
+        <w:t xml:space="preserve">        </w:t>
+      </w:r>
+      <w:proofErr w:type="spellStart"/>
+      <w:proofErr w:type="gramStart"/>
+      <w:r>
+        <w:t>logger.warning</w:t>
+      </w:r>
+      <w:proofErr w:type="spellEnd"/>
+      <w:proofErr w:type="gramEnd"/>
+      <w:r>
+        <w:t xml:space="preserve">(f"`{e}` </w:t>
+      </w:r>
+      <w:proofErr w:type="spellStart"/>
+      <w:r>
+        <w:t>occured</w:t>
+      </w:r>
+      <w:proofErr w:type="spellEnd"/>
+      <w:r>
+        <w:t xml:space="preserve"> during delta update")</w:t>
+      </w:r>
+    </w:p>
+    <w:p>
+      <w:r>
+        <w:t xml:space="preserve">        </w:t>
+      </w:r>
+      <w:proofErr w:type="spellStart"/>
+      <w:proofErr w:type="gramStart"/>
+      <w:r>
+        <w:t>logger.warning</w:t>
+      </w:r>
+      <w:proofErr w:type="spellEnd"/>
+      <w:proofErr w:type="gramEnd"/>
+      <w:r>
+        <w:t>(</w:t>
+      </w:r>
+      <w:proofErr w:type="spellStart"/>
+      <w:r>
+        <w:t>f"No</w:t>
+      </w:r>
+      <w:proofErr w:type="spellEnd"/>
+      <w:r>
+        <w:t xml:space="preserve"> Delta table found.")</w:t>
+      </w:r>
+    </w:p>
+    <w:p>
+      <w:r>
+        <w:t xml:space="preserve">        </w:t>
+      </w:r>
+      <w:proofErr w:type="gramStart"/>
+      <w:r>
+        <w:t>logger.info(</w:t>
+      </w:r>
+      <w:proofErr w:type="spellStart"/>
+      <w:proofErr w:type="gramEnd"/>
+      <w:r>
+        <w:t>f"Creating</w:t>
+      </w:r>
+      <w:proofErr w:type="spellEnd"/>
+      <w:r>
+        <w:t xml:space="preserve"> new table with {</w:t>
+      </w:r>
+      <w:proofErr w:type="spellStart"/>
+      <w:r>
+        <w:t>df.num_rows</w:t>
+      </w:r>
+      <w:proofErr w:type="spellEnd"/>
+      <w:r>
+        <w:t>} rows...")</w:t>
+      </w:r>
+    </w:p>
+    <w:p/>
+    <w:p>
+      <w:r>
+        <w:t>        # delta table is written in s3 bucket with given</w:t>
+      </w:r>
+    </w:p>
+    <w:p>
+      <w:r>
+        <w:t>        # credentials and path</w:t>
+      </w:r>
+    </w:p>
+    <w:p>
+      <w:r>
+        <w:t xml:space="preserve">        </w:t>
+      </w:r>
+      <w:proofErr w:type="spellStart"/>
+      <w:r>
+        <w:t>write_</w:t>
+      </w:r>
+      <w:proofErr w:type="gramStart"/>
+      <w:r>
+        <w:t>deltalake</w:t>
+      </w:r>
+      <w:proofErr w:type="spellEnd"/>
+      <w:r>
+        <w:t>(</w:t>
+      </w:r>
+      <w:proofErr w:type="gramEnd"/>
+    </w:p>
+    <w:p>
+      <w:r>
+        <w:t>            DELTA_PATH,</w:t>
+      </w:r>
+    </w:p>
+    <w:p>
+      <w:r>
+        <w:t xml:space="preserve">            </w:t>
+      </w:r>
+      <w:proofErr w:type="spellStart"/>
+      <w:r>
+        <w:t>df</w:t>
+      </w:r>
+      <w:proofErr w:type="spellEnd"/>
+      <w:r>
+        <w:t>,</w:t>
+      </w:r>
+    </w:p>
+    <w:p>
+      <w:r>
+        <w:t xml:space="preserve">            # Use </w:t>
+      </w:r>
+      <w:proofErr w:type="gramStart"/>
+      <w:r>
+        <w:t>overwrite</w:t>
+      </w:r>
+      <w:proofErr w:type="gramEnd"/>
+      <w:r>
+        <w:t xml:space="preserve"> (or error) to create the initial table</w:t>
+      </w:r>
+    </w:p>
+    <w:p>
+      <w:r>
+        <w:t>            mode="overwrite",</w:t>
+      </w:r>
+    </w:p>
+    <w:p>
+      <w:r>
+        <w:t>        )</w:t>
+      </w:r>
+    </w:p>
+    <w:p>
+      <w:pPr>
+        <w:rPr>
+          <w:b/>
+          <w:bCs/>
+        </w:rPr>
+      </w:pPr>
+      <w:r>
+        <w:rPr>
+          <w:b/>
+          <w:bCs/>
+        </w:rPr>
+        <w:t>Gemini said</w:t>
+      </w:r>
+    </w:p>
+    <w:p>
+      <w:r>
+        <w:t xml:space="preserve">Moving from S3 to </w:t>
+      </w:r>
+      <w:r>
+        <w:rPr>
+          <w:b/>
+          <w:bCs/>
+        </w:rPr>
+        <w:t>Azure Data Lake Storage (ADLS) Gen2</w:t>
+      </w:r>
+      <w:r>
+        <w:t xml:space="preserve"> primarily involves changing your URI scheme to az:// and updating the </w:t>
+      </w:r>
+      <w:proofErr w:type="spellStart"/>
+      <w:r>
+        <w:t>storage_options</w:t>
+      </w:r>
+      <w:proofErr w:type="spellEnd"/>
+      <w:r>
+        <w:t xml:space="preserve"> to match Azure's authentication keys.</w:t>
+      </w:r>
+    </w:p>
+    <w:p>
+      <w:r>
+        <w:t xml:space="preserve">Since you are using the </w:t>
+      </w:r>
+      <w:proofErr w:type="spellStart"/>
+      <w:r>
+        <w:t>deltalake</w:t>
+      </w:r>
+      <w:proofErr w:type="spellEnd"/>
+      <w:r>
+        <w:t xml:space="preserve"> library (the Python bindings for delta-</w:t>
+      </w:r>
+      <w:proofErr w:type="spellStart"/>
+      <w:r>
+        <w:t>rs</w:t>
+      </w:r>
+      <w:proofErr w:type="spellEnd"/>
+      <w:r>
+        <w:t xml:space="preserve">), the transition is </w:t>
+      </w:r>
+      <w:proofErr w:type="gramStart"/>
+      <w:r>
+        <w:t>fairly straightforward</w:t>
+      </w:r>
+      <w:proofErr w:type="gramEnd"/>
+      <w:r>
+        <w:t>.</w:t>
+      </w:r>
+    </w:p>
+    <w:p>
+      <w:pPr>
+        <w:rPr>
+          <w:b/>
+          <w:bCs/>
+        </w:rPr>
+      </w:pPr>
+      <w:r>
+        <w:rPr>
+          <w:b/>
+          <w:bCs/>
+        </w:rPr>
+        <w:t>Key Changes</w:t>
+      </w:r>
+    </w:p>
+    <w:p>
+      <w:pPr>
+        <w:numPr>
+          <w:ilvl w:val="0"/>
+          <w:numId w:val="11"/>
+        </w:numPr>
+      </w:pPr>
+      <w:r>
+        <w:rPr>
+          <w:b/>
+          <w:bCs/>
+        </w:rPr>
+        <w:lastRenderedPageBreak/>
+        <w:t>URI Scheme:</w:t>
+      </w:r>
+      <w:r>
+        <w:t xml:space="preserve"> Instead of s3://, Azure uses az://&lt;container&gt;/&lt;path&gt;.</w:t>
+      </w:r>
+    </w:p>
+    <w:p>
+      <w:pPr>
+        <w:numPr>
+          <w:ilvl w:val="0"/>
+          <w:numId w:val="11"/>
+        </w:numPr>
+      </w:pPr>
+      <w:r>
+        <w:rPr>
+          <w:b/>
+          <w:bCs/>
+        </w:rPr>
+        <w:t>Storage Options:</w:t>
+      </w:r>
+      <w:r>
+        <w:t xml:space="preserve"> Azure requires different keys (e.g., </w:t>
+      </w:r>
+      <w:proofErr w:type="spellStart"/>
+      <w:r>
+        <w:t>azure_storage_account_name</w:t>
+      </w:r>
+      <w:proofErr w:type="spellEnd"/>
+      <w:r>
+        <w:t xml:space="preserve"> and </w:t>
+      </w:r>
+      <w:proofErr w:type="spellStart"/>
+      <w:r>
+        <w:t>azure_storage_account_key</w:t>
+      </w:r>
+      <w:proofErr w:type="spellEnd"/>
+      <w:r>
+        <w:t>).</w:t>
+      </w:r>
+    </w:p>
+    <w:p>
+      <w:pPr>
+        <w:numPr>
+          <w:ilvl w:val="0"/>
+          <w:numId w:val="11"/>
+        </w:numPr>
+      </w:pPr>
+      <w:r>
+        <w:rPr>
+          <w:b/>
+          <w:bCs/>
+        </w:rPr>
+        <w:t>Local vs Cloud Logic:</w:t>
+      </w:r>
+      <w:r>
+        <w:t xml:space="preserve"> The pathing logic remains </w:t>
+      </w:r>
+      <w:proofErr w:type="gramStart"/>
+      <w:r>
+        <w:t>similar, but</w:t>
+      </w:r>
+      <w:proofErr w:type="gramEnd"/>
+      <w:r>
+        <w:t xml:space="preserve"> ensure you handle the container name as the root "bucket."</w:t>
+      </w:r>
+    </w:p>
+    <w:p>
+      <w:r>
+        <w:pict w14:anchorId="1A22AB13">
+          <v:rect id="_x0000_i1060" style="width:0;height:1.5pt" o:hralign="center" o:hrstd="t" o:hr="t" fillcolor="#a0a0a0" stroked="f"/>
+        </w:pict>
+      </w:r>
+    </w:p>
+    <w:p>
+      <w:pPr>
+        <w:rPr>
+          <w:b/>
+          <w:bCs/>
+        </w:rPr>
+      </w:pPr>
+      <w:r>
+        <w:rPr>
+          <w:b/>
+          <w:bCs/>
+        </w:rPr>
+        <w:t>The Updated Function</w:t>
+      </w:r>
+    </w:p>
+    <w:p>
+      <w:r>
+        <w:t>Python</w:t>
+      </w:r>
+    </w:p>
+    <w:p>
+      <w:r>
+        <w:t xml:space="preserve">import </w:t>
+      </w:r>
+      <w:proofErr w:type="spellStart"/>
+      <w:r>
+        <w:t>os</w:t>
+      </w:r>
+      <w:proofErr w:type="spellEnd"/>
+    </w:p>
+    <w:p>
+      <w:r>
+        <w:t>import logging</w:t>
+      </w:r>
+    </w:p>
+    <w:p>
+      <w:r>
+        <w:t xml:space="preserve">import </w:t>
+      </w:r>
+      <w:proofErr w:type="spellStart"/>
+      <w:r>
+        <w:t>pyarrow</w:t>
+      </w:r>
+      <w:proofErr w:type="spellEnd"/>
+      <w:r>
+        <w:t xml:space="preserve"> as pa</w:t>
+      </w:r>
+    </w:p>
+    <w:p>
+      <w:r>
+        <w:t xml:space="preserve">from typing import Callable, </w:t>
+      </w:r>
+      <w:proofErr w:type="spellStart"/>
+      <w:r>
+        <w:t>Dict</w:t>
+      </w:r>
+      <w:proofErr w:type="spellEnd"/>
+    </w:p>
+    <w:p>
+      <w:r>
+        <w:t xml:space="preserve">from </w:t>
+      </w:r>
+      <w:proofErr w:type="spellStart"/>
+      <w:r>
+        <w:t>deltalake</w:t>
+      </w:r>
+      <w:proofErr w:type="spellEnd"/>
+      <w:r>
+        <w:t xml:space="preserve"> import </w:t>
+      </w:r>
+      <w:proofErr w:type="spellStart"/>
+      <w:r>
+        <w:t>DeltaTable</w:t>
+      </w:r>
+      <w:proofErr w:type="spellEnd"/>
+      <w:r>
+        <w:t xml:space="preserve">, </w:t>
+      </w:r>
+      <w:proofErr w:type="spellStart"/>
+      <w:r>
+        <w:t>write_deltalake</w:t>
+      </w:r>
+      <w:proofErr w:type="spellEnd"/>
+    </w:p>
+    <w:p/>
+    <w:p>
+      <w:r>
+        <w:t xml:space="preserve">logger = </w:t>
+      </w:r>
+      <w:proofErr w:type="spellStart"/>
+      <w:proofErr w:type="gramStart"/>
+      <w:r>
+        <w:t>logging.getLogger</w:t>
+      </w:r>
+      <w:proofErr w:type="spellEnd"/>
+      <w:proofErr w:type="gramEnd"/>
+      <w:r>
+        <w:t>(__name__)</w:t>
+      </w:r>
+    </w:p>
+    <w:p/>
+    <w:p>
+      <w:r>
+        <w:t xml:space="preserve">def </w:t>
+      </w:r>
+      <w:proofErr w:type="spellStart"/>
+      <w:r>
+        <w:t>write_delta_to_</w:t>
+      </w:r>
+      <w:proofErr w:type="gramStart"/>
+      <w:r>
+        <w:t>adls</w:t>
+      </w:r>
+      <w:proofErr w:type="spellEnd"/>
+      <w:r>
+        <w:t>(</w:t>
+      </w:r>
+      <w:proofErr w:type="gramEnd"/>
+    </w:p>
+    <w:p>
+      <w:r>
+        <w:t xml:space="preserve">    </w:t>
+      </w:r>
+      <w:proofErr w:type="spellStart"/>
+      <w:r>
+        <w:t>azure_creds</w:t>
+      </w:r>
+      <w:proofErr w:type="spellEnd"/>
+      <w:r>
+        <w:t xml:space="preserve">: </w:t>
+      </w:r>
+      <w:proofErr w:type="spellStart"/>
+      <w:proofErr w:type="gramStart"/>
+      <w:r>
+        <w:t>Dict</w:t>
+      </w:r>
+      <w:proofErr w:type="spellEnd"/>
+      <w:r>
+        <w:t>[</w:t>
+      </w:r>
+      <w:proofErr w:type="gramEnd"/>
+      <w:r>
+        <w:t xml:space="preserve">str, str], </w:t>
+      </w:r>
+    </w:p>
+    <w:p>
+      <w:r>
+        <w:t xml:space="preserve">    </w:t>
+      </w:r>
+      <w:proofErr w:type="spellStart"/>
+      <w:r>
+        <w:t>df</w:t>
+      </w:r>
+      <w:proofErr w:type="spellEnd"/>
+      <w:r>
+        <w:t xml:space="preserve">: </w:t>
+      </w:r>
+      <w:proofErr w:type="spellStart"/>
+      <w:proofErr w:type="gramStart"/>
+      <w:r>
+        <w:t>pa.Table</w:t>
+      </w:r>
+      <w:proofErr w:type="spellEnd"/>
+      <w:proofErr w:type="gramEnd"/>
+      <w:r>
+        <w:t xml:space="preserve">, </w:t>
+      </w:r>
+    </w:p>
+    <w:p>
+      <w:r>
+        <w:t xml:space="preserve">    </w:t>
+      </w:r>
+      <w:proofErr w:type="spellStart"/>
+      <w:r>
+        <w:t>container_name</w:t>
+      </w:r>
+      <w:proofErr w:type="spellEnd"/>
+      <w:r>
+        <w:t xml:space="preserve">: str, </w:t>
+      </w:r>
+    </w:p>
+    <w:p>
+      <w:r>
+        <w:t xml:space="preserve">    </w:t>
+      </w:r>
+      <w:proofErr w:type="spellStart"/>
+      <w:r>
+        <w:t>object_name</w:t>
+      </w:r>
+      <w:proofErr w:type="spellEnd"/>
+      <w:r>
+        <w:t xml:space="preserve">: str, </w:t>
+      </w:r>
+    </w:p>
+    <w:p>
+      <w:r>
+        <w:t xml:space="preserve">    </w:t>
+      </w:r>
+      <w:proofErr w:type="spellStart"/>
+      <w:r>
+        <w:t>folder_name</w:t>
+      </w:r>
+      <w:proofErr w:type="spellEnd"/>
+      <w:r>
+        <w:t xml:space="preserve">: str, </w:t>
+      </w:r>
+    </w:p>
+    <w:p>
+      <w:r>
+        <w:t xml:space="preserve">    </w:t>
+      </w:r>
+      <w:proofErr w:type="spellStart"/>
+      <w:r>
+        <w:t>is_local</w:t>
+      </w:r>
+      <w:proofErr w:type="spellEnd"/>
+      <w:r>
+        <w:t xml:space="preserve">: bool, </w:t>
+      </w:r>
+    </w:p>
+    <w:p>
+      <w:r>
+        <w:t xml:space="preserve">    </w:t>
+      </w:r>
+      <w:proofErr w:type="spellStart"/>
+      <w:r>
+        <w:t>upsert_func</w:t>
+      </w:r>
+      <w:proofErr w:type="spellEnd"/>
+      <w:r>
+        <w:t>: Callable</w:t>
+      </w:r>
+    </w:p>
+    <w:p>
+      <w:r>
+        <w:t>):</w:t>
+      </w:r>
+    </w:p>
+    <w:p>
+      <w:r>
+        <w:t xml:space="preserve">    """</w:t>
+      </w:r>
+    </w:p>
+    <w:p>
+      <w:r>
+        <w:t xml:space="preserve">    Writes a </w:t>
+      </w:r>
+      <w:proofErr w:type="spellStart"/>
+      <w:r>
+        <w:t>pyarrow</w:t>
+      </w:r>
+      <w:proofErr w:type="spellEnd"/>
+      <w:r>
+        <w:t xml:space="preserve"> table to Azure Data Lake Gen2 in delta format.</w:t>
+      </w:r>
+    </w:p>
+    <w:p>
+      <w:r>
+        <w:t xml:space="preserve">    Handles initial creation and </w:t>
+      </w:r>
+      <w:proofErr w:type="spellStart"/>
+      <w:r>
+        <w:t>upserts</w:t>
+      </w:r>
+      <w:proofErr w:type="spellEnd"/>
+      <w:r>
+        <w:t xml:space="preserve"> using a provided merge function.</w:t>
+      </w:r>
+    </w:p>
+    <w:p>
+      <w:r>
+        <w:t xml:space="preserve">    """</w:t>
+      </w:r>
+    </w:p>
+    <w:p/>
+    <w:p>
+      <w:r>
+        <w:t xml:space="preserve">    try:    </w:t>
+      </w:r>
+    </w:p>
+    <w:p>
+      <w:r>
+        <w:t xml:space="preserve">        # 1. Construct the Path</w:t>
+      </w:r>
+    </w:p>
+    <w:p>
+      <w:r>
+        <w:t xml:space="preserve">        # Azure URI format for delta-</w:t>
+      </w:r>
+      <w:proofErr w:type="spellStart"/>
+      <w:r>
+        <w:t>rs</w:t>
+      </w:r>
+      <w:proofErr w:type="spellEnd"/>
+      <w:r>
+        <w:t>: az://container/folder/object</w:t>
+      </w:r>
+    </w:p>
+    <w:p>
+      <w:r>
+        <w:t xml:space="preserve">        if not </w:t>
+      </w:r>
+      <w:proofErr w:type="spellStart"/>
+      <w:r>
+        <w:t>is_local</w:t>
+      </w:r>
+      <w:proofErr w:type="spellEnd"/>
+      <w:r>
+        <w:t>:</w:t>
+      </w:r>
+    </w:p>
+    <w:p>
+      <w:r>
+        <w:t xml:space="preserve">            DELTA_PATH = f"az://{container_name}/{folder_name}/{object_name}</w:t>
+      </w:r>
+      <w:proofErr w:type="gramStart"/>
+      <w:r>
+        <w:t>".replace</w:t>
+      </w:r>
+      <w:proofErr w:type="gramEnd"/>
+      <w:r>
+        <w:t>("\\", "/")</w:t>
+      </w:r>
+    </w:p>
+    <w:p>
+      <w:r>
+        <w:t xml:space="preserve">        else:</w:t>
+      </w:r>
+    </w:p>
+    <w:p>
+      <w:r>
+        <w:t xml:space="preserve">            DELTA_PATH = </w:t>
+      </w:r>
+      <w:proofErr w:type="spellStart"/>
+      <w:proofErr w:type="gramStart"/>
+      <w:r>
+        <w:t>os.path</w:t>
+      </w:r>
+      <w:proofErr w:type="gramEnd"/>
+      <w:r>
+        <w:t>.</w:t>
+      </w:r>
+      <w:proofErr w:type="gramStart"/>
+      <w:r>
+        <w:t>join</w:t>
+      </w:r>
+      <w:proofErr w:type="spellEnd"/>
+      <w:r>
+        <w:t>(</w:t>
+      </w:r>
+      <w:proofErr w:type="spellStart"/>
+      <w:proofErr w:type="gramEnd"/>
+      <w:r>
+        <w:t>container_name</w:t>
+      </w:r>
+      <w:proofErr w:type="spellEnd"/>
+      <w:r>
+        <w:t xml:space="preserve">, </w:t>
+      </w:r>
+      <w:proofErr w:type="spellStart"/>
+      <w:r>
+        <w:t>folder_name</w:t>
+      </w:r>
+      <w:proofErr w:type="spellEnd"/>
+      <w:r>
+        <w:t xml:space="preserve">, </w:t>
+      </w:r>
+      <w:proofErr w:type="spellStart"/>
+      <w:r>
+        <w:t>object_name</w:t>
+      </w:r>
+      <w:proofErr w:type="spellEnd"/>
+      <w:proofErr w:type="gramStart"/>
+      <w:r>
+        <w:t>).replace</w:t>
+      </w:r>
+      <w:proofErr w:type="gramEnd"/>
+      <w:r>
+        <w:t>("\\", "/")</w:t>
+      </w:r>
+    </w:p>
+    <w:p/>
+    <w:p>
+      <w:r>
+        <w:t xml:space="preserve">        # 2. Configure Storage Options</w:t>
+      </w:r>
+    </w:p>
+    <w:p>
+      <w:r>
+        <w:t xml:space="preserve">        # If using Account Key auth, the keys should be:</w:t>
+      </w:r>
+    </w:p>
+    <w:p>
+      <w:r>
+        <w:t xml:space="preserve">        # </w:t>
+      </w:r>
+      <w:proofErr w:type="spellStart"/>
+      <w:r>
+        <w:t>azure_storage_account_name</w:t>
+      </w:r>
+      <w:proofErr w:type="spellEnd"/>
+      <w:r>
+        <w:t xml:space="preserve">, </w:t>
+      </w:r>
+      <w:proofErr w:type="spellStart"/>
+      <w:r>
+        <w:t>azure_storage_account_key</w:t>
+      </w:r>
+      <w:proofErr w:type="spellEnd"/>
+    </w:p>
+    <w:p>
+      <w:r>
+        <w:t xml:space="preserve">        </w:t>
+      </w:r>
+      <w:proofErr w:type="spellStart"/>
+      <w:r>
+        <w:t>storage_options</w:t>
+      </w:r>
+      <w:proofErr w:type="spellEnd"/>
+      <w:r>
+        <w:t xml:space="preserve"> = </w:t>
+      </w:r>
+      <w:proofErr w:type="spellStart"/>
+      <w:r>
+        <w:t>azure_creds</w:t>
+      </w:r>
+      <w:proofErr w:type="spellEnd"/>
+      <w:r>
+        <w:t xml:space="preserve"> if not </w:t>
+      </w:r>
+      <w:proofErr w:type="spellStart"/>
+      <w:r>
+        <w:t>is_local</w:t>
+      </w:r>
+      <w:proofErr w:type="spellEnd"/>
+      <w:r>
+        <w:t xml:space="preserve"> else None</w:t>
+      </w:r>
+    </w:p>
+    <w:p/>
+    <w:p>
+      <w:r>
+        <w:t xml:space="preserve">        # 3. Handle Local Directory Creation</w:t>
+      </w:r>
+    </w:p>
+    <w:p>
+      <w:r>
+        <w:t xml:space="preserve">        if </w:t>
+      </w:r>
+      <w:proofErr w:type="spellStart"/>
+      <w:r>
+        <w:t>is_local</w:t>
+      </w:r>
+      <w:proofErr w:type="spellEnd"/>
+      <w:r>
+        <w:t>:</w:t>
+      </w:r>
+    </w:p>
+    <w:p>
+      <w:r>
+        <w:t xml:space="preserve">            DELTA_DIR = </w:t>
+      </w:r>
+      <w:proofErr w:type="spellStart"/>
+      <w:proofErr w:type="gramStart"/>
+      <w:r>
+        <w:t>os.path</w:t>
+      </w:r>
+      <w:proofErr w:type="gramEnd"/>
+      <w:r>
+        <w:t>.</w:t>
+      </w:r>
+      <w:proofErr w:type="gramStart"/>
+      <w:r>
+        <w:t>dirname</w:t>
+      </w:r>
+      <w:proofErr w:type="spellEnd"/>
+      <w:r>
+        <w:t>(</w:t>
+      </w:r>
+      <w:proofErr w:type="gramEnd"/>
+      <w:r>
+        <w:t>DELTA_PATH)</w:t>
+      </w:r>
+    </w:p>
+    <w:p>
+      <w:r>
+        <w:t xml:space="preserve">            </w:t>
+      </w:r>
+      <w:proofErr w:type="spellStart"/>
+      <w:proofErr w:type="gramStart"/>
+      <w:r>
+        <w:t>os.makedirs</w:t>
+      </w:r>
+      <w:proofErr w:type="spellEnd"/>
+      <w:proofErr w:type="gramEnd"/>
+      <w:r>
+        <w:t xml:space="preserve">(DELTA_DIR, </w:t>
+      </w:r>
+      <w:proofErr w:type="spellStart"/>
+      <w:r>
+        <w:t>exist_ok</w:t>
+      </w:r>
+      <w:proofErr w:type="spellEnd"/>
+      <w:r>
+        <w:t>=True)</w:t>
+      </w:r>
+    </w:p>
+    <w:p/>
+    <w:p>
+      <w:r>
+        <w:t xml:space="preserve">        # 4. Attempt to load existing table for </w:t>
+      </w:r>
+      <w:proofErr w:type="spellStart"/>
+      <w:r>
+        <w:t>upsert</w:t>
+      </w:r>
+      <w:proofErr w:type="spellEnd"/>
+    </w:p>
+    <w:p>
+      <w:r>
+        <w:t xml:space="preserve">        try:</w:t>
+      </w:r>
+    </w:p>
+    <w:p>
+      <w:r>
+        <w:t xml:space="preserve">            </w:t>
+      </w:r>
+      <w:proofErr w:type="spellStart"/>
+      <w:r>
+        <w:t>delta_table</w:t>
+      </w:r>
+      <w:proofErr w:type="spellEnd"/>
+      <w:r>
+        <w:t xml:space="preserve"> = </w:t>
+      </w:r>
+      <w:proofErr w:type="spellStart"/>
+      <w:proofErr w:type="gramStart"/>
+      <w:r>
+        <w:t>DeltaTable</w:t>
+      </w:r>
+      <w:proofErr w:type="spellEnd"/>
+      <w:r>
+        <w:t>(</w:t>
+      </w:r>
+      <w:proofErr w:type="gramEnd"/>
+      <w:r>
+        <w:t xml:space="preserve">DELTA_PATH, </w:t>
+      </w:r>
+      <w:proofErr w:type="spellStart"/>
+      <w:r>
+        <w:t>storage_options</w:t>
+      </w:r>
+      <w:proofErr w:type="spellEnd"/>
+      <w:r>
+        <w:t>=</w:t>
+      </w:r>
+      <w:proofErr w:type="spellStart"/>
+      <w:r>
+        <w:t>storage_options</w:t>
+      </w:r>
+      <w:proofErr w:type="spellEnd"/>
+      <w:r>
+        <w:t>)</w:t>
+      </w:r>
+    </w:p>
+    <w:p>
+      <w:r>
+        <w:t xml:space="preserve">            </w:t>
+      </w:r>
+    </w:p>
+    <w:p>
+      <w:r>
+        <w:t xml:space="preserve">            </w:t>
+      </w:r>
+      <w:proofErr w:type="gramStart"/>
+      <w:r>
+        <w:t>logger.info(</w:t>
+      </w:r>
+      <w:proofErr w:type="spellStart"/>
+      <w:proofErr w:type="gramEnd"/>
+      <w:r>
+        <w:t>f"Delta</w:t>
+      </w:r>
+      <w:proofErr w:type="spellEnd"/>
+      <w:r>
+        <w:t xml:space="preserve"> table found at {DELTA_PATH}") </w:t>
+      </w:r>
+    </w:p>
+    <w:p>
+      <w:r>
+        <w:t xml:space="preserve">            </w:t>
+      </w:r>
+      <w:proofErr w:type="gramStart"/>
+      <w:r>
+        <w:t>logger.info(</w:t>
+      </w:r>
+      <w:proofErr w:type="gramEnd"/>
+      <w:r>
+        <w:t xml:space="preserve">"Performing </w:t>
+      </w:r>
+      <w:proofErr w:type="spellStart"/>
+      <w:r>
+        <w:t>upsert</w:t>
+      </w:r>
+      <w:proofErr w:type="spellEnd"/>
+      <w:r>
+        <w:t xml:space="preserve"> (merge)...")</w:t>
+      </w:r>
+    </w:p>
+    <w:p>
+      <w:r>
+        <w:t xml:space="preserve">            </w:t>
+      </w:r>
+    </w:p>
+    <w:p>
+      <w:r>
+        <w:t xml:space="preserve">            # Execute your existing </w:t>
+      </w:r>
+      <w:proofErr w:type="spellStart"/>
+      <w:r>
+        <w:t>upsert</w:t>
+      </w:r>
+      <w:proofErr w:type="spellEnd"/>
+      <w:r>
+        <w:t xml:space="preserve"> logic</w:t>
+      </w:r>
+    </w:p>
+    <w:p>
+      <w:r>
+        <w:t xml:space="preserve">            </w:t>
+      </w:r>
+      <w:proofErr w:type="spellStart"/>
+      <w:r>
+        <w:t>upsert_</w:t>
+      </w:r>
+      <w:proofErr w:type="gramStart"/>
+      <w:r>
+        <w:t>func</w:t>
+      </w:r>
+      <w:proofErr w:type="spellEnd"/>
+      <w:r>
+        <w:t>(</w:t>
+      </w:r>
+      <w:proofErr w:type="spellStart"/>
+      <w:proofErr w:type="gramEnd"/>
+      <w:r>
+        <w:t>delta_table</w:t>
+      </w:r>
+      <w:proofErr w:type="spellEnd"/>
+      <w:r>
+        <w:t xml:space="preserve">, </w:t>
+      </w:r>
+      <w:proofErr w:type="spellStart"/>
+      <w:r>
+        <w:t>df</w:t>
+      </w:r>
+      <w:proofErr w:type="spellEnd"/>
+      <w:r>
+        <w:t>)</w:t>
+      </w:r>
+    </w:p>
+    <w:p/>
+    <w:p>
+      <w:r>
+        <w:lastRenderedPageBreak/>
+        <w:t xml:space="preserve">        except Exception as </w:t>
+      </w:r>
+      <w:proofErr w:type="spellStart"/>
+      <w:r>
+        <w:t>table_e</w:t>
+      </w:r>
+      <w:proofErr w:type="spellEnd"/>
+      <w:r>
+        <w:t>:</w:t>
+      </w:r>
+    </w:p>
+    <w:p>
+      <w:r>
+        <w:t xml:space="preserve">            # This triggers if the table doesn't exist yet</w:t>
+      </w:r>
+    </w:p>
+    <w:p>
+      <w:r>
+        <w:t xml:space="preserve">            </w:t>
+      </w:r>
+      <w:proofErr w:type="spellStart"/>
+      <w:proofErr w:type="gramStart"/>
+      <w:r>
+        <w:t>logger.warning</w:t>
+      </w:r>
+      <w:proofErr w:type="spellEnd"/>
+      <w:proofErr w:type="gramEnd"/>
+      <w:r>
+        <w:t>(</w:t>
+      </w:r>
+      <w:proofErr w:type="spellStart"/>
+      <w:r>
+        <w:t>f"No</w:t>
+      </w:r>
+      <w:proofErr w:type="spellEnd"/>
+      <w:r>
+        <w:t xml:space="preserve"> Delta table found or error loading: {</w:t>
+      </w:r>
+      <w:proofErr w:type="spellStart"/>
+      <w:r>
+        <w:t>table_e</w:t>
+      </w:r>
+      <w:proofErr w:type="spellEnd"/>
+      <w:r>
+        <w:t>}")</w:t>
+      </w:r>
+    </w:p>
+    <w:p>
+      <w:r>
+        <w:t xml:space="preserve">            </w:t>
+      </w:r>
+      <w:proofErr w:type="gramStart"/>
+      <w:r>
+        <w:t>logger.info(</w:t>
+      </w:r>
+      <w:proofErr w:type="spellStart"/>
+      <w:proofErr w:type="gramEnd"/>
+      <w:r>
+        <w:t>f"Creating</w:t>
+      </w:r>
+      <w:proofErr w:type="spellEnd"/>
+      <w:r>
+        <w:t xml:space="preserve"> new table with {</w:t>
+      </w:r>
+      <w:proofErr w:type="spellStart"/>
+      <w:r>
+        <w:t>df.num_rows</w:t>
+      </w:r>
+      <w:proofErr w:type="spellEnd"/>
+      <w:r>
+        <w:t>} rows...")</w:t>
+      </w:r>
+    </w:p>
+    <w:p/>
+    <w:p>
+      <w:r>
+        <w:t xml:space="preserve">            </w:t>
+      </w:r>
+      <w:proofErr w:type="spellStart"/>
+      <w:r>
+        <w:t>write_</w:t>
+      </w:r>
+      <w:proofErr w:type="gramStart"/>
+      <w:r>
+        <w:t>deltalake</w:t>
+      </w:r>
+      <w:proofErr w:type="spellEnd"/>
+      <w:r>
+        <w:t>(</w:t>
+      </w:r>
+      <w:proofErr w:type="gramEnd"/>
+    </w:p>
+    <w:p>
+      <w:r>
+        <w:t xml:space="preserve">                DELTA_PATH, </w:t>
+      </w:r>
+    </w:p>
+    <w:p>
+      <w:r>
+        <w:t xml:space="preserve">                </w:t>
+      </w:r>
+      <w:proofErr w:type="spellStart"/>
+      <w:r>
+        <w:t>df</w:t>
+      </w:r>
+      <w:proofErr w:type="spellEnd"/>
+      <w:r>
+        <w:t xml:space="preserve">, </w:t>
+      </w:r>
+    </w:p>
+    <w:p>
+      <w:r>
+        <w:t xml:space="preserve">                mode="overwrite", </w:t>
+      </w:r>
+    </w:p>
+    <w:p>
+      <w:r>
+        <w:t xml:space="preserve">                </w:t>
+      </w:r>
+      <w:proofErr w:type="spellStart"/>
+      <w:r>
+        <w:t>storage_options</w:t>
+      </w:r>
+      <w:proofErr w:type="spellEnd"/>
+      <w:r>
+        <w:t>=</w:t>
+      </w:r>
+      <w:proofErr w:type="spellStart"/>
+      <w:r>
+        <w:t>storage_options</w:t>
+      </w:r>
+      <w:proofErr w:type="spellEnd"/>
+    </w:p>
+    <w:p>
+      <w:r>
+        <w:t xml:space="preserve">            )</w:t>
+      </w:r>
+    </w:p>
+    <w:p/>
+    <w:p>
+      <w:r>
+        <w:t xml:space="preserve">    except Exception as e:</w:t>
+      </w:r>
+    </w:p>
+    <w:p>
+      <w:r>
+        <w:t xml:space="preserve">        </w:t>
+      </w:r>
+      <w:proofErr w:type="spellStart"/>
+      <w:proofErr w:type="gramStart"/>
+      <w:r>
+        <w:t>logger.error</w:t>
+      </w:r>
+      <w:proofErr w:type="spellEnd"/>
+      <w:proofErr w:type="gramEnd"/>
+      <w:r>
+        <w:t>(</w:t>
+      </w:r>
+      <w:proofErr w:type="spellStart"/>
+      <w:r>
+        <w:t>f"Critical</w:t>
+      </w:r>
+      <w:proofErr w:type="spellEnd"/>
+      <w:r>
+        <w:t xml:space="preserve"> failure during Azure Delta operation: {e}")</w:t>
+      </w:r>
+    </w:p>
+    <w:p>
+      <w:r>
+        <w:t xml:space="preserve">        raise e</w:t>
+      </w:r>
+    </w:p>
+    <w:p>
+      <w:r>
+        <w:pict w14:anchorId="3F09B1F9">
+          <v:rect id="_x0000_i1061" style="width:0;height:1.5pt" o:hralign="center" o:hrstd="t" o:hr="t" fillcolor="#a0a0a0" stroked="f"/>
+        </w:pict>
+      </w:r>
+    </w:p>
+    <w:p>
+      <w:pPr>
+        <w:rPr>
+          <w:b/>
+          <w:bCs/>
+        </w:rPr>
+      </w:pPr>
+      <w:r>
+        <w:rPr>
+          <w:b/>
+          <w:bCs/>
+        </w:rPr>
+        <w:t>Important Implementation Details</w:t>
+      </w:r>
+    </w:p>
+    <w:p>
+      <w:pPr>
+        <w:rPr>
+          <w:b/>
+          <w:bCs/>
+        </w:rPr>
+      </w:pPr>
+      <w:r>
+        <w:rPr>
+          <w:b/>
+          <w:bCs/>
+        </w:rPr>
+        <w:t>1. Azure Credentials Dictionary</w:t>
+      </w:r>
+    </w:p>
+    <w:p>
+      <w:r>
+        <w:t xml:space="preserve">Your </w:t>
+      </w:r>
+      <w:proofErr w:type="spellStart"/>
+      <w:r>
+        <w:t>azure_creds</w:t>
+      </w:r>
+      <w:proofErr w:type="spellEnd"/>
+      <w:r>
+        <w:t xml:space="preserve"> dictionary needs specific keys for delta-</w:t>
+      </w:r>
+      <w:proofErr w:type="spellStart"/>
+      <w:r>
+        <w:t>rs</w:t>
+      </w:r>
+      <w:proofErr w:type="spellEnd"/>
+      <w:r>
+        <w:t xml:space="preserve"> to authenticate. Depending on your setup in the Philippines (e.g., if you're using a Service Principal or a simple Account Key), use one of these formats:</w:t>
+      </w:r>
+    </w:p>
+    <w:p>
+      <w:r>
+        <w:rPr>
+          <w:b/>
+          <w:bCs/>
+        </w:rPr>
+        <w:t>Option A: Storage Account Key (Easiest for migration)</w:t>
+      </w:r>
+    </w:p>
+    <w:p>
+      <w:r>
+        <w:t>Python</w:t>
+      </w:r>
+    </w:p>
+    <w:p>
+      <w:proofErr w:type="spellStart"/>
+      <w:r>
+        <w:t>azure_creds</w:t>
+      </w:r>
+      <w:proofErr w:type="spellEnd"/>
+      <w:r>
+        <w:t xml:space="preserve"> = {</w:t>
+      </w:r>
+    </w:p>
+    <w:p>
+      <w:r>
+        <w:t xml:space="preserve">    "</w:t>
+      </w:r>
+      <w:proofErr w:type="spellStart"/>
+      <w:proofErr w:type="gramStart"/>
+      <w:r>
+        <w:t>azure</w:t>
+      </w:r>
+      <w:proofErr w:type="gramEnd"/>
+      <w:r>
+        <w:t>_storage_account_name</w:t>
+      </w:r>
+      <w:proofErr w:type="spellEnd"/>
+      <w:r>
+        <w:t>": "</w:t>
+      </w:r>
+      <w:proofErr w:type="spellStart"/>
+      <w:r>
+        <w:t>your_account_name</w:t>
+      </w:r>
+      <w:proofErr w:type="spellEnd"/>
+      <w:r>
+        <w:t>",</w:t>
+      </w:r>
+    </w:p>
+    <w:p>
+      <w:r>
+        <w:t xml:space="preserve">    "</w:t>
+      </w:r>
+      <w:proofErr w:type="spellStart"/>
+      <w:proofErr w:type="gramStart"/>
+      <w:r>
+        <w:t>azure</w:t>
+      </w:r>
+      <w:proofErr w:type="gramEnd"/>
+      <w:r>
+        <w:t>_storage_account_key</w:t>
+      </w:r>
+      <w:proofErr w:type="spellEnd"/>
+      <w:r>
+        <w:t>": "</w:t>
+      </w:r>
+      <w:proofErr w:type="spellStart"/>
+      <w:r>
+        <w:t>your_secret_key</w:t>
+      </w:r>
+      <w:proofErr w:type="spellEnd"/>
+      <w:r>
+        <w:t>",</w:t>
+      </w:r>
+    </w:p>
+    <w:p>
+      <w:r>
+        <w:t>}</w:t>
+      </w:r>
+    </w:p>
+    <w:p>
+      <w:r>
+        <w:rPr>
+          <w:b/>
+          <w:bCs/>
+        </w:rPr>
+        <w:t>Option B: Service Principal (Best for Production/SCADA integration)</w:t>
+      </w:r>
+    </w:p>
+    <w:p>
+      <w:r>
+        <w:t>Python</w:t>
+      </w:r>
+    </w:p>
+    <w:p>
+      <w:proofErr w:type="spellStart"/>
+      <w:r>
+        <w:lastRenderedPageBreak/>
+        <w:t>azure_creds</w:t>
+      </w:r>
+      <w:proofErr w:type="spellEnd"/>
+      <w:r>
+        <w:t xml:space="preserve"> = {</w:t>
+      </w:r>
+    </w:p>
+    <w:p>
+      <w:r>
+        <w:t xml:space="preserve">    "</w:t>
+      </w:r>
+      <w:proofErr w:type="spellStart"/>
+      <w:proofErr w:type="gramStart"/>
+      <w:r>
+        <w:t>azure</w:t>
+      </w:r>
+      <w:proofErr w:type="gramEnd"/>
+      <w:r>
+        <w:t>_storage_account_name</w:t>
+      </w:r>
+      <w:proofErr w:type="spellEnd"/>
+      <w:r>
+        <w:t>": "</w:t>
+      </w:r>
+      <w:proofErr w:type="spellStart"/>
+      <w:r>
+        <w:t>your_account_name</w:t>
+      </w:r>
+      <w:proofErr w:type="spellEnd"/>
+      <w:r>
+        <w:t>",</w:t>
+      </w:r>
+    </w:p>
+    <w:p>
+      <w:r>
+        <w:t xml:space="preserve">    "</w:t>
+      </w:r>
+      <w:proofErr w:type="spellStart"/>
+      <w:proofErr w:type="gramStart"/>
+      <w:r>
+        <w:t>azure</w:t>
+      </w:r>
+      <w:proofErr w:type="gramEnd"/>
+      <w:r>
+        <w:t>_client_id</w:t>
+      </w:r>
+      <w:proofErr w:type="spellEnd"/>
+      <w:r>
+        <w:t>": "</w:t>
+      </w:r>
+      <w:proofErr w:type="spellStart"/>
+      <w:r>
+        <w:t>your_client_id</w:t>
+      </w:r>
+      <w:proofErr w:type="spellEnd"/>
+      <w:r>
+        <w:t>",</w:t>
+      </w:r>
+    </w:p>
+    <w:p>
+      <w:r>
+        <w:t xml:space="preserve">    "</w:t>
+      </w:r>
+      <w:proofErr w:type="spellStart"/>
+      <w:proofErr w:type="gramStart"/>
+      <w:r>
+        <w:t>azure</w:t>
+      </w:r>
+      <w:proofErr w:type="gramEnd"/>
+      <w:r>
+        <w:t>_client_secret</w:t>
+      </w:r>
+      <w:proofErr w:type="spellEnd"/>
+      <w:r>
+        <w:t>": "</w:t>
+      </w:r>
+      <w:proofErr w:type="spellStart"/>
+      <w:r>
+        <w:t>your_client_secret</w:t>
+      </w:r>
+      <w:proofErr w:type="spellEnd"/>
+      <w:r>
+        <w:t>",</w:t>
+      </w:r>
+    </w:p>
+    <w:p>
+      <w:r>
+        <w:t xml:space="preserve">    "</w:t>
+      </w:r>
+      <w:proofErr w:type="spellStart"/>
+      <w:proofErr w:type="gramStart"/>
+      <w:r>
+        <w:t>azure</w:t>
+      </w:r>
+      <w:proofErr w:type="gramEnd"/>
+      <w:r>
+        <w:t>_tenant_id</w:t>
+      </w:r>
+      <w:proofErr w:type="spellEnd"/>
+      <w:r>
+        <w:t>": "</w:t>
+      </w:r>
+      <w:proofErr w:type="spellStart"/>
+      <w:r>
+        <w:t>your_tenant_id</w:t>
+      </w:r>
+      <w:proofErr w:type="spellEnd"/>
+      <w:r>
+        <w:t>",</w:t>
+      </w:r>
+    </w:p>
+    <w:p>
+      <w:r>
+        <w:t>}</w:t>
+      </w:r>
+    </w:p>
+    <w:p>
+      <w:pPr>
+        <w:rPr>
+          <w:b/>
+          <w:bCs/>
+        </w:rPr>
+      </w:pPr>
+      <w:r>
+        <w:rPr>
+          <w:b/>
+          <w:bCs/>
+        </w:rPr>
+        <w:t xml:space="preserve">2. The </w:t>
+      </w:r>
+      <w:proofErr w:type="spellStart"/>
+      <w:r>
+        <w:rPr>
+          <w:b/>
+          <w:bCs/>
+        </w:rPr>
+        <w:t>upsert_func</w:t>
+      </w:r>
+      <w:proofErr w:type="spellEnd"/>
+      <w:r>
+        <w:rPr>
+          <w:b/>
+          <w:bCs/>
+        </w:rPr>
+        <w:t xml:space="preserve"> Compatibility</w:t>
+      </w:r>
+    </w:p>
+    <w:p>
+      <w:r>
+        <w:t xml:space="preserve">As long as </w:t>
+      </w:r>
+      <w:proofErr w:type="gramStart"/>
+      <w:r>
+        <w:t>your</w:t>
+      </w:r>
+      <w:proofErr w:type="gramEnd"/>
+      <w:r>
+        <w:t xml:space="preserve"> </w:t>
+      </w:r>
+      <w:proofErr w:type="spellStart"/>
+      <w:r>
+        <w:t>upsert_func</w:t>
+      </w:r>
+      <w:proofErr w:type="spellEnd"/>
+      <w:r>
+        <w:t xml:space="preserve"> uses the standard </w:t>
+      </w:r>
+      <w:proofErr w:type="spellStart"/>
+      <w:r>
+        <w:t>DeltaTable.merge</w:t>
+      </w:r>
+      <w:proofErr w:type="spellEnd"/>
+      <w:r>
+        <w:t xml:space="preserve">() method, it will work perfectly without modification. The </w:t>
+      </w:r>
+      <w:proofErr w:type="spellStart"/>
+      <w:r>
+        <w:t>DeltaTable</w:t>
+      </w:r>
+      <w:proofErr w:type="spellEnd"/>
+      <w:r>
+        <w:t xml:space="preserve"> object internally tracks its storage options, so when you </w:t>
+      </w:r>
+      <w:proofErr w:type="gramStart"/>
+      <w:r>
+        <w:t>call .merge</w:t>
+      </w:r>
+      <w:proofErr w:type="gramEnd"/>
+      <w:r>
+        <w:t>(), it already knows how to talk to Azure.</w:t>
+      </w:r>
+    </w:p>
+    <w:p>
+      <w:pPr>
+        <w:rPr>
+          <w:b/>
+          <w:bCs/>
+        </w:rPr>
+      </w:pPr>
+      <w:r>
+        <w:rPr>
+          <w:b/>
+          <w:bCs/>
+        </w:rPr>
+        <w:t>3. Error Handling Tip</w:t>
+      </w:r>
+    </w:p>
+    <w:p>
+      <w:r>
+        <w:t>In your original code, the try/except block was very broad. I’ve nested a second try/except inside to specifically catch "Table Not Found" errors. This prevents a credential error (which should fail the whole script) from being mistaken for a "No Table Found" event (which should trigger a new table creation).</w:t>
+      </w:r>
+    </w:p>
+    <w:p>
+      <w:pPr>
+        <w:rPr>
+          <w:b/>
+          <w:bCs/>
+        </w:rPr>
+      </w:pPr>
+      <w:r>
+        <w:rPr>
+          <w:b/>
+          <w:bCs/>
+        </w:rPr>
+        <w:t>4. Handling abfss:// vs az://</w:t>
+      </w:r>
+    </w:p>
+    <w:p>
+      <w:r>
+        <w:t xml:space="preserve">While Spark uses abfss://, the underlying Rust library for </w:t>
+      </w:r>
+      <w:proofErr w:type="spellStart"/>
+      <w:r>
+        <w:t>deltalake</w:t>
+      </w:r>
+      <w:proofErr w:type="spellEnd"/>
+      <w:r>
+        <w:t xml:space="preserve"> usually prefers az:// or </w:t>
+      </w:r>
+      <w:proofErr w:type="spellStart"/>
+      <w:r>
+        <w:t>wasbs</w:t>
+      </w:r>
+      <w:proofErr w:type="spellEnd"/>
+      <w:r>
+        <w:t>://. Stick with az:// as it is the modern standard for ADLS Gen2 in the Python ecosystem.</w:t>
+      </w:r>
+    </w:p>
+    <w:p>
+      <w:r>
+        <w:rPr>
+          <w:b/>
+          <w:bCs/>
+        </w:rPr>
+        <w:t>Are you planning to run this within an Azure Function or a local Kubernetes cluster (like the Kind setup we discussed) using Managed Identity?</w:t>
+      </w:r>
+    </w:p>
+    <w:p/>
+    <w:p>
+      <w:r>
+        <w:t xml:space="preserve">You </w:t>
+      </w:r>
+      <w:proofErr w:type="gramStart"/>
+      <w:r>
+        <w:t>said</w:t>
+      </w:r>
+      <w:proofErr w:type="gramEnd"/>
+    </w:p>
+    <w:p>
+      <w:pPr>
+        <w:rPr>
+          <w:color w:val="0070C0"/>
+          <w:sz w:val="32"/>
+          <w:szCs w:val="32"/>
+        </w:rPr>
+      </w:pPr>
+      <w:r>
+        <w:rPr>
+          <w:color w:val="0070C0"/>
+          <w:sz w:val="32"/>
+          <w:szCs w:val="32"/>
+        </w:rPr>
+        <w:t xml:space="preserve">how would I read a delta file in </w:t>
+      </w:r>
+      <w:proofErr w:type="spellStart"/>
+      <w:r>
+        <w:rPr>
+          <w:color w:val="0070C0"/>
+          <w:sz w:val="32"/>
+          <w:szCs w:val="32"/>
+        </w:rPr>
+        <w:t>duckdb</w:t>
+      </w:r>
+      <w:proofErr w:type="spellEnd"/>
+    </w:p>
+    <w:p>
+      <w:pPr>
+        <w:rPr>
+          <w:b/>
+          <w:bCs/>
+        </w:rPr>
+      </w:pPr>
+      <w:r>
+        <w:rPr>
+          <w:b/>
+          <w:bCs/>
+        </w:rPr>
+        <w:t>Gemini said</w:t>
+      </w:r>
+    </w:p>
+    <w:p>
+      <w:r>
+        <w:t xml:space="preserve">To read a Delta table in </w:t>
+      </w:r>
+      <w:proofErr w:type="spellStart"/>
+      <w:r>
+        <w:t>DuckDB</w:t>
+      </w:r>
+      <w:proofErr w:type="spellEnd"/>
+      <w:r>
+        <w:t>, you need the delta extension. If your data is stored in Azure (as we discussed with your ADLS Gen2 move), you will also need the azure extension to handle authentication and the az:// protocol.</w:t>
+      </w:r>
+    </w:p>
+    <w:p>
+      <w:pPr>
+        <w:rPr>
+          <w:b/>
+          <w:bCs/>
+        </w:rPr>
+      </w:pPr>
+      <w:r>
+        <w:rPr>
+          <w:b/>
+          <w:bCs/>
+        </w:rPr>
+        <w:t>1. Install and Load Extensions</w:t>
+      </w:r>
+    </w:p>
+    <w:p>
+      <w:r>
+        <w:t xml:space="preserve">First, ensure the necessary extensions are available in your </w:t>
+      </w:r>
+      <w:proofErr w:type="spellStart"/>
+      <w:r>
+        <w:t>DuckDB</w:t>
+      </w:r>
+      <w:proofErr w:type="spellEnd"/>
+      <w:r>
+        <w:t xml:space="preserve"> session:</w:t>
+      </w:r>
+    </w:p>
+    <w:p>
+      <w:r>
+        <w:t>SQL</w:t>
+      </w:r>
+    </w:p>
+    <w:p>
+      <w:r>
+        <w:t xml:space="preserve">INSTALL </w:t>
+      </w:r>
+      <w:proofErr w:type="gramStart"/>
+      <w:r>
+        <w:t>delta;</w:t>
+      </w:r>
+      <w:proofErr w:type="gramEnd"/>
+    </w:p>
+    <w:p>
+      <w:r>
+        <w:t xml:space="preserve">LOAD </w:t>
+      </w:r>
+      <w:proofErr w:type="gramStart"/>
+      <w:r>
+        <w:t>delta;</w:t>
+      </w:r>
+      <w:proofErr w:type="gramEnd"/>
+    </w:p>
+    <w:p/>
+    <w:p>
+      <w:r>
+        <w:t>-- If reading from Azure ADLS Gen2</w:t>
+      </w:r>
+    </w:p>
+    <w:p>
+      <w:r>
+        <w:t xml:space="preserve">INSTALL </w:t>
+      </w:r>
+      <w:proofErr w:type="gramStart"/>
+      <w:r>
+        <w:t>azure;</w:t>
+      </w:r>
+      <w:proofErr w:type="gramEnd"/>
+    </w:p>
+    <w:p>
+      <w:r>
+        <w:t xml:space="preserve">LOAD </w:t>
+      </w:r>
+      <w:proofErr w:type="gramStart"/>
+      <w:r>
+        <w:t>azure;</w:t>
+      </w:r>
+      <w:proofErr w:type="gramEnd"/>
+    </w:p>
+    <w:p>
+      <w:pPr>
+        <w:rPr>
+          <w:b/>
+          <w:bCs/>
+        </w:rPr>
+      </w:pPr>
+      <w:r>
+        <w:rPr>
+          <w:b/>
+          <w:bCs/>
+        </w:rPr>
+        <w:t>2. Configure Azure Credentials (if remote)</w:t>
+      </w:r>
+    </w:p>
+    <w:p>
+      <w:r>
+        <w:t xml:space="preserve">Since you are working with Azure Data Lake, you need to tell </w:t>
+      </w:r>
+      <w:proofErr w:type="spellStart"/>
+      <w:r>
+        <w:t>DuckDB</w:t>
+      </w:r>
+      <w:proofErr w:type="spellEnd"/>
+      <w:r>
+        <w:t xml:space="preserve"> how to authenticate. You can use your storage account key:</w:t>
+      </w:r>
+    </w:p>
+    <w:p>
+      <w:r>
+        <w:t>SQL</w:t>
+      </w:r>
+    </w:p>
+    <w:p>
+      <w:r>
+        <w:t>-- Replace with your actual account name and key</w:t>
+      </w:r>
+    </w:p>
+    <w:p>
+      <w:r>
+        <w:t xml:space="preserve">SET </w:t>
+      </w:r>
+      <w:proofErr w:type="spellStart"/>
+      <w:r>
+        <w:t>azure_storage_connection_string</w:t>
+      </w:r>
+      <w:proofErr w:type="spellEnd"/>
+      <w:r>
+        <w:t xml:space="preserve"> = 'DefaultEndpointsProtocol=</w:t>
+      </w:r>
+      <w:proofErr w:type="gramStart"/>
+      <w:r>
+        <w:t>https;AccountName</w:t>
+      </w:r>
+      <w:proofErr w:type="gramEnd"/>
+      <w:r>
+        <w:t>=</w:t>
+      </w:r>
+      <w:proofErr w:type="gramStart"/>
+      <w:r>
+        <w:t>myaccount;AccountKey</w:t>
+      </w:r>
+      <w:proofErr w:type="gramEnd"/>
+      <w:r>
+        <w:t>=</w:t>
+      </w:r>
+      <w:proofErr w:type="gramStart"/>
+      <w:r>
+        <w:t>mykey;EndpointSuffix=core.windows.net';</w:t>
+      </w:r>
+      <w:proofErr w:type="gramEnd"/>
+    </w:p>
+    <w:p>
+      <w:pPr>
+        <w:rPr>
+          <w:b/>
+          <w:bCs/>
+        </w:rPr>
+      </w:pPr>
+      <w:r>
+        <w:rPr>
+          <w:b/>
+          <w:bCs/>
+        </w:rPr>
+        <w:t>3. Read the Delta Table</w:t>
+      </w:r>
+    </w:p>
+    <w:p>
+      <w:r>
+        <w:t xml:space="preserve">Use the </w:t>
+      </w:r>
+      <w:proofErr w:type="spellStart"/>
+      <w:r>
+        <w:t>delta_scan</w:t>
+      </w:r>
+      <w:proofErr w:type="spellEnd"/>
+      <w:r>
+        <w:t xml:space="preserve"> function. This function reads the Delta Log (_</w:t>
+      </w:r>
+      <w:proofErr w:type="spellStart"/>
+      <w:r>
+        <w:t>delta_log</w:t>
+      </w:r>
+      <w:proofErr w:type="spellEnd"/>
+      <w:r>
+        <w:t>) to ensure it only pulls the most recent, valid Parquet files, respecting the Delta Lake protocol.</w:t>
+      </w:r>
+    </w:p>
+    <w:p>
+      <w:pPr>
+        <w:rPr>
+          <w:b/>
+          <w:bCs/>
+        </w:rPr>
+      </w:pPr>
+      <w:r>
+        <w:rPr>
+          <w:b/>
+          <w:bCs/>
+        </w:rPr>
+        <w:t>Reading from Azure:</w:t>
+      </w:r>
+    </w:p>
+    <w:p>
+      <w:r>
+        <w:t>SQL</w:t>
+      </w:r>
+    </w:p>
+    <w:p>
+      <w:r>
+        <w:t xml:space="preserve">SELECT * FROM </w:t>
+      </w:r>
+      <w:proofErr w:type="spellStart"/>
+      <w:r>
+        <w:t>delta_scan</w:t>
+      </w:r>
+      <w:proofErr w:type="spellEnd"/>
+      <w:r>
+        <w:t>('</w:t>
+      </w:r>
+      <w:proofErr w:type="spellStart"/>
+      <w:r>
+        <w:t>az</w:t>
+      </w:r>
+      <w:proofErr w:type="spellEnd"/>
+      <w:r>
+        <w:t>://</w:t>
+      </w:r>
+      <w:proofErr w:type="spellStart"/>
+      <w:r>
+        <w:t>container_name</w:t>
+      </w:r>
+      <w:proofErr w:type="spellEnd"/>
+      <w:r>
+        <w:t>/</w:t>
+      </w:r>
+      <w:proofErr w:type="spellStart"/>
+      <w:r>
+        <w:t>folder_name</w:t>
+      </w:r>
+      <w:proofErr w:type="spellEnd"/>
+      <w:r>
+        <w:t>/</w:t>
+      </w:r>
+      <w:proofErr w:type="spellStart"/>
+      <w:r>
+        <w:t>object_name</w:t>
+      </w:r>
+      <w:proofErr w:type="spellEnd"/>
+      <w:r>
+        <w:t>'</w:t>
+      </w:r>
+      <w:proofErr w:type="gramStart"/>
+      <w:r>
+        <w:t>);</w:t>
+      </w:r>
+      <w:proofErr w:type="gramEnd"/>
+    </w:p>
+    <w:p>
+      <w:pPr>
+        <w:rPr>
+          <w:b/>
+          <w:bCs/>
+        </w:rPr>
+      </w:pPr>
+      <w:r>
+        <w:rPr>
+          <w:b/>
+          <w:bCs/>
+        </w:rPr>
+        <w:t>Reading from Local:</w:t>
+      </w:r>
+    </w:p>
+    <w:p>
+      <w:r>
+        <w:t>SQL</w:t>
+      </w:r>
+    </w:p>
+    <w:p>
+      <w:r>
+        <w:t xml:space="preserve">SELECT * FROM </w:t>
+      </w:r>
+      <w:proofErr w:type="spellStart"/>
+      <w:r>
+        <w:t>delta_</w:t>
+      </w:r>
+      <w:proofErr w:type="gramStart"/>
+      <w:r>
+        <w:t>scan</w:t>
+      </w:r>
+      <w:proofErr w:type="spellEnd"/>
+      <w:r>
+        <w:t>('../..</w:t>
+      </w:r>
+      <w:proofErr w:type="gramEnd"/>
+      <w:r>
+        <w:t>/include/data/silver/stage-02/</w:t>
+      </w:r>
+      <w:proofErr w:type="spellStart"/>
+      <w:r>
+        <w:t>my_delta_table</w:t>
+      </w:r>
+      <w:proofErr w:type="spellEnd"/>
+      <w:r>
+        <w:t>'</w:t>
+      </w:r>
+      <w:proofErr w:type="gramStart"/>
+      <w:r>
+        <w:t>);</w:t>
+      </w:r>
+      <w:proofErr w:type="gramEnd"/>
+    </w:p>
+    <w:p>
+      <w:r>
+        <w:pict w14:anchorId="71FD6E87">
+          <v:rect id="_x0000_i1062" style="width:0;height:1.5pt" o:hralign="center" o:hrstd="t" o:hr="t" fillcolor="#a0a0a0" stroked="f"/>
+        </w:pict>
+      </w:r>
+    </w:p>
+    <w:p>
+      <w:pPr>
+        <w:rPr>
+          <w:b/>
+          <w:bCs/>
+        </w:rPr>
+      </w:pPr>
+      <w:r>
+        <w:rPr>
+          <w:b/>
+          <w:bCs/>
+        </w:rPr>
+        <w:t>Key Technical Details</w:t>
+      </w:r>
+    </w:p>
+    <w:p>
+      <w:pPr>
+        <w:numPr>
+          <w:ilvl w:val="0"/>
+          <w:numId w:val="12"/>
+        </w:numPr>
+      </w:pPr>
+      <w:r>
+        <w:rPr>
+          <w:b/>
+          <w:bCs/>
+        </w:rPr>
+        <w:t>Schema Discovery:</w:t>
+      </w:r>
+      <w:r>
+        <w:t xml:space="preserve"> </w:t>
+      </w:r>
+      <w:proofErr w:type="spellStart"/>
+      <w:r>
+        <w:t>delta_scan</w:t>
+      </w:r>
+      <w:proofErr w:type="spellEnd"/>
+      <w:r>
+        <w:t xml:space="preserve"> automatically discovers the schema from the Delta metadata, so you don't need to define columns manually.</w:t>
+      </w:r>
+    </w:p>
+    <w:p>
+      <w:pPr>
+        <w:numPr>
+          <w:ilvl w:val="0"/>
+          <w:numId w:val="12"/>
+        </w:numPr>
+      </w:pPr>
+      <w:r>
+        <w:rPr>
+          <w:b/>
+          <w:bCs/>
+        </w:rPr>
+        <w:t>Performance:</w:t>
+      </w:r>
+      <w:r>
+        <w:t xml:space="preserve"> Unlike </w:t>
+      </w:r>
+      <w:proofErr w:type="spellStart"/>
+      <w:r>
+        <w:t>read_parquet</w:t>
+      </w:r>
+      <w:proofErr w:type="spellEnd"/>
+      <w:r>
+        <w:t xml:space="preserve">, which would read </w:t>
+      </w:r>
+      <w:r>
+        <w:rPr>
+          <w:i/>
+          <w:iCs/>
+        </w:rPr>
+        <w:t>every</w:t>
+      </w:r>
+      <w:r>
+        <w:t xml:space="preserve"> parquet file in the directory (including old versions and </w:t>
+      </w:r>
+      <w:proofErr w:type="spellStart"/>
+      <w:r>
+        <w:t>tombstoned</w:t>
+      </w:r>
+      <w:proofErr w:type="spellEnd"/>
+      <w:r>
+        <w:t xml:space="preserve"> files), </w:t>
+      </w:r>
+      <w:proofErr w:type="spellStart"/>
+      <w:r>
+        <w:t>delta_scan</w:t>
+      </w:r>
+      <w:proofErr w:type="spellEnd"/>
+      <w:r>
+        <w:t xml:space="preserve"> only reads the files identified as "active" in the latest Delta checkpoint.</w:t>
+      </w:r>
+    </w:p>
+    <w:p>
+      <w:pPr>
+        <w:numPr>
+          <w:ilvl w:val="0"/>
+          <w:numId w:val="12"/>
+        </w:numPr>
+      </w:pPr>
+      <w:proofErr w:type="spellStart"/>
+      <w:r>
+        <w:rPr>
+          <w:b/>
+          <w:bCs/>
+        </w:rPr>
+        <w:t>DuckDB</w:t>
+      </w:r>
+      <w:proofErr w:type="spellEnd"/>
+      <w:r>
+        <w:rPr>
+          <w:b/>
+          <w:bCs/>
+        </w:rPr>
+        <w:t xml:space="preserve"> Version:</w:t>
+      </w:r>
+      <w:r>
+        <w:t xml:space="preserve"> Ensure you are using </w:t>
+      </w:r>
+      <w:proofErr w:type="spellStart"/>
+      <w:r>
+        <w:t>DuckDB</w:t>
+      </w:r>
+      <w:proofErr w:type="spellEnd"/>
+      <w:r>
+        <w:t xml:space="preserve"> </w:t>
+      </w:r>
+      <w:r>
+        <w:rPr>
+          <w:b/>
+          <w:bCs/>
+        </w:rPr>
+        <w:t>v0.10.0</w:t>
+      </w:r>
+      <w:r>
+        <w:t xml:space="preserve"> or later, as the Delta extension has seen significant stability improvements recently.</w:t>
+      </w:r>
+    </w:p>
+    <w:p>
+      <w:pPr>
+        <w:rPr>
+          <w:b/>
+          <w:bCs/>
+        </w:rPr>
+      </w:pPr>
+      <w:r>
+        <w:rPr>
+          <w:b/>
+          <w:bCs/>
+        </w:rPr>
+        <w:t>Integration with Python</w:t>
+      </w:r>
+    </w:p>
+    <w:p>
+      <w:r>
+        <w:t>If you are doing this within your Python pipeline, you can execute it like this:</w:t>
+      </w:r>
+    </w:p>
+    <w:p>
+      <w:r>
+        <w:lastRenderedPageBreak/>
+        <w:t>Python</w:t>
+      </w:r>
+    </w:p>
+    <w:p>
+      <w:r>
+        <w:t xml:space="preserve">import </w:t>
+      </w:r>
+      <w:proofErr w:type="spellStart"/>
+      <w:r>
+        <w:t>duckdb</w:t>
+      </w:r>
+      <w:proofErr w:type="spellEnd"/>
+    </w:p>
+    <w:p/>
+    <w:p>
+      <w:r>
+        <w:t xml:space="preserve">con = </w:t>
+      </w:r>
+      <w:proofErr w:type="spellStart"/>
+      <w:proofErr w:type="gramStart"/>
+      <w:r>
+        <w:t>duckdb.connect</w:t>
+      </w:r>
+      <w:proofErr w:type="spellEnd"/>
+      <w:proofErr w:type="gramEnd"/>
+      <w:r>
+        <w:t>()</w:t>
+      </w:r>
+    </w:p>
+    <w:p>
+      <w:proofErr w:type="spellStart"/>
+      <w:proofErr w:type="gramStart"/>
+      <w:r>
+        <w:t>con.execute</w:t>
+      </w:r>
+      <w:proofErr w:type="spellEnd"/>
+      <w:proofErr w:type="gramEnd"/>
+      <w:r>
+        <w:t>("INSTALL delta; LOAD delta;")</w:t>
+      </w:r>
+    </w:p>
+    <w:p>
+      <w:proofErr w:type="spellStart"/>
+      <w:proofErr w:type="gramStart"/>
+      <w:r>
+        <w:t>con.execute</w:t>
+      </w:r>
+      <w:proofErr w:type="spellEnd"/>
+      <w:proofErr w:type="gramEnd"/>
+      <w:r>
+        <w:t>("INSTALL azure; LOAD azure;")</w:t>
+      </w:r>
+    </w:p>
+    <w:p/>
+    <w:p>
+      <w:r>
+        <w:t># Set credentials</w:t>
+      </w:r>
+    </w:p>
+    <w:p>
+      <w:proofErr w:type="spellStart"/>
+      <w:proofErr w:type="gramStart"/>
+      <w:r>
+        <w:t>con.execute</w:t>
+      </w:r>
+      <w:proofErr w:type="spellEnd"/>
+      <w:proofErr w:type="gramEnd"/>
+      <w:r>
+        <w:t xml:space="preserve">("SET </w:t>
+      </w:r>
+      <w:proofErr w:type="spellStart"/>
+      <w:r>
+        <w:t>azure_storage_connection_string</w:t>
+      </w:r>
+      <w:proofErr w:type="spellEnd"/>
+      <w:r>
+        <w:t xml:space="preserve"> = '...'")</w:t>
+      </w:r>
+    </w:p>
+    <w:p/>
+    <w:p>
+      <w:r>
+        <w:t xml:space="preserve"># Query as a relation or </w:t>
+      </w:r>
+      <w:proofErr w:type="spellStart"/>
+      <w:r>
+        <w:t>dataframe</w:t>
+      </w:r>
+      <w:proofErr w:type="spellEnd"/>
+    </w:p>
+    <w:p>
+      <w:proofErr w:type="spellStart"/>
+      <w:r>
+        <w:t>df</w:t>
+      </w:r>
+      <w:proofErr w:type="spellEnd"/>
+      <w:r>
+        <w:t xml:space="preserve"> = </w:t>
+      </w:r>
+      <w:proofErr w:type="spellStart"/>
+      <w:proofErr w:type="gramStart"/>
+      <w:r>
+        <w:t>con.execute</w:t>
+      </w:r>
+      <w:proofErr w:type="spellEnd"/>
+      <w:proofErr w:type="gramEnd"/>
+      <w:r>
+        <w:t xml:space="preserve">("SELECT * FROM </w:t>
+      </w:r>
+      <w:proofErr w:type="spellStart"/>
+      <w:r>
+        <w:t>delta_scan</w:t>
+      </w:r>
+      <w:proofErr w:type="spellEnd"/>
+      <w:r>
+        <w:t>('</w:t>
+      </w:r>
+      <w:proofErr w:type="spellStart"/>
+      <w:proofErr w:type="gramStart"/>
+      <w:r>
+        <w:t>az</w:t>
+      </w:r>
+      <w:proofErr w:type="spellEnd"/>
+      <w:r>
+        <w:t>://my-container/my-table')").</w:t>
+      </w:r>
+      <w:proofErr w:type="spellStart"/>
+      <w:r>
+        <w:t>df</w:t>
+      </w:r>
+      <w:proofErr w:type="spellEnd"/>
+      <w:r>
+        <w:t>(</w:t>
+      </w:r>
+      <w:proofErr w:type="gramEnd"/>
+      <w:r>
+        <w:t>)</w:t>
+      </w:r>
+    </w:p>
+    <w:p>
+      <w:r>
+        <w:rPr>
+          <w:b/>
+          <w:bCs/>
+        </w:rPr>
+        <w:t xml:space="preserve">Are you planning to use </w:t>
+      </w:r>
+      <w:proofErr w:type="spellStart"/>
+      <w:r>
+        <w:rPr>
+          <w:b/>
+          <w:bCs/>
+        </w:rPr>
+        <w:t>DuckDB</w:t>
+      </w:r>
+      <w:proofErr w:type="spellEnd"/>
+      <w:r>
+        <w:rPr>
+          <w:b/>
+          <w:bCs/>
+        </w:rPr>
+        <w:t xml:space="preserve"> to perform the "Gold" layer transformations, or are you just using it for quick data validation?</w:t>
+      </w:r>
+    </w:p>
+    <w:p>
+      <w:r>
+        <w:t xml:space="preserve">You </w:t>
+      </w:r>
+      <w:proofErr w:type="gramStart"/>
+      <w:r>
+        <w:t>said</w:t>
+      </w:r>
+      <w:proofErr w:type="gramEnd"/>
+    </w:p>
+    <w:p>
+      <w:pPr>
+        <w:rPr>
+          <w:color w:val="0070C0"/>
+        </w:rPr>
+      </w:pPr>
+      <w:r>
+        <w:rPr>
+          <w:color w:val="0070C0"/>
+        </w:rPr>
+        <w:t xml:space="preserve">I'm trying to write now my </w:t>
+      </w:r>
+      <w:proofErr w:type="spellStart"/>
+      <w:r>
+        <w:rPr>
+          <w:color w:val="0070C0"/>
+        </w:rPr>
+        <w:t>pyarrow</w:t>
+      </w:r>
+      <w:proofErr w:type="spellEnd"/>
+      <w:r>
+        <w:rPr>
+          <w:color w:val="0070C0"/>
+        </w:rPr>
+        <w:t xml:space="preserve"> table as delta in azure data lake </w:t>
+      </w:r>
+      <w:proofErr w:type="spellStart"/>
+      <w:r>
+        <w:rPr>
+          <w:color w:val="0070C0"/>
+        </w:rPr>
+        <w:t>stoarge</w:t>
+      </w:r>
+      <w:proofErr w:type="spellEnd"/>
+    </w:p>
+    <w:p>
+      <w:pPr>
+        <w:rPr>
+          <w:color w:val="0070C0"/>
+        </w:rPr>
+      </w:pPr>
+    </w:p>
+    <w:p>
+      <w:pPr>
+        <w:rPr>
+          <w:color w:val="0070C0"/>
+        </w:rPr>
+      </w:pPr>
+      <w:r>
+        <w:rPr>
+          <w:color w:val="0070C0"/>
+        </w:rPr>
+        <w:t xml:space="preserve">WARNING: `Kernel error -&gt; Generic </w:t>
+      </w:r>
+      <w:proofErr w:type="spellStart"/>
+      <w:r>
+        <w:rPr>
+          <w:color w:val="0070C0"/>
+        </w:rPr>
+        <w:t>MicrosoftAzure</w:t>
+      </w:r>
+      <w:proofErr w:type="spellEnd"/>
+      <w:r>
+        <w:rPr>
+          <w:color w:val="0070C0"/>
+        </w:rPr>
+        <w:t xml:space="preserve"> error</w:t>
+      </w:r>
+    </w:p>
+    <w:p>
+      <w:pPr>
+        <w:rPr>
+          <w:color w:val="0070C0"/>
+        </w:rPr>
+      </w:pPr>
+      <w:r>
+        <w:rPr>
+          <w:rFonts w:ascii="Cambria Math" w:hAnsi="Cambria Math" w:cs="Cambria Math"/>
+          <w:color w:val="0070C0"/>
+        </w:rPr>
+        <w:t>↳</w:t>
+      </w:r>
+      <w:r>
+        <w:rPr>
+          <w:color w:val="0070C0"/>
+        </w:rPr>
+        <w:t xml:space="preserve"> Error performing list request </w:t>
+      </w:r>
+      <w:r>
+        <w:rPr>
+          <w:rFonts w:ascii="Cambria Math" w:hAnsi="Cambria Math" w:cs="Cambria Math"/>
+          <w:color w:val="0070C0"/>
+        </w:rPr>
+        <w:t>↳</w:t>
+      </w:r>
+      <w:r>
+        <w:rPr>
+          <w:color w:val="0070C0"/>
+        </w:rPr>
+        <w:t xml:space="preserve"> Error performing GET https://sgppipelinesa.blob.core.windows.net/abfss?restype=container&amp;comp=list&amp;prefix=sgppipelinesa-silver%40sgppipelinesa.dfs.core.windows.net%2Fstage-01%2Flabels%2F_delta_log%2F in 240.9746ms - Server returned non-2xx status code </w:t>
+      </w:r>
+      <w:r>
+        <w:rPr>
+          <w:rFonts w:ascii="Cambria Math" w:hAnsi="Cambria Math" w:cs="Cambria Math"/>
+          <w:color w:val="0070C0"/>
+        </w:rPr>
+        <w:t>↳</w:t>
+      </w:r>
+      <w:r>
+        <w:rPr>
+          <w:color w:val="0070C0"/>
+        </w:rPr>
+        <w:t xml:space="preserve"> 404 Not Found </w:t>
+      </w:r>
+      <w:r>
+        <w:rPr>
+          <w:rFonts w:ascii="Cambria Math" w:hAnsi="Cambria Math" w:cs="Cambria Math"/>
+          <w:color w:val="0070C0"/>
+        </w:rPr>
+        <w:t>↳</w:t>
+      </w:r>
+      <w:r>
+        <w:rPr>
+          <w:color w:val="0070C0"/>
+        </w:rPr>
+        <w:t xml:space="preserve"> </w:t>
+      </w:r>
+      <w:r>
+        <w:rPr>
+          <w:rFonts w:ascii="Calibri" w:hAnsi="Calibri" w:cs="Calibri"/>
+          <w:color w:val="0070C0"/>
+        </w:rPr>
+        <w:t>﻿</w:t>
+      </w:r>
+      <w:r>
+        <w:rPr>
+          <w:color w:val="0070C0"/>
+        </w:rPr>
+        <w:t xml:space="preserve">&lt;?xml version="1.0" encoding="utf-8"?&gt;&lt;Error&gt;&lt;Code&gt;ContainerNotFound&lt;/Code&gt;&lt;Message&gt;The specified container does not exist.RequestId:63bed461-701e-0029-21d1-c0bbe8000000Time:2026-03-31T05:41:21.2369418Z&lt;/Message&gt;&lt;/Error&gt;` </w:t>
+      </w:r>
+      <w:proofErr w:type="spellStart"/>
+      <w:r>
+        <w:rPr>
+          <w:color w:val="0070C0"/>
+        </w:rPr>
+        <w:t>occured</w:t>
+      </w:r>
+      <w:proofErr w:type="spellEnd"/>
+      <w:r>
+        <w:rPr>
+          <w:color w:val="0070C0"/>
+        </w:rPr>
+        <w:t xml:space="preserve"> during delta </w:t>
+      </w:r>
+      <w:proofErr w:type="spellStart"/>
+      <w:r>
+        <w:rPr>
+          <w:color w:val="0070C0"/>
+        </w:rPr>
+        <w:t>updateWARNING</w:t>
+      </w:r>
+      <w:proofErr w:type="spellEnd"/>
+      <w:r>
+        <w:rPr>
+          <w:color w:val="0070C0"/>
+        </w:rPr>
+        <w:t>: No Delta table found.INFO: Creating new table with 12 rows...</w:t>
+      </w:r>
+    </w:p>
+    <w:p>
+      <w:pPr>
+        <w:rPr>
+          <w:color w:val="0070C0"/>
+        </w:rPr>
+      </w:pPr>
+    </w:p>
+    <w:p>
+      <w:pPr>
+        <w:rPr>
+          <w:color w:val="0070C0"/>
+        </w:rPr>
+      </w:pPr>
+      <w:proofErr w:type="gramStart"/>
+      <w:r>
+        <w:rPr>
+          <w:color w:val="0070C0"/>
+        </w:rPr>
+        <w:t>however</w:t>
+      </w:r>
+      <w:proofErr w:type="gramEnd"/>
+      <w:r>
+        <w:rPr>
+          <w:color w:val="0070C0"/>
+        </w:rPr>
+        <w:t xml:space="preserve"> it shows the ff error</w:t>
+      </w:r>
+    </w:p>
+    <w:p>
+      <w:pPr>
+        <w:rPr>
+          <w:color w:val="0070C0"/>
+        </w:rPr>
+      </w:pPr>
+    </w:p>
+    <w:p>
+      <w:pPr>
+        <w:rPr>
+          <w:color w:val="0070C0"/>
+        </w:rPr>
+      </w:pPr>
+      <w:r>
+        <w:rPr>
+          <w:color w:val="0070C0"/>
+        </w:rPr>
+        <w:t>this is my code</w:t>
+      </w:r>
+    </w:p>
+    <w:p>
+      <w:pPr>
+        <w:rPr>
+          <w:color w:val="0070C0"/>
+        </w:rPr>
+      </w:pPr>
+    </w:p>
+    <w:p>
+      <w:pPr>
+        <w:rPr>
+          <w:color w:val="0070C0"/>
+        </w:rPr>
+      </w:pPr>
+      <w:r>
+        <w:rPr>
+          <w:color w:val="0070C0"/>
+        </w:rPr>
+        <w:lastRenderedPageBreak/>
+        <w:t>where SAVE DIR is 'abfss://sgppipelinesa-silver@sgppipelinesa.dfs.core.windows.net' and SUB_FOLDER_NAME is stage-01</w:t>
+      </w:r>
+    </w:p>
+    <w:p>
+      <w:pPr>
+        <w:rPr>
+          <w:b/>
+          <w:bCs/>
+        </w:rPr>
+      </w:pPr>
+      <w:r>
+        <w:rPr>
+          <w:b/>
+          <w:bCs/>
+        </w:rPr>
+        <w:t>Gemini said</w:t>
+      </w:r>
+    </w:p>
+    <w:p>
+      <w:r>
+        <w:t xml:space="preserve">That </w:t>
+      </w:r>
+      <w:proofErr w:type="spellStart"/>
+      <w:r>
+        <w:t>ContainerNotFound</w:t>
+      </w:r>
+      <w:proofErr w:type="spellEnd"/>
+      <w:r>
+        <w:t xml:space="preserve"> error is happening because the </w:t>
+      </w:r>
+      <w:proofErr w:type="spellStart"/>
+      <w:r>
+        <w:t>deltalake</w:t>
+      </w:r>
+      <w:proofErr w:type="spellEnd"/>
+      <w:r>
+        <w:t xml:space="preserve"> library is getting confused by how the URI is being constructed.</w:t>
+      </w:r>
+    </w:p>
+    <w:p>
+      <w:r>
+        <w:t xml:space="preserve">When you pass that full abfss:// string as the </w:t>
+      </w:r>
+      <w:proofErr w:type="spellStart"/>
+      <w:r>
+        <w:t>container_name</w:t>
+      </w:r>
+      <w:proofErr w:type="spellEnd"/>
+      <w:r>
+        <w:t xml:space="preserve">, the function I gave you earlier ends up creating a path that looks like </w:t>
+      </w:r>
+      <w:proofErr w:type="spellStart"/>
+      <w:r>
+        <w:t>az</w:t>
+      </w:r>
+      <w:proofErr w:type="spellEnd"/>
+      <w:r>
+        <w:t>://</w:t>
+      </w:r>
+      <w:proofErr w:type="spellStart"/>
+      <w:r>
+        <w:t>abfss</w:t>
+      </w:r>
+      <w:proofErr w:type="spellEnd"/>
+      <w:r>
+        <w:t>://</w:t>
+      </w:r>
+      <w:proofErr w:type="spellStart"/>
+      <w:r>
+        <w:t>sgppipelinesa</w:t>
+      </w:r>
+      <w:proofErr w:type="spellEnd"/>
+      <w:r>
+        <w:t xml:space="preserve">-silver.... The library then thinks the name of your Azure container is literally </w:t>
+      </w:r>
+      <w:r>
+        <w:rPr>
+          <w:b/>
+          <w:bCs/>
+        </w:rPr>
+        <w:t>"</w:t>
+      </w:r>
+      <w:proofErr w:type="spellStart"/>
+      <w:r>
+        <w:rPr>
+          <w:b/>
+          <w:bCs/>
+        </w:rPr>
+        <w:t>abfss</w:t>
+      </w:r>
+      <w:proofErr w:type="spellEnd"/>
+      <w:r>
+        <w:rPr>
+          <w:b/>
+          <w:bCs/>
+        </w:rPr>
+        <w:t>"</w:t>
+      </w:r>
+      <w:r>
+        <w:t>, which is why the error log shows it trying to access ...blob.core.windows.net/</w:t>
+      </w:r>
+      <w:proofErr w:type="spellStart"/>
+      <w:r>
+        <w:t>abfss</w:t>
+      </w:r>
+      <w:proofErr w:type="spellEnd"/>
+      <w:r>
+        <w:t>.</w:t>
+      </w:r>
+    </w:p>
+    <w:p>
+      <w:r>
+        <w:t>Here is the fix to get your labels table written correctly:</w:t>
+      </w:r>
+    </w:p>
+    <w:p>
+      <w:pPr>
+        <w:rPr>
+          <w:b/>
+          <w:bCs/>
+        </w:rPr>
+      </w:pPr>
+      <w:r>
+        <w:rPr>
+          <w:b/>
+          <w:bCs/>
+        </w:rPr>
+        <w:t>1. Clean up your Variables</w:t>
+      </w:r>
+    </w:p>
+    <w:p>
+      <w:r>
+        <w:t xml:space="preserve">Instead of putting the entire connection string into SAVE_DIR, you only need the </w:t>
+      </w:r>
+      <w:r>
+        <w:rPr>
+          <w:b/>
+          <w:bCs/>
+        </w:rPr>
+        <w:t>container name</w:t>
+      </w:r>
+      <w:r>
+        <w:t xml:space="preserve"> if you are using the az:// prefix in the function.</w:t>
+      </w:r>
+    </w:p>
+    <w:p>
+      <w:r>
+        <w:t>Change your variables to this:</w:t>
+      </w:r>
+    </w:p>
+    <w:p>
+      <w:r>
+        <w:t>Python</w:t>
+      </w:r>
+    </w:p>
+    <w:p>
+      <w:r>
+        <w:t># The container name is just the part before the '@'</w:t>
+      </w:r>
+    </w:p>
+    <w:p>
+      <w:r>
+        <w:t>SAVE_DIR = '</w:t>
+      </w:r>
+      <w:proofErr w:type="spellStart"/>
+      <w:r>
+        <w:t>sgppipelinesa</w:t>
+      </w:r>
+      <w:proofErr w:type="spellEnd"/>
+      <w:r>
+        <w:t xml:space="preserve">-silver' </w:t>
+      </w:r>
+    </w:p>
+    <w:p/>
+    <w:p>
+      <w:r>
+        <w:t># The folder name is your stage</w:t>
+      </w:r>
+    </w:p>
+    <w:p>
+      <w:r>
+        <w:t>SUB_FOLDER_NAME = 'stage-01'</w:t>
+      </w:r>
+    </w:p>
+    <w:p/>
+    <w:p>
+      <w:r>
+        <w:t># The object name is your table name</w:t>
+      </w:r>
+    </w:p>
+    <w:p>
+      <w:r>
+        <w:t># 'labels'</w:t>
+      </w:r>
+    </w:p>
+    <w:p>
+      <w:pPr>
+        <w:rPr>
+          <w:b/>
+          <w:bCs/>
+        </w:rPr>
+      </w:pPr>
+      <w:r>
+        <w:rPr>
+          <w:b/>
+          <w:bCs/>
+        </w:rPr>
+        <w:t>2. Verify the Path Construction</w:t>
+      </w:r>
+    </w:p>
+    <w:p>
+      <w:r>
+        <w:t xml:space="preserve">Inside your </w:t>
+      </w:r>
+      <w:proofErr w:type="spellStart"/>
+      <w:r>
+        <w:t>write_delta_to_bucket</w:t>
+      </w:r>
+      <w:proofErr w:type="spellEnd"/>
+      <w:r>
+        <w:t xml:space="preserve"> function, ensure the DELTA_PATH is being built like this:</w:t>
+      </w:r>
+    </w:p>
+    <w:p>
+      <w:r>
+        <w:t>Python</w:t>
+      </w:r>
+    </w:p>
+    <w:p>
+      <w:r>
+        <w:t># This creates: az://sgppipelinesa-silver/stage-01/labels</w:t>
+      </w:r>
+    </w:p>
+    <w:p>
+      <w:r>
+        <w:t xml:space="preserve">DELTA_PATH = </w:t>
+      </w:r>
+      <w:proofErr w:type="spellStart"/>
+      <w:r>
+        <w:t>f"az</w:t>
+      </w:r>
+      <w:proofErr w:type="spellEnd"/>
+      <w:r>
+        <w:t>://{</w:t>
+      </w:r>
+      <w:proofErr w:type="spellStart"/>
+      <w:r>
+        <w:t>container_name</w:t>
+      </w:r>
+      <w:proofErr w:type="spellEnd"/>
+      <w:r>
+        <w:t>}/{</w:t>
+      </w:r>
+      <w:proofErr w:type="spellStart"/>
+      <w:r>
+        <w:t>folder_name</w:t>
+      </w:r>
+      <w:proofErr w:type="spellEnd"/>
+      <w:r>
+        <w:t>}/{</w:t>
+      </w:r>
+      <w:proofErr w:type="spellStart"/>
+      <w:r>
+        <w:t>object_name</w:t>
+      </w:r>
+      <w:proofErr w:type="spellEnd"/>
+      <w:r>
+        <w:t>}"</w:t>
+      </w:r>
+    </w:p>
+    <w:p>
+      <w:pPr>
+        <w:rPr>
+          <w:b/>
+          <w:bCs/>
+        </w:rPr>
+      </w:pPr>
+      <w:r>
+        <w:rPr>
+          <w:b/>
+          <w:bCs/>
+        </w:rPr>
+        <w:t xml:space="preserve">3. Check your </w:t>
+      </w:r>
+      <w:proofErr w:type="spellStart"/>
+      <w:r>
+        <w:rPr>
+          <w:b/>
+          <w:bCs/>
+        </w:rPr>
+        <w:t>azure_creds</w:t>
+      </w:r>
+      <w:proofErr w:type="spellEnd"/>
+    </w:p>
+    <w:p>
+      <w:r>
+        <w:t xml:space="preserve">Since you are using ADLS Gen2 (the </w:t>
+      </w:r>
+      <w:proofErr w:type="spellStart"/>
+      <w:r>
+        <w:t>dfs</w:t>
+      </w:r>
+      <w:proofErr w:type="spellEnd"/>
+      <w:r>
+        <w:t xml:space="preserve"> endpoint), make sure your credentials dictionary includes the account name so the library knows which storage account to hit:</w:t>
+      </w:r>
+    </w:p>
+    <w:p>
+      <w:r>
+        <w:lastRenderedPageBreak/>
+        <w:t>Python</w:t>
+      </w:r>
+    </w:p>
+    <w:p>
+      <w:proofErr w:type="spellStart"/>
+      <w:r>
+        <w:t>azure_creds</w:t>
+      </w:r>
+      <w:proofErr w:type="spellEnd"/>
+      <w:r>
+        <w:t xml:space="preserve"> = {</w:t>
+      </w:r>
+    </w:p>
+    <w:p>
+      <w:r>
+        <w:t xml:space="preserve">    "</w:t>
+      </w:r>
+      <w:proofErr w:type="spellStart"/>
+      <w:proofErr w:type="gramStart"/>
+      <w:r>
+        <w:t>azure</w:t>
+      </w:r>
+      <w:proofErr w:type="gramEnd"/>
+      <w:r>
+        <w:t>_storage_account_name</w:t>
+      </w:r>
+      <w:proofErr w:type="spellEnd"/>
+      <w:r>
+        <w:t>": "</w:t>
+      </w:r>
+      <w:proofErr w:type="spellStart"/>
+      <w:r>
+        <w:t>sgppipelinesa</w:t>
+      </w:r>
+      <w:proofErr w:type="spellEnd"/>
+      <w:r>
+        <w:t>",</w:t>
+      </w:r>
+    </w:p>
+    <w:p>
+      <w:r>
+        <w:t xml:space="preserve">    "</w:t>
+      </w:r>
+      <w:proofErr w:type="spellStart"/>
+      <w:proofErr w:type="gramStart"/>
+      <w:r>
+        <w:t>azure</w:t>
+      </w:r>
+      <w:proofErr w:type="gramEnd"/>
+      <w:r>
+        <w:t>_storage_account_key</w:t>
+      </w:r>
+      <w:proofErr w:type="spellEnd"/>
+      <w:r>
+        <w:t>": "YOUR_SECRET_KEY",</w:t>
+      </w:r>
+    </w:p>
+    <w:p>
+      <w:r>
+        <w:t>}</w:t>
+      </w:r>
+    </w:p>
+    <w:p>
+      <w:r>
+        <w:pict w14:anchorId="22861F6A">
+          <v:rect id="_x0000_i1063" style="width:0;height:1.5pt" o:hralign="center" o:hrstd="t" o:hr="t" fillcolor="#a0a0a0" stroked="f"/>
+        </w:pict>
+      </w:r>
+    </w:p>
+    <w:p>
+      <w:pPr>
+        <w:rPr>
+          <w:b/>
+          <w:bCs/>
+        </w:rPr>
+      </w:pPr>
+      <w:r>
+        <w:rPr>
+          <w:b/>
+          <w:bCs/>
+        </w:rPr>
+        <w:t>Why the error happened</w:t>
+      </w:r>
+    </w:p>
+    <w:p>
+      <w:r>
+        <w:t>In Azure, the hierarchy is Account -&gt; Container -&gt; Folder -&gt; File.</w:t>
+      </w:r>
+    </w:p>
+    <w:p>
+      <w:pPr>
+        <w:numPr>
+          <w:ilvl w:val="0"/>
+          <w:numId w:val="13"/>
+        </w:numPr>
+      </w:pPr>
+      <w:r>
+        <w:rPr>
+          <w:b/>
+          <w:bCs/>
+        </w:rPr>
+        <w:t>Account:</w:t>
+      </w:r>
+      <w:r>
+        <w:t xml:space="preserve"> </w:t>
+      </w:r>
+      <w:proofErr w:type="spellStart"/>
+      <w:r>
+        <w:t>sgppipelinesa</w:t>
+      </w:r>
+      <w:proofErr w:type="spellEnd"/>
+    </w:p>
+    <w:p>
+      <w:pPr>
+        <w:numPr>
+          <w:ilvl w:val="0"/>
+          <w:numId w:val="13"/>
+        </w:numPr>
+      </w:pPr>
+      <w:r>
+        <w:rPr>
+          <w:b/>
+          <w:bCs/>
+        </w:rPr>
+        <w:t>Container:</w:t>
+      </w:r>
+      <w:r>
+        <w:t xml:space="preserve"> </w:t>
+      </w:r>
+      <w:proofErr w:type="spellStart"/>
+      <w:r>
+        <w:t>sgppipelinesa</w:t>
+      </w:r>
+      <w:proofErr w:type="spellEnd"/>
+      <w:r>
+        <w:t>-silver</w:t>
+      </w:r>
+    </w:p>
+    <w:p>
+      <w:pPr>
+        <w:numPr>
+          <w:ilvl w:val="0"/>
+          <w:numId w:val="13"/>
+        </w:numPr>
+      </w:pPr>
+      <w:r>
+        <w:rPr>
+          <w:b/>
+          <w:bCs/>
+        </w:rPr>
+        <w:t>Path:</w:t>
+      </w:r>
+      <w:r>
+        <w:t xml:space="preserve"> stage-01/labels</w:t>
+      </w:r>
+    </w:p>
+    <w:p>
+      <w:r>
+        <w:t xml:space="preserve">The </w:t>
+      </w:r>
+      <w:proofErr w:type="spellStart"/>
+      <w:r>
+        <w:t>abfss</w:t>
+      </w:r>
+      <w:proofErr w:type="spellEnd"/>
+      <w:r>
+        <w:t xml:space="preserve">://... string you had </w:t>
+      </w:r>
+      <w:proofErr w:type="gramStart"/>
+      <w:r>
+        <w:t>is</w:t>
+      </w:r>
+      <w:proofErr w:type="gramEnd"/>
+      <w:r>
+        <w:t xml:space="preserve"> a full driver-level URI. By passing it into a function that was already trying to "help" by adding az://, it created a "double-protocol" string that broke the internal parser.</w:t>
+      </w:r>
+    </w:p>
+    <w:p>
+      <w:pPr>
+        <w:rPr>
+          <w:b/>
+          <w:bCs/>
+        </w:rPr>
+      </w:pPr>
+      <w:r>
+        <w:rPr>
+          <w:b/>
+          <w:bCs/>
+        </w:rPr>
+        <w:t>One more thing: The 404 on _</w:t>
+      </w:r>
+      <w:proofErr w:type="spellStart"/>
+      <w:r>
+        <w:rPr>
+          <w:b/>
+          <w:bCs/>
+        </w:rPr>
+        <w:t>delta_log</w:t>
+      </w:r>
+      <w:proofErr w:type="spellEnd"/>
+    </w:p>
+    <w:p>
+      <w:r>
+        <w:t>You’ll notice the log says 404 Not Found for the _</w:t>
+      </w:r>
+      <w:proofErr w:type="spellStart"/>
+      <w:r>
+        <w:t>delta_log</w:t>
+      </w:r>
+      <w:proofErr w:type="spellEnd"/>
+      <w:r>
+        <w:t xml:space="preserve">. Don't worry about that—it's </w:t>
+      </w:r>
+      <w:proofErr w:type="gramStart"/>
+      <w:r>
+        <w:t>actually a</w:t>
+      </w:r>
+      <w:proofErr w:type="gramEnd"/>
+      <w:r>
+        <w:t xml:space="preserve"> good sign! It means the library successfully checked the folder, confirmed no Delta table exists yet, and is now proceeding to the INFO: Creating new table step.</w:t>
+      </w:r>
+    </w:p>
+    <w:p>
+      <w:r>
+        <w:rPr>
+          <w:b/>
+          <w:bCs/>
+        </w:rPr>
+        <w:t xml:space="preserve">Try running it with </w:t>
+      </w:r>
+      <w:r>
+        <w:t>SAVE_DIR = '</w:t>
+      </w:r>
+      <w:proofErr w:type="spellStart"/>
+      <w:r>
+        <w:t>sgppipelinesa</w:t>
+      </w:r>
+      <w:proofErr w:type="spellEnd"/>
+      <w:r>
+        <w:t>-silver'</w:t>
+      </w:r>
+      <w:r>
+        <w:rPr>
+          <w:b/>
+          <w:bCs/>
+        </w:rPr>
+        <w:t xml:space="preserve"> and let me know if it successfully creates that initial version!</w:t>
+      </w:r>
+    </w:p>
+    <w:p/>
     <w:p/>
     <w:sectPr>
       <w:pgSz w:w="12240" w:h="15840"/>
@@ -7124,9 +10910,9 @@
 <file path=word/numbering.xml><?xml version="1.0" encoding="utf-8"?>
 <w:numbering xmlns:wpc="http://schemas.microsoft.com/office/word/2010/wordprocessingCanvas" xmlns:cx="http://schemas.microsoft.com/office/drawing/2014/chartex" xmlns:cx1="http://schemas.microsoft.com/office/drawing/2015/9/8/chartex" xmlns:cx2="http://schemas.microsoft.com/office/drawing/2015/10/21/chartex" xmlns:cx3="http://schemas.microsoft.com/office/drawing/2016/5/9/chartex" xmlns:cx4="http://schemas.microsoft.com/office/drawing/2016/5/10/chartex" xmlns:cx5="http://schemas.microsoft.com/office/drawing/2016/5/11/chartex" xmlns:cx6="http://schemas.microsoft.com/office/drawing/2016/5/12/chartex" xmlns:cx7="http://schemas.microsoft.com/office/drawing/2016/5/13/chartex" xmlns:cx8="http://schemas.microsoft.com/office/drawing/2016/5/14/chartex" xmlns:mc="http://schemas.openxmlformats.org/markup-compatibility/2006" xmlns:aink="http://schemas.microsoft.com/office/drawing/2016/ink" xmlns:am3d="http://schemas.microsoft.com/office/drawing/2017/model3d" xmlns:o="urn:schemas-microsoft-com:office:office" xmlns:oel="http://schemas.microsoft.com/office/2019/extlst" xmlns:r="http://schemas.openxmlformats.org/officeDocument/2006/relationships" xmlns:m="http://schemas.openxmlformats.org/officeDocument/2006/math" xmlns:v="urn:schemas-microsoft-com:vml" xmlns:wp14="http://schemas.microsoft.com/office/word/2010/wordprocessingDrawing" xmlns:wp="http://schemas.openxmlformats.org/drawingml/2006/wordprocessingDrawing" xmlns:w10="urn:schemas-microsoft-com:office:word" xmlns:w="http://schemas.openxmlformats.org/wordprocessingml/2006/main" xmlns:w14="http://schemas.microsoft.com/office/word/2010/wordml" xmlns:w15="http://schemas.microsoft.com/office/word/2012/wordml" xmlns:w16cex="http://schemas.microsoft.com/office/word/2018/wordml/cex" xmlns:w16cid="http://schemas.microsoft.com/office/word/2016/wordml/cid" xmlns:w16="http://schemas.microsoft.com/office/word/2018/wordml" xmlns:w16du="http://schemas.microsoft.com/office/word/2023/wordml/word16du" xmlns:w16sdtdh="http://schemas.microsoft.com/office/word/2020/wordml/sdtdatahash" xmlns:w16sdtfl="http://schemas.microsoft.com/office/word/2024/wordml/sdtformatlock" xmlns:w16se="http://schemas.microsoft.com/office/word/2015/wordml/symex" xmlns:wpg="http://schemas.microsoft.com/office/word/2010/wordprocessingGroup" xmlns:wpi="http://schemas.microsoft.com/office/word/2010/wordprocessingInk" xmlns:wne="http://schemas.microsoft.com/office/word/2006/wordml" xmlns:wps="http://schemas.microsoft.com/office/word/2010/wordprocessingShape" mc:Ignorable="w14 w15 w16se w16cid w16 w16cex w16sdtdh w16sdtfl w16du wp14">
   <w:abstractNum w:abstractNumId="0" w15:restartNumberingAfterBreak="0">
-    <w:nsid w:val="1C477949"/>
+    <w:nsid w:val="02884478"/>
     <w:multiLevelType w:val="multilevel"/>
-    <w:tmpl w:val="89A65156"/>
+    <w:tmpl w:val="ED162A5E"/>
     <w:lvl w:ilvl="0">
       <w:start w:val="1"/>
       <w:numFmt w:val="decimal"/>
@@ -7237,9 +11023,9 @@
     </w:lvl>
   </w:abstractNum>
   <w:abstractNum w:abstractNumId="1" w15:restartNumberingAfterBreak="0">
-    <w:nsid w:val="2A826526"/>
+    <w:nsid w:val="0DB33A40"/>
     <w:multiLevelType w:val="multilevel"/>
-    <w:tmpl w:val="4F1AF1A0"/>
+    <w:tmpl w:val="CA98D7A0"/>
     <w:lvl w:ilvl="0">
       <w:start w:val="1"/>
       <w:numFmt w:val="bullet"/>
@@ -7386,9 +11172,122 @@
     </w:lvl>
   </w:abstractNum>
   <w:abstractNum w:abstractNumId="2" w15:restartNumberingAfterBreak="0">
-    <w:nsid w:val="39912983"/>
+    <w:nsid w:val="1C477949"/>
     <w:multiLevelType w:val="multilevel"/>
-    <w:tmpl w:val="7E8C2D78"/>
+    <w:tmpl w:val="89A65156"/>
+    <w:lvl w:ilvl="0">
+      <w:start w:val="1"/>
+      <w:numFmt w:val="decimal"/>
+      <w:lvlText w:val="%1."/>
+      <w:lvlJc w:val="left"/>
+      <w:pPr>
+        <w:tabs>
+          <w:tab w:val="num" w:pos="720"/>
+        </w:tabs>
+        <w:ind w:left="720" w:hanging="360"/>
+      </w:pPr>
+    </w:lvl>
+    <w:lvl w:ilvl="1" w:tentative="1">
+      <w:start w:val="1"/>
+      <w:numFmt w:val="decimal"/>
+      <w:lvlText w:val="%2."/>
+      <w:lvlJc w:val="left"/>
+      <w:pPr>
+        <w:tabs>
+          <w:tab w:val="num" w:pos="1440"/>
+        </w:tabs>
+        <w:ind w:left="1440" w:hanging="360"/>
+      </w:pPr>
+    </w:lvl>
+    <w:lvl w:ilvl="2" w:tentative="1">
+      <w:start w:val="1"/>
+      <w:numFmt w:val="decimal"/>
+      <w:lvlText w:val="%3."/>
+      <w:lvlJc w:val="left"/>
+      <w:pPr>
+        <w:tabs>
+          <w:tab w:val="num" w:pos="2160"/>
+        </w:tabs>
+        <w:ind w:left="2160" w:hanging="360"/>
+      </w:pPr>
+    </w:lvl>
+    <w:lvl w:ilvl="3" w:tentative="1">
+      <w:start w:val="1"/>
+      <w:numFmt w:val="decimal"/>
+      <w:lvlText w:val="%4."/>
+      <w:lvlJc w:val="left"/>
+      <w:pPr>
+        <w:tabs>
+          <w:tab w:val="num" w:pos="2880"/>
+        </w:tabs>
+        <w:ind w:left="2880" w:hanging="360"/>
+      </w:pPr>
+    </w:lvl>
+    <w:lvl w:ilvl="4" w:tentative="1">
+      <w:start w:val="1"/>
+      <w:numFmt w:val="decimal"/>
+      <w:lvlText w:val="%5."/>
+      <w:lvlJc w:val="left"/>
+      <w:pPr>
+        <w:tabs>
+          <w:tab w:val="num" w:pos="3600"/>
+        </w:tabs>
+        <w:ind w:left="3600" w:hanging="360"/>
+      </w:pPr>
+    </w:lvl>
+    <w:lvl w:ilvl="5" w:tentative="1">
+      <w:start w:val="1"/>
+      <w:numFmt w:val="decimal"/>
+      <w:lvlText w:val="%6."/>
+      <w:lvlJc w:val="left"/>
+      <w:pPr>
+        <w:tabs>
+          <w:tab w:val="num" w:pos="4320"/>
+        </w:tabs>
+        <w:ind w:left="4320" w:hanging="360"/>
+      </w:pPr>
+    </w:lvl>
+    <w:lvl w:ilvl="6" w:tentative="1">
+      <w:start w:val="1"/>
+      <w:numFmt w:val="decimal"/>
+      <w:lvlText w:val="%7."/>
+      <w:lvlJc w:val="left"/>
+      <w:pPr>
+        <w:tabs>
+          <w:tab w:val="num" w:pos="5040"/>
+        </w:tabs>
+        <w:ind w:left="5040" w:hanging="360"/>
+      </w:pPr>
+    </w:lvl>
+    <w:lvl w:ilvl="7" w:tentative="1">
+      <w:start w:val="1"/>
+      <w:numFmt w:val="decimal"/>
+      <w:lvlText w:val="%8."/>
+      <w:lvlJc w:val="left"/>
+      <w:pPr>
+        <w:tabs>
+          <w:tab w:val="num" w:pos="5760"/>
+        </w:tabs>
+        <w:ind w:left="5760" w:hanging="360"/>
+      </w:pPr>
+    </w:lvl>
+    <w:lvl w:ilvl="8" w:tentative="1">
+      <w:start w:val="1"/>
+      <w:numFmt w:val="decimal"/>
+      <w:lvlText w:val="%9."/>
+      <w:lvlJc w:val="left"/>
+      <w:pPr>
+        <w:tabs>
+          <w:tab w:val="num" w:pos="6480"/>
+        </w:tabs>
+        <w:ind w:left="6480" w:hanging="360"/>
+      </w:pPr>
+    </w:lvl>
+  </w:abstractNum>
+  <w:abstractNum w:abstractNumId="3" w15:restartNumberingAfterBreak="0">
+    <w:nsid w:val="2A826526"/>
+    <w:multiLevelType w:val="multilevel"/>
+    <w:tmpl w:val="4F1AF1A0"/>
     <w:lvl w:ilvl="0">
       <w:start w:val="1"/>
       <w:numFmt w:val="bullet"/>
@@ -7534,10 +11433,10 @@
       </w:rPr>
     </w:lvl>
   </w:abstractNum>
-  <w:abstractNum w:abstractNumId="3" w15:restartNumberingAfterBreak="0">
-    <w:nsid w:val="3C6C4555"/>
+  <w:abstractNum w:abstractNumId="4" w15:restartNumberingAfterBreak="0">
+    <w:nsid w:val="39912983"/>
     <w:multiLevelType w:val="multilevel"/>
-    <w:tmpl w:val="464C300A"/>
+    <w:tmpl w:val="7E8C2D78"/>
     <w:lvl w:ilvl="0">
       <w:start w:val="1"/>
       <w:numFmt w:val="bullet"/>
@@ -7683,123 +11582,10 @@
       </w:rPr>
     </w:lvl>
   </w:abstractNum>
-  <w:abstractNum w:abstractNumId="4" w15:restartNumberingAfterBreak="0">
-    <w:nsid w:val="3E6E2FF8"/>
+  <w:abstractNum w:abstractNumId="5" w15:restartNumberingAfterBreak="0">
+    <w:nsid w:val="3C6C4555"/>
     <w:multiLevelType w:val="multilevel"/>
-    <w:tmpl w:val="E29C0ECA"/>
-    <w:lvl w:ilvl="0">
-      <w:start w:val="1"/>
-      <w:numFmt w:val="decimal"/>
-      <w:lvlText w:val="%1."/>
-      <w:lvlJc w:val="left"/>
-      <w:pPr>
-        <w:tabs>
-          <w:tab w:val="num" w:pos="720"/>
-        </w:tabs>
-        <w:ind w:left="720" w:hanging="360"/>
-      </w:pPr>
-    </w:lvl>
-    <w:lvl w:ilvl="1" w:tentative="1">
-      <w:start w:val="1"/>
-      <w:numFmt w:val="decimal"/>
-      <w:lvlText w:val="%2."/>
-      <w:lvlJc w:val="left"/>
-      <w:pPr>
-        <w:tabs>
-          <w:tab w:val="num" w:pos="1440"/>
-        </w:tabs>
-        <w:ind w:left="1440" w:hanging="360"/>
-      </w:pPr>
-    </w:lvl>
-    <w:lvl w:ilvl="2" w:tentative="1">
-      <w:start w:val="1"/>
-      <w:numFmt w:val="decimal"/>
-      <w:lvlText w:val="%3."/>
-      <w:lvlJc w:val="left"/>
-      <w:pPr>
-        <w:tabs>
-          <w:tab w:val="num" w:pos="2160"/>
-        </w:tabs>
-        <w:ind w:left="2160" w:hanging="360"/>
-      </w:pPr>
-    </w:lvl>
-    <w:lvl w:ilvl="3" w:tentative="1">
-      <w:start w:val="1"/>
-      <w:numFmt w:val="decimal"/>
-      <w:lvlText w:val="%4."/>
-      <w:lvlJc w:val="left"/>
-      <w:pPr>
-        <w:tabs>
-          <w:tab w:val="num" w:pos="2880"/>
-        </w:tabs>
-        <w:ind w:left="2880" w:hanging="360"/>
-      </w:pPr>
-    </w:lvl>
-    <w:lvl w:ilvl="4" w:tentative="1">
-      <w:start w:val="1"/>
-      <w:numFmt w:val="decimal"/>
-      <w:lvlText w:val="%5."/>
-      <w:lvlJc w:val="left"/>
-      <w:pPr>
-        <w:tabs>
-          <w:tab w:val="num" w:pos="3600"/>
-        </w:tabs>
-        <w:ind w:left="3600" w:hanging="360"/>
-      </w:pPr>
-    </w:lvl>
-    <w:lvl w:ilvl="5" w:tentative="1">
-      <w:start w:val="1"/>
-      <w:numFmt w:val="decimal"/>
-      <w:lvlText w:val="%6."/>
-      <w:lvlJc w:val="left"/>
-      <w:pPr>
-        <w:tabs>
-          <w:tab w:val="num" w:pos="4320"/>
-        </w:tabs>
-        <w:ind w:left="4320" w:hanging="360"/>
-      </w:pPr>
-    </w:lvl>
-    <w:lvl w:ilvl="6" w:tentative="1">
-      <w:start w:val="1"/>
-      <w:numFmt w:val="decimal"/>
-      <w:lvlText w:val="%7."/>
-      <w:lvlJc w:val="left"/>
-      <w:pPr>
-        <w:tabs>
-          <w:tab w:val="num" w:pos="5040"/>
-        </w:tabs>
-        <w:ind w:left="5040" w:hanging="360"/>
-      </w:pPr>
-    </w:lvl>
-    <w:lvl w:ilvl="7" w:tentative="1">
-      <w:start w:val="1"/>
-      <w:numFmt w:val="decimal"/>
-      <w:lvlText w:val="%8."/>
-      <w:lvlJc w:val="left"/>
-      <w:pPr>
-        <w:tabs>
-          <w:tab w:val="num" w:pos="5760"/>
-        </w:tabs>
-        <w:ind w:left="5760" w:hanging="360"/>
-      </w:pPr>
-    </w:lvl>
-    <w:lvl w:ilvl="8" w:tentative="1">
-      <w:start w:val="1"/>
-      <w:numFmt w:val="decimal"/>
-      <w:lvlText w:val="%9."/>
-      <w:lvlJc w:val="left"/>
-      <w:pPr>
-        <w:tabs>
-          <w:tab w:val="num" w:pos="6480"/>
-        </w:tabs>
-        <w:ind w:left="6480" w:hanging="360"/>
-      </w:pPr>
-    </w:lvl>
-  </w:abstractNum>
-  <w:abstractNum w:abstractNumId="5" w15:restartNumberingAfterBreak="0">
-    <w:nsid w:val="4DBC708F"/>
-    <w:multiLevelType w:val="multilevel"/>
-    <w:tmpl w:val="B9C434E0"/>
+    <w:tmpl w:val="464C300A"/>
     <w:lvl w:ilvl="0">
       <w:start w:val="1"/>
       <w:numFmt w:val="bullet"/>
@@ -7946,9 +11732,122 @@
     </w:lvl>
   </w:abstractNum>
   <w:abstractNum w:abstractNumId="6" w15:restartNumberingAfterBreak="0">
-    <w:nsid w:val="575B7980"/>
+    <w:nsid w:val="3E6E2FF8"/>
     <w:multiLevelType w:val="multilevel"/>
-    <w:tmpl w:val="E7CC2450"/>
+    <w:tmpl w:val="E29C0ECA"/>
+    <w:lvl w:ilvl="0">
+      <w:start w:val="1"/>
+      <w:numFmt w:val="decimal"/>
+      <w:lvlText w:val="%1."/>
+      <w:lvlJc w:val="left"/>
+      <w:pPr>
+        <w:tabs>
+          <w:tab w:val="num" w:pos="720"/>
+        </w:tabs>
+        <w:ind w:left="720" w:hanging="360"/>
+      </w:pPr>
+    </w:lvl>
+    <w:lvl w:ilvl="1" w:tentative="1">
+      <w:start w:val="1"/>
+      <w:numFmt w:val="decimal"/>
+      <w:lvlText w:val="%2."/>
+      <w:lvlJc w:val="left"/>
+      <w:pPr>
+        <w:tabs>
+          <w:tab w:val="num" w:pos="1440"/>
+        </w:tabs>
+        <w:ind w:left="1440" w:hanging="360"/>
+      </w:pPr>
+    </w:lvl>
+    <w:lvl w:ilvl="2" w:tentative="1">
+      <w:start w:val="1"/>
+      <w:numFmt w:val="decimal"/>
+      <w:lvlText w:val="%3."/>
+      <w:lvlJc w:val="left"/>
+      <w:pPr>
+        <w:tabs>
+          <w:tab w:val="num" w:pos="2160"/>
+        </w:tabs>
+        <w:ind w:left="2160" w:hanging="360"/>
+      </w:pPr>
+    </w:lvl>
+    <w:lvl w:ilvl="3" w:tentative="1">
+      <w:start w:val="1"/>
+      <w:numFmt w:val="decimal"/>
+      <w:lvlText w:val="%4."/>
+      <w:lvlJc w:val="left"/>
+      <w:pPr>
+        <w:tabs>
+          <w:tab w:val="num" w:pos="2880"/>
+        </w:tabs>
+        <w:ind w:left="2880" w:hanging="360"/>
+      </w:pPr>
+    </w:lvl>
+    <w:lvl w:ilvl="4" w:tentative="1">
+      <w:start w:val="1"/>
+      <w:numFmt w:val="decimal"/>
+      <w:lvlText w:val="%5."/>
+      <w:lvlJc w:val="left"/>
+      <w:pPr>
+        <w:tabs>
+          <w:tab w:val="num" w:pos="3600"/>
+        </w:tabs>
+        <w:ind w:left="3600" w:hanging="360"/>
+      </w:pPr>
+    </w:lvl>
+    <w:lvl w:ilvl="5" w:tentative="1">
+      <w:start w:val="1"/>
+      <w:numFmt w:val="decimal"/>
+      <w:lvlText w:val="%6."/>
+      <w:lvlJc w:val="left"/>
+      <w:pPr>
+        <w:tabs>
+          <w:tab w:val="num" w:pos="4320"/>
+        </w:tabs>
+        <w:ind w:left="4320" w:hanging="360"/>
+      </w:pPr>
+    </w:lvl>
+    <w:lvl w:ilvl="6" w:tentative="1">
+      <w:start w:val="1"/>
+      <w:numFmt w:val="decimal"/>
+      <w:lvlText w:val="%7."/>
+      <w:lvlJc w:val="left"/>
+      <w:pPr>
+        <w:tabs>
+          <w:tab w:val="num" w:pos="5040"/>
+        </w:tabs>
+        <w:ind w:left="5040" w:hanging="360"/>
+      </w:pPr>
+    </w:lvl>
+    <w:lvl w:ilvl="7" w:tentative="1">
+      <w:start w:val="1"/>
+      <w:numFmt w:val="decimal"/>
+      <w:lvlText w:val="%8."/>
+      <w:lvlJc w:val="left"/>
+      <w:pPr>
+        <w:tabs>
+          <w:tab w:val="num" w:pos="5760"/>
+        </w:tabs>
+        <w:ind w:left="5760" w:hanging="360"/>
+      </w:pPr>
+    </w:lvl>
+    <w:lvl w:ilvl="8" w:tentative="1">
+      <w:start w:val="1"/>
+      <w:numFmt w:val="decimal"/>
+      <w:lvlText w:val="%9."/>
+      <w:lvlJc w:val="left"/>
+      <w:pPr>
+        <w:tabs>
+          <w:tab w:val="num" w:pos="6480"/>
+        </w:tabs>
+        <w:ind w:left="6480" w:hanging="360"/>
+      </w:pPr>
+    </w:lvl>
+  </w:abstractNum>
+  <w:abstractNum w:abstractNumId="7" w15:restartNumberingAfterBreak="0">
+    <w:nsid w:val="4DBC708F"/>
+    <w:multiLevelType w:val="multilevel"/>
+    <w:tmpl w:val="B9C434E0"/>
     <w:lvl w:ilvl="0">
       <w:start w:val="1"/>
       <w:numFmt w:val="bullet"/>
@@ -8094,10 +11993,10 @@
       </w:rPr>
     </w:lvl>
   </w:abstractNum>
-  <w:abstractNum w:abstractNumId="7" w15:restartNumberingAfterBreak="0">
-    <w:nsid w:val="5E384896"/>
+  <w:abstractNum w:abstractNumId="8" w15:restartNumberingAfterBreak="0">
+    <w:nsid w:val="575B7980"/>
     <w:multiLevelType w:val="multilevel"/>
-    <w:tmpl w:val="E536DD5A"/>
+    <w:tmpl w:val="E7CC2450"/>
     <w:lvl w:ilvl="0">
       <w:start w:val="1"/>
       <w:numFmt w:val="bullet"/>
@@ -8243,10 +12142,10 @@
       </w:rPr>
     </w:lvl>
   </w:abstractNum>
-  <w:abstractNum w:abstractNumId="8" w15:restartNumberingAfterBreak="0">
-    <w:nsid w:val="66504C82"/>
+  <w:abstractNum w:abstractNumId="9" w15:restartNumberingAfterBreak="0">
+    <w:nsid w:val="5E384896"/>
     <w:multiLevelType w:val="multilevel"/>
-    <w:tmpl w:val="C0E24594"/>
+    <w:tmpl w:val="E536DD5A"/>
     <w:lvl w:ilvl="0">
       <w:start w:val="1"/>
       <w:numFmt w:val="bullet"/>
@@ -8392,7 +12291,156 @@
       </w:rPr>
     </w:lvl>
   </w:abstractNum>
-  <w:abstractNum w:abstractNumId="9" w15:restartNumberingAfterBreak="0">
+  <w:abstractNum w:abstractNumId="10" w15:restartNumberingAfterBreak="0">
+    <w:nsid w:val="66504C82"/>
+    <w:multiLevelType w:val="multilevel"/>
+    <w:tmpl w:val="C0E24594"/>
+    <w:lvl w:ilvl="0">
+      <w:start w:val="1"/>
+      <w:numFmt w:val="bullet"/>
+      <w:lvlText w:val=""/>
+      <w:lvlJc w:val="left"/>
+      <w:pPr>
+        <w:tabs>
+          <w:tab w:val="num" w:pos="720"/>
+        </w:tabs>
+        <w:ind w:left="720" w:hanging="360"/>
+      </w:pPr>
+      <w:rPr>
+        <w:rFonts w:ascii="Symbol" w:hAnsi="Symbol" w:hint="default"/>
+        <w:sz w:val="20"/>
+      </w:rPr>
+    </w:lvl>
+    <w:lvl w:ilvl="1" w:tentative="1">
+      <w:start w:val="1"/>
+      <w:numFmt w:val="bullet"/>
+      <w:lvlText w:val=""/>
+      <w:lvlJc w:val="left"/>
+      <w:pPr>
+        <w:tabs>
+          <w:tab w:val="num" w:pos="1440"/>
+        </w:tabs>
+        <w:ind w:left="1440" w:hanging="360"/>
+      </w:pPr>
+      <w:rPr>
+        <w:rFonts w:ascii="Symbol" w:hAnsi="Symbol" w:hint="default"/>
+        <w:sz w:val="20"/>
+      </w:rPr>
+    </w:lvl>
+    <w:lvl w:ilvl="2" w:tentative="1">
+      <w:start w:val="1"/>
+      <w:numFmt w:val="bullet"/>
+      <w:lvlText w:val=""/>
+      <w:lvlJc w:val="left"/>
+      <w:pPr>
+        <w:tabs>
+          <w:tab w:val="num" w:pos="2160"/>
+        </w:tabs>
+        <w:ind w:left="2160" w:hanging="360"/>
+      </w:pPr>
+      <w:rPr>
+        <w:rFonts w:ascii="Symbol" w:hAnsi="Symbol" w:hint="default"/>
+        <w:sz w:val="20"/>
+      </w:rPr>
+    </w:lvl>
+    <w:lvl w:ilvl="3" w:tentative="1">
+      <w:start w:val="1"/>
+      <w:numFmt w:val="bullet"/>
+      <w:lvlText w:val=""/>
+      <w:lvlJc w:val="left"/>
+      <w:pPr>
+        <w:tabs>
+          <w:tab w:val="num" w:pos="2880"/>
+        </w:tabs>
+        <w:ind w:left="2880" w:hanging="360"/>
+      </w:pPr>
+      <w:rPr>
+        <w:rFonts w:ascii="Symbol" w:hAnsi="Symbol" w:hint="default"/>
+        <w:sz w:val="20"/>
+      </w:rPr>
+    </w:lvl>
+    <w:lvl w:ilvl="4" w:tentative="1">
+      <w:start w:val="1"/>
+      <w:numFmt w:val="bullet"/>
+      <w:lvlText w:val=""/>
+      <w:lvlJc w:val="left"/>
+      <w:pPr>
+        <w:tabs>
+          <w:tab w:val="num" w:pos="3600"/>
+        </w:tabs>
+        <w:ind w:left="3600" w:hanging="360"/>
+      </w:pPr>
+      <w:rPr>
+        <w:rFonts w:ascii="Symbol" w:hAnsi="Symbol" w:hint="default"/>
+        <w:sz w:val="20"/>
+      </w:rPr>
+    </w:lvl>
+    <w:lvl w:ilvl="5" w:tentative="1">
+      <w:start w:val="1"/>
+      <w:numFmt w:val="bullet"/>
+      <w:lvlText w:val=""/>
+      <w:lvlJc w:val="left"/>
+      <w:pPr>
+        <w:tabs>
+          <w:tab w:val="num" w:pos="4320"/>
+        </w:tabs>
+        <w:ind w:left="4320" w:hanging="360"/>
+      </w:pPr>
+      <w:rPr>
+        <w:rFonts w:ascii="Symbol" w:hAnsi="Symbol" w:hint="default"/>
+        <w:sz w:val="20"/>
+      </w:rPr>
+    </w:lvl>
+    <w:lvl w:ilvl="6" w:tentative="1">
+      <w:start w:val="1"/>
+      <w:numFmt w:val="bullet"/>
+      <w:lvlText w:val=""/>
+      <w:lvlJc w:val="left"/>
+      <w:pPr>
+        <w:tabs>
+          <w:tab w:val="num" w:pos="5040"/>
+        </w:tabs>
+        <w:ind w:left="5040" w:hanging="360"/>
+      </w:pPr>
+      <w:rPr>
+        <w:rFonts w:ascii="Symbol" w:hAnsi="Symbol" w:hint="default"/>
+        <w:sz w:val="20"/>
+      </w:rPr>
+    </w:lvl>
+    <w:lvl w:ilvl="7" w:tentative="1">
+      <w:start w:val="1"/>
+      <w:numFmt w:val="bullet"/>
+      <w:lvlText w:val=""/>
+      <w:lvlJc w:val="left"/>
+      <w:pPr>
+        <w:tabs>
+          <w:tab w:val="num" w:pos="5760"/>
+        </w:tabs>
+        <w:ind w:left="5760" w:hanging="360"/>
+      </w:pPr>
+      <w:rPr>
+        <w:rFonts w:ascii="Symbol" w:hAnsi="Symbol" w:hint="default"/>
+        <w:sz w:val="20"/>
+      </w:rPr>
+    </w:lvl>
+    <w:lvl w:ilvl="8" w:tentative="1">
+      <w:start w:val="1"/>
+      <w:numFmt w:val="bullet"/>
+      <w:lvlText w:val=""/>
+      <w:lvlJc w:val="left"/>
+      <w:pPr>
+        <w:tabs>
+          <w:tab w:val="num" w:pos="6480"/>
+        </w:tabs>
+        <w:ind w:left="6480" w:hanging="360"/>
+      </w:pPr>
+      <w:rPr>
+        <w:rFonts w:ascii="Symbol" w:hAnsi="Symbol" w:hint="default"/>
+        <w:sz w:val="20"/>
+      </w:rPr>
+    </w:lvl>
+  </w:abstractNum>
+  <w:abstractNum w:abstractNumId="11" w15:restartNumberingAfterBreak="0">
     <w:nsid w:val="73DB5F6B"/>
     <w:multiLevelType w:val="multilevel"/>
     <w:tmpl w:val="C2EC5618"/>
@@ -8505,35 +12553,193 @@
       </w:pPr>
     </w:lvl>
   </w:abstractNum>
+  <w:abstractNum w:abstractNumId="12" w15:restartNumberingAfterBreak="0">
+    <w:nsid w:val="7BAE286C"/>
+    <w:multiLevelType w:val="multilevel"/>
+    <w:tmpl w:val="03645B08"/>
+    <w:lvl w:ilvl="0">
+      <w:start w:val="1"/>
+      <w:numFmt w:val="bullet"/>
+      <w:lvlText w:val=""/>
+      <w:lvlJc w:val="left"/>
+      <w:pPr>
+        <w:tabs>
+          <w:tab w:val="num" w:pos="720"/>
+        </w:tabs>
+        <w:ind w:left="720" w:hanging="360"/>
+      </w:pPr>
+      <w:rPr>
+        <w:rFonts w:ascii="Symbol" w:hAnsi="Symbol" w:hint="default"/>
+        <w:sz w:val="20"/>
+      </w:rPr>
+    </w:lvl>
+    <w:lvl w:ilvl="1" w:tentative="1">
+      <w:start w:val="1"/>
+      <w:numFmt w:val="bullet"/>
+      <w:lvlText w:val=""/>
+      <w:lvlJc w:val="left"/>
+      <w:pPr>
+        <w:tabs>
+          <w:tab w:val="num" w:pos="1440"/>
+        </w:tabs>
+        <w:ind w:left="1440" w:hanging="360"/>
+      </w:pPr>
+      <w:rPr>
+        <w:rFonts w:ascii="Symbol" w:hAnsi="Symbol" w:hint="default"/>
+        <w:sz w:val="20"/>
+      </w:rPr>
+    </w:lvl>
+    <w:lvl w:ilvl="2" w:tentative="1">
+      <w:start w:val="1"/>
+      <w:numFmt w:val="bullet"/>
+      <w:lvlText w:val=""/>
+      <w:lvlJc w:val="left"/>
+      <w:pPr>
+        <w:tabs>
+          <w:tab w:val="num" w:pos="2160"/>
+        </w:tabs>
+        <w:ind w:left="2160" w:hanging="360"/>
+      </w:pPr>
+      <w:rPr>
+        <w:rFonts w:ascii="Symbol" w:hAnsi="Symbol" w:hint="default"/>
+        <w:sz w:val="20"/>
+      </w:rPr>
+    </w:lvl>
+    <w:lvl w:ilvl="3" w:tentative="1">
+      <w:start w:val="1"/>
+      <w:numFmt w:val="bullet"/>
+      <w:lvlText w:val=""/>
+      <w:lvlJc w:val="left"/>
+      <w:pPr>
+        <w:tabs>
+          <w:tab w:val="num" w:pos="2880"/>
+        </w:tabs>
+        <w:ind w:left="2880" w:hanging="360"/>
+      </w:pPr>
+      <w:rPr>
+        <w:rFonts w:ascii="Symbol" w:hAnsi="Symbol" w:hint="default"/>
+        <w:sz w:val="20"/>
+      </w:rPr>
+    </w:lvl>
+    <w:lvl w:ilvl="4" w:tentative="1">
+      <w:start w:val="1"/>
+      <w:numFmt w:val="bullet"/>
+      <w:lvlText w:val=""/>
+      <w:lvlJc w:val="left"/>
+      <w:pPr>
+        <w:tabs>
+          <w:tab w:val="num" w:pos="3600"/>
+        </w:tabs>
+        <w:ind w:left="3600" w:hanging="360"/>
+      </w:pPr>
+      <w:rPr>
+        <w:rFonts w:ascii="Symbol" w:hAnsi="Symbol" w:hint="default"/>
+        <w:sz w:val="20"/>
+      </w:rPr>
+    </w:lvl>
+    <w:lvl w:ilvl="5" w:tentative="1">
+      <w:start w:val="1"/>
+      <w:numFmt w:val="bullet"/>
+      <w:lvlText w:val=""/>
+      <w:lvlJc w:val="left"/>
+      <w:pPr>
+        <w:tabs>
+          <w:tab w:val="num" w:pos="4320"/>
+        </w:tabs>
+        <w:ind w:left="4320" w:hanging="360"/>
+      </w:pPr>
+      <w:rPr>
+        <w:rFonts w:ascii="Symbol" w:hAnsi="Symbol" w:hint="default"/>
+        <w:sz w:val="20"/>
+      </w:rPr>
+    </w:lvl>
+    <w:lvl w:ilvl="6" w:tentative="1">
+      <w:start w:val="1"/>
+      <w:numFmt w:val="bullet"/>
+      <w:lvlText w:val=""/>
+      <w:lvlJc w:val="left"/>
+      <w:pPr>
+        <w:tabs>
+          <w:tab w:val="num" w:pos="5040"/>
+        </w:tabs>
+        <w:ind w:left="5040" w:hanging="360"/>
+      </w:pPr>
+      <w:rPr>
+        <w:rFonts w:ascii="Symbol" w:hAnsi="Symbol" w:hint="default"/>
+        <w:sz w:val="20"/>
+      </w:rPr>
+    </w:lvl>
+    <w:lvl w:ilvl="7" w:tentative="1">
+      <w:start w:val="1"/>
+      <w:numFmt w:val="bullet"/>
+      <w:lvlText w:val=""/>
+      <w:lvlJc w:val="left"/>
+      <w:pPr>
+        <w:tabs>
+          <w:tab w:val="num" w:pos="5760"/>
+        </w:tabs>
+        <w:ind w:left="5760" w:hanging="360"/>
+      </w:pPr>
+      <w:rPr>
+        <w:rFonts w:ascii="Symbol" w:hAnsi="Symbol" w:hint="default"/>
+        <w:sz w:val="20"/>
+      </w:rPr>
+    </w:lvl>
+    <w:lvl w:ilvl="8" w:tentative="1">
+      <w:start w:val="1"/>
+      <w:numFmt w:val="bullet"/>
+      <w:lvlText w:val=""/>
+      <w:lvlJc w:val="left"/>
+      <w:pPr>
+        <w:tabs>
+          <w:tab w:val="num" w:pos="6480"/>
+        </w:tabs>
+        <w:ind w:left="6480" w:hanging="360"/>
+      </w:pPr>
+      <w:rPr>
+        <w:rFonts w:ascii="Symbol" w:hAnsi="Symbol" w:hint="default"/>
+        <w:sz w:val="20"/>
+      </w:rPr>
+    </w:lvl>
+  </w:abstractNum>
   <w:num w:numId="1" w16cid:durableId="1256934345">
+    <w:abstractNumId w:val="8"/>
+  </w:num>
+  <w:num w:numId="2" w16cid:durableId="437143175">
+    <w:abstractNumId w:val="3"/>
+  </w:num>
+  <w:num w:numId="3" w16cid:durableId="571891269">
+    <w:abstractNumId w:val="11"/>
+  </w:num>
+  <w:num w:numId="4" w16cid:durableId="1051420235">
+    <w:abstractNumId w:val="9"/>
+  </w:num>
+  <w:num w:numId="5" w16cid:durableId="1382366486">
+    <w:abstractNumId w:val="10"/>
+  </w:num>
+  <w:num w:numId="6" w16cid:durableId="1556771911">
+    <w:abstractNumId w:val="4"/>
+  </w:num>
+  <w:num w:numId="7" w16cid:durableId="1943798071">
+    <w:abstractNumId w:val="2"/>
+  </w:num>
+  <w:num w:numId="8" w16cid:durableId="861210562">
+    <w:abstractNumId w:val="5"/>
+  </w:num>
+  <w:num w:numId="9" w16cid:durableId="1855605910">
     <w:abstractNumId w:val="6"/>
   </w:num>
-  <w:num w:numId="2" w16cid:durableId="437143175">
-    <w:abstractNumId w:val="1"/>
-  </w:num>
-  <w:num w:numId="3" w16cid:durableId="571891269">
-    <w:abstractNumId w:val="9"/>
-  </w:num>
-  <w:num w:numId="4" w16cid:durableId="1051420235">
+  <w:num w:numId="10" w16cid:durableId="2064408218">
     <w:abstractNumId w:val="7"/>
   </w:num>
-  <w:num w:numId="5" w16cid:durableId="1382366486">
-    <w:abstractNumId w:val="8"/>
-  </w:num>
-  <w:num w:numId="6" w16cid:durableId="1556771911">
-    <w:abstractNumId w:val="2"/>
-  </w:num>
-  <w:num w:numId="7" w16cid:durableId="1943798071">
+  <w:num w:numId="11" w16cid:durableId="1350522424">
     <w:abstractNumId w:val="0"/>
   </w:num>
-  <w:num w:numId="8" w16cid:durableId="861210562">
-    <w:abstractNumId w:val="3"/>
+  <w:num w:numId="12" w16cid:durableId="1850757996">
+    <w:abstractNumId w:val="12"/>
   </w:num>
-  <w:num w:numId="9" w16cid:durableId="1855605910">
-    <w:abstractNumId w:val="4"/>
-  </w:num>
-  <w:num w:numId="10" w16cid:durableId="2064408218">
-    <w:abstractNumId w:val="5"/>
+  <w:num w:numId="13" w16cid:durableId="1386566439">
+    <w:abstractNumId w:val="1"/>
   </w:num>
 </w:numbering>
 </file>

--- a/improvements.docx
+++ b/improvements.docx
@@ -13899,7 +13899,6 @@
         </w:rPr>
         <w:t xml:space="preserve"> = </w:t>
       </w:r>
-      <w:proofErr w:type="spellStart"/>
       <w:proofErr w:type="gramStart"/>
       <w:r>
         <w:rPr>
@@ -13907,7 +13906,6 @@
         </w:rPr>
         <w:t>l.subjectId</w:t>
       </w:r>
-      <w:proofErr w:type="spellEnd"/>
       <w:proofErr w:type="gramEnd"/>
     </w:p>
     <w:p>
@@ -15318,7 +15316,7 @@
     <w:p>
       <w:r>
         <w:pict w14:anchorId="7E56A737">
-          <v:rect id="_x0000_i1076" style="width:0;height:1.5pt" o:hralign="center" o:hrstd="t" o:hr="t" fillcolor="#a0a0a0" stroked="f"/>
+          <v:rect id="_x0000_i1040" style="width:0;height:1.5pt" o:hralign="center" o:hrstd="t" o:hr="t" fillcolor="#a0a0a0" stroked="f"/>
         </w:pict>
       </w:r>
     </w:p>
@@ -21590,7 +21588,7 @@
     <w:p>
       <w:r>
         <w:pict w14:anchorId="5D59EF1A">
-          <v:rect id="_x0000_i1077" style="width:0;height:1.5pt" o:hralign="center" o:hrstd="t" o:hr="t" fillcolor="#a0a0a0" stroked="f"/>
+          <v:rect id="_x0000_i1041" style="width:0;height:1.5pt" o:hralign="center" o:hrstd="t" o:hr="t" fillcolor="#a0a0a0" stroked="f"/>
         </w:pict>
       </w:r>
     </w:p>
@@ -22179,7 +22177,7 @@
     <w:p>
       <w:r>
         <w:pict w14:anchorId="5E3697AD">
-          <v:rect id="_x0000_i1078" style="width:0;height:1.5pt" o:hralign="center" o:hrstd="t" o:hr="t" fillcolor="#a0a0a0" stroked="f"/>
+          <v:rect id="_x0000_i1042" style="width:0;height:1.5pt" o:hralign="center" o:hrstd="t" o:hr="t" fillcolor="#a0a0a0" stroked="f"/>
         </w:pict>
       </w:r>
     </w:p>
@@ -22859,7 +22857,7 @@
     <w:p>
       <w:r>
         <w:pict w14:anchorId="6F65C2E1">
-          <v:rect id="_x0000_i1079" style="width:0;height:1.5pt" o:hralign="center" o:hrstd="t" o:hr="t" fillcolor="#a0a0a0" stroked="f"/>
+          <v:rect id="_x0000_i1043" style="width:0;height:1.5pt" o:hralign="center" o:hrstd="t" o:hr="t" fillcolor="#a0a0a0" stroked="f"/>
         </w:pict>
       </w:r>
     </w:p>
@@ -23005,7 +23003,7 @@
     <w:p>
       <w:r>
         <w:pict w14:anchorId="2DF21552">
-          <v:rect id="_x0000_i1080" style="width:0;height:1.5pt" o:hralign="center" o:hrstd="t" o:hr="t" fillcolor="#a0a0a0" stroked="f"/>
+          <v:rect id="_x0000_i1044" style="width:0;height:1.5pt" o:hralign="center" o:hrstd="t" o:hr="t" fillcolor="#a0a0a0" stroked="f"/>
         </w:pict>
       </w:r>
     </w:p>
@@ -23409,7 +23407,7 @@
     <w:p>
       <w:r>
         <w:pict w14:anchorId="3B28ADB3">
-          <v:rect id="_x0000_i1081" style="width:0;height:1.5pt" o:hralign="center" o:hrstd="t" o:hr="t" fillcolor="#a0a0a0" stroked="f"/>
+          <v:rect id="_x0000_i1045" style="width:0;height:1.5pt" o:hralign="center" o:hrstd="t" o:hr="t" fillcolor="#a0a0a0" stroked="f"/>
         </w:pict>
       </w:r>
     </w:p>
@@ -23732,6 +23730,6813 @@
       </w:r>
     </w:p>
     <w:p/>
+    <w:p/>
+    <w:p>
+      <w:pPr>
+        <w:rPr>
+          <w:color w:val="0070C0"/>
+        </w:rPr>
+      </w:pPr>
+      <w:r>
+        <w:rPr>
+          <w:color w:val="0070C0"/>
+        </w:rPr>
+        <w:t xml:space="preserve">how might I dynamically build </w:t>
+      </w:r>
+      <w:proofErr w:type="gramStart"/>
+      <w:r>
+        <w:rPr>
+          <w:color w:val="0070C0"/>
+        </w:rPr>
+        <w:t>the when</w:t>
+      </w:r>
+      <w:proofErr w:type="gramEnd"/>
+      <w:r>
+        <w:rPr>
+          <w:color w:val="0070C0"/>
+        </w:rPr>
+        <w:t xml:space="preserve"> matched update clause in a delta table update in python</w:t>
+      </w:r>
+    </w:p>
+    <w:p>
+      <w:pPr>
+        <w:rPr>
+          <w:color w:val="0070C0"/>
+        </w:rPr>
+      </w:pPr>
+    </w:p>
+    <w:p>
+      <w:pPr>
+        <w:rPr>
+          <w:color w:val="0070C0"/>
+        </w:rPr>
+      </w:pPr>
+      <w:r>
+        <w:rPr>
+          <w:color w:val="0070C0"/>
+        </w:rPr>
+        <w:t xml:space="preserve">I have the list </w:t>
+      </w:r>
+      <w:proofErr w:type="spellStart"/>
+      <w:r>
+        <w:rPr>
+          <w:color w:val="0070C0"/>
+        </w:rPr>
+        <w:t>ferq_kurt</w:t>
+      </w:r>
+      <w:proofErr w:type="spellEnd"/>
+      <w:r>
+        <w:rPr>
+          <w:color w:val="0070C0"/>
+        </w:rPr>
+        <w:t xml:space="preserve">, </w:t>
+      </w:r>
+      <w:proofErr w:type="spellStart"/>
+      <w:r>
+        <w:rPr>
+          <w:color w:val="0070C0"/>
+        </w:rPr>
+        <w:t>freq_skew</w:t>
+      </w:r>
+      <w:proofErr w:type="spellEnd"/>
+      <w:r>
+        <w:rPr>
+          <w:color w:val="0070C0"/>
+        </w:rPr>
+        <w:t xml:space="preserve">, </w:t>
+      </w:r>
+      <w:proofErr w:type="spellStart"/>
+      <w:r>
+        <w:rPr>
+          <w:color w:val="0070C0"/>
+        </w:rPr>
+        <w:t>freq_mean</w:t>
+      </w:r>
+      <w:proofErr w:type="spellEnd"/>
+      <w:r>
+        <w:rPr>
+          <w:color w:val="0070C0"/>
+        </w:rPr>
+        <w:t xml:space="preserve">, ..., and so on and want to have </w:t>
+      </w:r>
+      <w:proofErr w:type="spellStart"/>
+      <w:proofErr w:type="gramStart"/>
+      <w:r>
+        <w:rPr>
+          <w:color w:val="0070C0"/>
+        </w:rPr>
+        <w:t>source.freq</w:t>
+      </w:r>
+      <w:proofErr w:type="gramEnd"/>
+      <w:r>
+        <w:rPr>
+          <w:color w:val="0070C0"/>
+        </w:rPr>
+        <w:t>_kurt</w:t>
+      </w:r>
+      <w:proofErr w:type="spellEnd"/>
+      <w:r>
+        <w:rPr>
+          <w:color w:val="0070C0"/>
+        </w:rPr>
+        <w:t xml:space="preserve"> IS DISTINCT FROM </w:t>
+      </w:r>
+      <w:proofErr w:type="spellStart"/>
+      <w:proofErr w:type="gramStart"/>
+      <w:r>
+        <w:rPr>
+          <w:color w:val="0070C0"/>
+        </w:rPr>
+        <w:t>target.freq</w:t>
+      </w:r>
+      <w:proofErr w:type="gramEnd"/>
+      <w:r>
+        <w:rPr>
+          <w:color w:val="0070C0"/>
+        </w:rPr>
+        <w:t>_kurt</w:t>
+      </w:r>
+      <w:proofErr w:type="spellEnd"/>
+      <w:r>
+        <w:rPr>
+          <w:color w:val="0070C0"/>
+        </w:rPr>
+        <w:t xml:space="preserve"> OR</w:t>
+      </w:r>
+    </w:p>
+    <w:p>
+      <w:proofErr w:type="spellStart"/>
+      <w:proofErr w:type="gramStart"/>
+      <w:r>
+        <w:rPr>
+          <w:color w:val="0070C0"/>
+        </w:rPr>
+        <w:lastRenderedPageBreak/>
+        <w:t>source.freq</w:t>
+      </w:r>
+      <w:proofErr w:type="gramEnd"/>
+      <w:r>
+        <w:rPr>
+          <w:color w:val="0070C0"/>
+        </w:rPr>
+        <w:t>_skew</w:t>
+      </w:r>
+      <w:proofErr w:type="spellEnd"/>
+      <w:r>
+        <w:rPr>
+          <w:color w:val="0070C0"/>
+        </w:rPr>
+        <w:t xml:space="preserve"> IS DISTINCT FROM </w:t>
+      </w:r>
+      <w:proofErr w:type="spellStart"/>
+      <w:proofErr w:type="gramStart"/>
+      <w:r>
+        <w:rPr>
+          <w:color w:val="0070C0"/>
+        </w:rPr>
+        <w:t>target.freq</w:t>
+      </w:r>
+      <w:proofErr w:type="gramEnd"/>
+      <w:r>
+        <w:rPr>
+          <w:color w:val="0070C0"/>
+        </w:rPr>
+        <w:t>_skew</w:t>
+      </w:r>
+      <w:proofErr w:type="spellEnd"/>
+      <w:r>
+        <w:rPr>
+          <w:color w:val="0070C0"/>
+        </w:rPr>
+        <w:t xml:space="preserve"> OR and so on how might I achieve </w:t>
+      </w:r>
+      <w:proofErr w:type="gramStart"/>
+      <w:r>
+        <w:rPr>
+          <w:color w:val="0070C0"/>
+        </w:rPr>
+        <w:t>this ?</w:t>
+      </w:r>
+      <w:proofErr w:type="gramEnd"/>
+    </w:p>
+    <w:p>
+      <w:pPr>
+        <w:rPr>
+          <w:b/>
+          <w:bCs/>
+        </w:rPr>
+      </w:pPr>
+      <w:r>
+        <w:rPr>
+          <w:b/>
+          <w:bCs/>
+        </w:rPr>
+        <w:t>Gemini said</w:t>
+      </w:r>
+    </w:p>
+    <w:p>
+      <w:r>
+        <w:t xml:space="preserve">Since you have dozens of features like </w:t>
+      </w:r>
+      <w:proofErr w:type="spellStart"/>
+      <w:r>
+        <w:t>freq_kurt</w:t>
+      </w:r>
+      <w:proofErr w:type="spellEnd"/>
+      <w:r>
+        <w:t xml:space="preserve"> and </w:t>
+      </w:r>
+      <w:proofErr w:type="spellStart"/>
+      <w:r>
+        <w:t>mfcc_kurt</w:t>
+      </w:r>
+      <w:proofErr w:type="spellEnd"/>
+      <w:r>
+        <w:t>, building that predicate string manually is a recipe for typos and spacing bugs. You can use Python’s list and dictionary comprehensions to generate these clauses dynamically.</w:t>
+      </w:r>
+    </w:p>
+    <w:p>
+      <w:r>
+        <w:t xml:space="preserve">Here is the most efficient way to refactor your </w:t>
+      </w:r>
+      <w:proofErr w:type="spellStart"/>
+      <w:r>
+        <w:t>change_data_capture_labels</w:t>
+      </w:r>
+      <w:proofErr w:type="spellEnd"/>
+      <w:r>
+        <w:t xml:space="preserve"> function to handle any number of columns.</w:t>
+      </w:r>
+    </w:p>
+    <w:p>
+      <w:pPr>
+        <w:rPr>
+          <w:b/>
+          <w:bCs/>
+        </w:rPr>
+      </w:pPr>
+      <w:r>
+        <w:rPr>
+          <w:b/>
+          <w:bCs/>
+        </w:rPr>
+        <w:t>Dynamic CDC Generation</w:t>
+      </w:r>
+    </w:p>
+    <w:p>
+      <w:r>
+        <w:t>Python</w:t>
+      </w:r>
+    </w:p>
+    <w:p>
+      <w:r>
+        <w:t xml:space="preserve">def </w:t>
+      </w:r>
+      <w:proofErr w:type="spellStart"/>
+      <w:r>
+        <w:t>change_data_capture_</w:t>
+      </w:r>
+      <w:proofErr w:type="gramStart"/>
+      <w:r>
+        <w:t>labels</w:t>
+      </w:r>
+      <w:proofErr w:type="spellEnd"/>
+      <w:r>
+        <w:t>(</w:t>
+      </w:r>
+      <w:proofErr w:type="spellStart"/>
+      <w:proofErr w:type="gramEnd"/>
+      <w:r>
+        <w:t>delta_table</w:t>
+      </w:r>
+      <w:proofErr w:type="spellEnd"/>
+      <w:r>
+        <w:t xml:space="preserve">, </w:t>
+      </w:r>
+      <w:proofErr w:type="spellStart"/>
+      <w:r>
+        <w:t>df</w:t>
+      </w:r>
+      <w:proofErr w:type="spellEnd"/>
+      <w:r>
+        <w:t xml:space="preserve">, </w:t>
+      </w:r>
+      <w:proofErr w:type="spellStart"/>
+      <w:r>
+        <w:t>feature_columns</w:t>
+      </w:r>
+      <w:proofErr w:type="spellEnd"/>
+      <w:r>
+        <w:t>):</w:t>
+      </w:r>
+    </w:p>
+    <w:p>
+      <w:r>
+        <w:t xml:space="preserve">    """</w:t>
+      </w:r>
+    </w:p>
+    <w:p>
+      <w:r>
+        <w:t xml:space="preserve">    Dynamically builds the merge logic for a list of feature columns.</w:t>
+      </w:r>
+    </w:p>
+    <w:p>
+      <w:r>
+        <w:t xml:space="preserve">    """</w:t>
+      </w:r>
+    </w:p>
+    <w:p>
+      <w:r>
+        <w:t xml:space="preserve">    # 1. Build the updates dictionary: {"col": "</w:t>
+      </w:r>
+      <w:proofErr w:type="spellStart"/>
+      <w:r>
+        <w:t>source.col</w:t>
+      </w:r>
+      <w:proofErr w:type="spellEnd"/>
+      <w:r>
+        <w:t>"}</w:t>
+      </w:r>
+    </w:p>
+    <w:p>
+      <w:r>
+        <w:t xml:space="preserve">    # Include your metadata columns (value, split, etc.)</w:t>
+      </w:r>
+    </w:p>
+    <w:p>
+      <w:r>
+        <w:t xml:space="preserve">    </w:t>
+      </w:r>
+      <w:proofErr w:type="spellStart"/>
+      <w:r>
+        <w:t>meta_cols</w:t>
+      </w:r>
+      <w:proofErr w:type="spellEnd"/>
+      <w:r>
+        <w:t xml:space="preserve"> = ["value", "split", "</w:t>
+      </w:r>
+      <w:proofErr w:type="spellStart"/>
+      <w:r>
+        <w:t>row_id</w:t>
+      </w:r>
+      <w:proofErr w:type="spellEnd"/>
+      <w:r>
+        <w:t>", "partition"]</w:t>
+      </w:r>
+    </w:p>
+    <w:p>
+      <w:r>
+        <w:t xml:space="preserve">    </w:t>
+      </w:r>
+      <w:proofErr w:type="spellStart"/>
+      <w:r>
+        <w:t>all_cols</w:t>
+      </w:r>
+      <w:proofErr w:type="spellEnd"/>
+      <w:r>
+        <w:t xml:space="preserve"> = </w:t>
+      </w:r>
+      <w:proofErr w:type="spellStart"/>
+      <w:r>
+        <w:t>meta_cols</w:t>
+      </w:r>
+      <w:proofErr w:type="spellEnd"/>
+      <w:r>
+        <w:t xml:space="preserve"> + </w:t>
+      </w:r>
+      <w:proofErr w:type="spellStart"/>
+      <w:r>
+        <w:t>feature_columns</w:t>
+      </w:r>
+      <w:proofErr w:type="spellEnd"/>
+    </w:p>
+    <w:p>
+      <w:r>
+        <w:t xml:space="preserve">    </w:t>
+      </w:r>
+    </w:p>
+    <w:p>
+      <w:r>
+        <w:t xml:space="preserve">    </w:t>
+      </w:r>
+      <w:proofErr w:type="spellStart"/>
+      <w:r>
+        <w:t>updates_map</w:t>
+      </w:r>
+      <w:proofErr w:type="spellEnd"/>
+      <w:r>
+        <w:t xml:space="preserve"> = {col: </w:t>
+      </w:r>
+      <w:proofErr w:type="spellStart"/>
+      <w:r>
+        <w:t>f"</w:t>
+      </w:r>
+      <w:proofErr w:type="gramStart"/>
+      <w:r>
+        <w:t>source</w:t>
+      </w:r>
+      <w:proofErr w:type="spellEnd"/>
+      <w:r>
+        <w:t>.{</w:t>
+      </w:r>
+      <w:proofErr w:type="gramEnd"/>
+      <w:r>
+        <w:t xml:space="preserve">col}" for col in </w:t>
+      </w:r>
+      <w:proofErr w:type="spellStart"/>
+      <w:r>
+        <w:t>all_cols</w:t>
+      </w:r>
+      <w:proofErr w:type="spellEnd"/>
+      <w:r>
+        <w:t>}</w:t>
+      </w:r>
+    </w:p>
+    <w:p/>
+    <w:p>
+      <w:r>
+        <w:t xml:space="preserve">    # 2. Build the IS DISTINCT FROM predicate string</w:t>
+      </w:r>
+    </w:p>
+    <w:p>
+      <w:r>
+        <w:t xml:space="preserve">    # We join each condition with " OR " and ensure clean spacing</w:t>
+      </w:r>
+    </w:p>
+    <w:p>
+      <w:r>
+        <w:t xml:space="preserve">    </w:t>
+      </w:r>
+      <w:proofErr w:type="spellStart"/>
+      <w:r>
+        <w:t>predicate_parts</w:t>
+      </w:r>
+      <w:proofErr w:type="spellEnd"/>
+      <w:r>
+        <w:t xml:space="preserve"> = [</w:t>
+      </w:r>
+    </w:p>
+    <w:p>
+      <w:r>
+        <w:t xml:space="preserve">        </w:t>
+      </w:r>
+      <w:proofErr w:type="spellStart"/>
+      <w:r>
+        <w:t>f"</w:t>
+      </w:r>
+      <w:proofErr w:type="gramStart"/>
+      <w:r>
+        <w:t>source</w:t>
+      </w:r>
+      <w:proofErr w:type="spellEnd"/>
+      <w:r>
+        <w:t>.{</w:t>
+      </w:r>
+      <w:proofErr w:type="gramEnd"/>
+      <w:r>
+        <w:t xml:space="preserve">col} IS DISTINCT FROM </w:t>
+      </w:r>
+      <w:proofErr w:type="gramStart"/>
+      <w:r>
+        <w:t>target.{</w:t>
+      </w:r>
+      <w:proofErr w:type="gramEnd"/>
+      <w:r>
+        <w:t xml:space="preserve">col}" </w:t>
+      </w:r>
+    </w:p>
+    <w:p>
+      <w:r>
+        <w:t xml:space="preserve">        for col in </w:t>
+      </w:r>
+      <w:proofErr w:type="spellStart"/>
+      <w:r>
+        <w:t>all_cols</w:t>
+      </w:r>
+      <w:proofErr w:type="spellEnd"/>
+    </w:p>
+    <w:p>
+      <w:r>
+        <w:t xml:space="preserve">    ]</w:t>
+      </w:r>
+    </w:p>
+    <w:p>
+      <w:r>
+        <w:t xml:space="preserve">    </w:t>
+      </w:r>
+      <w:proofErr w:type="spellStart"/>
+      <w:r>
+        <w:t>dynamic_predicate</w:t>
+      </w:r>
+      <w:proofErr w:type="spellEnd"/>
+      <w:r>
+        <w:t xml:space="preserve"> = " OR </w:t>
+      </w:r>
+      <w:proofErr w:type="gramStart"/>
+      <w:r>
+        <w:t>".join</w:t>
+      </w:r>
+      <w:proofErr w:type="gramEnd"/>
+      <w:r>
+        <w:t>(</w:t>
+      </w:r>
+      <w:proofErr w:type="spellStart"/>
+      <w:r>
+        <w:t>predicate_parts</w:t>
+      </w:r>
+      <w:proofErr w:type="spellEnd"/>
+      <w:r>
+        <w:t>)</w:t>
+      </w:r>
+    </w:p>
+    <w:p/>
+    <w:p>
+      <w:r>
+        <w:t xml:space="preserve">    try:</w:t>
+      </w:r>
+    </w:p>
+    <w:p>
+      <w:r>
+        <w:t xml:space="preserve">        </w:t>
+      </w:r>
+      <w:proofErr w:type="spellStart"/>
+      <w:r>
+        <w:t>delta_</w:t>
+      </w:r>
+      <w:proofErr w:type="gramStart"/>
+      <w:r>
+        <w:t>table.merge</w:t>
+      </w:r>
+      <w:proofErr w:type="spellEnd"/>
+      <w:proofErr w:type="gramEnd"/>
+      <w:r>
+        <w:t>(</w:t>
+      </w:r>
+    </w:p>
+    <w:p>
+      <w:r>
+        <w:lastRenderedPageBreak/>
+        <w:t xml:space="preserve">            </w:t>
+      </w:r>
+      <w:proofErr w:type="spellStart"/>
+      <w:r>
+        <w:t>df</w:t>
+      </w:r>
+      <w:proofErr w:type="spellEnd"/>
+      <w:r>
+        <w:t>,</w:t>
+      </w:r>
+    </w:p>
+    <w:p>
+      <w:r>
+        <w:t xml:space="preserve">            predicate="</w:t>
+      </w:r>
+      <w:proofErr w:type="spellStart"/>
+      <w:proofErr w:type="gramStart"/>
+      <w:r>
+        <w:t>target.subject</w:t>
+      </w:r>
+      <w:proofErr w:type="gramEnd"/>
+      <w:r>
+        <w:t>_id</w:t>
+      </w:r>
+      <w:proofErr w:type="spellEnd"/>
+      <w:r>
+        <w:t xml:space="preserve"> = </w:t>
+      </w:r>
+      <w:proofErr w:type="spellStart"/>
+      <w:proofErr w:type="gramStart"/>
+      <w:r>
+        <w:t>source.subject</w:t>
+      </w:r>
+      <w:proofErr w:type="gramEnd"/>
+      <w:r>
+        <w:t>_id</w:t>
+      </w:r>
+      <w:proofErr w:type="spellEnd"/>
+      <w:r>
+        <w:t>",</w:t>
+      </w:r>
+    </w:p>
+    <w:p>
+      <w:r>
+        <w:t xml:space="preserve">            </w:t>
+      </w:r>
+      <w:proofErr w:type="spellStart"/>
+      <w:r>
+        <w:t>source_alias</w:t>
+      </w:r>
+      <w:proofErr w:type="spellEnd"/>
+      <w:r>
+        <w:t>="source",</w:t>
+      </w:r>
+    </w:p>
+    <w:p>
+      <w:r>
+        <w:t xml:space="preserve">            </w:t>
+      </w:r>
+      <w:proofErr w:type="spellStart"/>
+      <w:r>
+        <w:t>target_alias</w:t>
+      </w:r>
+      <w:proofErr w:type="spellEnd"/>
+      <w:r>
+        <w:t>="target",</w:t>
+      </w:r>
+    </w:p>
+    <w:p>
+      <w:r>
+        <w:t xml:space="preserve">            </w:t>
+      </w:r>
+      <w:proofErr w:type="spellStart"/>
+      <w:r>
+        <w:t>merge_schema</w:t>
+      </w:r>
+      <w:proofErr w:type="spellEnd"/>
+      <w:r>
+        <w:t>=True</w:t>
+      </w:r>
+    </w:p>
+    <w:p>
+      <w:r>
+        <w:t xml:space="preserve">        )\</w:t>
+      </w:r>
+    </w:p>
+    <w:p>
+      <w:r>
+        <w:t xml:space="preserve">        </w:t>
+      </w:r>
+      <w:proofErr w:type="gramStart"/>
+      <w:r>
+        <w:t>.</w:t>
+      </w:r>
+      <w:proofErr w:type="spellStart"/>
+      <w:r>
+        <w:t>when</w:t>
+      </w:r>
+      <w:proofErr w:type="gramEnd"/>
+      <w:r>
+        <w:t>_matched_</w:t>
+      </w:r>
+      <w:proofErr w:type="gramStart"/>
+      <w:r>
+        <w:t>update</w:t>
+      </w:r>
+      <w:proofErr w:type="spellEnd"/>
+      <w:r>
+        <w:t>(</w:t>
+      </w:r>
+      <w:proofErr w:type="gramEnd"/>
+    </w:p>
+    <w:p>
+      <w:r>
+        <w:t xml:space="preserve">            updates=</w:t>
+      </w:r>
+      <w:proofErr w:type="spellStart"/>
+      <w:r>
+        <w:t>updates_map</w:t>
+      </w:r>
+      <w:proofErr w:type="spellEnd"/>
+      <w:r>
+        <w:t>,</w:t>
+      </w:r>
+    </w:p>
+    <w:p>
+      <w:r>
+        <w:t xml:space="preserve">            predicate=</w:t>
+      </w:r>
+      <w:proofErr w:type="spellStart"/>
+      <w:r>
+        <w:t>dynamic_predicate</w:t>
+      </w:r>
+      <w:proofErr w:type="spellEnd"/>
+    </w:p>
+    <w:p>
+      <w:r>
+        <w:t xml:space="preserve">        )\</w:t>
+      </w:r>
+    </w:p>
+    <w:p>
+      <w:r>
+        <w:t xml:space="preserve">        </w:t>
+      </w:r>
+      <w:proofErr w:type="gramStart"/>
+      <w:r>
+        <w:t>.</w:t>
+      </w:r>
+      <w:proofErr w:type="spellStart"/>
+      <w:r>
+        <w:t>when</w:t>
+      </w:r>
+      <w:proofErr w:type="gramEnd"/>
+      <w:r>
+        <w:t>_not_matched_insert_</w:t>
+      </w:r>
+      <w:proofErr w:type="gramStart"/>
+      <w:r>
+        <w:t>all</w:t>
+      </w:r>
+      <w:proofErr w:type="spellEnd"/>
+      <w:r>
+        <w:t>(</w:t>
+      </w:r>
+      <w:proofErr w:type="gramEnd"/>
+      <w:r>
+        <w:t>)\</w:t>
+      </w:r>
+    </w:p>
+    <w:p>
+      <w:r>
+        <w:t xml:space="preserve">        </w:t>
+      </w:r>
+      <w:proofErr w:type="gramStart"/>
+      <w:r>
+        <w:t>.</w:t>
+      </w:r>
+      <w:proofErr w:type="spellStart"/>
+      <w:r>
+        <w:t>when</w:t>
+      </w:r>
+      <w:proofErr w:type="gramEnd"/>
+      <w:r>
+        <w:t>_not_matched_by_source_</w:t>
+      </w:r>
+      <w:proofErr w:type="gramStart"/>
+      <w:r>
+        <w:t>delete</w:t>
+      </w:r>
+      <w:proofErr w:type="spellEnd"/>
+      <w:r>
+        <w:t>(</w:t>
+      </w:r>
+      <w:proofErr w:type="gramEnd"/>
+      <w:r>
+        <w:t>)\</w:t>
+      </w:r>
+    </w:p>
+    <w:p>
+      <w:r>
+        <w:t xml:space="preserve">        </w:t>
+      </w:r>
+      <w:proofErr w:type="gramStart"/>
+      <w:r>
+        <w:t>.execute</w:t>
+      </w:r>
+      <w:proofErr w:type="gramEnd"/>
+      <w:r>
+        <w:t>()</w:t>
+      </w:r>
+    </w:p>
+    <w:p>
+      <w:r>
+        <w:t xml:space="preserve">        </w:t>
+      </w:r>
+    </w:p>
+    <w:p>
+      <w:r>
+        <w:t xml:space="preserve">    except Exception as e:</w:t>
+      </w:r>
+    </w:p>
+    <w:p>
+      <w:r>
+        <w:t xml:space="preserve">        </w:t>
+      </w:r>
+      <w:proofErr w:type="spellStart"/>
+      <w:proofErr w:type="gramStart"/>
+      <w:r>
+        <w:t>logger.error</w:t>
+      </w:r>
+      <w:proofErr w:type="spellEnd"/>
+      <w:proofErr w:type="gramEnd"/>
+      <w:r>
+        <w:t>(</w:t>
+      </w:r>
+      <w:proofErr w:type="spellStart"/>
+      <w:r>
+        <w:t>f"Dynamic</w:t>
+      </w:r>
+      <w:proofErr w:type="spellEnd"/>
+      <w:r>
+        <w:t xml:space="preserve"> merge failed: {e}")</w:t>
+      </w:r>
+    </w:p>
+    <w:p>
+      <w:r>
+        <w:t xml:space="preserve">        raise e</w:t>
+      </w:r>
+    </w:p>
+    <w:p>
+      <w:pPr>
+        <w:rPr>
+          <w:b/>
+          <w:bCs/>
+        </w:rPr>
+      </w:pPr>
+      <w:r>
+        <w:rPr>
+          <w:b/>
+          <w:bCs/>
+        </w:rPr>
+        <w:t>Why this approach is safer:</w:t>
+      </w:r>
+    </w:p>
+    <w:p>
+      <w:pPr>
+        <w:numPr>
+          <w:ilvl w:val="0"/>
+          <w:numId w:val="17"/>
+        </w:numPr>
+      </w:pPr>
+      <w:r>
+        <w:rPr>
+          <w:b/>
+          <w:bCs/>
+        </w:rPr>
+        <w:t>Eliminates Spacing Bugs:</w:t>
+      </w:r>
+      <w:r>
+        <w:t xml:space="preserve"> Using " OR </w:t>
+      </w:r>
+      <w:proofErr w:type="gramStart"/>
+      <w:r>
+        <w:t>".join</w:t>
+      </w:r>
+      <w:proofErr w:type="gramEnd"/>
+      <w:r>
+        <w:t xml:space="preserve">() handles the "OR" placement perfectly, avoiding the </w:t>
+      </w:r>
+      <w:proofErr w:type="spellStart"/>
+      <w:r>
+        <w:t>ORsource</w:t>
+      </w:r>
+      <w:proofErr w:type="spellEnd"/>
+      <w:r>
+        <w:t xml:space="preserve"> syntax error that can occur with manual string concatenation.</w:t>
+      </w:r>
+    </w:p>
+    <w:p>
+      <w:pPr>
+        <w:numPr>
+          <w:ilvl w:val="0"/>
+          <w:numId w:val="17"/>
+        </w:numPr>
+      </w:pPr>
+      <w:r>
+        <w:rPr>
+          <w:b/>
+          <w:bCs/>
+        </w:rPr>
+        <w:t>Scalability:</w:t>
+      </w:r>
+      <w:r>
+        <w:t xml:space="preserve"> As you add more spectral features to your signal transformation pipeline, you only need to update the </w:t>
+      </w:r>
+      <w:proofErr w:type="spellStart"/>
+      <w:r>
+        <w:t>feature_columns</w:t>
+      </w:r>
+      <w:proofErr w:type="spellEnd"/>
+      <w:r>
+        <w:t xml:space="preserve"> list.</w:t>
+      </w:r>
+    </w:p>
+    <w:p>
+      <w:pPr>
+        <w:numPr>
+          <w:ilvl w:val="0"/>
+          <w:numId w:val="17"/>
+        </w:numPr>
+      </w:pPr>
+      <w:r>
+        <w:rPr>
+          <w:b/>
+          <w:bCs/>
+        </w:rPr>
+        <w:t>Consistency:</w:t>
+      </w:r>
+      <w:r>
+        <w:t xml:space="preserve"> It ensures that every column you want to update is also included in the "change check" predicate.</w:t>
+      </w:r>
+    </w:p>
+    <w:p>
+      <w:pPr>
+        <w:rPr>
+          <w:b/>
+          <w:bCs/>
+        </w:rPr>
+      </w:pPr>
+      <w:r>
+        <w:rPr>
+          <w:b/>
+          <w:bCs/>
+        </w:rPr>
+        <w:t>Implementation Note</w:t>
+      </w:r>
+    </w:p>
+    <w:p>
+      <w:r>
+        <w:t xml:space="preserve">When calling this, ensure your </w:t>
+      </w:r>
+      <w:proofErr w:type="spellStart"/>
+      <w:r>
+        <w:t>feature_columns</w:t>
+      </w:r>
+      <w:proofErr w:type="spellEnd"/>
+      <w:r>
+        <w:t xml:space="preserve"> list matches the names found in your Parquet files, such as </w:t>
+      </w:r>
+      <w:proofErr w:type="spellStart"/>
+      <w:r>
+        <w:t>mfcc_kurt</w:t>
+      </w:r>
+      <w:proofErr w:type="spellEnd"/>
+      <w:r>
+        <w:t xml:space="preserve"> or </w:t>
+      </w:r>
+      <w:proofErr w:type="spellStart"/>
+      <w:r>
+        <w:t>spec_cent_mean</w:t>
+      </w:r>
+      <w:proofErr w:type="spellEnd"/>
+      <w:r>
+        <w:t>.</w:t>
+      </w:r>
+    </w:p>
+    <w:p>
+      <w:r>
+        <w:t>If you are dealing with hundreds of columns, keep in mind that a massive OR predicate can slightly increase the planning time for the Delta engine, but for a typical feature set in the dozens, this is the standard "Gold" way to ensure your test and train splits stay synchronized with the source data.</w:t>
+      </w:r>
+    </w:p>
+    <w:p>
+      <w:r>
+        <w:lastRenderedPageBreak/>
+        <w:t>Are there any other specific "Silver" layer transformations you're looking to automate before you move to the final "Gold" snapshot?</w:t>
+      </w:r>
+    </w:p>
+    <w:p>
+      <w:r>
+        <w:t xml:space="preserve">You </w:t>
+      </w:r>
+      <w:proofErr w:type="gramStart"/>
+      <w:r>
+        <w:t>said</w:t>
+      </w:r>
+      <w:proofErr w:type="gramEnd"/>
+    </w:p>
+    <w:p>
+      <w:pPr>
+        <w:rPr>
+          <w:color w:val="0070C0"/>
+        </w:rPr>
+      </w:pPr>
+      <w:r>
+        <w:rPr>
+          <w:color w:val="0070C0"/>
+        </w:rPr>
+        <w:t>is it possible to write a delta table with CDC scheme with partitions?</w:t>
+      </w:r>
+    </w:p>
+    <w:p>
+      <w:pPr>
+        <w:rPr>
+          <w:b/>
+          <w:bCs/>
+        </w:rPr>
+      </w:pPr>
+      <w:r>
+        <w:rPr>
+          <w:b/>
+          <w:bCs/>
+        </w:rPr>
+        <w:t>Gemini said</w:t>
+      </w:r>
+    </w:p>
+    <w:p>
+      <w:r>
+        <w:t xml:space="preserve">Yes, it is </w:t>
+      </w:r>
+      <w:proofErr w:type="gramStart"/>
+      <w:r>
+        <w:t>absolutely possible</w:t>
+      </w:r>
+      <w:proofErr w:type="gramEnd"/>
+      <w:r>
+        <w:t xml:space="preserve">. In fact, for a </w:t>
+      </w:r>
+      <w:r>
+        <w:rPr>
+          <w:b/>
+          <w:bCs/>
+        </w:rPr>
+        <w:t>Data Engineer</w:t>
+      </w:r>
+      <w:r>
+        <w:t xml:space="preserve"> managing growing datasets, combining </w:t>
+      </w:r>
+      <w:r>
+        <w:rPr>
+          <w:b/>
+          <w:bCs/>
+        </w:rPr>
+        <w:t>CDC (Merge)</w:t>
+      </w:r>
+      <w:r>
+        <w:t xml:space="preserve"> with </w:t>
+      </w:r>
+      <w:r>
+        <w:rPr>
+          <w:b/>
+          <w:bCs/>
+        </w:rPr>
+        <w:t>Partitioning</w:t>
+      </w:r>
+      <w:r>
+        <w:t xml:space="preserve"> is a best practice. It significantly improves performance through a process called </w:t>
+      </w:r>
+      <w:r>
+        <w:rPr>
+          <w:b/>
+          <w:bCs/>
+        </w:rPr>
+        <w:t>Partition Pruning</w:t>
+      </w:r>
+      <w:r>
+        <w:t>.</w:t>
+      </w:r>
+    </w:p>
+    <w:p>
+      <w:r>
+        <w:t>When you merge into a partitioned Delta table, the engine can skip entire folders of data that don't match the criteria, making your updates much faster.</w:t>
+      </w:r>
+    </w:p>
+    <w:p>
+      <w:pPr>
+        <w:rPr>
+          <w:b/>
+          <w:bCs/>
+        </w:rPr>
+      </w:pPr>
+      <w:r>
+        <w:rPr>
+          <w:b/>
+          <w:bCs/>
+        </w:rPr>
+        <w:t>1. Creating the Partitioned Table</w:t>
+      </w:r>
+    </w:p>
+    <w:p>
+      <w:r>
+        <w:t xml:space="preserve">When you first initialize your Delta table (the "Overwrite" or "Error" phase), you define the partitions using the </w:t>
+      </w:r>
+      <w:proofErr w:type="spellStart"/>
+      <w:r>
+        <w:t>partition_by</w:t>
+      </w:r>
+      <w:proofErr w:type="spellEnd"/>
+      <w:r>
+        <w:t xml:space="preserve"> argument.</w:t>
+      </w:r>
+    </w:p>
+    <w:p>
+      <w:r>
+        <w:t>Python</w:t>
+      </w:r>
+    </w:p>
+    <w:p>
+      <w:r>
+        <w:t xml:space="preserve">from </w:t>
+      </w:r>
+      <w:proofErr w:type="spellStart"/>
+      <w:r>
+        <w:t>deltalake</w:t>
+      </w:r>
+      <w:proofErr w:type="spellEnd"/>
+      <w:r>
+        <w:t xml:space="preserve"> import </w:t>
+      </w:r>
+      <w:proofErr w:type="spellStart"/>
+      <w:r>
+        <w:t>write_deltalake</w:t>
+      </w:r>
+      <w:proofErr w:type="spellEnd"/>
+    </w:p>
+    <w:p/>
+    <w:p>
+      <w:r>
+        <w:t># Initial write to create the table structure</w:t>
+      </w:r>
+    </w:p>
+    <w:p>
+      <w:proofErr w:type="spellStart"/>
+      <w:r>
+        <w:t>write_</w:t>
+      </w:r>
+      <w:proofErr w:type="gramStart"/>
+      <w:r>
+        <w:t>deltalake</w:t>
+      </w:r>
+      <w:proofErr w:type="spellEnd"/>
+      <w:r>
+        <w:t>(</w:t>
+      </w:r>
+      <w:proofErr w:type="gramEnd"/>
+    </w:p>
+    <w:p>
+      <w:r>
+        <w:t xml:space="preserve">    DELTA_PATH,</w:t>
+      </w:r>
+    </w:p>
+    <w:p>
+      <w:r>
+        <w:t xml:space="preserve">    </w:t>
+      </w:r>
+      <w:proofErr w:type="spellStart"/>
+      <w:r>
+        <w:t>df</w:t>
+      </w:r>
+      <w:proofErr w:type="spellEnd"/>
+      <w:r>
+        <w:t>,</w:t>
+      </w:r>
+    </w:p>
+    <w:p>
+      <w:r>
+        <w:t xml:space="preserve">    mode="overwrite",</w:t>
+      </w:r>
+    </w:p>
+    <w:p>
+      <w:r>
+        <w:t xml:space="preserve">    </w:t>
+      </w:r>
+      <w:proofErr w:type="spellStart"/>
+      <w:r>
+        <w:t>partition_by</w:t>
+      </w:r>
+      <w:proofErr w:type="spellEnd"/>
+      <w:r>
+        <w:t>=["split"], # Or ["partition", "split"] based on your schema</w:t>
+      </w:r>
+    </w:p>
+    <w:p>
+      <w:r>
+        <w:t xml:space="preserve">    </w:t>
+      </w:r>
+      <w:proofErr w:type="spellStart"/>
+      <w:r>
+        <w:t>storage_options</w:t>
+      </w:r>
+      <w:proofErr w:type="spellEnd"/>
+      <w:r>
+        <w:t>=</w:t>
+      </w:r>
+      <w:proofErr w:type="spellStart"/>
+      <w:r>
+        <w:t>azure_creds</w:t>
+      </w:r>
+      <w:proofErr w:type="spellEnd"/>
+    </w:p>
+    <w:p>
+      <w:r>
+        <w:t>)</w:t>
+      </w:r>
+    </w:p>
+    <w:p>
+      <w:r>
+        <w:pict w14:anchorId="7360CD97">
+          <v:rect id="_x0000_i1088" style="width:0;height:1.5pt" o:hralign="center" o:hrstd="t" o:hr="t" fillcolor="#a0a0a0" stroked="f"/>
+        </w:pict>
+      </w:r>
+    </w:p>
+    <w:p>
+      <w:pPr>
+        <w:rPr>
+          <w:b/>
+          <w:bCs/>
+        </w:rPr>
+      </w:pPr>
+      <w:r>
+        <w:rPr>
+          <w:b/>
+          <w:bCs/>
+        </w:rPr>
+        <w:t>2. The Partitioned CDC (Merge)</w:t>
+      </w:r>
+    </w:p>
+    <w:p>
+      <w:r>
+        <w:t xml:space="preserve">When running your merge operation, the logic remains the same, but the </w:t>
+      </w:r>
+      <w:r>
+        <w:rPr>
+          <w:b/>
+          <w:bCs/>
+        </w:rPr>
+        <w:t>predicate</w:t>
+      </w:r>
+      <w:r>
+        <w:t xml:space="preserve"> is where the magic happens.</w:t>
+      </w:r>
+    </w:p>
+    <w:p>
+      <w:r>
+        <w:t xml:space="preserve">If your table is partitioned by split (e.g., train, test, </w:t>
+      </w:r>
+      <w:proofErr w:type="spellStart"/>
+      <w:r>
+        <w:t>val</w:t>
+      </w:r>
+      <w:proofErr w:type="spellEnd"/>
+      <w:r>
+        <w:t>), and your source data also has those labels, including the partition column in the merge predicate allows Delta Lake to narrow its search immediately.</w:t>
+      </w:r>
+    </w:p>
+    <w:p>
+      <w:r>
+        <w:t>Python</w:t>
+      </w:r>
+    </w:p>
+    <w:p>
+      <w:proofErr w:type="spellStart"/>
+      <w:r>
+        <w:lastRenderedPageBreak/>
+        <w:t>delta_</w:t>
+      </w:r>
+      <w:proofErr w:type="gramStart"/>
+      <w:r>
+        <w:t>table.merge</w:t>
+      </w:r>
+      <w:proofErr w:type="spellEnd"/>
+      <w:proofErr w:type="gramEnd"/>
+      <w:r>
+        <w:t>(</w:t>
+      </w:r>
+    </w:p>
+    <w:p>
+      <w:r>
+        <w:t xml:space="preserve">    </w:t>
+      </w:r>
+      <w:proofErr w:type="spellStart"/>
+      <w:r>
+        <w:t>source_df</w:t>
+      </w:r>
+      <w:proofErr w:type="spellEnd"/>
+      <w:r>
+        <w:t>,</w:t>
+      </w:r>
+    </w:p>
+    <w:p>
+      <w:r>
+        <w:t xml:space="preserve">    # Adding the partition column to the predicate triggers Partition Pruning</w:t>
+      </w:r>
+    </w:p>
+    <w:p>
+      <w:r>
+        <w:t xml:space="preserve">    predicate="</w:t>
+      </w:r>
+      <w:proofErr w:type="spellStart"/>
+      <w:proofErr w:type="gramStart"/>
+      <w:r>
+        <w:t>target.subject</w:t>
+      </w:r>
+      <w:proofErr w:type="gramEnd"/>
+      <w:r>
+        <w:t>_id</w:t>
+      </w:r>
+      <w:proofErr w:type="spellEnd"/>
+      <w:r>
+        <w:t xml:space="preserve"> = </w:t>
+      </w:r>
+      <w:proofErr w:type="spellStart"/>
+      <w:proofErr w:type="gramStart"/>
+      <w:r>
+        <w:t>source.subject</w:t>
+      </w:r>
+      <w:proofErr w:type="gramEnd"/>
+      <w:r>
+        <w:t>_id</w:t>
+      </w:r>
+      <w:proofErr w:type="spellEnd"/>
+      <w:r>
+        <w:t xml:space="preserve"> AND </w:t>
+      </w:r>
+      <w:proofErr w:type="spellStart"/>
+      <w:proofErr w:type="gramStart"/>
+      <w:r>
+        <w:t>target.split</w:t>
+      </w:r>
+      <w:proofErr w:type="spellEnd"/>
+      <w:proofErr w:type="gramEnd"/>
+      <w:r>
+        <w:t xml:space="preserve"> = </w:t>
+      </w:r>
+      <w:proofErr w:type="spellStart"/>
+      <w:proofErr w:type="gramStart"/>
+      <w:r>
+        <w:t>source.split</w:t>
+      </w:r>
+      <w:proofErr w:type="spellEnd"/>
+      <w:proofErr w:type="gramEnd"/>
+      <w:r>
+        <w:t>",</w:t>
+      </w:r>
+    </w:p>
+    <w:p>
+      <w:r>
+        <w:t xml:space="preserve">    </w:t>
+      </w:r>
+      <w:proofErr w:type="spellStart"/>
+      <w:r>
+        <w:t>source_alias</w:t>
+      </w:r>
+      <w:proofErr w:type="spellEnd"/>
+      <w:r>
+        <w:t>="source",</w:t>
+      </w:r>
+    </w:p>
+    <w:p>
+      <w:r>
+        <w:t xml:space="preserve">    </w:t>
+      </w:r>
+      <w:proofErr w:type="spellStart"/>
+      <w:r>
+        <w:t>target_alias</w:t>
+      </w:r>
+      <w:proofErr w:type="spellEnd"/>
+      <w:r>
+        <w:t>="target"</w:t>
+      </w:r>
+    </w:p>
+    <w:p>
+      <w:r>
+        <w:t>) \</w:t>
+      </w:r>
+    </w:p>
+    <w:p>
+      <w:proofErr w:type="gramStart"/>
+      <w:r>
+        <w:t>.</w:t>
+      </w:r>
+      <w:proofErr w:type="spellStart"/>
+      <w:r>
+        <w:t>when</w:t>
+      </w:r>
+      <w:proofErr w:type="gramEnd"/>
+      <w:r>
+        <w:t>_matched_</w:t>
+      </w:r>
+      <w:proofErr w:type="gramStart"/>
+      <w:r>
+        <w:t>update</w:t>
+      </w:r>
+      <w:proofErr w:type="spellEnd"/>
+      <w:r>
+        <w:t>(</w:t>
+      </w:r>
+      <w:proofErr w:type="gramEnd"/>
+      <w:r>
+        <w:t>updates=</w:t>
+      </w:r>
+      <w:proofErr w:type="spellStart"/>
+      <w:r>
+        <w:t>updates_map</w:t>
+      </w:r>
+      <w:proofErr w:type="spellEnd"/>
+      <w:r>
+        <w:t>, predicate=</w:t>
+      </w:r>
+      <w:proofErr w:type="spellStart"/>
+      <w:r>
+        <w:t>dynamic_predicate</w:t>
+      </w:r>
+      <w:proofErr w:type="spellEnd"/>
+      <w:r>
+        <w:t>) \</w:t>
+      </w:r>
+    </w:p>
+    <w:p>
+      <w:proofErr w:type="gramStart"/>
+      <w:r>
+        <w:t>.</w:t>
+      </w:r>
+      <w:proofErr w:type="spellStart"/>
+      <w:r>
+        <w:t>when</w:t>
+      </w:r>
+      <w:proofErr w:type="gramEnd"/>
+      <w:r>
+        <w:t>_not_matched_insert_</w:t>
+      </w:r>
+      <w:proofErr w:type="gramStart"/>
+      <w:r>
+        <w:t>all</w:t>
+      </w:r>
+      <w:proofErr w:type="spellEnd"/>
+      <w:r>
+        <w:t>(</w:t>
+      </w:r>
+      <w:proofErr w:type="gramEnd"/>
+      <w:r>
+        <w:t>) \</w:t>
+      </w:r>
+    </w:p>
+    <w:p>
+      <w:proofErr w:type="gramStart"/>
+      <w:r>
+        <w:t>.</w:t>
+      </w:r>
+      <w:proofErr w:type="spellStart"/>
+      <w:r>
+        <w:t>when</w:t>
+      </w:r>
+      <w:proofErr w:type="gramEnd"/>
+      <w:r>
+        <w:t>_not_matched_by_source_</w:t>
+      </w:r>
+      <w:proofErr w:type="gramStart"/>
+      <w:r>
+        <w:t>delete</w:t>
+      </w:r>
+      <w:proofErr w:type="spellEnd"/>
+      <w:r>
+        <w:t>(</w:t>
+      </w:r>
+      <w:proofErr w:type="gramEnd"/>
+      <w:r>
+        <w:t>) \</w:t>
+      </w:r>
+    </w:p>
+    <w:p>
+      <w:proofErr w:type="gramStart"/>
+      <w:r>
+        <w:t>.execute</w:t>
+      </w:r>
+      <w:proofErr w:type="gramEnd"/>
+      <w:r>
+        <w:t>()</w:t>
+      </w:r>
+    </w:p>
+    <w:p>
+      <w:r>
+        <w:pict w14:anchorId="63BC078C">
+          <v:rect id="_x0000_i1089" style="width:0;height:1.5pt" o:hralign="center" o:hrstd="t" o:hr="t" fillcolor="#a0a0a0" stroked="f"/>
+        </w:pict>
+      </w:r>
+    </w:p>
+    <w:p>
+      <w:pPr>
+        <w:rPr>
+          <w:b/>
+          <w:bCs/>
+        </w:rPr>
+      </w:pPr>
+      <w:r>
+        <w:rPr>
+          <w:b/>
+          <w:bCs/>
+        </w:rPr>
+        <w:t>3. Key Considerations for Partitioned CDC</w:t>
+      </w:r>
+    </w:p>
+    <w:p>
+      <w:pPr>
+        <w:rPr>
+          <w:b/>
+          <w:bCs/>
+        </w:rPr>
+      </w:pPr>
+      <w:r>
+        <w:rPr>
+          <w:b/>
+          <w:bCs/>
+        </w:rPr>
+        <w:t>Performance vs. File Size</w:t>
+      </w:r>
+    </w:p>
+    <w:p>
+      <w:r>
+        <w:t xml:space="preserve">Partitioning creates sub-folders (e.g., split=train/). If your partitions are too small (e.g., only a few hundred rows per subject), you might end up with the </w:t>
+      </w:r>
+      <w:r>
+        <w:rPr>
+          <w:b/>
+          <w:bCs/>
+        </w:rPr>
+        <w:t>"Small File Problem,"</w:t>
+      </w:r>
+      <w:r>
+        <w:t xml:space="preserve"> which can </w:t>
+      </w:r>
+      <w:proofErr w:type="gramStart"/>
+      <w:r>
+        <w:t>actually slow</w:t>
+      </w:r>
+      <w:proofErr w:type="gramEnd"/>
+      <w:r>
+        <w:t xml:space="preserve"> down </w:t>
+      </w:r>
+      <w:proofErr w:type="spellStart"/>
+      <w:r>
+        <w:t>DuckDB</w:t>
+      </w:r>
+      <w:proofErr w:type="spellEnd"/>
+      <w:r>
+        <w:t xml:space="preserve"> and your training scripts.</w:t>
+      </w:r>
+    </w:p>
+    <w:p>
+      <w:pPr>
+        <w:numPr>
+          <w:ilvl w:val="0"/>
+          <w:numId w:val="18"/>
+        </w:numPr>
+      </w:pPr>
+      <w:r>
+        <w:rPr>
+          <w:b/>
+          <w:bCs/>
+        </w:rPr>
+        <w:t>Rule of Thumb:</w:t>
+      </w:r>
+      <w:r>
+        <w:t xml:space="preserve"> Aim for at least </w:t>
+      </w:r>
+      <w:r>
+        <w:rPr>
+          <w:b/>
+          <w:bCs/>
+        </w:rPr>
+        <w:t>100MB to 1GB</w:t>
+      </w:r>
+      <w:r>
+        <w:t xml:space="preserve"> of data per partition. If your total labels table is small, partitioning might </w:t>
+      </w:r>
+      <w:proofErr w:type="gramStart"/>
+      <w:r>
+        <w:t>actually be</w:t>
+      </w:r>
+      <w:proofErr w:type="gramEnd"/>
+      <w:r>
+        <w:t xml:space="preserve"> overkill.</w:t>
+      </w:r>
+    </w:p>
+    <w:p>
+      <w:pPr>
+        <w:rPr>
+          <w:b/>
+          <w:bCs/>
+        </w:rPr>
+      </w:pPr>
+      <w:r>
+        <w:rPr>
+          <w:b/>
+          <w:bCs/>
+        </w:rPr>
+        <w:t>Moving Rows Between Partitions</w:t>
+      </w:r>
+    </w:p>
+    <w:p>
+      <w:r>
+        <w:t>This is a "gotcha" in CDC. If a subject moves from train to test:</w:t>
+      </w:r>
+    </w:p>
+    <w:p>
+      <w:pPr>
+        <w:numPr>
+          <w:ilvl w:val="0"/>
+          <w:numId w:val="19"/>
+        </w:numPr>
+      </w:pPr>
+      <w:r>
+        <w:t xml:space="preserve">A merge predicate like </w:t>
+      </w:r>
+      <w:proofErr w:type="spellStart"/>
+      <w:proofErr w:type="gramStart"/>
+      <w:r>
+        <w:t>target.subject</w:t>
+      </w:r>
+      <w:proofErr w:type="gramEnd"/>
+      <w:r>
+        <w:t>_id</w:t>
+      </w:r>
+      <w:proofErr w:type="spellEnd"/>
+      <w:r>
+        <w:t xml:space="preserve"> = </w:t>
+      </w:r>
+      <w:proofErr w:type="spellStart"/>
+      <w:proofErr w:type="gramStart"/>
+      <w:r>
+        <w:t>source.subject</w:t>
+      </w:r>
+      <w:proofErr w:type="gramEnd"/>
+      <w:r>
+        <w:t>_id</w:t>
+      </w:r>
+      <w:proofErr w:type="spellEnd"/>
+      <w:r>
+        <w:t xml:space="preserve"> AND </w:t>
+      </w:r>
+      <w:proofErr w:type="spellStart"/>
+      <w:proofErr w:type="gramStart"/>
+      <w:r>
+        <w:t>target.split</w:t>
+      </w:r>
+      <w:proofErr w:type="spellEnd"/>
+      <w:proofErr w:type="gramEnd"/>
+      <w:r>
+        <w:t xml:space="preserve"> = </w:t>
+      </w:r>
+      <w:proofErr w:type="spellStart"/>
+      <w:proofErr w:type="gramStart"/>
+      <w:r>
+        <w:t>source.split</w:t>
+      </w:r>
+      <w:proofErr w:type="spellEnd"/>
+      <w:proofErr w:type="gramEnd"/>
+      <w:r>
+        <w:t xml:space="preserve"> will </w:t>
+      </w:r>
+      <w:r>
+        <w:rPr>
+          <w:b/>
+          <w:bCs/>
+        </w:rPr>
+        <w:t>not</w:t>
+      </w:r>
+      <w:r>
+        <w:t xml:space="preserve"> find the old record because the split value changed.</w:t>
+      </w:r>
+    </w:p>
+    <w:p>
+      <w:pPr>
+        <w:numPr>
+          <w:ilvl w:val="0"/>
+          <w:numId w:val="19"/>
+        </w:numPr>
+      </w:pPr>
+      <w:r>
+        <w:t xml:space="preserve">It will instead </w:t>
+      </w:r>
+      <w:r>
+        <w:rPr>
+          <w:b/>
+          <w:bCs/>
+        </w:rPr>
+        <w:t>Insert</w:t>
+      </w:r>
+      <w:r>
+        <w:t xml:space="preserve"> a new row in the test partition.</w:t>
+      </w:r>
+    </w:p>
+    <w:p>
+      <w:pPr>
+        <w:numPr>
+          <w:ilvl w:val="0"/>
+          <w:numId w:val="19"/>
+        </w:numPr>
+      </w:pPr>
+      <w:r>
+        <w:t xml:space="preserve">The old row in the train partition will stay there unless you use </w:t>
+      </w:r>
+      <w:proofErr w:type="spellStart"/>
+      <w:r>
+        <w:t>when_not_matched_by_source_</w:t>
+      </w:r>
+      <w:proofErr w:type="gramStart"/>
+      <w:r>
+        <w:t>delete</w:t>
+      </w:r>
+      <w:proofErr w:type="spellEnd"/>
+      <w:r>
+        <w:t>(</w:t>
+      </w:r>
+      <w:proofErr w:type="gramEnd"/>
+      <w:r>
+        <w:t>).</w:t>
+      </w:r>
+    </w:p>
+    <w:p>
+      <w:pPr>
+        <w:rPr>
+          <w:b/>
+          <w:bCs/>
+        </w:rPr>
+      </w:pPr>
+      <w:r>
+        <w:rPr>
+          <w:b/>
+          <w:bCs/>
+        </w:rPr>
+        <w:t>The "Join" Benefit</w:t>
+      </w:r>
+    </w:p>
+    <w:p>
+      <w:r>
+        <w:t xml:space="preserve">Since you are planning to join these features to labels in your final stage, having both tables partitioned by the same column (like split) allows </w:t>
+      </w:r>
+      <w:proofErr w:type="spellStart"/>
+      <w:r>
+        <w:t>DuckDB</w:t>
+      </w:r>
+      <w:proofErr w:type="spellEnd"/>
+      <w:r>
+        <w:t xml:space="preserve"> to perform </w:t>
+      </w:r>
+      <w:r>
+        <w:rPr>
+          <w:b/>
+          <w:bCs/>
+        </w:rPr>
+        <w:t>Partition-Wise Joins</w:t>
+      </w:r>
+      <w:r>
+        <w:t>, which are significantly faster than scanning the entire dataset.</w:t>
+      </w:r>
+    </w:p>
+    <w:p>
+      <w:r>
+        <w:pict w14:anchorId="3F7A8311">
+          <v:rect id="_x0000_i1090" style="width:0;height:1.5pt" o:hralign="center" o:hrstd="t" o:hr="t" fillcolor="#a0a0a0" stroked="f"/>
+        </w:pict>
+      </w:r>
+    </w:p>
+    <w:p>
+      <w:pPr>
+        <w:rPr>
+          <w:b/>
+          <w:bCs/>
+        </w:rPr>
+      </w:pPr>
+      <w:r>
+        <w:rPr>
+          <w:b/>
+          <w:bCs/>
+        </w:rPr>
+        <w:lastRenderedPageBreak/>
+        <w:t>Summary Checklist</w:t>
+      </w:r>
+    </w:p>
+    <w:p>
+      <w:pPr>
+        <w:numPr>
+          <w:ilvl w:val="0"/>
+          <w:numId w:val="20"/>
+        </w:numPr>
+      </w:pPr>
+      <w:r>
+        <w:rPr>
+          <w:b/>
+          <w:bCs/>
+        </w:rPr>
+        <w:t>Initialization:</w:t>
+      </w:r>
+      <w:r>
+        <w:t xml:space="preserve"> Use </w:t>
+      </w:r>
+      <w:proofErr w:type="spellStart"/>
+      <w:r>
+        <w:t>partition_by</w:t>
+      </w:r>
+      <w:proofErr w:type="spellEnd"/>
+      <w:r>
+        <w:t>=["</w:t>
+      </w:r>
+      <w:proofErr w:type="spellStart"/>
+      <w:r>
+        <w:t>column_name</w:t>
+      </w:r>
+      <w:proofErr w:type="spellEnd"/>
+      <w:r>
+        <w:t xml:space="preserve">"] in </w:t>
+      </w:r>
+      <w:proofErr w:type="spellStart"/>
+      <w:r>
+        <w:t>write_deltalake</w:t>
+      </w:r>
+      <w:proofErr w:type="spellEnd"/>
+      <w:r>
+        <w:t>.</w:t>
+      </w:r>
+    </w:p>
+    <w:p>
+      <w:pPr>
+        <w:numPr>
+          <w:ilvl w:val="0"/>
+          <w:numId w:val="20"/>
+        </w:numPr>
+      </w:pPr>
+      <w:r>
+        <w:rPr>
+          <w:b/>
+          <w:bCs/>
+        </w:rPr>
+        <w:t>Merge:</w:t>
+      </w:r>
+      <w:r>
+        <w:t xml:space="preserve"> Ensure the partition column is part of the predicate for speed.</w:t>
+      </w:r>
+    </w:p>
+    <w:p>
+      <w:pPr>
+        <w:numPr>
+          <w:ilvl w:val="0"/>
+          <w:numId w:val="20"/>
+        </w:numPr>
+      </w:pPr>
+      <w:r>
+        <w:rPr>
+          <w:b/>
+          <w:bCs/>
+        </w:rPr>
+        <w:t>Evolution:</w:t>
+      </w:r>
+      <w:r>
+        <w:t xml:space="preserve"> Use </w:t>
+      </w:r>
+      <w:proofErr w:type="spellStart"/>
+      <w:r>
+        <w:t>merge_schema</w:t>
+      </w:r>
+      <w:proofErr w:type="spellEnd"/>
+      <w:r>
+        <w:t>=True if you plan on adding more spectral features later.</w:t>
+      </w:r>
+    </w:p>
+    <w:p>
+      <w:r>
+        <w:rPr>
+          <w:b/>
+          <w:bCs/>
+        </w:rPr>
+        <w:t xml:space="preserve">Which column are you planning to use as your primary partition—the </w:t>
+      </w:r>
+      <w:r>
+        <w:t>split</w:t>
+      </w:r>
+      <w:r>
+        <w:rPr>
+          <w:b/>
+          <w:bCs/>
+        </w:rPr>
+        <w:t xml:space="preserve"> (train/test/</w:t>
+      </w:r>
+      <w:proofErr w:type="spellStart"/>
+      <w:r>
+        <w:rPr>
+          <w:b/>
+          <w:bCs/>
+        </w:rPr>
+        <w:t>val</w:t>
+      </w:r>
+      <w:proofErr w:type="spellEnd"/>
+      <w:r>
+        <w:rPr>
+          <w:b/>
+          <w:bCs/>
+        </w:rPr>
+        <w:t>) or something more granular like a date or category?</w:t>
+      </w:r>
+    </w:p>
+    <w:p>
+      <w:r>
+        <w:t xml:space="preserve">You </w:t>
+      </w:r>
+      <w:proofErr w:type="gramStart"/>
+      <w:r>
+        <w:t>said</w:t>
+      </w:r>
+      <w:proofErr w:type="gramEnd"/>
+    </w:p>
+    <w:p>
+      <w:pPr>
+        <w:rPr>
+          <w:color w:val="0070C0"/>
+        </w:rPr>
+      </w:pPr>
+      <w:r>
+        <w:rPr>
+          <w:color w:val="0070C0"/>
+        </w:rPr>
+        <w:t xml:space="preserve">def </w:t>
+      </w:r>
+      <w:proofErr w:type="spellStart"/>
+      <w:r>
+        <w:rPr>
+          <w:color w:val="0070C0"/>
+        </w:rPr>
+        <w:t>change_data_capture_</w:t>
+      </w:r>
+      <w:proofErr w:type="gramStart"/>
+      <w:r>
+        <w:rPr>
+          <w:color w:val="0070C0"/>
+        </w:rPr>
+        <w:t>data</w:t>
+      </w:r>
+      <w:proofErr w:type="spellEnd"/>
+      <w:r>
+        <w:rPr>
+          <w:color w:val="0070C0"/>
+        </w:rPr>
+        <w:t>(</w:t>
+      </w:r>
+      <w:proofErr w:type="spellStart"/>
+      <w:proofErr w:type="gramEnd"/>
+      <w:r>
+        <w:rPr>
+          <w:color w:val="0070C0"/>
+        </w:rPr>
+        <w:t>delta_table</w:t>
+      </w:r>
+      <w:proofErr w:type="spellEnd"/>
+      <w:r>
+        <w:rPr>
+          <w:color w:val="0070C0"/>
+        </w:rPr>
+        <w:t xml:space="preserve">: </w:t>
+      </w:r>
+      <w:proofErr w:type="spellStart"/>
+      <w:r>
+        <w:rPr>
+          <w:color w:val="0070C0"/>
+        </w:rPr>
+        <w:t>DeltaTable</w:t>
+      </w:r>
+      <w:proofErr w:type="spellEnd"/>
+      <w:r>
+        <w:rPr>
+          <w:color w:val="0070C0"/>
+        </w:rPr>
+        <w:t xml:space="preserve">, </w:t>
+      </w:r>
+      <w:proofErr w:type="spellStart"/>
+      <w:r>
+        <w:rPr>
+          <w:color w:val="0070C0"/>
+        </w:rPr>
+        <w:t>df</w:t>
+      </w:r>
+      <w:proofErr w:type="spellEnd"/>
+      <w:r>
+        <w:rPr>
+          <w:color w:val="0070C0"/>
+        </w:rPr>
+        <w:t xml:space="preserve">: </w:t>
+      </w:r>
+      <w:proofErr w:type="spellStart"/>
+      <w:proofErr w:type="gramStart"/>
+      <w:r>
+        <w:rPr>
+          <w:color w:val="0070C0"/>
+        </w:rPr>
+        <w:t>pa.Table</w:t>
+      </w:r>
+      <w:proofErr w:type="spellEnd"/>
+      <w:proofErr w:type="gramEnd"/>
+      <w:r>
+        <w:rPr>
+          <w:color w:val="0070C0"/>
+        </w:rPr>
+        <w:t>):</w:t>
+      </w:r>
+    </w:p>
+    <w:p>
+      <w:pPr>
+        <w:rPr>
+          <w:color w:val="0070C0"/>
+        </w:rPr>
+      </w:pPr>
+      <w:r>
+        <w:rPr>
+          <w:color w:val="0070C0"/>
+        </w:rPr>
+        <w:t>    """</w:t>
+      </w:r>
+    </w:p>
+    <w:p>
+      <w:pPr>
+        <w:rPr>
+          <w:color w:val="0070C0"/>
+        </w:rPr>
+      </w:pPr>
+      <w:r>
+        <w:rPr>
+          <w:color w:val="0070C0"/>
+        </w:rPr>
+        <w:t xml:space="preserve">    follows a change data capture scheme for </w:t>
+      </w:r>
+      <w:proofErr w:type="gramStart"/>
+      <w:r>
+        <w:rPr>
+          <w:color w:val="0070C0"/>
+        </w:rPr>
+        <w:t>the all</w:t>
+      </w:r>
+      <w:proofErr w:type="gramEnd"/>
+      <w:r>
+        <w:rPr>
+          <w:color w:val="0070C0"/>
+        </w:rPr>
+        <w:t xml:space="preserve"> three splits of</w:t>
+      </w:r>
+    </w:p>
+    <w:p>
+      <w:pPr>
+        <w:rPr>
+          <w:color w:val="0070C0"/>
+        </w:rPr>
+      </w:pPr>
+      <w:r>
+        <w:rPr>
+          <w:color w:val="0070C0"/>
+        </w:rPr>
+        <w:t>    data which includes train, validation, and test splits, and in</w:t>
+      </w:r>
+    </w:p>
+    <w:p>
+      <w:pPr>
+        <w:rPr>
+          <w:color w:val="0070C0"/>
+        </w:rPr>
+      </w:pPr>
+      <w:r>
+        <w:rPr>
+          <w:color w:val="0070C0"/>
+        </w:rPr>
+        <w:t>    which already contains the label. It basically does the ff:</w:t>
+      </w:r>
+    </w:p>
+    <w:p>
+      <w:pPr>
+        <w:rPr>
+          <w:color w:val="0070C0"/>
+        </w:rPr>
+      </w:pPr>
+      <w:r>
+        <w:rPr>
+          <w:color w:val="0070C0"/>
+        </w:rPr>
+        <w:t>   </w:t>
+      </w:r>
+    </w:p>
+    <w:p>
+      <w:pPr>
+        <w:rPr>
+          <w:color w:val="0070C0"/>
+        </w:rPr>
+      </w:pPr>
+      <w:r>
+        <w:rPr>
+          <w:color w:val="0070C0"/>
+        </w:rPr>
+        <w:t>    1. deletes all records in the existing delta table if there are</w:t>
+      </w:r>
+    </w:p>
+    <w:p>
+      <w:pPr>
+        <w:rPr>
+          <w:color w:val="0070C0"/>
+        </w:rPr>
+      </w:pPr>
+      <w:r>
+        <w:rPr>
+          <w:color w:val="0070C0"/>
+        </w:rPr>
+        <w:t xml:space="preserve">    any records in source </w:t>
+      </w:r>
+      <w:proofErr w:type="spellStart"/>
+      <w:r>
+        <w:rPr>
+          <w:color w:val="0070C0"/>
+        </w:rPr>
+        <w:t>dataframe</w:t>
+      </w:r>
+      <w:proofErr w:type="spellEnd"/>
+      <w:r>
+        <w:rPr>
+          <w:color w:val="0070C0"/>
+        </w:rPr>
+        <w:t xml:space="preserve"> that are not present anymore</w:t>
+      </w:r>
+    </w:p>
+    <w:p>
+      <w:pPr>
+        <w:rPr>
+          <w:color w:val="0070C0"/>
+        </w:rPr>
+      </w:pPr>
+      <w:r>
+        <w:rPr>
+          <w:color w:val="0070C0"/>
+        </w:rPr>
+        <w:t>   </w:t>
+      </w:r>
+    </w:p>
+    <w:p>
+      <w:pPr>
+        <w:rPr>
+          <w:color w:val="0070C0"/>
+        </w:rPr>
+      </w:pPr>
+      <w:r>
+        <w:rPr>
+          <w:color w:val="0070C0"/>
+        </w:rPr>
+        <w:t>    2. inserts all records in the existing delta table if there</w:t>
+      </w:r>
+    </w:p>
+    <w:p>
+      <w:pPr>
+        <w:rPr>
+          <w:color w:val="0070C0"/>
+        </w:rPr>
+      </w:pPr>
+      <w:r>
+        <w:rPr>
+          <w:color w:val="0070C0"/>
+        </w:rPr>
+        <w:t xml:space="preserve">    are any new records in the source </w:t>
+      </w:r>
+      <w:proofErr w:type="spellStart"/>
+      <w:r>
+        <w:rPr>
+          <w:color w:val="0070C0"/>
+        </w:rPr>
+        <w:t>dataframe</w:t>
+      </w:r>
+      <w:proofErr w:type="spellEnd"/>
+      <w:r>
+        <w:rPr>
+          <w:color w:val="0070C0"/>
+        </w:rPr>
+        <w:t xml:space="preserve"> that are not</w:t>
+      </w:r>
+    </w:p>
+    <w:p>
+      <w:pPr>
+        <w:rPr>
+          <w:color w:val="0070C0"/>
+        </w:rPr>
+      </w:pPr>
+      <w:r>
+        <w:rPr>
+          <w:color w:val="0070C0"/>
+        </w:rPr>
+        <w:t>    present in the existing delta table.</w:t>
+      </w:r>
+    </w:p>
+    <w:p>
+      <w:pPr>
+        <w:rPr>
+          <w:color w:val="0070C0"/>
+        </w:rPr>
+      </w:pPr>
+      <w:r>
+        <w:rPr>
+          <w:color w:val="0070C0"/>
+        </w:rPr>
+        <w:t>   </w:t>
+      </w:r>
+    </w:p>
+    <w:p>
+      <w:pPr>
+        <w:rPr>
+          <w:color w:val="0070C0"/>
+        </w:rPr>
+      </w:pPr>
+      <w:r>
+        <w:rPr>
+          <w:color w:val="0070C0"/>
+        </w:rPr>
+        <w:t>    3. And updates all records in the existing delta table if there</w:t>
+      </w:r>
+    </w:p>
+    <w:p>
+      <w:pPr>
+        <w:rPr>
+          <w:color w:val="0070C0"/>
+        </w:rPr>
+      </w:pPr>
+      <w:r>
+        <w:rPr>
+          <w:color w:val="0070C0"/>
+        </w:rPr>
+        <w:t xml:space="preserve">    are any records in the source </w:t>
+      </w:r>
+      <w:proofErr w:type="spellStart"/>
+      <w:r>
+        <w:rPr>
+          <w:color w:val="0070C0"/>
+        </w:rPr>
+        <w:t>dataframe</w:t>
+      </w:r>
+      <w:proofErr w:type="spellEnd"/>
+      <w:r>
+        <w:rPr>
+          <w:color w:val="0070C0"/>
+        </w:rPr>
+        <w:t xml:space="preserve"> that have changed </w:t>
+      </w:r>
+      <w:proofErr w:type="gramStart"/>
+      <w:r>
+        <w:rPr>
+          <w:color w:val="0070C0"/>
+        </w:rPr>
+        <w:t>their</w:t>
+      </w:r>
+      <w:proofErr w:type="gramEnd"/>
+    </w:p>
+    <w:p>
+      <w:pPr>
+        <w:rPr>
+          <w:color w:val="0070C0"/>
+        </w:rPr>
+      </w:pPr>
+      <w:r>
+        <w:rPr>
+          <w:color w:val="0070C0"/>
+        </w:rPr>
+        <w:t>    column values when compared to the existing delta table. E.g.</w:t>
+      </w:r>
+    </w:p>
+    <w:p>
+      <w:pPr>
+        <w:rPr>
+          <w:color w:val="0070C0"/>
+        </w:rPr>
+      </w:pPr>
+      <w:r>
+        <w:rPr>
+          <w:color w:val="0070C0"/>
+        </w:rPr>
+        <w:t>    when a subject's gender is changed in readme file, then the</w:t>
+      </w:r>
+    </w:p>
+    <w:p>
+      <w:pPr>
+        <w:rPr>
+          <w:color w:val="0070C0"/>
+        </w:rPr>
+      </w:pPr>
+      <w:r>
+        <w:rPr>
+          <w:color w:val="0070C0"/>
+        </w:rPr>
+        <w:t>    existing record in delta table will be updated</w:t>
+      </w:r>
+    </w:p>
+    <w:p>
+      <w:pPr>
+        <w:rPr>
+          <w:color w:val="0070C0"/>
+        </w:rPr>
+      </w:pPr>
+      <w:r>
+        <w:rPr>
+          <w:color w:val="0070C0"/>
+        </w:rPr>
+        <w:t>   </w:t>
+      </w:r>
+    </w:p>
+    <w:p>
+      <w:pPr>
+        <w:rPr>
+          <w:color w:val="0070C0"/>
+        </w:rPr>
+      </w:pPr>
+      <w:r>
+        <w:rPr>
+          <w:color w:val="0070C0"/>
+        </w:rPr>
+        <w:t xml:space="preserve">    unlike the labels delta table these train, </w:t>
+      </w:r>
+      <w:proofErr w:type="spellStart"/>
+      <w:r>
+        <w:rPr>
+          <w:color w:val="0070C0"/>
+        </w:rPr>
+        <w:t>val</w:t>
+      </w:r>
+      <w:proofErr w:type="spellEnd"/>
+      <w:r>
+        <w:rPr>
+          <w:color w:val="0070C0"/>
+        </w:rPr>
+        <w:t>, and test delta</w:t>
+      </w:r>
+    </w:p>
+    <w:p>
+      <w:pPr>
+        <w:rPr>
+          <w:color w:val="0070C0"/>
+        </w:rPr>
+      </w:pPr>
+      <w:r>
+        <w:rPr>
+          <w:color w:val="0070C0"/>
+        </w:rPr>
+        <w:t>    tables will have make use of not only the subject id as primary</w:t>
+      </w:r>
+    </w:p>
+    <w:p>
+      <w:pPr>
+        <w:rPr>
+          <w:color w:val="0070C0"/>
+        </w:rPr>
+      </w:pPr>
+      <w:r>
+        <w:rPr>
+          <w:color w:val="0070C0"/>
+        </w:rPr>
+        <w:t xml:space="preserve">    key but also the </w:t>
+      </w:r>
+      <w:proofErr w:type="spellStart"/>
+      <w:r>
+        <w:rPr>
+          <w:color w:val="0070C0"/>
+        </w:rPr>
+        <w:t>file_name</w:t>
+      </w:r>
+      <w:proofErr w:type="spellEnd"/>
+      <w:r>
+        <w:rPr>
+          <w:color w:val="0070C0"/>
+        </w:rPr>
+        <w:t xml:space="preserve">, </w:t>
+      </w:r>
+      <w:proofErr w:type="spellStart"/>
+      <w:r>
+        <w:rPr>
+          <w:color w:val="0070C0"/>
+        </w:rPr>
+        <w:t>row_id</w:t>
+      </w:r>
+      <w:proofErr w:type="spellEnd"/>
+      <w:r>
+        <w:rPr>
+          <w:color w:val="0070C0"/>
+        </w:rPr>
+        <w:t>, and split as composite keys</w:t>
+      </w:r>
+    </w:p>
+    <w:p>
+      <w:pPr>
+        <w:rPr>
+          <w:color w:val="0070C0"/>
+        </w:rPr>
+      </w:pPr>
+      <w:r>
+        <w:rPr>
+          <w:color w:val="0070C0"/>
+        </w:rPr>
+        <w:lastRenderedPageBreak/>
+        <w:t>   </w:t>
+      </w:r>
+    </w:p>
+    <w:p>
+      <w:pPr>
+        <w:rPr>
+          <w:color w:val="0070C0"/>
+        </w:rPr>
+      </w:pPr>
+      <w:r>
+        <w:rPr>
+          <w:color w:val="0070C0"/>
+        </w:rPr>
+        <w:t>    """</w:t>
+      </w:r>
+    </w:p>
+    <w:p>
+      <w:pPr>
+        <w:rPr>
+          <w:color w:val="0070C0"/>
+        </w:rPr>
+      </w:pPr>
+      <w:r>
+        <w:rPr>
+          <w:color w:val="0070C0"/>
+        </w:rPr>
+        <w:t>   </w:t>
+      </w:r>
+    </w:p>
+    <w:p>
+      <w:pPr>
+        <w:rPr>
+          <w:color w:val="0070C0"/>
+        </w:rPr>
+      </w:pPr>
+      <w:r>
+        <w:rPr>
+          <w:color w:val="0070C0"/>
+        </w:rPr>
+        <w:t xml:space="preserve">    # </w:t>
+      </w:r>
+      <w:proofErr w:type="spellStart"/>
+      <w:r>
+        <w:rPr>
+          <w:color w:val="0070C0"/>
+        </w:rPr>
+        <w:t>subject_id</w:t>
+      </w:r>
+      <w:proofErr w:type="spellEnd"/>
+      <w:r>
+        <w:rPr>
+          <w:color w:val="0070C0"/>
+        </w:rPr>
+        <w:t>,</w:t>
+      </w:r>
+    </w:p>
+    <w:p>
+      <w:pPr>
+        <w:rPr>
+          <w:color w:val="0070C0"/>
+        </w:rPr>
+      </w:pPr>
+      <w:r>
+        <w:rPr>
+          <w:color w:val="0070C0"/>
+        </w:rPr>
+        <w:t xml:space="preserve">    # </w:t>
+      </w:r>
+      <w:proofErr w:type="spellStart"/>
+      <w:r>
+        <w:rPr>
+          <w:color w:val="0070C0"/>
+        </w:rPr>
+        <w:t>file_name</w:t>
+      </w:r>
+      <w:proofErr w:type="spellEnd"/>
+      <w:r>
+        <w:rPr>
+          <w:color w:val="0070C0"/>
+        </w:rPr>
+        <w:t>,</w:t>
+      </w:r>
+    </w:p>
+    <w:p>
+      <w:pPr>
+        <w:rPr>
+          <w:color w:val="0070C0"/>
+        </w:rPr>
+      </w:pPr>
+      <w:r>
+        <w:rPr>
+          <w:color w:val="0070C0"/>
+        </w:rPr>
+        <w:t>   </w:t>
+      </w:r>
+    </w:p>
+    <w:p>
+      <w:pPr>
+        <w:rPr>
+          <w:color w:val="0070C0"/>
+        </w:rPr>
+      </w:pPr>
+      <w:r>
+        <w:rPr>
+          <w:color w:val="0070C0"/>
+        </w:rPr>
+        <w:t>    # does this even change? Maybe if hertz/sampling rate is changed</w:t>
+      </w:r>
+    </w:p>
+    <w:p>
+      <w:pPr>
+        <w:rPr>
+          <w:color w:val="0070C0"/>
+        </w:rPr>
+      </w:pPr>
+      <w:r>
+        <w:rPr>
+          <w:color w:val="0070C0"/>
+        </w:rPr>
+        <w:t>    # and loaded at does this even change? Maybe if new data arrives</w:t>
+      </w:r>
+    </w:p>
+    <w:p>
+      <w:pPr>
+        <w:rPr>
+          <w:color w:val="0070C0"/>
+        </w:rPr>
+      </w:pPr>
+      <w:r>
+        <w:rPr>
+          <w:color w:val="0070C0"/>
+        </w:rPr>
+        <w:t xml:space="preserve">    # </w:t>
+      </w:r>
+      <w:proofErr w:type="spellStart"/>
+      <w:r>
+        <w:rPr>
+          <w:color w:val="0070C0"/>
+        </w:rPr>
+        <w:t>window_row_number</w:t>
+      </w:r>
+      <w:proofErr w:type="spellEnd"/>
+      <w:r>
+        <w:rPr>
+          <w:color w:val="0070C0"/>
+        </w:rPr>
+        <w:t>,</w:t>
+      </w:r>
+    </w:p>
+    <w:p>
+      <w:pPr>
+        <w:rPr>
+          <w:color w:val="0070C0"/>
+        </w:rPr>
+      </w:pPr>
+      <w:r>
+        <w:rPr>
+          <w:color w:val="0070C0"/>
+        </w:rPr>
+        <w:t xml:space="preserve">    # </w:t>
+      </w:r>
+      <w:proofErr w:type="spellStart"/>
+      <w:r>
+        <w:rPr>
+          <w:color w:val="0070C0"/>
+        </w:rPr>
+        <w:t>loaded_at</w:t>
+      </w:r>
+      <w:proofErr w:type="spellEnd"/>
+      <w:r>
+        <w:rPr>
+          <w:color w:val="0070C0"/>
+        </w:rPr>
+        <w:t>,</w:t>
+      </w:r>
+    </w:p>
+    <w:p>
+      <w:pPr>
+        <w:rPr>
+          <w:color w:val="0070C0"/>
+        </w:rPr>
+      </w:pPr>
+      <w:r>
+        <w:rPr>
+          <w:color w:val="0070C0"/>
+        </w:rPr>
+        <w:t>   </w:t>
+      </w:r>
+    </w:p>
+    <w:p>
+      <w:pPr>
+        <w:rPr>
+          <w:color w:val="0070C0"/>
+        </w:rPr>
+      </w:pPr>
+      <w:r>
+        <w:rPr>
+          <w:color w:val="0070C0"/>
+        </w:rPr>
+        <w:t>    # label,</w:t>
+      </w:r>
+    </w:p>
+    <w:p>
+      <w:pPr>
+        <w:rPr>
+          <w:color w:val="0070C0"/>
+        </w:rPr>
+      </w:pPr>
+      <w:r>
+        <w:rPr>
+          <w:color w:val="0070C0"/>
+        </w:rPr>
+        <w:t>    # split,</w:t>
+      </w:r>
+    </w:p>
+    <w:p>
+      <w:pPr>
+        <w:rPr>
+          <w:color w:val="0070C0"/>
+        </w:rPr>
+      </w:pPr>
+      <w:r>
+        <w:rPr>
+          <w:color w:val="0070C0"/>
+        </w:rPr>
+        <w:t>    # partition</w:t>
+      </w:r>
+    </w:p>
+    <w:p>
+      <w:pPr>
+        <w:rPr>
+          <w:color w:val="0070C0"/>
+        </w:rPr>
+      </w:pPr>
+      <w:r>
+        <w:rPr>
+          <w:color w:val="0070C0"/>
+        </w:rPr>
+        <w:t>   </w:t>
+      </w:r>
+    </w:p>
+    <w:p>
+      <w:pPr>
+        <w:rPr>
+          <w:color w:val="0070C0"/>
+        </w:rPr>
+      </w:pPr>
+      <w:r>
+        <w:rPr>
+          <w:color w:val="0070C0"/>
+        </w:rPr>
+        <w:t xml:space="preserve">    </w:t>
+      </w:r>
+      <w:proofErr w:type="spellStart"/>
+      <w:r>
+        <w:rPr>
+          <w:color w:val="0070C0"/>
+        </w:rPr>
+        <w:t>feature_cols</w:t>
+      </w:r>
+      <w:proofErr w:type="spellEnd"/>
+      <w:r>
+        <w:rPr>
+          <w:color w:val="0070C0"/>
+        </w:rPr>
+        <w:t xml:space="preserve"> = </w:t>
+      </w:r>
+      <w:proofErr w:type="gramStart"/>
+      <w:r>
+        <w:rPr>
+          <w:color w:val="0070C0"/>
+        </w:rPr>
+        <w:t>list(filter(</w:t>
+      </w:r>
+      <w:proofErr w:type="gramEnd"/>
+    </w:p>
+    <w:p>
+      <w:pPr>
+        <w:rPr>
+          <w:color w:val="0070C0"/>
+        </w:rPr>
+      </w:pPr>
+      <w:r>
+        <w:rPr>
+          <w:color w:val="0070C0"/>
+        </w:rPr>
+        <w:t>        lambda col: col not in (</w:t>
+      </w:r>
+    </w:p>
+    <w:p>
+      <w:pPr>
+        <w:rPr>
+          <w:color w:val="0070C0"/>
+        </w:rPr>
+      </w:pPr>
+      <w:r>
+        <w:rPr>
+          <w:color w:val="0070C0"/>
+        </w:rPr>
+        <w:t>            '</w:t>
+      </w:r>
+      <w:proofErr w:type="spellStart"/>
+      <w:proofErr w:type="gramStart"/>
+      <w:r>
+        <w:rPr>
+          <w:color w:val="0070C0"/>
+        </w:rPr>
+        <w:t>subject</w:t>
+      </w:r>
+      <w:proofErr w:type="gramEnd"/>
+      <w:r>
+        <w:rPr>
+          <w:color w:val="0070C0"/>
+        </w:rPr>
+        <w:t>_id</w:t>
+      </w:r>
+      <w:proofErr w:type="spellEnd"/>
+      <w:r>
+        <w:rPr>
+          <w:color w:val="0070C0"/>
+        </w:rPr>
+        <w:t>',</w:t>
+      </w:r>
+    </w:p>
+    <w:p>
+      <w:pPr>
+        <w:rPr>
+          <w:color w:val="0070C0"/>
+        </w:rPr>
+      </w:pPr>
+      <w:r>
+        <w:rPr>
+          <w:color w:val="0070C0"/>
+        </w:rPr>
+        <w:t>            '</w:t>
+      </w:r>
+      <w:proofErr w:type="spellStart"/>
+      <w:proofErr w:type="gramStart"/>
+      <w:r>
+        <w:rPr>
+          <w:color w:val="0070C0"/>
+        </w:rPr>
+        <w:t>window</w:t>
+      </w:r>
+      <w:proofErr w:type="gramEnd"/>
+      <w:r>
+        <w:rPr>
+          <w:color w:val="0070C0"/>
+        </w:rPr>
+        <w:t>_row_number</w:t>
+      </w:r>
+      <w:proofErr w:type="spellEnd"/>
+      <w:r>
+        <w:rPr>
+          <w:color w:val="0070C0"/>
+        </w:rPr>
+        <w:t>',</w:t>
+      </w:r>
+    </w:p>
+    <w:p>
+      <w:pPr>
+        <w:rPr>
+          <w:color w:val="0070C0"/>
+        </w:rPr>
+      </w:pPr>
+      <w:r>
+        <w:rPr>
+          <w:color w:val="0070C0"/>
+        </w:rPr>
+        <w:t>            '</w:t>
+      </w:r>
+      <w:proofErr w:type="spellStart"/>
+      <w:proofErr w:type="gramStart"/>
+      <w:r>
+        <w:rPr>
+          <w:color w:val="0070C0"/>
+        </w:rPr>
+        <w:t>file</w:t>
+      </w:r>
+      <w:proofErr w:type="gramEnd"/>
+      <w:r>
+        <w:rPr>
+          <w:color w:val="0070C0"/>
+        </w:rPr>
+        <w:t>_name</w:t>
+      </w:r>
+      <w:proofErr w:type="spellEnd"/>
+      <w:r>
+        <w:rPr>
+          <w:color w:val="0070C0"/>
+        </w:rPr>
+        <w:t>',</w:t>
+      </w:r>
+    </w:p>
+    <w:p>
+      <w:pPr>
+        <w:rPr>
+          <w:color w:val="0070C0"/>
+        </w:rPr>
+      </w:pPr>
+      <w:r>
+        <w:rPr>
+          <w:color w:val="0070C0"/>
+        </w:rPr>
+        <w:t>            '</w:t>
+      </w:r>
+      <w:proofErr w:type="spellStart"/>
+      <w:proofErr w:type="gramStart"/>
+      <w:r>
+        <w:rPr>
+          <w:color w:val="0070C0"/>
+        </w:rPr>
+        <w:t>loaded</w:t>
+      </w:r>
+      <w:proofErr w:type="gramEnd"/>
+      <w:r>
+        <w:rPr>
+          <w:color w:val="0070C0"/>
+        </w:rPr>
+        <w:t>_at</w:t>
+      </w:r>
+      <w:proofErr w:type="spellEnd"/>
+      <w:r>
+        <w:rPr>
+          <w:color w:val="0070C0"/>
+        </w:rPr>
+        <w:t>',</w:t>
+      </w:r>
+    </w:p>
+    <w:p>
+      <w:pPr>
+        <w:rPr>
+          <w:color w:val="0070C0"/>
+        </w:rPr>
+      </w:pPr>
+      <w:r>
+        <w:rPr>
+          <w:color w:val="0070C0"/>
+        </w:rPr>
+        <w:t>            'label',</w:t>
+      </w:r>
+    </w:p>
+    <w:p>
+      <w:pPr>
+        <w:rPr>
+          <w:color w:val="0070C0"/>
+        </w:rPr>
+      </w:pPr>
+      <w:r>
+        <w:rPr>
+          <w:color w:val="0070C0"/>
+        </w:rPr>
+        <w:t>            'split',</w:t>
+      </w:r>
+    </w:p>
+    <w:p>
+      <w:pPr>
+        <w:rPr>
+          <w:color w:val="0070C0"/>
+        </w:rPr>
+      </w:pPr>
+      <w:r>
+        <w:rPr>
+          <w:color w:val="0070C0"/>
+        </w:rPr>
+        <w:t>            'partition'</w:t>
+      </w:r>
+    </w:p>
+    <w:p>
+      <w:pPr>
+        <w:rPr>
+          <w:color w:val="0070C0"/>
+        </w:rPr>
+      </w:pPr>
+      <w:r>
+        <w:rPr>
+          <w:color w:val="0070C0"/>
+        </w:rPr>
+        <w:t>        ),</w:t>
+      </w:r>
+    </w:p>
+    <w:p>
+      <w:pPr>
+        <w:rPr>
+          <w:color w:val="0070C0"/>
+        </w:rPr>
+      </w:pPr>
+      <w:r>
+        <w:rPr>
+          <w:color w:val="0070C0"/>
+        </w:rPr>
+        <w:t xml:space="preserve">        </w:t>
+      </w:r>
+      <w:proofErr w:type="spellStart"/>
+      <w:proofErr w:type="gramStart"/>
+      <w:r>
+        <w:rPr>
+          <w:color w:val="0070C0"/>
+        </w:rPr>
+        <w:t>df.column</w:t>
+      </w:r>
+      <w:proofErr w:type="gramEnd"/>
+      <w:r>
+        <w:rPr>
+          <w:color w:val="0070C0"/>
+        </w:rPr>
+        <w:t>_names</w:t>
+      </w:r>
+      <w:proofErr w:type="spellEnd"/>
+    </w:p>
+    <w:p>
+      <w:pPr>
+        <w:rPr>
+          <w:color w:val="0070C0"/>
+        </w:rPr>
+      </w:pPr>
+      <w:r>
+        <w:rPr>
+          <w:color w:val="0070C0"/>
+        </w:rPr>
+        <w:t>    ))</w:t>
+      </w:r>
+    </w:p>
+    <w:p>
+      <w:pPr>
+        <w:rPr>
+          <w:color w:val="0070C0"/>
+        </w:rPr>
+      </w:pPr>
+      <w:r>
+        <w:rPr>
+          <w:color w:val="0070C0"/>
+        </w:rPr>
+        <w:t>   </w:t>
+      </w:r>
+    </w:p>
+    <w:p>
+      <w:pPr>
+        <w:rPr>
+          <w:color w:val="0070C0"/>
+        </w:rPr>
+      </w:pPr>
+      <w:r>
+        <w:rPr>
+          <w:color w:val="0070C0"/>
+        </w:rPr>
+        <w:t xml:space="preserve">    </w:t>
+      </w:r>
+      <w:proofErr w:type="spellStart"/>
+      <w:r>
+        <w:rPr>
+          <w:color w:val="0070C0"/>
+        </w:rPr>
+        <w:t>update_clause</w:t>
+      </w:r>
+      <w:proofErr w:type="spellEnd"/>
+      <w:r>
+        <w:rPr>
+          <w:color w:val="0070C0"/>
+        </w:rPr>
+        <w:t xml:space="preserve"> = {</w:t>
+      </w:r>
+    </w:p>
+    <w:p>
+      <w:pPr>
+        <w:rPr>
+          <w:color w:val="0070C0"/>
+        </w:rPr>
+      </w:pPr>
+      <w:r>
+        <w:rPr>
+          <w:color w:val="0070C0"/>
+        </w:rPr>
+        <w:lastRenderedPageBreak/>
+        <w:t xml:space="preserve">        # </w:t>
+      </w:r>
+      <w:proofErr w:type="gramStart"/>
+      <w:r>
+        <w:rPr>
+          <w:color w:val="0070C0"/>
+        </w:rPr>
+        <w:t>these</w:t>
+      </w:r>
+      <w:proofErr w:type="gramEnd"/>
+      <w:r>
+        <w:rPr>
+          <w:color w:val="0070C0"/>
+        </w:rPr>
+        <w:t xml:space="preserve"> are not included as these are the composite keys</w:t>
+      </w:r>
+    </w:p>
+    <w:p>
+      <w:pPr>
+        <w:rPr>
+          <w:color w:val="0070C0"/>
+        </w:rPr>
+      </w:pPr>
+      <w:r>
+        <w:rPr>
+          <w:color w:val="0070C0"/>
+        </w:rPr>
+        <w:t>        # that are not by good practice supposed to be updated</w:t>
+      </w:r>
+    </w:p>
+    <w:p>
+      <w:pPr>
+        <w:rPr>
+          <w:color w:val="0070C0"/>
+        </w:rPr>
+      </w:pPr>
+      <w:r>
+        <w:rPr>
+          <w:color w:val="0070C0"/>
+        </w:rPr>
+        <w:t>        # "</w:t>
+      </w:r>
+      <w:proofErr w:type="spellStart"/>
+      <w:r>
+        <w:rPr>
+          <w:color w:val="0070C0"/>
+        </w:rPr>
+        <w:t>subject_id</w:t>
+      </w:r>
+      <w:proofErr w:type="spellEnd"/>
+      <w:r>
+        <w:rPr>
+          <w:color w:val="0070C0"/>
+        </w:rPr>
+        <w:t>": "</w:t>
+      </w:r>
+      <w:proofErr w:type="spellStart"/>
+      <w:proofErr w:type="gramStart"/>
+      <w:r>
+        <w:rPr>
+          <w:color w:val="0070C0"/>
+        </w:rPr>
+        <w:t>source.subject</w:t>
+      </w:r>
+      <w:proofErr w:type="gramEnd"/>
+      <w:r>
+        <w:rPr>
+          <w:color w:val="0070C0"/>
+        </w:rPr>
+        <w:t>_id</w:t>
+      </w:r>
+      <w:proofErr w:type="spellEnd"/>
+      <w:r>
+        <w:rPr>
+          <w:color w:val="0070C0"/>
+        </w:rPr>
+        <w:t>",</w:t>
+      </w:r>
+    </w:p>
+    <w:p>
+      <w:pPr>
+        <w:rPr>
+          <w:color w:val="0070C0"/>
+        </w:rPr>
+      </w:pPr>
+      <w:r>
+        <w:rPr>
+          <w:color w:val="0070C0"/>
+        </w:rPr>
+        <w:t>        # "</w:t>
+      </w:r>
+      <w:proofErr w:type="spellStart"/>
+      <w:r>
+        <w:rPr>
+          <w:color w:val="0070C0"/>
+        </w:rPr>
+        <w:t>file_name</w:t>
+      </w:r>
+      <w:proofErr w:type="spellEnd"/>
+      <w:r>
+        <w:rPr>
+          <w:color w:val="0070C0"/>
+        </w:rPr>
+        <w:t>": "</w:t>
+      </w:r>
+      <w:proofErr w:type="spellStart"/>
+      <w:proofErr w:type="gramStart"/>
+      <w:r>
+        <w:rPr>
+          <w:color w:val="0070C0"/>
+        </w:rPr>
+        <w:t>source.file</w:t>
+      </w:r>
+      <w:proofErr w:type="gramEnd"/>
+      <w:r>
+        <w:rPr>
+          <w:color w:val="0070C0"/>
+        </w:rPr>
+        <w:t>_name</w:t>
+      </w:r>
+      <w:proofErr w:type="spellEnd"/>
+      <w:r>
+        <w:rPr>
+          <w:color w:val="0070C0"/>
+        </w:rPr>
+        <w:t>",</w:t>
+      </w:r>
+    </w:p>
+    <w:p>
+      <w:pPr>
+        <w:rPr>
+          <w:color w:val="0070C0"/>
+        </w:rPr>
+      </w:pPr>
+      <w:r>
+        <w:rPr>
+          <w:color w:val="0070C0"/>
+        </w:rPr>
+        <w:t>       </w:t>
+      </w:r>
+    </w:p>
+    <w:p>
+      <w:pPr>
+        <w:rPr>
+          <w:color w:val="0070C0"/>
+        </w:rPr>
+      </w:pPr>
+      <w:r>
+        <w:rPr>
+          <w:color w:val="0070C0"/>
+        </w:rPr>
+        <w:t>        "</w:t>
+      </w:r>
+      <w:proofErr w:type="spellStart"/>
+      <w:proofErr w:type="gramStart"/>
+      <w:r>
+        <w:rPr>
+          <w:color w:val="0070C0"/>
+        </w:rPr>
+        <w:t>window</w:t>
+      </w:r>
+      <w:proofErr w:type="gramEnd"/>
+      <w:r>
+        <w:rPr>
+          <w:color w:val="0070C0"/>
+        </w:rPr>
+        <w:t>_row_number</w:t>
+      </w:r>
+      <w:proofErr w:type="spellEnd"/>
+      <w:r>
+        <w:rPr>
+          <w:color w:val="0070C0"/>
+        </w:rPr>
+        <w:t>": "</w:t>
+      </w:r>
+      <w:proofErr w:type="spellStart"/>
+      <w:proofErr w:type="gramStart"/>
+      <w:r>
+        <w:rPr>
+          <w:color w:val="0070C0"/>
+        </w:rPr>
+        <w:t>source.window</w:t>
+      </w:r>
+      <w:proofErr w:type="gramEnd"/>
+      <w:r>
+        <w:rPr>
+          <w:color w:val="0070C0"/>
+        </w:rPr>
+        <w:t>_row_number</w:t>
+      </w:r>
+      <w:proofErr w:type="spellEnd"/>
+      <w:r>
+        <w:rPr>
+          <w:color w:val="0070C0"/>
+        </w:rPr>
+        <w:t>",</w:t>
+      </w:r>
+    </w:p>
+    <w:p>
+      <w:pPr>
+        <w:rPr>
+          <w:color w:val="0070C0"/>
+        </w:rPr>
+      </w:pPr>
+      <w:r>
+        <w:rPr>
+          <w:color w:val="0070C0"/>
+        </w:rPr>
+        <w:t>        "</w:t>
+      </w:r>
+      <w:proofErr w:type="spellStart"/>
+      <w:proofErr w:type="gramStart"/>
+      <w:r>
+        <w:rPr>
+          <w:color w:val="0070C0"/>
+        </w:rPr>
+        <w:t>loaded</w:t>
+      </w:r>
+      <w:proofErr w:type="gramEnd"/>
+      <w:r>
+        <w:rPr>
+          <w:color w:val="0070C0"/>
+        </w:rPr>
+        <w:t>_at</w:t>
+      </w:r>
+      <w:proofErr w:type="spellEnd"/>
+      <w:r>
+        <w:rPr>
+          <w:color w:val="0070C0"/>
+        </w:rPr>
+        <w:t>": "</w:t>
+      </w:r>
+      <w:proofErr w:type="spellStart"/>
+      <w:proofErr w:type="gramStart"/>
+      <w:r>
+        <w:rPr>
+          <w:color w:val="0070C0"/>
+        </w:rPr>
+        <w:t>source.loaded</w:t>
+      </w:r>
+      <w:proofErr w:type="gramEnd"/>
+      <w:r>
+        <w:rPr>
+          <w:color w:val="0070C0"/>
+        </w:rPr>
+        <w:t>_at</w:t>
+      </w:r>
+      <w:proofErr w:type="spellEnd"/>
+      <w:r>
+        <w:rPr>
+          <w:color w:val="0070C0"/>
+        </w:rPr>
+        <w:t>",</w:t>
+      </w:r>
+    </w:p>
+    <w:p>
+      <w:pPr>
+        <w:rPr>
+          <w:color w:val="0070C0"/>
+        </w:rPr>
+      </w:pPr>
+      <w:r>
+        <w:rPr>
+          <w:color w:val="0070C0"/>
+        </w:rPr>
+        <w:t>       </w:t>
+      </w:r>
+    </w:p>
+    <w:p>
+      <w:pPr>
+        <w:rPr>
+          <w:color w:val="0070C0"/>
+        </w:rPr>
+      </w:pPr>
+      <w:r>
+        <w:rPr>
+          <w:color w:val="0070C0"/>
+        </w:rPr>
+        <w:t>        "label": "</w:t>
+      </w:r>
+      <w:proofErr w:type="spellStart"/>
+      <w:proofErr w:type="gramStart"/>
+      <w:r>
+        <w:rPr>
+          <w:color w:val="0070C0"/>
+        </w:rPr>
+        <w:t>source.label</w:t>
+      </w:r>
+      <w:proofErr w:type="spellEnd"/>
+      <w:proofErr w:type="gramEnd"/>
+      <w:r>
+        <w:rPr>
+          <w:color w:val="0070C0"/>
+        </w:rPr>
+        <w:t>",</w:t>
+      </w:r>
+    </w:p>
+    <w:p>
+      <w:pPr>
+        <w:rPr>
+          <w:color w:val="0070C0"/>
+        </w:rPr>
+      </w:pPr>
+      <w:r>
+        <w:rPr>
+          <w:color w:val="0070C0"/>
+        </w:rPr>
+        <w:t>        "split": "</w:t>
+      </w:r>
+      <w:proofErr w:type="spellStart"/>
+      <w:proofErr w:type="gramStart"/>
+      <w:r>
+        <w:rPr>
+          <w:color w:val="0070C0"/>
+        </w:rPr>
+        <w:t>source.split</w:t>
+      </w:r>
+      <w:proofErr w:type="spellEnd"/>
+      <w:proofErr w:type="gramEnd"/>
+      <w:r>
+        <w:rPr>
+          <w:color w:val="0070C0"/>
+        </w:rPr>
+        <w:t>",</w:t>
+      </w:r>
+    </w:p>
+    <w:p>
+      <w:pPr>
+        <w:rPr>
+          <w:color w:val="0070C0"/>
+        </w:rPr>
+      </w:pPr>
+      <w:r>
+        <w:rPr>
+          <w:color w:val="0070C0"/>
+        </w:rPr>
+        <w:t>        "partition": "</w:t>
+      </w:r>
+      <w:proofErr w:type="spellStart"/>
+      <w:proofErr w:type="gramStart"/>
+      <w:r>
+        <w:rPr>
+          <w:color w:val="0070C0"/>
+        </w:rPr>
+        <w:t>source.partition</w:t>
+      </w:r>
+      <w:proofErr w:type="spellEnd"/>
+      <w:proofErr w:type="gramEnd"/>
+      <w:r>
+        <w:rPr>
+          <w:color w:val="0070C0"/>
+        </w:rPr>
+        <w:t>",</w:t>
+      </w:r>
+    </w:p>
+    <w:p>
+      <w:pPr>
+        <w:rPr>
+          <w:color w:val="0070C0"/>
+        </w:rPr>
+      </w:pPr>
+      <w:r>
+        <w:rPr>
+          <w:color w:val="0070C0"/>
+        </w:rPr>
+        <w:t>    }</w:t>
+      </w:r>
+    </w:p>
+    <w:p>
+      <w:pPr>
+        <w:rPr>
+          <w:color w:val="0070C0"/>
+        </w:rPr>
+      </w:pPr>
+      <w:r>
+        <w:rPr>
+          <w:color w:val="0070C0"/>
+        </w:rPr>
+        <w:t xml:space="preserve">    </w:t>
+      </w:r>
+      <w:proofErr w:type="spellStart"/>
+      <w:r>
+        <w:rPr>
+          <w:color w:val="0070C0"/>
+        </w:rPr>
+        <w:t>update_</w:t>
+      </w:r>
+      <w:proofErr w:type="gramStart"/>
+      <w:r>
+        <w:rPr>
+          <w:color w:val="0070C0"/>
+        </w:rPr>
+        <w:t>clause.update</w:t>
+      </w:r>
+      <w:proofErr w:type="spellEnd"/>
+      <w:proofErr w:type="gramEnd"/>
+      <w:r>
+        <w:rPr>
+          <w:color w:val="0070C0"/>
+        </w:rPr>
+        <w:t xml:space="preserve">({col: </w:t>
+      </w:r>
+      <w:proofErr w:type="spellStart"/>
+      <w:r>
+        <w:rPr>
+          <w:color w:val="0070C0"/>
+        </w:rPr>
+        <w:t>f"</w:t>
+      </w:r>
+      <w:proofErr w:type="gramStart"/>
+      <w:r>
+        <w:rPr>
+          <w:color w:val="0070C0"/>
+        </w:rPr>
+        <w:t>source</w:t>
+      </w:r>
+      <w:proofErr w:type="spellEnd"/>
+      <w:r>
+        <w:rPr>
+          <w:color w:val="0070C0"/>
+        </w:rPr>
+        <w:t>.{</w:t>
+      </w:r>
+      <w:proofErr w:type="gramEnd"/>
+      <w:r>
+        <w:rPr>
+          <w:color w:val="0070C0"/>
+        </w:rPr>
+        <w:t xml:space="preserve">col}" for col in </w:t>
+      </w:r>
+      <w:proofErr w:type="spellStart"/>
+      <w:r>
+        <w:rPr>
+          <w:color w:val="0070C0"/>
+        </w:rPr>
+        <w:t>feature_cols</w:t>
+      </w:r>
+      <w:proofErr w:type="spellEnd"/>
+      <w:r>
+        <w:rPr>
+          <w:color w:val="0070C0"/>
+        </w:rPr>
+        <w:t>})</w:t>
+      </w:r>
+    </w:p>
+    <w:p>
+      <w:pPr>
+        <w:rPr>
+          <w:color w:val="0070C0"/>
+        </w:rPr>
+      </w:pPr>
+      <w:r>
+        <w:rPr>
+          <w:color w:val="0070C0"/>
+        </w:rPr>
+        <w:t>    print(</w:t>
+      </w:r>
+      <w:proofErr w:type="spellStart"/>
+      <w:r>
+        <w:rPr>
+          <w:color w:val="0070C0"/>
+        </w:rPr>
+        <w:t>update_clause</w:t>
+      </w:r>
+      <w:proofErr w:type="spellEnd"/>
+      <w:r>
+        <w:rPr>
+          <w:color w:val="0070C0"/>
+        </w:rPr>
+        <w:t>)</w:t>
+      </w:r>
+    </w:p>
+    <w:p>
+      <w:pPr>
+        <w:rPr>
+          <w:color w:val="0070C0"/>
+        </w:rPr>
+      </w:pPr>
+      <w:r>
+        <w:rPr>
+          <w:color w:val="0070C0"/>
+        </w:rPr>
+        <w:t>   </w:t>
+      </w:r>
+    </w:p>
+    <w:p>
+      <w:pPr>
+        <w:rPr>
+          <w:color w:val="0070C0"/>
+        </w:rPr>
+      </w:pPr>
+      <w:r>
+        <w:rPr>
+          <w:color w:val="0070C0"/>
+        </w:rPr>
+        <w:t xml:space="preserve">    </w:t>
+      </w:r>
+      <w:proofErr w:type="spellStart"/>
+      <w:r>
+        <w:rPr>
+          <w:color w:val="0070C0"/>
+        </w:rPr>
+        <w:t>when_matched_clause</w:t>
+      </w:r>
+      <w:proofErr w:type="spellEnd"/>
+      <w:r>
+        <w:rPr>
+          <w:color w:val="0070C0"/>
+        </w:rPr>
+        <w:t xml:space="preserve"> = " OR </w:t>
+      </w:r>
+      <w:proofErr w:type="gramStart"/>
+      <w:r>
+        <w:rPr>
+          <w:color w:val="0070C0"/>
+        </w:rPr>
+        <w:t>".join</w:t>
+      </w:r>
+      <w:proofErr w:type="gramEnd"/>
+      <w:r>
+        <w:rPr>
+          <w:color w:val="0070C0"/>
+        </w:rPr>
+        <w:t>([</w:t>
+      </w:r>
+    </w:p>
+    <w:p>
+      <w:pPr>
+        <w:rPr>
+          <w:color w:val="0070C0"/>
+        </w:rPr>
+      </w:pPr>
+      <w:r>
+        <w:rPr>
+          <w:color w:val="0070C0"/>
+        </w:rPr>
+        <w:t xml:space="preserve">        </w:t>
+      </w:r>
+      <w:proofErr w:type="spellStart"/>
+      <w:r>
+        <w:rPr>
+          <w:color w:val="0070C0"/>
+        </w:rPr>
+        <w:t>f"</w:t>
+      </w:r>
+      <w:proofErr w:type="gramStart"/>
+      <w:r>
+        <w:rPr>
+          <w:color w:val="0070C0"/>
+        </w:rPr>
+        <w:t>source</w:t>
+      </w:r>
+      <w:proofErr w:type="spellEnd"/>
+      <w:r>
+        <w:rPr>
+          <w:color w:val="0070C0"/>
+        </w:rPr>
+        <w:t>.{</w:t>
+      </w:r>
+      <w:proofErr w:type="gramEnd"/>
+      <w:r>
+        <w:rPr>
+          <w:color w:val="0070C0"/>
+        </w:rPr>
+        <w:t xml:space="preserve">col} IS DISTINCT FROM </w:t>
+      </w:r>
+      <w:proofErr w:type="gramStart"/>
+      <w:r>
+        <w:rPr>
+          <w:color w:val="0070C0"/>
+        </w:rPr>
+        <w:t>target.{</w:t>
+      </w:r>
+      <w:proofErr w:type="gramEnd"/>
+      <w:r>
+        <w:rPr>
+          <w:color w:val="0070C0"/>
+        </w:rPr>
+        <w:t>col}"</w:t>
+      </w:r>
+    </w:p>
+    <w:p>
+      <w:pPr>
+        <w:rPr>
+          <w:color w:val="0070C0"/>
+        </w:rPr>
+      </w:pPr>
+      <w:r>
+        <w:rPr>
+          <w:color w:val="0070C0"/>
+        </w:rPr>
+        <w:t xml:space="preserve">        for col in </w:t>
+      </w:r>
+      <w:proofErr w:type="spellStart"/>
+      <w:r>
+        <w:rPr>
+          <w:color w:val="0070C0"/>
+        </w:rPr>
+        <w:t>feature_cols</w:t>
+      </w:r>
+      <w:proofErr w:type="spellEnd"/>
+      <w:r>
+        <w:rPr>
+          <w:color w:val="0070C0"/>
+        </w:rPr>
+        <w:t xml:space="preserve"> + ["</w:t>
+      </w:r>
+      <w:proofErr w:type="spellStart"/>
+      <w:r>
+        <w:rPr>
+          <w:color w:val="0070C0"/>
+        </w:rPr>
+        <w:t>window_row_number</w:t>
+      </w:r>
+      <w:proofErr w:type="spellEnd"/>
+      <w:r>
+        <w:rPr>
+          <w:color w:val="0070C0"/>
+        </w:rPr>
+        <w:t>", "</w:t>
+      </w:r>
+      <w:proofErr w:type="spellStart"/>
+      <w:r>
+        <w:rPr>
+          <w:color w:val="0070C0"/>
+        </w:rPr>
+        <w:t>loaded_at</w:t>
+      </w:r>
+      <w:proofErr w:type="spellEnd"/>
+      <w:r>
+        <w:rPr>
+          <w:color w:val="0070C0"/>
+        </w:rPr>
+        <w:t>", "label", "split", "partition"]</w:t>
+      </w:r>
+    </w:p>
+    <w:p>
+      <w:pPr>
+        <w:rPr>
+          <w:color w:val="0070C0"/>
+        </w:rPr>
+      </w:pPr>
+      <w:r>
+        <w:rPr>
+          <w:color w:val="0070C0"/>
+        </w:rPr>
+        <w:t>    ])</w:t>
+      </w:r>
+    </w:p>
+    <w:p>
+      <w:pPr>
+        <w:rPr>
+          <w:color w:val="0070C0"/>
+        </w:rPr>
+      </w:pPr>
+      <w:r>
+        <w:rPr>
+          <w:color w:val="0070C0"/>
+        </w:rPr>
+        <w:t>    print(</w:t>
+      </w:r>
+      <w:proofErr w:type="spellStart"/>
+      <w:r>
+        <w:rPr>
+          <w:color w:val="0070C0"/>
+        </w:rPr>
+        <w:t>when_matched_clause</w:t>
+      </w:r>
+      <w:proofErr w:type="spellEnd"/>
+      <w:r>
+        <w:rPr>
+          <w:color w:val="0070C0"/>
+        </w:rPr>
+        <w:t>)</w:t>
+      </w:r>
+    </w:p>
+    <w:p>
+      <w:pPr>
+        <w:rPr>
+          <w:color w:val="0070C0"/>
+        </w:rPr>
+      </w:pPr>
+    </w:p>
+    <w:p>
+      <w:pPr>
+        <w:rPr>
+          <w:color w:val="0070C0"/>
+        </w:rPr>
+      </w:pPr>
+      <w:r>
+        <w:rPr>
+          <w:color w:val="0070C0"/>
+        </w:rPr>
+        <w:t>    try:</w:t>
+      </w:r>
+    </w:p>
+    <w:p>
+      <w:pPr>
+        <w:rPr>
+          <w:color w:val="0070C0"/>
+        </w:rPr>
+      </w:pPr>
+      <w:r>
+        <w:rPr>
+          <w:color w:val="0070C0"/>
+        </w:rPr>
+        <w:t xml:space="preserve">        </w:t>
+      </w:r>
+      <w:proofErr w:type="spellStart"/>
+      <w:r>
+        <w:rPr>
+          <w:color w:val="0070C0"/>
+        </w:rPr>
+        <w:t>delta_</w:t>
+      </w:r>
+      <w:proofErr w:type="gramStart"/>
+      <w:r>
+        <w:rPr>
+          <w:color w:val="0070C0"/>
+        </w:rPr>
+        <w:t>table.merge</w:t>
+      </w:r>
+      <w:proofErr w:type="spellEnd"/>
+      <w:proofErr w:type="gramEnd"/>
+      <w:r>
+        <w:rPr>
+          <w:color w:val="0070C0"/>
+        </w:rPr>
+        <w:t>(</w:t>
+      </w:r>
+    </w:p>
+    <w:p>
+      <w:pPr>
+        <w:rPr>
+          <w:color w:val="0070C0"/>
+        </w:rPr>
+      </w:pPr>
+      <w:r>
+        <w:rPr>
+          <w:color w:val="0070C0"/>
+        </w:rPr>
+        <w:t xml:space="preserve">            </w:t>
+      </w:r>
+      <w:proofErr w:type="spellStart"/>
+      <w:r>
+        <w:rPr>
+          <w:color w:val="0070C0"/>
+        </w:rPr>
+        <w:t>df</w:t>
+      </w:r>
+      <w:proofErr w:type="spellEnd"/>
+      <w:r>
+        <w:rPr>
+          <w:color w:val="0070C0"/>
+        </w:rPr>
+        <w:t>,</w:t>
+      </w:r>
+    </w:p>
+    <w:p>
+      <w:pPr>
+        <w:rPr>
+          <w:color w:val="0070C0"/>
+        </w:rPr>
+      </w:pPr>
+      <w:r>
+        <w:rPr>
+          <w:color w:val="0070C0"/>
+        </w:rPr>
+        <w:t>            predicate="""</w:t>
+      </w:r>
+    </w:p>
+    <w:p>
+      <w:pPr>
+        <w:rPr>
+          <w:color w:val="0070C0"/>
+        </w:rPr>
+      </w:pPr>
+      <w:r>
+        <w:rPr>
+          <w:color w:val="0070C0"/>
+        </w:rPr>
+        <w:t xml:space="preserve">                </w:t>
+      </w:r>
+      <w:proofErr w:type="spellStart"/>
+      <w:proofErr w:type="gramStart"/>
+      <w:r>
+        <w:rPr>
+          <w:color w:val="0070C0"/>
+        </w:rPr>
+        <w:t>target.subject</w:t>
+      </w:r>
+      <w:proofErr w:type="gramEnd"/>
+      <w:r>
+        <w:rPr>
+          <w:color w:val="0070C0"/>
+        </w:rPr>
+        <w:t>_id</w:t>
+      </w:r>
+      <w:proofErr w:type="spellEnd"/>
+      <w:r>
+        <w:rPr>
+          <w:color w:val="0070C0"/>
+        </w:rPr>
+        <w:t xml:space="preserve"> = </w:t>
+      </w:r>
+      <w:proofErr w:type="spellStart"/>
+      <w:proofErr w:type="gramStart"/>
+      <w:r>
+        <w:rPr>
+          <w:color w:val="0070C0"/>
+        </w:rPr>
+        <w:t>source.subject</w:t>
+      </w:r>
+      <w:proofErr w:type="gramEnd"/>
+      <w:r>
+        <w:rPr>
+          <w:color w:val="0070C0"/>
+        </w:rPr>
+        <w:t>_id</w:t>
+      </w:r>
+      <w:proofErr w:type="spellEnd"/>
+    </w:p>
+    <w:p>
+      <w:pPr>
+        <w:rPr>
+          <w:color w:val="0070C0"/>
+        </w:rPr>
+      </w:pPr>
+      <w:r>
+        <w:rPr>
+          <w:color w:val="0070C0"/>
+        </w:rPr>
+        <w:t xml:space="preserve">                AND </w:t>
+      </w:r>
+      <w:proofErr w:type="spellStart"/>
+      <w:proofErr w:type="gramStart"/>
+      <w:r>
+        <w:rPr>
+          <w:color w:val="0070C0"/>
+        </w:rPr>
+        <w:t>target.file</w:t>
+      </w:r>
+      <w:proofErr w:type="gramEnd"/>
+      <w:r>
+        <w:rPr>
+          <w:color w:val="0070C0"/>
+        </w:rPr>
+        <w:t>_name</w:t>
+      </w:r>
+      <w:proofErr w:type="spellEnd"/>
+      <w:r>
+        <w:rPr>
+          <w:color w:val="0070C0"/>
+        </w:rPr>
+        <w:t xml:space="preserve"> = </w:t>
+      </w:r>
+      <w:proofErr w:type="spellStart"/>
+      <w:proofErr w:type="gramStart"/>
+      <w:r>
+        <w:rPr>
+          <w:color w:val="0070C0"/>
+        </w:rPr>
+        <w:t>source.file</w:t>
+      </w:r>
+      <w:proofErr w:type="gramEnd"/>
+      <w:r>
+        <w:rPr>
+          <w:color w:val="0070C0"/>
+        </w:rPr>
+        <w:t>_name</w:t>
+      </w:r>
+      <w:proofErr w:type="spellEnd"/>
+    </w:p>
+    <w:p>
+      <w:pPr>
+        <w:rPr>
+          <w:color w:val="0070C0"/>
+        </w:rPr>
+      </w:pPr>
+      <w:r>
+        <w:rPr>
+          <w:color w:val="0070C0"/>
+        </w:rPr>
+        <w:t>            """,</w:t>
+      </w:r>
+    </w:p>
+    <w:p>
+      <w:pPr>
+        <w:rPr>
+          <w:color w:val="0070C0"/>
+        </w:rPr>
+      </w:pPr>
+      <w:r>
+        <w:rPr>
+          <w:color w:val="0070C0"/>
+        </w:rPr>
+        <w:t xml:space="preserve">            </w:t>
+      </w:r>
+      <w:proofErr w:type="spellStart"/>
+      <w:r>
+        <w:rPr>
+          <w:color w:val="0070C0"/>
+        </w:rPr>
+        <w:t>source_alias</w:t>
+      </w:r>
+      <w:proofErr w:type="spellEnd"/>
+      <w:r>
+        <w:rPr>
+          <w:color w:val="0070C0"/>
+        </w:rPr>
+        <w:t>="source",</w:t>
+      </w:r>
+    </w:p>
+    <w:p>
+      <w:pPr>
+        <w:rPr>
+          <w:color w:val="0070C0"/>
+        </w:rPr>
+      </w:pPr>
+      <w:r>
+        <w:rPr>
+          <w:color w:val="0070C0"/>
+        </w:rPr>
+        <w:lastRenderedPageBreak/>
+        <w:t xml:space="preserve">            </w:t>
+      </w:r>
+      <w:proofErr w:type="spellStart"/>
+      <w:r>
+        <w:rPr>
+          <w:color w:val="0070C0"/>
+        </w:rPr>
+        <w:t>target_alias</w:t>
+      </w:r>
+      <w:proofErr w:type="spellEnd"/>
+      <w:r>
+        <w:rPr>
+          <w:color w:val="0070C0"/>
+        </w:rPr>
+        <w:t>="target",</w:t>
+      </w:r>
+    </w:p>
+    <w:p>
+      <w:pPr>
+        <w:rPr>
+          <w:color w:val="0070C0"/>
+        </w:rPr>
+      </w:pPr>
+      <w:r>
+        <w:rPr>
+          <w:color w:val="0070C0"/>
+        </w:rPr>
+        <w:t xml:space="preserve">            </w:t>
+      </w:r>
+      <w:proofErr w:type="spellStart"/>
+      <w:r>
+        <w:rPr>
+          <w:color w:val="0070C0"/>
+        </w:rPr>
+        <w:t>merge_schema</w:t>
+      </w:r>
+      <w:proofErr w:type="spellEnd"/>
+      <w:r>
+        <w:rPr>
+          <w:color w:val="0070C0"/>
+        </w:rPr>
+        <w:t>=True</w:t>
+      </w:r>
+    </w:p>
+    <w:p>
+      <w:pPr>
+        <w:rPr>
+          <w:color w:val="0070C0"/>
+        </w:rPr>
+      </w:pPr>
+      <w:r>
+        <w:rPr>
+          <w:color w:val="0070C0"/>
+        </w:rPr>
+        <w:t>        )\</w:t>
+      </w:r>
+    </w:p>
+    <w:p>
+      <w:pPr>
+        <w:rPr>
+          <w:color w:val="0070C0"/>
+        </w:rPr>
+      </w:pPr>
+      <w:r>
+        <w:rPr>
+          <w:color w:val="0070C0"/>
+        </w:rPr>
+        <w:t xml:space="preserve">        </w:t>
+      </w:r>
+      <w:proofErr w:type="gramStart"/>
+      <w:r>
+        <w:rPr>
+          <w:color w:val="0070C0"/>
+        </w:rPr>
+        <w:t>.</w:t>
+      </w:r>
+      <w:proofErr w:type="spellStart"/>
+      <w:r>
+        <w:rPr>
+          <w:color w:val="0070C0"/>
+        </w:rPr>
+        <w:t>when</w:t>
+      </w:r>
+      <w:proofErr w:type="gramEnd"/>
+      <w:r>
+        <w:rPr>
+          <w:color w:val="0070C0"/>
+        </w:rPr>
+        <w:t>_matched_</w:t>
+      </w:r>
+      <w:proofErr w:type="gramStart"/>
+      <w:r>
+        <w:rPr>
+          <w:color w:val="0070C0"/>
+        </w:rPr>
+        <w:t>update</w:t>
+      </w:r>
+      <w:proofErr w:type="spellEnd"/>
+      <w:r>
+        <w:rPr>
+          <w:color w:val="0070C0"/>
+        </w:rPr>
+        <w:t>(</w:t>
+      </w:r>
+      <w:proofErr w:type="gramEnd"/>
+    </w:p>
+    <w:p>
+      <w:pPr>
+        <w:rPr>
+          <w:color w:val="0070C0"/>
+        </w:rPr>
+      </w:pPr>
+      <w:r>
+        <w:rPr>
+          <w:color w:val="0070C0"/>
+        </w:rPr>
+        <w:t>            updates=</w:t>
+      </w:r>
+      <w:proofErr w:type="spellStart"/>
+      <w:r>
+        <w:rPr>
+          <w:color w:val="0070C0"/>
+        </w:rPr>
+        <w:t>update_clause</w:t>
+      </w:r>
+      <w:proofErr w:type="spellEnd"/>
+      <w:r>
+        <w:rPr>
+          <w:color w:val="0070C0"/>
+        </w:rPr>
+        <w:t>,</w:t>
+      </w:r>
+    </w:p>
+    <w:p>
+      <w:pPr>
+        <w:rPr>
+          <w:color w:val="0070C0"/>
+        </w:rPr>
+      </w:pPr>
+      <w:r>
+        <w:rPr>
+          <w:color w:val="0070C0"/>
+        </w:rPr>
+        <w:t xml:space="preserve">            # </w:t>
+      </w:r>
+      <w:proofErr w:type="gramStart"/>
+      <w:r>
+        <w:rPr>
+          <w:color w:val="0070C0"/>
+        </w:rPr>
+        <w:t>this</w:t>
+      </w:r>
+      <w:proofErr w:type="gramEnd"/>
+      <w:r>
+        <w:rPr>
+          <w:color w:val="0070C0"/>
+        </w:rPr>
+        <w:t xml:space="preserve"> tells delta to only update a record if the new record</w:t>
+      </w:r>
+    </w:p>
+    <w:p>
+      <w:pPr>
+        <w:rPr>
+          <w:color w:val="0070C0"/>
+        </w:rPr>
+      </w:pPr>
+      <w:r>
+        <w:rPr>
+          <w:color w:val="0070C0"/>
+        </w:rPr>
+        <w:t>            # does indeed have changed its column values when compared to the</w:t>
+      </w:r>
+    </w:p>
+    <w:p>
+      <w:pPr>
+        <w:rPr>
+          <w:color w:val="0070C0"/>
+        </w:rPr>
+      </w:pPr>
+      <w:r>
+        <w:rPr>
+          <w:color w:val="0070C0"/>
+        </w:rPr>
+        <w:t>            # current record</w:t>
+      </w:r>
+    </w:p>
+    <w:p>
+      <w:pPr>
+        <w:rPr>
+          <w:color w:val="0070C0"/>
+        </w:rPr>
+      </w:pPr>
+      <w:r>
+        <w:rPr>
+          <w:color w:val="0070C0"/>
+        </w:rPr>
+        <w:t>            predicate=</w:t>
+      </w:r>
+      <w:proofErr w:type="spellStart"/>
+      <w:r>
+        <w:rPr>
+          <w:color w:val="0070C0"/>
+        </w:rPr>
+        <w:t>when_matched_clause</w:t>
+      </w:r>
+      <w:proofErr w:type="spellEnd"/>
+    </w:p>
+    <w:p>
+      <w:pPr>
+        <w:rPr>
+          <w:color w:val="0070C0"/>
+        </w:rPr>
+      </w:pPr>
+      <w:r>
+        <w:rPr>
+          <w:color w:val="0070C0"/>
+        </w:rPr>
+        <w:t>        )\</w:t>
+      </w:r>
+    </w:p>
+    <w:p>
+      <w:pPr>
+        <w:rPr>
+          <w:color w:val="0070C0"/>
+        </w:rPr>
+      </w:pPr>
+      <w:r>
+        <w:rPr>
+          <w:color w:val="0070C0"/>
+        </w:rPr>
+        <w:t xml:space="preserve">        </w:t>
+      </w:r>
+      <w:proofErr w:type="gramStart"/>
+      <w:r>
+        <w:rPr>
+          <w:color w:val="0070C0"/>
+        </w:rPr>
+        <w:t>.</w:t>
+      </w:r>
+      <w:proofErr w:type="spellStart"/>
+      <w:r>
+        <w:rPr>
+          <w:color w:val="0070C0"/>
+        </w:rPr>
+        <w:t>when</w:t>
+      </w:r>
+      <w:proofErr w:type="gramEnd"/>
+      <w:r>
+        <w:rPr>
+          <w:color w:val="0070C0"/>
+        </w:rPr>
+        <w:t>_not_matched_insert_</w:t>
+      </w:r>
+      <w:proofErr w:type="gramStart"/>
+      <w:r>
+        <w:rPr>
+          <w:color w:val="0070C0"/>
+        </w:rPr>
+        <w:t>all</w:t>
+      </w:r>
+      <w:proofErr w:type="spellEnd"/>
+      <w:r>
+        <w:rPr>
+          <w:color w:val="0070C0"/>
+        </w:rPr>
+        <w:t>(</w:t>
+      </w:r>
+      <w:proofErr w:type="gramEnd"/>
+      <w:r>
+        <w:rPr>
+          <w:color w:val="0070C0"/>
+        </w:rPr>
+        <w:t>)\</w:t>
+      </w:r>
+    </w:p>
+    <w:p>
+      <w:pPr>
+        <w:rPr>
+          <w:color w:val="0070C0"/>
+        </w:rPr>
+      </w:pPr>
+      <w:r>
+        <w:rPr>
+          <w:color w:val="0070C0"/>
+        </w:rPr>
+        <w:t xml:space="preserve">        </w:t>
+      </w:r>
+      <w:proofErr w:type="gramStart"/>
+      <w:r>
+        <w:rPr>
+          <w:color w:val="0070C0"/>
+        </w:rPr>
+        <w:t>.</w:t>
+      </w:r>
+      <w:proofErr w:type="spellStart"/>
+      <w:r>
+        <w:rPr>
+          <w:color w:val="0070C0"/>
+        </w:rPr>
+        <w:t>when</w:t>
+      </w:r>
+      <w:proofErr w:type="gramEnd"/>
+      <w:r>
+        <w:rPr>
+          <w:color w:val="0070C0"/>
+        </w:rPr>
+        <w:t>_not_matched_by_source_</w:t>
+      </w:r>
+      <w:proofErr w:type="gramStart"/>
+      <w:r>
+        <w:rPr>
+          <w:color w:val="0070C0"/>
+        </w:rPr>
+        <w:t>delete</w:t>
+      </w:r>
+      <w:proofErr w:type="spellEnd"/>
+      <w:r>
+        <w:rPr>
+          <w:color w:val="0070C0"/>
+        </w:rPr>
+        <w:t>(</w:t>
+      </w:r>
+      <w:proofErr w:type="gramEnd"/>
+      <w:r>
+        <w:rPr>
+          <w:color w:val="0070C0"/>
+        </w:rPr>
+        <w:t>)\</w:t>
+      </w:r>
+    </w:p>
+    <w:p>
+      <w:pPr>
+        <w:rPr>
+          <w:color w:val="0070C0"/>
+        </w:rPr>
+      </w:pPr>
+      <w:r>
+        <w:rPr>
+          <w:color w:val="0070C0"/>
+        </w:rPr>
+        <w:t xml:space="preserve">        </w:t>
+      </w:r>
+      <w:proofErr w:type="gramStart"/>
+      <w:r>
+        <w:rPr>
+          <w:color w:val="0070C0"/>
+        </w:rPr>
+        <w:t>.execute</w:t>
+      </w:r>
+      <w:proofErr w:type="gramEnd"/>
+      <w:r>
+        <w:rPr>
+          <w:color w:val="0070C0"/>
+        </w:rPr>
+        <w:t>()</w:t>
+      </w:r>
+    </w:p>
+    <w:p>
+      <w:pPr>
+        <w:rPr>
+          <w:color w:val="0070C0"/>
+        </w:rPr>
+      </w:pPr>
+    </w:p>
+    <w:p>
+      <w:pPr>
+        <w:rPr>
+          <w:color w:val="0070C0"/>
+        </w:rPr>
+      </w:pPr>
+      <w:r>
+        <w:rPr>
+          <w:color w:val="0070C0"/>
+        </w:rPr>
+        <w:t>    except Exception as e:</w:t>
+      </w:r>
+    </w:p>
+    <w:p>
+      <w:pPr>
+        <w:rPr>
+          <w:color w:val="0070C0"/>
+        </w:rPr>
+      </w:pPr>
+      <w:r>
+        <w:rPr>
+          <w:color w:val="0070C0"/>
+        </w:rPr>
+        <w:t xml:space="preserve">        # </w:t>
+      </w:r>
+      <w:proofErr w:type="gramStart"/>
+      <w:r>
+        <w:rPr>
+          <w:color w:val="0070C0"/>
+        </w:rPr>
+        <w:t>this</w:t>
+      </w:r>
+      <w:proofErr w:type="gramEnd"/>
+      <w:r>
+        <w:rPr>
+          <w:color w:val="0070C0"/>
+        </w:rPr>
+        <w:t xml:space="preserve"> runs if no table exists in s3 bucket</w:t>
+      </w:r>
+    </w:p>
+    <w:p>
+      <w:pPr>
+        <w:rPr>
+          <w:color w:val="0070C0"/>
+        </w:rPr>
+      </w:pPr>
+      <w:r>
+        <w:rPr>
+          <w:color w:val="0070C0"/>
+        </w:rPr>
+        <w:t xml:space="preserve">        </w:t>
+      </w:r>
+      <w:proofErr w:type="spellStart"/>
+      <w:proofErr w:type="gramStart"/>
+      <w:r>
+        <w:rPr>
+          <w:color w:val="0070C0"/>
+        </w:rPr>
+        <w:t>logger.warning</w:t>
+      </w:r>
+      <w:proofErr w:type="spellEnd"/>
+      <w:proofErr w:type="gramEnd"/>
+      <w:r>
+        <w:rPr>
+          <w:color w:val="0070C0"/>
+        </w:rPr>
+        <w:t xml:space="preserve">(f"`{e}` </w:t>
+      </w:r>
+      <w:proofErr w:type="spellStart"/>
+      <w:r>
+        <w:rPr>
+          <w:color w:val="0070C0"/>
+        </w:rPr>
+        <w:t>occured</w:t>
+      </w:r>
+      <w:proofErr w:type="spellEnd"/>
+      <w:r>
+        <w:rPr>
+          <w:color w:val="0070C0"/>
+        </w:rPr>
+        <w:t xml:space="preserve"> during delta </w:t>
+      </w:r>
+      <w:proofErr w:type="spellStart"/>
+      <w:r>
+        <w:rPr>
+          <w:color w:val="0070C0"/>
+        </w:rPr>
+        <w:t>upsert</w:t>
+      </w:r>
+      <w:proofErr w:type="spellEnd"/>
+      <w:r>
+        <w:rPr>
+          <w:color w:val="0070C0"/>
+        </w:rPr>
+        <w:t>")</w:t>
+      </w:r>
+    </w:p>
+    <w:p>
+      <w:pPr>
+        <w:rPr>
+          <w:color w:val="0070C0"/>
+        </w:rPr>
+      </w:pPr>
+    </w:p>
+    <w:p>
+      <w:pPr>
+        <w:rPr>
+          <w:color w:val="0070C0"/>
+        </w:rPr>
+      </w:pPr>
+    </w:p>
+    <w:p>
+      <w:pPr>
+        <w:rPr>
+          <w:color w:val="0070C0"/>
+        </w:rPr>
+      </w:pPr>
+      <w:r>
+        <w:rPr>
+          <w:color w:val="0070C0"/>
+        </w:rPr>
+        <w:t xml:space="preserve">why is my </w:t>
+      </w:r>
+      <w:proofErr w:type="spellStart"/>
+      <w:r>
+        <w:rPr>
+          <w:color w:val="0070C0"/>
+        </w:rPr>
+        <w:t>cdc_</w:t>
+      </w:r>
+      <w:proofErr w:type="gramStart"/>
+      <w:r>
+        <w:rPr>
+          <w:color w:val="0070C0"/>
+        </w:rPr>
+        <w:t>data</w:t>
+      </w:r>
+      <w:proofErr w:type="spellEnd"/>
+      <w:r>
+        <w:rPr>
+          <w:color w:val="0070C0"/>
+        </w:rPr>
+        <w:t>(</w:t>
+      </w:r>
+      <w:proofErr w:type="gramEnd"/>
+      <w:r>
+        <w:rPr>
+          <w:color w:val="0070C0"/>
+        </w:rPr>
+        <w:t xml:space="preserve">) function throwing a WARNING: `Generic </w:t>
+      </w:r>
+      <w:proofErr w:type="spellStart"/>
+      <w:r>
+        <w:rPr>
+          <w:color w:val="0070C0"/>
+        </w:rPr>
+        <w:t>DeltaTable</w:t>
+      </w:r>
+      <w:proofErr w:type="spellEnd"/>
+      <w:r>
+        <w:rPr>
+          <w:color w:val="0070C0"/>
+        </w:rPr>
+        <w:t xml:space="preserve"> error: External error: Generic error: </w:t>
+      </w:r>
+      <w:proofErr w:type="spellStart"/>
+      <w:r>
+        <w:rPr>
+          <w:color w:val="0070C0"/>
+        </w:rPr>
+        <w:t>sql</w:t>
+      </w:r>
+      <w:proofErr w:type="spellEnd"/>
+      <w:r>
+        <w:rPr>
+          <w:color w:val="0070C0"/>
+        </w:rPr>
+        <w:t xml:space="preserve"> parser error: recursion limit exceeded` </w:t>
+      </w:r>
+      <w:proofErr w:type="spellStart"/>
+      <w:r>
+        <w:rPr>
+          <w:color w:val="0070C0"/>
+        </w:rPr>
+        <w:t>occured</w:t>
+      </w:r>
+      <w:proofErr w:type="spellEnd"/>
+      <w:r>
+        <w:rPr>
+          <w:color w:val="0070C0"/>
+        </w:rPr>
+        <w:t xml:space="preserve"> during delta </w:t>
+      </w:r>
+      <w:proofErr w:type="spellStart"/>
+      <w:r>
+        <w:rPr>
+          <w:color w:val="0070C0"/>
+        </w:rPr>
+        <w:t>upsert</w:t>
+      </w:r>
+      <w:proofErr w:type="spellEnd"/>
+    </w:p>
+    <w:p>
+      <w:pPr>
+        <w:rPr>
+          <w:b/>
+          <w:bCs/>
+        </w:rPr>
+      </w:pPr>
+      <w:r>
+        <w:rPr>
+          <w:b/>
+          <w:bCs/>
+        </w:rPr>
+        <w:t>Gemini said</w:t>
+      </w:r>
+    </w:p>
+    <w:p>
+      <w:r>
+        <w:t>The error you're seeing—</w:t>
+      </w:r>
+      <w:proofErr w:type="spellStart"/>
+      <w:r>
+        <w:t>sql</w:t>
+      </w:r>
+      <w:proofErr w:type="spellEnd"/>
+      <w:r>
+        <w:t xml:space="preserve"> parser error: recursion limit exceeded—occurs because the SQL engine inside the </w:t>
+      </w:r>
+      <w:proofErr w:type="spellStart"/>
+      <w:r>
+        <w:t>deltalake</w:t>
+      </w:r>
+      <w:proofErr w:type="spellEnd"/>
+      <w:r>
+        <w:t xml:space="preserve"> library (</w:t>
+      </w:r>
+      <w:proofErr w:type="spellStart"/>
+      <w:r>
+        <w:t>DataFusion</w:t>
+      </w:r>
+      <w:proofErr w:type="spellEnd"/>
+      <w:r>
+        <w:t>) has a default limit on how "deep" a SQL expression tree can be.</w:t>
+      </w:r>
+    </w:p>
+    <w:p>
+      <w:r>
+        <w:t xml:space="preserve">When you join dozens or hundreds of columns with OR, the parser builds a deeply nested tree. Once you exceed a certain number of columns (usually around 50–100 depending on the version), the parser gives up </w:t>
+      </w:r>
+      <w:proofErr w:type="gramStart"/>
+      <w:r>
+        <w:t>to prevent</w:t>
+      </w:r>
+      <w:proofErr w:type="gramEnd"/>
+      <w:r>
+        <w:t xml:space="preserve"> a stack overflow.</w:t>
+      </w:r>
+    </w:p>
+    <w:p>
+      <w:r>
+        <w:t>Here are the three ways to handle this, ranked from "Easiest" to "Most Professional."</w:t>
+      </w:r>
+    </w:p>
+    <w:p>
+      <w:pPr>
+        <w:rPr>
+          <w:b/>
+          <w:bCs/>
+        </w:rPr>
+      </w:pPr>
+      <w:r>
+        <w:rPr>
+          <w:b/>
+          <w:bCs/>
+        </w:rPr>
+        <w:t xml:space="preserve">Option 1: Remove the </w:t>
+      </w:r>
+      <w:proofErr w:type="spellStart"/>
+      <w:r>
+        <w:rPr>
+          <w:b/>
+          <w:bCs/>
+        </w:rPr>
+        <w:t>when_matched_update</w:t>
+      </w:r>
+      <w:proofErr w:type="spellEnd"/>
+      <w:r>
+        <w:rPr>
+          <w:b/>
+          <w:bCs/>
+        </w:rPr>
+        <w:t xml:space="preserve"> Predicate</w:t>
+      </w:r>
+    </w:p>
+    <w:p>
+      <w:r>
+        <w:lastRenderedPageBreak/>
+        <w:t>In Delta Lake, if a row matches the merge criteria (</w:t>
+      </w:r>
+      <w:proofErr w:type="spellStart"/>
+      <w:r>
+        <w:t>subject_id</w:t>
+      </w:r>
+      <w:proofErr w:type="spellEnd"/>
+      <w:r>
+        <w:t xml:space="preserve"> and </w:t>
+      </w:r>
+      <w:proofErr w:type="spellStart"/>
+      <w:r>
+        <w:t>file_name</w:t>
+      </w:r>
+      <w:proofErr w:type="spellEnd"/>
+      <w:r>
+        <w:t>), the entire Parquet file containing that row must be rewritten anyway.</w:t>
+      </w:r>
+    </w:p>
+    <w:p>
+      <w:r>
+        <w:t>If you remove the predicate=</w:t>
+      </w:r>
+      <w:proofErr w:type="spellStart"/>
+      <w:r>
+        <w:t>when_matched_clause</w:t>
+      </w:r>
+      <w:proofErr w:type="spellEnd"/>
+      <w:r>
+        <w:t xml:space="preserve"> </w:t>
+      </w:r>
+      <w:proofErr w:type="gramStart"/>
+      <w:r>
+        <w:t>from .</w:t>
+      </w:r>
+      <w:proofErr w:type="spellStart"/>
+      <w:r>
+        <w:t>when</w:t>
+      </w:r>
+      <w:proofErr w:type="gramEnd"/>
+      <w:r>
+        <w:t>_matched_</w:t>
+      </w:r>
+      <w:proofErr w:type="gramStart"/>
+      <w:r>
+        <w:t>update</w:t>
+      </w:r>
+      <w:proofErr w:type="spellEnd"/>
+      <w:r>
+        <w:t>(</w:t>
+      </w:r>
+      <w:proofErr w:type="gramEnd"/>
+      <w:r>
+        <w:t>), the code will still work perfectly. It will simply overwrite the matched rows with the source data every time. Since the file is being rewritten regardless, the performance impact is usually negligible, and it immediately deletes the "recursion limit" error.</w:t>
+      </w:r>
+    </w:p>
+    <w:p>
+      <w:r>
+        <w:t>Python</w:t>
+      </w:r>
+    </w:p>
+    <w:p>
+      <w:r>
+        <w:t># Simplified: Always update matched rows</w:t>
+      </w:r>
+    </w:p>
+    <w:p>
+      <w:proofErr w:type="gramStart"/>
+      <w:r>
+        <w:t>.</w:t>
+      </w:r>
+      <w:proofErr w:type="spellStart"/>
+      <w:r>
+        <w:t>when</w:t>
+      </w:r>
+      <w:proofErr w:type="gramEnd"/>
+      <w:r>
+        <w:t>_matched_</w:t>
+      </w:r>
+      <w:proofErr w:type="gramStart"/>
+      <w:r>
+        <w:t>update</w:t>
+      </w:r>
+      <w:proofErr w:type="spellEnd"/>
+      <w:r>
+        <w:t>(</w:t>
+      </w:r>
+      <w:proofErr w:type="gramEnd"/>
+    </w:p>
+    <w:p>
+      <w:r>
+        <w:t xml:space="preserve">    updates=</w:t>
+      </w:r>
+      <w:proofErr w:type="spellStart"/>
+      <w:r>
+        <w:t>update_clause</w:t>
+      </w:r>
+      <w:proofErr w:type="spellEnd"/>
+    </w:p>
+    <w:p>
+      <w:r>
+        <w:t xml:space="preserve">    # Removed the deep OR predicate</w:t>
+      </w:r>
+    </w:p>
+    <w:p>
+      <w:r>
+        <w:t>)</w:t>
+      </w:r>
+    </w:p>
+    <w:p>
+      <w:r>
+        <w:pict w14:anchorId="5A02EAA8">
+          <v:rect id="_x0000_i1091" style="width:0;height:1.5pt" o:hralign="center" o:hrstd="t" o:hr="t" fillcolor="#a0a0a0" stroked="f"/>
+        </w:pict>
+      </w:r>
+    </w:p>
+    <w:p>
+      <w:pPr>
+        <w:rPr>
+          <w:b/>
+          <w:bCs/>
+        </w:rPr>
+      </w:pPr>
+      <w:r>
+        <w:rPr>
+          <w:b/>
+          <w:bCs/>
+        </w:rPr>
+        <w:t>Option 2: The "Row Hash" Strategy (Recommended for Data Engineers)</w:t>
+      </w:r>
+    </w:p>
+    <w:p>
+      <w:r>
+        <w:t xml:space="preserve">If you want to keep the "only update if changed" logic to prevent unnecessary version increments in your Delta log, the professional way is to use a </w:t>
+      </w:r>
+      <w:r>
+        <w:rPr>
+          <w:b/>
+          <w:bCs/>
+        </w:rPr>
+        <w:t>Row Hash</w:t>
+      </w:r>
+      <w:r>
+        <w:t>.</w:t>
+      </w:r>
+    </w:p>
+    <w:p>
+      <w:r>
+        <w:t xml:space="preserve">Instead of comparing every feature column, you create a single hash of all features during your </w:t>
+      </w:r>
+      <w:proofErr w:type="spellStart"/>
+      <w:r>
+        <w:t>DuckDB</w:t>
+      </w:r>
+      <w:proofErr w:type="spellEnd"/>
+      <w:r>
+        <w:t xml:space="preserve"> transformation stage. Then, you only compare that one hash in your CDC function.</w:t>
+      </w:r>
+    </w:p>
+    <w:p>
+      <w:r>
+        <w:rPr>
+          <w:b/>
+          <w:bCs/>
+        </w:rPr>
+        <w:t xml:space="preserve">1. Add the hash in your </w:t>
+      </w:r>
+      <w:proofErr w:type="spellStart"/>
+      <w:r>
+        <w:rPr>
+          <w:b/>
+          <w:bCs/>
+        </w:rPr>
+        <w:t>DuckDB</w:t>
+      </w:r>
+      <w:proofErr w:type="spellEnd"/>
+      <w:r>
+        <w:rPr>
+          <w:b/>
+          <w:bCs/>
+        </w:rPr>
+        <w:t>/Transformation stage:</w:t>
+      </w:r>
+    </w:p>
+    <w:p>
+      <w:r>
+        <w:t>SQL</w:t>
+      </w:r>
+    </w:p>
+    <w:p>
+      <w:r>
+        <w:t xml:space="preserve">SELECT </w:t>
+      </w:r>
+    </w:p>
+    <w:p>
+      <w:r>
+        <w:t xml:space="preserve">    *,</w:t>
+      </w:r>
+    </w:p>
+    <w:p>
+      <w:r>
+        <w:t xml:space="preserve">    -- Hash all features into a single string/int</w:t>
+      </w:r>
+    </w:p>
+    <w:p>
+      <w:r>
+        <w:t xml:space="preserve">    md5(</w:t>
+      </w:r>
+      <w:proofErr w:type="spellStart"/>
+      <w:r>
+        <w:t>concat_</w:t>
+      </w:r>
+      <w:proofErr w:type="gramStart"/>
+      <w:r>
+        <w:t>ws</w:t>
+      </w:r>
+      <w:proofErr w:type="spellEnd"/>
+      <w:r>
+        <w:t>(</w:t>
+      </w:r>
+      <w:proofErr w:type="gramEnd"/>
+      <w:r>
+        <w:t xml:space="preserve">'||', col1, col2, col3...)) as </w:t>
+      </w:r>
+      <w:proofErr w:type="spellStart"/>
+      <w:r>
+        <w:t>row_hash</w:t>
+      </w:r>
+      <w:proofErr w:type="spellEnd"/>
+    </w:p>
+    <w:p>
+      <w:r>
+        <w:t xml:space="preserve">FROM </w:t>
+      </w:r>
+      <w:proofErr w:type="spellStart"/>
+      <w:r>
+        <w:t>source_data</w:t>
+      </w:r>
+      <w:proofErr w:type="spellEnd"/>
+    </w:p>
+    <w:p>
+      <w:r>
+        <w:rPr>
+          <w:b/>
+          <w:bCs/>
+        </w:rPr>
+        <w:t>2. Update your CDC function to only check the hash:</w:t>
+      </w:r>
+    </w:p>
+    <w:p>
+      <w:r>
+        <w:t>Python</w:t>
+      </w:r>
+    </w:p>
+    <w:p>
+      <w:r>
+        <w:t xml:space="preserve"># In your </w:t>
+      </w:r>
+      <w:proofErr w:type="spellStart"/>
+      <w:r>
+        <w:t>cdc_data</w:t>
+      </w:r>
+      <w:proofErr w:type="spellEnd"/>
+      <w:r>
+        <w:t xml:space="preserve"> function:</w:t>
+      </w:r>
+    </w:p>
+    <w:p>
+      <w:proofErr w:type="spellStart"/>
+      <w:r>
+        <w:t>when_matched_clause</w:t>
+      </w:r>
+      <w:proofErr w:type="spellEnd"/>
+      <w:r>
+        <w:t xml:space="preserve"> = "</w:t>
+      </w:r>
+      <w:proofErr w:type="spellStart"/>
+      <w:r>
+        <w:t>source.row_hash</w:t>
+      </w:r>
+      <w:proofErr w:type="spellEnd"/>
+      <w:r>
+        <w:t xml:space="preserve"> IS DISTINCT FROM </w:t>
+      </w:r>
+      <w:proofErr w:type="spellStart"/>
+      <w:r>
+        <w:t>target.row_hash</w:t>
+      </w:r>
+      <w:proofErr w:type="spellEnd"/>
+      <w:r>
+        <w:t>"</w:t>
+      </w:r>
+    </w:p>
+    <w:p/>
+    <w:p>
+      <w:r>
+        <w:t># ... then in the merge ...</w:t>
+      </w:r>
+    </w:p>
+    <w:p>
+      <w:proofErr w:type="gramStart"/>
+      <w:r>
+        <w:lastRenderedPageBreak/>
+        <w:t>.</w:t>
+      </w:r>
+      <w:proofErr w:type="spellStart"/>
+      <w:r>
+        <w:t>when</w:t>
+      </w:r>
+      <w:proofErr w:type="gramEnd"/>
+      <w:r>
+        <w:t>_matched_</w:t>
+      </w:r>
+      <w:proofErr w:type="gramStart"/>
+      <w:r>
+        <w:t>update</w:t>
+      </w:r>
+      <w:proofErr w:type="spellEnd"/>
+      <w:r>
+        <w:t>(</w:t>
+      </w:r>
+      <w:proofErr w:type="gramEnd"/>
+    </w:p>
+    <w:p>
+      <w:r>
+        <w:t xml:space="preserve">    updates=</w:t>
+      </w:r>
+      <w:proofErr w:type="spellStart"/>
+      <w:r>
+        <w:t>update_clause</w:t>
+      </w:r>
+      <w:proofErr w:type="spellEnd"/>
+      <w:r>
+        <w:t>,</w:t>
+      </w:r>
+    </w:p>
+    <w:p>
+      <w:r>
+        <w:t xml:space="preserve">    predicate=</w:t>
+      </w:r>
+      <w:proofErr w:type="spellStart"/>
+      <w:r>
+        <w:t>when_matched_clause</w:t>
+      </w:r>
+      <w:proofErr w:type="spellEnd"/>
+      <w:r>
+        <w:t xml:space="preserve"> # Only 1 comparison! No recursion error.</w:t>
+      </w:r>
+    </w:p>
+    <w:p>
+      <w:r>
+        <w:t>)</w:t>
+      </w:r>
+    </w:p>
+    <w:p>
+      <w:r>
+        <w:pict w14:anchorId="3CF113CF">
+          <v:rect id="_x0000_i1092" style="width:0;height:1.5pt" o:hralign="center" o:hrstd="t" o:hr="t" fillcolor="#a0a0a0" stroked="f"/>
+        </w:pict>
+      </w:r>
+    </w:p>
+    <w:p>
+      <w:pPr>
+        <w:rPr>
+          <w:b/>
+          <w:bCs/>
+        </w:rPr>
+      </w:pPr>
+      <w:r>
+        <w:rPr>
+          <w:b/>
+          <w:bCs/>
+        </w:rPr>
+        <w:t>Option 3: Metadata Check Only</w:t>
+      </w:r>
+    </w:p>
+    <w:p>
+      <w:r>
+        <w:t xml:space="preserve">Since you mentioned </w:t>
+      </w:r>
+      <w:proofErr w:type="spellStart"/>
+      <w:r>
+        <w:t>loaded_at</w:t>
+      </w:r>
+      <w:proofErr w:type="spellEnd"/>
+      <w:r>
+        <w:t xml:space="preserve"> and </w:t>
+      </w:r>
+      <w:proofErr w:type="spellStart"/>
+      <w:r>
+        <w:t>window_row_number</w:t>
+      </w:r>
+      <w:proofErr w:type="spellEnd"/>
+      <w:r>
+        <w:t xml:space="preserve">, you can ask yourself: </w:t>
+      </w:r>
+      <w:r>
+        <w:rPr>
+          <w:i/>
+          <w:iCs/>
+        </w:rPr>
+        <w:t>If the features change, does one of these metadata columns also change?</w:t>
+      </w:r>
+    </w:p>
+    <w:p>
+      <w:r>
+        <w:t xml:space="preserve">If </w:t>
+      </w:r>
+      <w:proofErr w:type="spellStart"/>
+      <w:r>
+        <w:t>loaded_at</w:t>
+      </w:r>
+      <w:proofErr w:type="spellEnd"/>
+      <w:r>
+        <w:t xml:space="preserve"> is updated every time you re-extract features, you can simplify your predicate to only check the metadata. If </w:t>
+      </w:r>
+      <w:proofErr w:type="spellStart"/>
+      <w:r>
+        <w:t>loaded_at</w:t>
+      </w:r>
+      <w:proofErr w:type="spellEnd"/>
+      <w:r>
+        <w:t xml:space="preserve"> is different, it’s a safe bet the features are too.</w:t>
+      </w:r>
+    </w:p>
+    <w:p>
+      <w:r>
+        <w:t>Python</w:t>
+      </w:r>
+    </w:p>
+    <w:p>
+      <w:proofErr w:type="spellStart"/>
+      <w:r>
+        <w:t>when_matched_clause</w:t>
+      </w:r>
+      <w:proofErr w:type="spellEnd"/>
+      <w:r>
+        <w:t xml:space="preserve"> = """</w:t>
+      </w:r>
+    </w:p>
+    <w:p>
+      <w:r>
+        <w:t xml:space="preserve">    </w:t>
+      </w:r>
+      <w:proofErr w:type="spellStart"/>
+      <w:proofErr w:type="gramStart"/>
+      <w:r>
+        <w:t>source.loaded</w:t>
+      </w:r>
+      <w:proofErr w:type="gramEnd"/>
+      <w:r>
+        <w:t>_at</w:t>
+      </w:r>
+      <w:proofErr w:type="spellEnd"/>
+      <w:r>
+        <w:t xml:space="preserve"> IS DISTINCT FROM </w:t>
+      </w:r>
+      <w:proofErr w:type="spellStart"/>
+      <w:proofErr w:type="gramStart"/>
+      <w:r>
+        <w:t>target.loaded</w:t>
+      </w:r>
+      <w:proofErr w:type="gramEnd"/>
+      <w:r>
+        <w:t>_at</w:t>
+      </w:r>
+      <w:proofErr w:type="spellEnd"/>
+      <w:r>
+        <w:t xml:space="preserve"> OR</w:t>
+      </w:r>
+    </w:p>
+    <w:p>
+      <w:r>
+        <w:t xml:space="preserve">    </w:t>
+      </w:r>
+      <w:proofErr w:type="spellStart"/>
+      <w:proofErr w:type="gramStart"/>
+      <w:r>
+        <w:t>source.split</w:t>
+      </w:r>
+      <w:proofErr w:type="spellEnd"/>
+      <w:proofErr w:type="gramEnd"/>
+      <w:r>
+        <w:t xml:space="preserve"> IS DISTINCT FROM </w:t>
+      </w:r>
+      <w:proofErr w:type="spellStart"/>
+      <w:proofErr w:type="gramStart"/>
+      <w:r>
+        <w:t>target.split</w:t>
+      </w:r>
+      <w:proofErr w:type="spellEnd"/>
+      <w:proofErr w:type="gramEnd"/>
+    </w:p>
+    <w:p>
+      <w:r>
+        <w:t>"""</w:t>
+      </w:r>
+    </w:p>
+    <w:p>
+      <w:r>
+        <w:pict w14:anchorId="0791D1CE">
+          <v:rect id="_x0000_i1093" style="width:0;height:1.5pt" o:hralign="center" o:hrstd="t" o:hr="t" fillcolor="#a0a0a0" stroked="f"/>
+        </w:pict>
+      </w:r>
+    </w:p>
+    <w:p>
+      <w:pPr>
+        <w:rPr>
+          <w:b/>
+          <w:bCs/>
+        </w:rPr>
+      </w:pPr>
+      <w:r>
+        <w:rPr>
+          <w:b/>
+          <w:bCs/>
+        </w:rPr>
+        <w:t>Why this happened to your signal pipeline</w:t>
+      </w:r>
+    </w:p>
+    <w:p>
+      <w:r>
+        <w:t>Because your signal features (MFCCs, Spectral Centroids, etc.) often result in 100+ columns, the OR chain grew too long for the SQL parser to handle.</w:t>
+      </w:r>
+    </w:p>
+    <w:p>
+      <w:pPr>
+        <w:rPr>
+          <w:b/>
+          <w:bCs/>
+        </w:rPr>
+      </w:pPr>
+      <w:r>
+        <w:rPr>
+          <w:b/>
+          <w:bCs/>
+        </w:rPr>
+        <w:t>Summary Checklist</w:t>
+      </w:r>
+    </w:p>
+    <w:p>
+      <w:pPr>
+        <w:numPr>
+          <w:ilvl w:val="0"/>
+          <w:numId w:val="21"/>
+        </w:numPr>
+      </w:pPr>
+      <w:r>
+        <w:rPr>
+          <w:b/>
+          <w:bCs/>
+        </w:rPr>
+        <w:t>Small datasets (&lt;10GB total):</w:t>
+      </w:r>
+      <w:r>
+        <w:t xml:space="preserve"> Just remove the predicate (Option 1). It’s faster to code and the IO overhead is tiny.</w:t>
+      </w:r>
+    </w:p>
+    <w:p>
+      <w:pPr>
+        <w:numPr>
+          <w:ilvl w:val="0"/>
+          <w:numId w:val="21"/>
+        </w:numPr>
+      </w:pPr>
+      <w:r>
+        <w:rPr>
+          <w:b/>
+          <w:bCs/>
+        </w:rPr>
+        <w:t>Large datasets / Strict Auditing:</w:t>
+      </w:r>
+      <w:r>
+        <w:t xml:space="preserve"> Use the Row Hash (Option 2). It keeps your Delta history clean and your merge logic extremely fast.</w:t>
+      </w:r>
+    </w:p>
+    <w:p>
+      <w:pPr>
+        <w:numPr>
+          <w:ilvl w:val="0"/>
+          <w:numId w:val="21"/>
+        </w:numPr>
+      </w:pPr>
+      <w:r>
+        <w:rPr>
+          <w:b/>
+          <w:bCs/>
+        </w:rPr>
+        <w:t>Composite Keys:</w:t>
+      </w:r>
+      <w:r>
+        <w:t xml:space="preserve"> Your use of </w:t>
+      </w:r>
+      <w:proofErr w:type="spellStart"/>
+      <w:r>
+        <w:t>subject_id</w:t>
+      </w:r>
+      <w:proofErr w:type="spellEnd"/>
+      <w:r>
+        <w:t xml:space="preserve"> and </w:t>
+      </w:r>
+      <w:proofErr w:type="spellStart"/>
+      <w:r>
+        <w:t>file_name</w:t>
+      </w:r>
+      <w:proofErr w:type="spellEnd"/>
+      <w:r>
+        <w:t xml:space="preserve"> in the predicate is correct and will keep the join efficient through partition pruning if you followed the partitioning advice earlier.</w:t>
+      </w:r>
+    </w:p>
+    <w:p>
+      <w:r>
+        <w:rPr>
+          <w:b/>
+          <w:bCs/>
+        </w:rPr>
+        <w:t xml:space="preserve">Would you like me to show you a quick way to generate that </w:t>
+      </w:r>
+      <w:r>
+        <w:t>md5(</w:t>
+      </w:r>
+      <w:proofErr w:type="spellStart"/>
+      <w:r>
+        <w:t>concat_ws</w:t>
+      </w:r>
+      <w:proofErr w:type="spellEnd"/>
+      <w:r>
+        <w:t>(...))</w:t>
+      </w:r>
+      <w:r>
+        <w:rPr>
+          <w:b/>
+          <w:bCs/>
+        </w:rPr>
+        <w:t xml:space="preserve"> string dynamically in your </w:t>
+      </w:r>
+      <w:proofErr w:type="spellStart"/>
+      <w:r>
+        <w:rPr>
+          <w:b/>
+          <w:bCs/>
+        </w:rPr>
+        <w:t>DuckDB</w:t>
+      </w:r>
+      <w:proofErr w:type="spellEnd"/>
+      <w:r>
+        <w:rPr>
+          <w:b/>
+          <w:bCs/>
+        </w:rPr>
+        <w:t xml:space="preserve"> query so you don't have to type out 100 column names?</w:t>
+      </w:r>
+    </w:p>
+    <w:p>
+      <w:r>
+        <w:t xml:space="preserve">You </w:t>
+      </w:r>
+      <w:proofErr w:type="gramStart"/>
+      <w:r>
+        <w:t>said</w:t>
+      </w:r>
+      <w:proofErr w:type="gramEnd"/>
+    </w:p>
+    <w:p>
+      <w:r>
+        <w:t xml:space="preserve">how might I pass a list of column names instead to this hashing </w:t>
+      </w:r>
+      <w:proofErr w:type="spellStart"/>
+      <w:r>
+        <w:t>fucntion</w:t>
+      </w:r>
+      <w:proofErr w:type="spellEnd"/>
+      <w:r>
+        <w:t xml:space="preserve"> and concatenate it with a pipe?</w:t>
+      </w:r>
+    </w:p>
+    <w:p>
+      <w:pPr>
+        <w:rPr>
+          <w:b/>
+          <w:bCs/>
+        </w:rPr>
+      </w:pPr>
+      <w:r>
+        <w:rPr>
+          <w:b/>
+          <w:bCs/>
+        </w:rPr>
+        <w:t>Gemini said</w:t>
+      </w:r>
+    </w:p>
+    <w:p>
+      <w:r>
+        <w:lastRenderedPageBreak/>
+        <w:t xml:space="preserve">To dynamically generate the hashing string in Python for your </w:t>
+      </w:r>
+      <w:proofErr w:type="spellStart"/>
+      <w:r>
+        <w:t>DuckDB</w:t>
+      </w:r>
+      <w:proofErr w:type="spellEnd"/>
+      <w:r>
+        <w:t xml:space="preserve"> query, you can use a simple f-string combined with ", </w:t>
+      </w:r>
+      <w:proofErr w:type="gramStart"/>
+      <w:r>
+        <w:t>".join</w:t>
+      </w:r>
+      <w:proofErr w:type="gramEnd"/>
+      <w:r>
+        <w:t>().</w:t>
+      </w:r>
+    </w:p>
+    <w:p>
+      <w:r>
+        <w:t xml:space="preserve">This approach is much cleaner because </w:t>
+      </w:r>
+      <w:proofErr w:type="spellStart"/>
+      <w:r>
+        <w:t>concat_ws</w:t>
+      </w:r>
+      <w:proofErr w:type="spellEnd"/>
+      <w:r>
+        <w:t xml:space="preserve"> (Concatenate </w:t>
+      </w:r>
+      <w:proofErr w:type="gramStart"/>
+      <w:r>
+        <w:t>With</w:t>
+      </w:r>
+      <w:proofErr w:type="gramEnd"/>
+      <w:r>
+        <w:t xml:space="preserve"> Separator) automatically handles type casting to strings and, crucially, skips NULL values so they don't break the concatenation.</w:t>
+      </w:r>
+    </w:p>
+    <w:p>
+      <w:pPr>
+        <w:rPr>
+          <w:b/>
+          <w:bCs/>
+        </w:rPr>
+      </w:pPr>
+      <w:r>
+        <w:rPr>
+          <w:b/>
+          <w:bCs/>
+        </w:rPr>
+        <w:t>The Python Implementation</w:t>
+      </w:r>
+    </w:p>
+    <w:p>
+      <w:r>
+        <w:t>Here is how you can build that SQL expression using your list of feature columns:</w:t>
+      </w:r>
+    </w:p>
+    <w:p>
+      <w:r>
+        <w:t>Python</w:t>
+      </w:r>
+    </w:p>
+    <w:p>
+      <w:r>
+        <w:t># 1. Your list of columns</w:t>
+      </w:r>
+    </w:p>
+    <w:p>
+      <w:proofErr w:type="spellStart"/>
+      <w:r>
+        <w:t>feature_cols</w:t>
+      </w:r>
+      <w:proofErr w:type="spellEnd"/>
+      <w:r>
+        <w:t xml:space="preserve"> = ['</w:t>
+      </w:r>
+      <w:proofErr w:type="spellStart"/>
+      <w:r>
+        <w:t>freq_kurt</w:t>
+      </w:r>
+      <w:proofErr w:type="spellEnd"/>
+      <w:r>
+        <w:t>', '</w:t>
+      </w:r>
+      <w:proofErr w:type="spellStart"/>
+      <w:r>
+        <w:t>freq_skew</w:t>
+      </w:r>
+      <w:proofErr w:type="spellEnd"/>
+      <w:r>
+        <w:t>', '</w:t>
+      </w:r>
+      <w:proofErr w:type="spellStart"/>
+      <w:r>
+        <w:t>freq_mean</w:t>
+      </w:r>
+      <w:proofErr w:type="spellEnd"/>
+      <w:r>
+        <w:t>', '</w:t>
+      </w:r>
+      <w:proofErr w:type="spellStart"/>
+      <w:r>
+        <w:t>mfcc_kurt</w:t>
+      </w:r>
+      <w:proofErr w:type="spellEnd"/>
+      <w:r>
+        <w:t xml:space="preserve">'] </w:t>
+      </w:r>
+    </w:p>
+    <w:p/>
+    <w:p>
+      <w:r>
+        <w:t># 2. Build the inner part of the hash function</w:t>
+      </w:r>
+    </w:p>
+    <w:p>
+      <w:r>
+        <w:t># This creates: md5(</w:t>
+      </w:r>
+      <w:proofErr w:type="spellStart"/>
+      <w:r>
+        <w:t>concat_</w:t>
+      </w:r>
+      <w:proofErr w:type="gramStart"/>
+      <w:r>
+        <w:t>ws</w:t>
+      </w:r>
+      <w:proofErr w:type="spellEnd"/>
+      <w:r>
+        <w:t>(</w:t>
+      </w:r>
+      <w:proofErr w:type="gramEnd"/>
+      <w:r>
+        <w:t xml:space="preserve">'||', </w:t>
+      </w:r>
+      <w:proofErr w:type="spellStart"/>
+      <w:r>
+        <w:t>freq_kurt</w:t>
+      </w:r>
+      <w:proofErr w:type="spellEnd"/>
+      <w:r>
+        <w:t xml:space="preserve">, </w:t>
+      </w:r>
+      <w:proofErr w:type="spellStart"/>
+      <w:r>
+        <w:t>freq_skew</w:t>
+      </w:r>
+      <w:proofErr w:type="spellEnd"/>
+      <w:r>
+        <w:t xml:space="preserve">, </w:t>
+      </w:r>
+      <w:proofErr w:type="spellStart"/>
+      <w:r>
+        <w:t>freq_mean</w:t>
+      </w:r>
+      <w:proofErr w:type="spellEnd"/>
+      <w:r>
+        <w:t xml:space="preserve">, </w:t>
+      </w:r>
+      <w:proofErr w:type="spellStart"/>
+      <w:r>
+        <w:t>mfcc_kurt</w:t>
+      </w:r>
+      <w:proofErr w:type="spellEnd"/>
+      <w:r>
+        <w:t>))</w:t>
+      </w:r>
+    </w:p>
+    <w:p>
+      <w:proofErr w:type="spellStart"/>
+      <w:r>
+        <w:t>hash_expr</w:t>
+      </w:r>
+      <w:proofErr w:type="spellEnd"/>
+      <w:r>
+        <w:t xml:space="preserve"> = f"md5(</w:t>
+      </w:r>
+      <w:proofErr w:type="spellStart"/>
+      <w:r>
+        <w:t>concat_</w:t>
+      </w:r>
+      <w:proofErr w:type="gramStart"/>
+      <w:r>
+        <w:t>ws</w:t>
+      </w:r>
+      <w:proofErr w:type="spellEnd"/>
+      <w:r>
+        <w:t>(</w:t>
+      </w:r>
+      <w:proofErr w:type="gramEnd"/>
+      <w:r>
+        <w:t xml:space="preserve">'||', {', </w:t>
+      </w:r>
+      <w:proofErr w:type="gramStart"/>
+      <w:r>
+        <w:t>'.join</w:t>
+      </w:r>
+      <w:proofErr w:type="gramEnd"/>
+      <w:r>
+        <w:t>(</w:t>
+      </w:r>
+      <w:proofErr w:type="spellStart"/>
+      <w:r>
+        <w:t>feature_cols</w:t>
+      </w:r>
+      <w:proofErr w:type="spellEnd"/>
+      <w:r>
+        <w:t xml:space="preserve">)})) AS </w:t>
+      </w:r>
+      <w:proofErr w:type="spellStart"/>
+      <w:r>
+        <w:t>row_hash</w:t>
+      </w:r>
+      <w:proofErr w:type="spellEnd"/>
+      <w:r>
+        <w:t>"</w:t>
+      </w:r>
+    </w:p>
+    <w:p/>
+    <w:p>
+      <w:r>
+        <w:t xml:space="preserve"># 3. Integrate into your </w:t>
+      </w:r>
+      <w:proofErr w:type="spellStart"/>
+      <w:r>
+        <w:t>DuckDB</w:t>
+      </w:r>
+      <w:proofErr w:type="spellEnd"/>
+      <w:r>
+        <w:t xml:space="preserve"> query</w:t>
+      </w:r>
+    </w:p>
+    <w:p>
+      <w:r>
+        <w:t>query = f"""</w:t>
+      </w:r>
+    </w:p>
+    <w:p>
+      <w:r>
+        <w:t xml:space="preserve">    SELECT </w:t>
+      </w:r>
+    </w:p>
+    <w:p>
+      <w:r>
+        <w:t xml:space="preserve">        *, </w:t>
+      </w:r>
+    </w:p>
+    <w:p>
+      <w:r>
+        <w:t xml:space="preserve">        {</w:t>
+      </w:r>
+      <w:proofErr w:type="spellStart"/>
+      <w:r>
+        <w:t>hash_expr</w:t>
+      </w:r>
+      <w:proofErr w:type="spellEnd"/>
+      <w:r>
+        <w:t>}</w:t>
+      </w:r>
+    </w:p>
+    <w:p>
+      <w:r>
+        <w:t xml:space="preserve">    FROM </w:t>
+      </w:r>
+      <w:proofErr w:type="spellStart"/>
+      <w:r>
+        <w:t>source_table</w:t>
+      </w:r>
+      <w:proofErr w:type="spellEnd"/>
+    </w:p>
+    <w:p>
+      <w:r>
+        <w:t>"""</w:t>
+      </w:r>
+    </w:p>
+    <w:p>
+      <w:proofErr w:type="spellStart"/>
+      <w:r>
+        <w:t>conn.sql</w:t>
+      </w:r>
+      <w:proofErr w:type="spellEnd"/>
+      <w:r>
+        <w:t>(query)</w:t>
+      </w:r>
+    </w:p>
+    <w:p>
+      <w:r>
+        <w:pict w14:anchorId="002A8B01">
+          <v:rect id="_x0000_i1094" style="width:0;height:1.5pt" o:hralign="center" o:hrstd="t" o:hr="t" fillcolor="#a0a0a0" stroked="f"/>
+        </w:pict>
+      </w:r>
+    </w:p>
+    <w:p>
+      <w:pPr>
+        <w:rPr>
+          <w:b/>
+          <w:bCs/>
+        </w:rPr>
+      </w:pPr>
+      <w:r>
+        <w:rPr>
+          <w:b/>
+          <w:bCs/>
+        </w:rPr>
+        <w:t>Why this solves the "Recursion Limit" error</w:t>
+      </w:r>
+    </w:p>
+    <w:p>
+      <w:r>
+        <w:t xml:space="preserve">When you pass this </w:t>
+      </w:r>
+      <w:proofErr w:type="spellStart"/>
+      <w:r>
+        <w:t>row_hash</w:t>
+      </w:r>
+      <w:proofErr w:type="spellEnd"/>
+      <w:r>
+        <w:t xml:space="preserve"> to your Delta Lake CDC function, your </w:t>
+      </w:r>
+      <w:proofErr w:type="spellStart"/>
+      <w:r>
+        <w:t>when_matched_clause</w:t>
+      </w:r>
+      <w:proofErr w:type="spellEnd"/>
+      <w:r>
+        <w:t xml:space="preserve"> collapses from a massive tree of OR statements into a single, flat comparison:</w:t>
+      </w:r>
+    </w:p>
+    <w:p>
+      <w:r>
+        <w:t>Python</w:t>
+      </w:r>
+    </w:p>
+    <w:p>
+      <w:r>
+        <w:t># In your CDC function, instead of the long OR chain:</w:t>
+      </w:r>
+    </w:p>
+    <w:p>
+      <w:proofErr w:type="spellStart"/>
+      <w:r>
+        <w:t>when_matched_clause</w:t>
+      </w:r>
+      <w:proofErr w:type="spellEnd"/>
+      <w:r>
+        <w:t xml:space="preserve"> = "</w:t>
+      </w:r>
+      <w:proofErr w:type="spellStart"/>
+      <w:r>
+        <w:t>source.row_hash</w:t>
+      </w:r>
+      <w:proofErr w:type="spellEnd"/>
+      <w:r>
+        <w:t xml:space="preserve"> IS DISTINCT FROM </w:t>
+      </w:r>
+      <w:proofErr w:type="spellStart"/>
+      <w:r>
+        <w:t>target.row_hash</w:t>
+      </w:r>
+      <w:proofErr w:type="spellEnd"/>
+      <w:r>
+        <w:t>"</w:t>
+      </w:r>
+    </w:p>
+    <w:p>
+      <w:r>
+        <w:lastRenderedPageBreak/>
+        <w:t xml:space="preserve">The SQL parser now only </w:t>
+      </w:r>
+      <w:proofErr w:type="gramStart"/>
+      <w:r>
+        <w:t>has to</w:t>
+      </w:r>
+      <w:proofErr w:type="gramEnd"/>
+      <w:r>
+        <w:t xml:space="preserve"> evaluate </w:t>
+      </w:r>
+      <w:r>
+        <w:rPr>
+          <w:b/>
+          <w:bCs/>
+        </w:rPr>
+        <w:t>one</w:t>
+      </w:r>
+      <w:r>
+        <w:t xml:space="preserve"> comparison per row instead of 100+. This effectively bypasses the recursion limit because the "depth" of the logic remains at level 1, regardless of how many columns you are </w:t>
+      </w:r>
+      <w:proofErr w:type="gramStart"/>
+      <w:r>
+        <w:t>actually tracking</w:t>
+      </w:r>
+      <w:proofErr w:type="gramEnd"/>
+      <w:r>
+        <w:t>.</w:t>
+      </w:r>
+    </w:p>
+    <w:p>
+      <w:pPr>
+        <w:rPr>
+          <w:b/>
+          <w:bCs/>
+        </w:rPr>
+      </w:pPr>
+      <w:r>
+        <w:rPr>
+          <w:b/>
+          <w:bCs/>
+        </w:rPr>
+        <w:t>A Note on Performance</w:t>
+      </w:r>
+    </w:p>
+    <w:p>
+      <w:pPr>
+        <w:numPr>
+          <w:ilvl w:val="0"/>
+          <w:numId w:val="22"/>
+        </w:numPr>
+      </w:pPr>
+      <w:r>
+        <w:rPr>
+          <w:b/>
+          <w:bCs/>
+        </w:rPr>
+        <w:t>Separators:</w:t>
+      </w:r>
+      <w:r>
+        <w:t xml:space="preserve"> Using the pipe || (or any rare character) as a separator is a standard safeguard. It prevents "collision" where different column values might accidentally concatenate into the same string (e.g., col1='a', col2='</w:t>
+      </w:r>
+      <w:proofErr w:type="spellStart"/>
+      <w:r>
+        <w:t>bc</w:t>
+      </w:r>
+      <w:proofErr w:type="spellEnd"/>
+      <w:r>
+        <w:t>' vs col1='ab', col2='c').</w:t>
+      </w:r>
+    </w:p>
+    <w:p>
+      <w:pPr>
+        <w:numPr>
+          <w:ilvl w:val="0"/>
+          <w:numId w:val="22"/>
+        </w:numPr>
+      </w:pPr>
+      <w:r>
+        <w:rPr>
+          <w:b/>
+          <w:bCs/>
+        </w:rPr>
+        <w:t>Case Sensitivity:</w:t>
+      </w:r>
+      <w:r>
+        <w:t xml:space="preserve"> If your column names have spaces or are case-sensitive, wrap them in double quotes during the join:</w:t>
+      </w:r>
+    </w:p>
+    <w:p>
+      <w:r>
+        <w:t>Python</w:t>
+      </w:r>
+    </w:p>
+    <w:p>
+      <w:proofErr w:type="spellStart"/>
+      <w:r>
+        <w:t>column_string</w:t>
+      </w:r>
+      <w:proofErr w:type="spellEnd"/>
+      <w:r>
+        <w:t xml:space="preserve"> = ", </w:t>
+      </w:r>
+      <w:proofErr w:type="gramStart"/>
+      <w:r>
+        <w:t>".join</w:t>
+      </w:r>
+      <w:proofErr w:type="gramEnd"/>
+      <w:r>
+        <w:t xml:space="preserve">([f'"{col}"' for col in </w:t>
+      </w:r>
+      <w:proofErr w:type="spellStart"/>
+      <w:r>
+        <w:t>feature_cols</w:t>
+      </w:r>
+      <w:proofErr w:type="spellEnd"/>
+      <w:r>
+        <w:t>])</w:t>
+      </w:r>
+    </w:p>
+    <w:p>
+      <w:r>
+        <w:t>Does this dynamic string building make the transformation stage feel a bit more manageable?</w:t>
+      </w:r>
+    </w:p>
+    <w:p/>
+    <w:p>
+      <w:pPr>
+        <w:rPr>
+          <w:b/>
+          <w:bCs/>
+        </w:rPr>
+      </w:pPr>
+      <w:r>
+        <w:rPr>
+          <w:noProof/>
+          <w:color w:val="0070C0"/>
+        </w:rPr>
+        <w:lastRenderedPageBreak/>
+        <w:drawing>
+          <wp:inline distT="0" distB="0" distL="0" distR="0" wp14:anchorId="3DBC1915" wp14:editId="2A8B11D6">
+            <wp:extent cx="5943600" cy="3816350"/>
+            <wp:effectExtent l="0" t="0" r="0" b="0"/>
+            <wp:docPr id="1805573991" name="Picture 1"/>
+            <wp:cNvGraphicFramePr>
+              <a:graphicFrameLocks xmlns:a="http://schemas.openxmlformats.org/drawingml/2006/main" noChangeAspect="1"/>
+            </wp:cNvGraphicFramePr>
+            <a:graphic xmlns:a="http://schemas.openxmlformats.org/drawingml/2006/main">
+              <a:graphicData uri="http://schemas.openxmlformats.org/drawingml/2006/picture">
+                <pic:pic xmlns:pic="http://schemas.openxmlformats.org/drawingml/2006/picture">
+                  <pic:nvPicPr>
+                    <pic:cNvPr id="0" name="Picture 178"/>
+                    <pic:cNvPicPr>
+                      <a:picLocks noChangeAspect="1" noChangeArrowheads="1"/>
+                    </pic:cNvPicPr>
+                  </pic:nvPicPr>
+                  <pic:blipFill>
+                    <a:blip r:embed="rId5">
+                      <a:extLst>
+                        <a:ext uri="{28A0092B-C50C-407E-A947-70E740481C1C}">
+                          <a14:useLocalDpi xmlns:a14="http://schemas.microsoft.com/office/drawing/2010/main" val="0"/>
+                        </a:ext>
+                      </a:extLst>
+                    </a:blip>
+                    <a:srcRect/>
+                    <a:stretch>
+                      <a:fillRect/>
+                    </a:stretch>
+                  </pic:blipFill>
+                  <pic:spPr bwMode="auto">
+                    <a:xfrm>
+                      <a:off x="0" y="0"/>
+                      <a:ext cx="5943600" cy="3816350"/>
+                    </a:xfrm>
+                    <a:prstGeom prst="rect">
+                      <a:avLst/>
+                    </a:prstGeom>
+                    <a:noFill/>
+                    <a:ln>
+                      <a:noFill/>
+                    </a:ln>
+                  </pic:spPr>
+                </pic:pic>
+              </a:graphicData>
+            </a:graphic>
+          </wp:inline>
+        </w:drawing>
+      </w:r>
+      <w:r>
+        <w:rPr>
+          <w:b/>
+          <w:bCs/>
+          <w:noProof/>
+        </w:rPr>
+        <w:lastRenderedPageBreak/>
+        <w:drawing>
+          <wp:inline distT="0" distB="0" distL="0" distR="0" wp14:anchorId="357CBA4C" wp14:editId="382FE7E1">
+            <wp:extent cx="5930900" cy="4851400"/>
+            <wp:effectExtent l="0" t="0" r="0" b="6350"/>
+            <wp:docPr id="1987772374" name="Picture 2"/>
+            <wp:cNvGraphicFramePr>
+              <a:graphicFrameLocks xmlns:a="http://schemas.openxmlformats.org/drawingml/2006/main" noChangeAspect="1"/>
+            </wp:cNvGraphicFramePr>
+            <a:graphic xmlns:a="http://schemas.openxmlformats.org/drawingml/2006/main">
+              <a:graphicData uri="http://schemas.openxmlformats.org/drawingml/2006/picture">
+                <pic:pic xmlns:pic="http://schemas.openxmlformats.org/drawingml/2006/picture">
+                  <pic:nvPicPr>
+                    <pic:cNvPr id="0" name="Picture 179"/>
+                    <pic:cNvPicPr>
+                      <a:picLocks noChangeAspect="1" noChangeArrowheads="1"/>
+                    </pic:cNvPicPr>
+                  </pic:nvPicPr>
+                  <pic:blipFill>
+                    <a:blip r:embed="rId6">
+                      <a:extLst>
+                        <a:ext uri="{28A0092B-C50C-407E-A947-70E740481C1C}">
+                          <a14:useLocalDpi xmlns:a14="http://schemas.microsoft.com/office/drawing/2010/main" val="0"/>
+                        </a:ext>
+                      </a:extLst>
+                    </a:blip>
+                    <a:srcRect/>
+                    <a:stretch>
+                      <a:fillRect/>
+                    </a:stretch>
+                  </pic:blipFill>
+                  <pic:spPr bwMode="auto">
+                    <a:xfrm>
+                      <a:off x="0" y="0"/>
+                      <a:ext cx="5930900" cy="4851400"/>
+                    </a:xfrm>
+                    <a:prstGeom prst="rect">
+                      <a:avLst/>
+                    </a:prstGeom>
+                    <a:noFill/>
+                    <a:ln>
+                      <a:noFill/>
+                    </a:ln>
+                  </pic:spPr>
+                </pic:pic>
+              </a:graphicData>
+            </a:graphic>
+          </wp:inline>
+        </w:drawing>
+      </w:r>
+      <w:r>
+        <w:rPr>
+          <w:b/>
+          <w:bCs/>
+          <w:noProof/>
+        </w:rPr>
+        <w:lastRenderedPageBreak/>
+        <w:drawing>
+          <wp:inline distT="0" distB="0" distL="0" distR="0" wp14:anchorId="7E9F864F" wp14:editId="18541D75">
+            <wp:extent cx="5937250" cy="3708400"/>
+            <wp:effectExtent l="0" t="0" r="6350" b="6350"/>
+            <wp:docPr id="669260571" name="Picture 3"/>
+            <wp:cNvGraphicFramePr>
+              <a:graphicFrameLocks xmlns:a="http://schemas.openxmlformats.org/drawingml/2006/main" noChangeAspect="1"/>
+            </wp:cNvGraphicFramePr>
+            <a:graphic xmlns:a="http://schemas.openxmlformats.org/drawingml/2006/main">
+              <a:graphicData uri="http://schemas.openxmlformats.org/drawingml/2006/picture">
+                <pic:pic xmlns:pic="http://schemas.openxmlformats.org/drawingml/2006/picture">
+                  <pic:nvPicPr>
+                    <pic:cNvPr id="0" name="Picture 180"/>
+                    <pic:cNvPicPr>
+                      <a:picLocks noChangeAspect="1" noChangeArrowheads="1"/>
+                    </pic:cNvPicPr>
+                  </pic:nvPicPr>
+                  <pic:blipFill>
+                    <a:blip r:embed="rId7">
+                      <a:extLst>
+                        <a:ext uri="{28A0092B-C50C-407E-A947-70E740481C1C}">
+                          <a14:useLocalDpi xmlns:a14="http://schemas.microsoft.com/office/drawing/2010/main" val="0"/>
+                        </a:ext>
+                      </a:extLst>
+                    </a:blip>
+                    <a:srcRect/>
+                    <a:stretch>
+                      <a:fillRect/>
+                    </a:stretch>
+                  </pic:blipFill>
+                  <pic:spPr bwMode="auto">
+                    <a:xfrm>
+                      <a:off x="0" y="0"/>
+                      <a:ext cx="5937250" cy="3708400"/>
+                    </a:xfrm>
+                    <a:prstGeom prst="rect">
+                      <a:avLst/>
+                    </a:prstGeom>
+                    <a:noFill/>
+                    <a:ln>
+                      <a:noFill/>
+                    </a:ln>
+                  </pic:spPr>
+                </pic:pic>
+              </a:graphicData>
+            </a:graphic>
+          </wp:inline>
+        </w:drawing>
+      </w:r>
+      <w:r>
+        <w:rPr>
+          <w:b/>
+          <w:bCs/>
+        </w:rPr>
+        <w:t>Gemini said</w:t>
+      </w:r>
+    </w:p>
+    <w:p>
+      <w:r>
+        <w:t xml:space="preserve">The reason you are seeing a jump from 35 rows to 129 rows (and seeing duplicate entries for the same </w:t>
+      </w:r>
+      <w:proofErr w:type="spellStart"/>
+      <w:r>
+        <w:t>window_row_number</w:t>
+      </w:r>
+      <w:proofErr w:type="spellEnd"/>
+      <w:r>
+        <w:t xml:space="preserve"> in your screenshot) is due to a </w:t>
+      </w:r>
+      <w:r>
+        <w:rPr>
+          <w:b/>
+          <w:bCs/>
+        </w:rPr>
+        <w:t>Join Explosion</w:t>
+      </w:r>
+      <w:r>
+        <w:t xml:space="preserve"> (or Cartesian Match) during the merge operation.</w:t>
+      </w:r>
+    </w:p>
+    <w:p>
+      <w:pPr>
+        <w:rPr>
+          <w:b/>
+          <w:bCs/>
+        </w:rPr>
+      </w:pPr>
+      <w:r>
+        <w:rPr>
+          <w:b/>
+          <w:bCs/>
+        </w:rPr>
+        <w:t>The Root Cause: Non-Unique Predicate</w:t>
+      </w:r>
+    </w:p>
+    <w:p>
+      <w:r>
+        <w:t xml:space="preserve">In your </w:t>
+      </w:r>
+      <w:proofErr w:type="spellStart"/>
+      <w:r>
+        <w:t>change_data_capture_data</w:t>
+      </w:r>
+      <w:proofErr w:type="spellEnd"/>
+      <w:r>
+        <w:t xml:space="preserve"> function, your merge predicate is currently:</w:t>
+      </w:r>
+    </w:p>
+    <w:p>
+      <w:r>
+        <w:t>Python</w:t>
+      </w:r>
+    </w:p>
+    <w:p>
+      <w:r>
+        <w:t>predicate="""</w:t>
+      </w:r>
+    </w:p>
+    <w:p>
+      <w:r>
+        <w:t xml:space="preserve">    </w:t>
+      </w:r>
+      <w:proofErr w:type="spellStart"/>
+      <w:proofErr w:type="gramStart"/>
+      <w:r>
+        <w:t>target.subject</w:t>
+      </w:r>
+      <w:proofErr w:type="gramEnd"/>
+      <w:r>
+        <w:t>_id</w:t>
+      </w:r>
+      <w:proofErr w:type="spellEnd"/>
+      <w:r>
+        <w:t xml:space="preserve"> = </w:t>
+      </w:r>
+      <w:proofErr w:type="spellStart"/>
+      <w:proofErr w:type="gramStart"/>
+      <w:r>
+        <w:t>source.subject</w:t>
+      </w:r>
+      <w:proofErr w:type="gramEnd"/>
+      <w:r>
+        <w:t>_id</w:t>
+      </w:r>
+      <w:proofErr w:type="spellEnd"/>
+      <w:r>
+        <w:t xml:space="preserve"> </w:t>
+      </w:r>
+    </w:p>
+    <w:p>
+      <w:r>
+        <w:t xml:space="preserve">    AND </w:t>
+      </w:r>
+      <w:proofErr w:type="spellStart"/>
+      <w:proofErr w:type="gramStart"/>
+      <w:r>
+        <w:t>target.file</w:t>
+      </w:r>
+      <w:proofErr w:type="gramEnd"/>
+      <w:r>
+        <w:t>_name</w:t>
+      </w:r>
+      <w:proofErr w:type="spellEnd"/>
+      <w:r>
+        <w:t xml:space="preserve"> = </w:t>
+      </w:r>
+      <w:proofErr w:type="spellStart"/>
+      <w:proofErr w:type="gramStart"/>
+      <w:r>
+        <w:t>source.file</w:t>
+      </w:r>
+      <w:proofErr w:type="gramEnd"/>
+      <w:r>
+        <w:t>_name</w:t>
+      </w:r>
+      <w:proofErr w:type="spellEnd"/>
+    </w:p>
+    <w:p>
+      <w:r>
+        <w:t>"""</w:t>
+      </w:r>
+    </w:p>
+    <w:p>
+      <w:r>
+        <w:t xml:space="preserve">As seen in your Stage-02 and Stage-03 data, a single </w:t>
+      </w:r>
+      <w:proofErr w:type="spellStart"/>
+      <w:r>
+        <w:t>subject_id</w:t>
+      </w:r>
+      <w:proofErr w:type="spellEnd"/>
+      <w:r>
+        <w:t xml:space="preserve"> and </w:t>
+      </w:r>
+      <w:proofErr w:type="spellStart"/>
+      <w:r>
+        <w:t>file_name</w:t>
+      </w:r>
+      <w:proofErr w:type="spellEnd"/>
+      <w:r>
+        <w:t xml:space="preserve"> combination is </w:t>
+      </w:r>
+      <w:r>
+        <w:rPr>
+          <w:b/>
+          <w:bCs/>
+        </w:rPr>
+        <w:t>not unique</w:t>
+      </w:r>
+      <w:r>
+        <w:t xml:space="preserve">—it contains multiple windows of data (e.g., </w:t>
+      </w:r>
+      <w:proofErr w:type="spellStart"/>
+      <w:r>
+        <w:t>window_row_number</w:t>
+      </w:r>
+      <w:proofErr w:type="spellEnd"/>
+      <w:r>
+        <w:t xml:space="preserve"> 0, 16000, 32000).</w:t>
+      </w:r>
+    </w:p>
+    <w:p>
+      <w:r>
+        <w:t>When you run a merge with this non-unique predicate:</w:t>
+      </w:r>
+    </w:p>
+    <w:p>
+      <w:pPr>
+        <w:numPr>
+          <w:ilvl w:val="0"/>
+          <w:numId w:val="23"/>
+        </w:numPr>
+      </w:pPr>
+      <w:r>
+        <w:rPr>
+          <w:b/>
+          <w:bCs/>
+        </w:rPr>
+        <w:t>Multiple Matches:</w:t>
+      </w:r>
+      <w:r>
+        <w:t xml:space="preserve"> Every row in your source for a specific file matches </w:t>
+      </w:r>
+      <w:r>
+        <w:rPr>
+          <w:b/>
+          <w:bCs/>
+        </w:rPr>
+        <w:t>every</w:t>
+      </w:r>
+      <w:r>
+        <w:t xml:space="preserve"> row in your target for that same file.</w:t>
+      </w:r>
+    </w:p>
+    <w:p>
+      <w:pPr>
+        <w:numPr>
+          <w:ilvl w:val="0"/>
+          <w:numId w:val="23"/>
+        </w:numPr>
+      </w:pPr>
+      <w:r>
+        <w:rPr>
+          <w:b/>
+          <w:bCs/>
+        </w:rPr>
+        <w:lastRenderedPageBreak/>
+        <w:t>Duplicate Operations:</w:t>
+      </w:r>
+      <w:r>
+        <w:t xml:space="preserve"> If a file has 10 windows, each of the 10 source rows matches all 10 target rows, leading to redundant updates or incorrect inserts.</w:t>
+      </w:r>
+    </w:p>
+    <w:p>
+      <w:pPr>
+        <w:numPr>
+          <w:ilvl w:val="0"/>
+          <w:numId w:val="23"/>
+        </w:numPr>
+      </w:pPr>
+      <w:r>
+        <w:rPr>
+          <w:b/>
+          <w:bCs/>
+        </w:rPr>
+        <w:t>The Result:</w:t>
+      </w:r>
+      <w:r>
+        <w:t xml:space="preserve"> You see the same </w:t>
+      </w:r>
+      <w:proofErr w:type="spellStart"/>
+      <w:r>
+        <w:t>window_row_number</w:t>
+      </w:r>
+      <w:proofErr w:type="spellEnd"/>
+      <w:r>
+        <w:t xml:space="preserve"> (like 0) appearing multiple times for the same file in your final table.</w:t>
+      </w:r>
+    </w:p>
+    <w:p>
+      <w:r>
+        <w:pict w14:anchorId="536B1E93">
+          <v:rect id="_x0000_i1198" style="width:0;height:1.5pt" o:hralign="center" o:hrstd="t" o:hr="t" fillcolor="#a0a0a0" stroked="f"/>
+        </w:pict>
+      </w:r>
+    </w:p>
+    <w:p>
+      <w:pPr>
+        <w:rPr>
+          <w:b/>
+          <w:bCs/>
+        </w:rPr>
+      </w:pPr>
+      <w:r>
+        <w:rPr>
+          <w:b/>
+          <w:bCs/>
+        </w:rPr>
+        <w:t>The Fix: Complete the Composite Key</w:t>
+      </w:r>
+    </w:p>
+    <w:p>
+      <w:r>
+        <w:t xml:space="preserve">To fix this, you must include </w:t>
+      </w:r>
+      <w:proofErr w:type="spellStart"/>
+      <w:r>
+        <w:t>window_row_number</w:t>
+      </w:r>
+      <w:proofErr w:type="spellEnd"/>
+      <w:r>
+        <w:t xml:space="preserve"> and split in your merge predicate. This ensures that one source row matches exactly one target row.</w:t>
+      </w:r>
+    </w:p>
+    <w:p>
+      <w:pPr>
+        <w:rPr>
+          <w:b/>
+          <w:bCs/>
+        </w:rPr>
+      </w:pPr>
+      <w:r>
+        <w:rPr>
+          <w:b/>
+          <w:bCs/>
+        </w:rPr>
+        <w:t>1. Update the Predicate</w:t>
+      </w:r>
+    </w:p>
+    <w:p>
+      <w:r>
+        <w:t xml:space="preserve">Modify your </w:t>
+      </w:r>
+      <w:proofErr w:type="spellStart"/>
+      <w:r>
+        <w:t>delta_</w:t>
+      </w:r>
+      <w:proofErr w:type="gramStart"/>
+      <w:r>
+        <w:t>table.merge</w:t>
+      </w:r>
+      <w:proofErr w:type="spellEnd"/>
+      <w:proofErr w:type="gramEnd"/>
+      <w:r>
+        <w:t xml:space="preserve"> call to include the full composite key you mentioned in your comments:</w:t>
+      </w:r>
+    </w:p>
+    <w:p>
+      <w:r>
+        <w:t>Python</w:t>
+      </w:r>
+    </w:p>
+    <w:p>
+      <w:proofErr w:type="spellStart"/>
+      <w:r>
+        <w:t>delta_</w:t>
+      </w:r>
+      <w:proofErr w:type="gramStart"/>
+      <w:r>
+        <w:t>table.merge</w:t>
+      </w:r>
+      <w:proofErr w:type="spellEnd"/>
+      <w:proofErr w:type="gramEnd"/>
+      <w:r>
+        <w:t>(</w:t>
+      </w:r>
+    </w:p>
+    <w:p>
+      <w:r>
+        <w:t xml:space="preserve">    </w:t>
+      </w:r>
+      <w:proofErr w:type="spellStart"/>
+      <w:r>
+        <w:t>df</w:t>
+      </w:r>
+      <w:proofErr w:type="spellEnd"/>
+      <w:r>
+        <w:t>,</w:t>
+      </w:r>
+    </w:p>
+    <w:p>
+      <w:r>
+        <w:t xml:space="preserve">    predicate="""</w:t>
+      </w:r>
+    </w:p>
+    <w:p>
+      <w:r>
+        <w:t xml:space="preserve">        </w:t>
+      </w:r>
+      <w:proofErr w:type="spellStart"/>
+      <w:proofErr w:type="gramStart"/>
+      <w:r>
+        <w:t>target.subject</w:t>
+      </w:r>
+      <w:proofErr w:type="gramEnd"/>
+      <w:r>
+        <w:t>_id</w:t>
+      </w:r>
+      <w:proofErr w:type="spellEnd"/>
+      <w:r>
+        <w:t xml:space="preserve"> = </w:t>
+      </w:r>
+      <w:proofErr w:type="spellStart"/>
+      <w:proofErr w:type="gramStart"/>
+      <w:r>
+        <w:t>source.subject</w:t>
+      </w:r>
+      <w:proofErr w:type="gramEnd"/>
+      <w:r>
+        <w:t>_id</w:t>
+      </w:r>
+      <w:proofErr w:type="spellEnd"/>
+      <w:r>
+        <w:t xml:space="preserve"> </w:t>
+      </w:r>
+    </w:p>
+    <w:p>
+      <w:r>
+        <w:t xml:space="preserve">        AND </w:t>
+      </w:r>
+      <w:proofErr w:type="spellStart"/>
+      <w:proofErr w:type="gramStart"/>
+      <w:r>
+        <w:t>target.file</w:t>
+      </w:r>
+      <w:proofErr w:type="gramEnd"/>
+      <w:r>
+        <w:t>_name</w:t>
+      </w:r>
+      <w:proofErr w:type="spellEnd"/>
+      <w:r>
+        <w:t xml:space="preserve"> = </w:t>
+      </w:r>
+      <w:proofErr w:type="spellStart"/>
+      <w:proofErr w:type="gramStart"/>
+      <w:r>
+        <w:t>source.file</w:t>
+      </w:r>
+      <w:proofErr w:type="gramEnd"/>
+      <w:r>
+        <w:t>_name</w:t>
+      </w:r>
+      <w:proofErr w:type="spellEnd"/>
+    </w:p>
+    <w:p>
+      <w:r>
+        <w:t xml:space="preserve">        AND </w:t>
+      </w:r>
+      <w:proofErr w:type="spellStart"/>
+      <w:proofErr w:type="gramStart"/>
+      <w:r>
+        <w:t>target.window</w:t>
+      </w:r>
+      <w:proofErr w:type="gramEnd"/>
+      <w:r>
+        <w:t>_row_number</w:t>
+      </w:r>
+      <w:proofErr w:type="spellEnd"/>
+      <w:r>
+        <w:t xml:space="preserve"> = </w:t>
+      </w:r>
+      <w:proofErr w:type="spellStart"/>
+      <w:proofErr w:type="gramStart"/>
+      <w:r>
+        <w:t>source.window</w:t>
+      </w:r>
+      <w:proofErr w:type="gramEnd"/>
+      <w:r>
+        <w:t>_row_number</w:t>
+      </w:r>
+      <w:proofErr w:type="spellEnd"/>
+    </w:p>
+    <w:p>
+      <w:r>
+        <w:t xml:space="preserve">        AND </w:t>
+      </w:r>
+      <w:proofErr w:type="spellStart"/>
+      <w:proofErr w:type="gramStart"/>
+      <w:r>
+        <w:t>target.split</w:t>
+      </w:r>
+      <w:proofErr w:type="spellEnd"/>
+      <w:proofErr w:type="gramEnd"/>
+      <w:r>
+        <w:t xml:space="preserve"> = </w:t>
+      </w:r>
+      <w:proofErr w:type="spellStart"/>
+      <w:proofErr w:type="gramStart"/>
+      <w:r>
+        <w:t>source.split</w:t>
+      </w:r>
+      <w:proofErr w:type="spellEnd"/>
+      <w:proofErr w:type="gramEnd"/>
+    </w:p>
+    <w:p>
+      <w:r>
+        <w:t xml:space="preserve">    """,</w:t>
+      </w:r>
+    </w:p>
+    <w:p>
+      <w:r>
+        <w:t xml:space="preserve">    </w:t>
+      </w:r>
+      <w:proofErr w:type="spellStart"/>
+      <w:r>
+        <w:t>source_alias</w:t>
+      </w:r>
+      <w:proofErr w:type="spellEnd"/>
+      <w:r>
+        <w:t>="source",</w:t>
+      </w:r>
+    </w:p>
+    <w:p>
+      <w:r>
+        <w:t xml:space="preserve">    </w:t>
+      </w:r>
+      <w:proofErr w:type="spellStart"/>
+      <w:r>
+        <w:t>target_alias</w:t>
+      </w:r>
+      <w:proofErr w:type="spellEnd"/>
+      <w:r>
+        <w:t>="target",</w:t>
+      </w:r>
+    </w:p>
+    <w:p>
+      <w:r>
+        <w:t xml:space="preserve">    </w:t>
+      </w:r>
+      <w:proofErr w:type="spellStart"/>
+      <w:r>
+        <w:t>merge_schema</w:t>
+      </w:r>
+      <w:proofErr w:type="spellEnd"/>
+      <w:r>
+        <w:t>=True</w:t>
+      </w:r>
+    </w:p>
+    <w:p>
+      <w:r>
+        <w:t>)</w:t>
+      </w:r>
+    </w:p>
+    <w:p>
+      <w:pPr>
+        <w:rPr>
+          <w:b/>
+          <w:bCs/>
+        </w:rPr>
+      </w:pPr>
+      <w:r>
+        <w:rPr>
+          <w:b/>
+          <w:bCs/>
+        </w:rPr>
+        <w:t>2. Clean Up the Update Clause</w:t>
+      </w:r>
+    </w:p>
+    <w:p>
+      <w:r>
+        <w:t xml:space="preserve">Since </w:t>
+      </w:r>
+      <w:proofErr w:type="spellStart"/>
+      <w:r>
+        <w:t>window_row_number</w:t>
+      </w:r>
+      <w:proofErr w:type="spellEnd"/>
+      <w:r>
+        <w:t xml:space="preserve"> and split are now part of the "Identity" (the predicate), they should generally not be in the </w:t>
+      </w:r>
+      <w:proofErr w:type="spellStart"/>
+      <w:r>
+        <w:t>update_clause</w:t>
+      </w:r>
+      <w:proofErr w:type="spellEnd"/>
+      <w:r>
+        <w:t>. If you try to update a column that is part of the join predicate, some Delta engines will throw an error or perform poorly.</w:t>
+      </w:r>
+    </w:p>
+    <w:p>
+      <w:r>
+        <w:t>Python</w:t>
+      </w:r>
+    </w:p>
+    <w:p>
+      <w:proofErr w:type="spellStart"/>
+      <w:r>
+        <w:t>update_clause</w:t>
+      </w:r>
+      <w:proofErr w:type="spellEnd"/>
+      <w:r>
+        <w:t xml:space="preserve"> = {</w:t>
+      </w:r>
+    </w:p>
+    <w:p>
+      <w:r>
+        <w:t xml:space="preserve">    "</w:t>
+      </w:r>
+      <w:proofErr w:type="spellStart"/>
+      <w:proofErr w:type="gramStart"/>
+      <w:r>
+        <w:t>loaded</w:t>
+      </w:r>
+      <w:proofErr w:type="gramEnd"/>
+      <w:r>
+        <w:t>_at</w:t>
+      </w:r>
+      <w:proofErr w:type="spellEnd"/>
+      <w:r>
+        <w:t>": "</w:t>
+      </w:r>
+      <w:proofErr w:type="spellStart"/>
+      <w:proofErr w:type="gramStart"/>
+      <w:r>
+        <w:t>source.loaded</w:t>
+      </w:r>
+      <w:proofErr w:type="gramEnd"/>
+      <w:r>
+        <w:t>_at</w:t>
+      </w:r>
+      <w:proofErr w:type="spellEnd"/>
+      <w:r>
+        <w:t>",</w:t>
+      </w:r>
+    </w:p>
+    <w:p>
+      <w:r>
+        <w:lastRenderedPageBreak/>
+        <w:t xml:space="preserve">    "label": "</w:t>
+      </w:r>
+      <w:proofErr w:type="spellStart"/>
+      <w:proofErr w:type="gramStart"/>
+      <w:r>
+        <w:t>source.label</w:t>
+      </w:r>
+      <w:proofErr w:type="spellEnd"/>
+      <w:proofErr w:type="gramEnd"/>
+      <w:r>
+        <w:t>",</w:t>
+      </w:r>
+    </w:p>
+    <w:p>
+      <w:r>
+        <w:t xml:space="preserve">    "partition": "</w:t>
+      </w:r>
+      <w:proofErr w:type="spellStart"/>
+      <w:proofErr w:type="gramStart"/>
+      <w:r>
+        <w:t>source.partition</w:t>
+      </w:r>
+      <w:proofErr w:type="spellEnd"/>
+      <w:proofErr w:type="gramEnd"/>
+      <w:r>
+        <w:t>",</w:t>
+      </w:r>
+    </w:p>
+    <w:p>
+      <w:r>
+        <w:t xml:space="preserve">    "</w:t>
+      </w:r>
+      <w:proofErr w:type="spellStart"/>
+      <w:proofErr w:type="gramStart"/>
+      <w:r>
+        <w:t>feature</w:t>
+      </w:r>
+      <w:proofErr w:type="gramEnd"/>
+      <w:r>
+        <w:t>_hash_key</w:t>
+      </w:r>
+      <w:proofErr w:type="spellEnd"/>
+      <w:r>
+        <w:t>": "</w:t>
+      </w:r>
+      <w:proofErr w:type="spellStart"/>
+      <w:proofErr w:type="gramStart"/>
+      <w:r>
+        <w:t>source.feature</w:t>
+      </w:r>
+      <w:proofErr w:type="gramEnd"/>
+      <w:r>
+        <w:t>_hash_key</w:t>
+      </w:r>
+      <w:proofErr w:type="spellEnd"/>
+      <w:r>
+        <w:t>"</w:t>
+      </w:r>
+    </w:p>
+    <w:p>
+      <w:r>
+        <w:t>}</w:t>
+      </w:r>
+    </w:p>
+    <w:p>
+      <w:r>
+        <w:pict w14:anchorId="4F80DA46">
+          <v:rect id="_x0000_i1199" style="width:0;height:1.5pt" o:hralign="center" o:hrstd="t" o:hr="t" fillcolor="#a0a0a0" stroked="f"/>
+        </w:pict>
+      </w:r>
+    </w:p>
+    <w:p>
+      <w:pPr>
+        <w:rPr>
+          <w:b/>
+          <w:bCs/>
+        </w:rPr>
+      </w:pPr>
+      <w:r>
+        <w:rPr>
+          <w:b/>
+          <w:bCs/>
+        </w:rPr>
+        <w:t xml:space="preserve">What happens when you update </w:t>
+      </w:r>
+      <w:proofErr w:type="spellStart"/>
+      <w:r>
+        <w:rPr>
+          <w:b/>
+          <w:bCs/>
+        </w:rPr>
+        <w:t>subject_id</w:t>
+      </w:r>
+      <w:proofErr w:type="spellEnd"/>
+      <w:r>
+        <w:rPr>
+          <w:b/>
+          <w:bCs/>
+        </w:rPr>
+        <w:t>?</w:t>
+      </w:r>
+    </w:p>
+    <w:p>
+      <w:r>
+        <w:t xml:space="preserve">When you manually run UPDATE data SET </w:t>
+      </w:r>
+      <w:proofErr w:type="spellStart"/>
+      <w:r>
+        <w:t>subject_id</w:t>
+      </w:r>
+      <w:proofErr w:type="spellEnd"/>
+      <w:r>
+        <w:t xml:space="preserve"> = 'Coren-2026' ..., and then run your CDC function again, the following happens:</w:t>
+      </w:r>
+    </w:p>
+    <w:p>
+      <w:pPr>
+        <w:numPr>
+          <w:ilvl w:val="0"/>
+          <w:numId w:val="24"/>
+        </w:numPr>
+      </w:pPr>
+      <w:r>
+        <w:rPr>
+          <w:b/>
+          <w:bCs/>
+        </w:rPr>
+        <w:t>Target Record:</w:t>
+      </w:r>
+      <w:r>
+        <w:t xml:space="preserve"> The table now has Coren-2026.</w:t>
+      </w:r>
+    </w:p>
+    <w:p>
+      <w:pPr>
+        <w:numPr>
+          <w:ilvl w:val="0"/>
+          <w:numId w:val="24"/>
+        </w:numPr>
+      </w:pPr>
+      <w:r>
+        <w:rPr>
+          <w:b/>
+          <w:bCs/>
+        </w:rPr>
+        <w:t>Source Record:</w:t>
+      </w:r>
+      <w:r>
+        <w:t xml:space="preserve"> Your source </w:t>
+      </w:r>
+      <w:proofErr w:type="spellStart"/>
+      <w:r>
+        <w:t>dataframe</w:t>
+      </w:r>
+      <w:proofErr w:type="spellEnd"/>
+      <w:r>
+        <w:t xml:space="preserve"> likely still contains the original Coren-20141121-pxp.</w:t>
+      </w:r>
+    </w:p>
+    <w:p>
+      <w:pPr>
+        <w:numPr>
+          <w:ilvl w:val="0"/>
+          <w:numId w:val="24"/>
+        </w:numPr>
+      </w:pPr>
+      <w:r>
+        <w:rPr>
+          <w:b/>
+          <w:bCs/>
+        </w:rPr>
+        <w:t>The Conflict:</w:t>
+      </w:r>
+      <w:r>
+        <w:t xml:space="preserve"> * The merge predicate fails to find Coren-20141121-pxp in the target (because you renamed it to 2026).</w:t>
+      </w:r>
+    </w:p>
+    <w:p>
+      <w:pPr>
+        <w:numPr>
+          <w:ilvl w:val="1"/>
+          <w:numId w:val="24"/>
+        </w:numPr>
+      </w:pPr>
+      <w:proofErr w:type="spellStart"/>
+      <w:r>
+        <w:t>when_not_matched_insert_</w:t>
+      </w:r>
+      <w:proofErr w:type="gramStart"/>
+      <w:r>
+        <w:t>all</w:t>
+      </w:r>
+      <w:proofErr w:type="spellEnd"/>
+      <w:r>
+        <w:t>(</w:t>
+      </w:r>
+      <w:proofErr w:type="gramEnd"/>
+      <w:r>
+        <w:t xml:space="preserve">) triggers and </w:t>
+      </w:r>
+      <w:r>
+        <w:rPr>
+          <w:b/>
+          <w:bCs/>
+        </w:rPr>
+        <w:t>re-inserts</w:t>
+      </w:r>
+      <w:r>
+        <w:t xml:space="preserve"> the original Coren-20141121-pxp.</w:t>
+      </w:r>
+    </w:p>
+    <w:p>
+      <w:pPr>
+        <w:numPr>
+          <w:ilvl w:val="1"/>
+          <w:numId w:val="24"/>
+        </w:numPr>
+      </w:pPr>
+      <w:proofErr w:type="spellStart"/>
+      <w:r>
+        <w:t>when_not_matched_by_source_</w:t>
+      </w:r>
+      <w:proofErr w:type="gramStart"/>
+      <w:r>
+        <w:t>delete</w:t>
+      </w:r>
+      <w:proofErr w:type="spellEnd"/>
+      <w:r>
+        <w:t>(</w:t>
+      </w:r>
+      <w:proofErr w:type="gramEnd"/>
+      <w:r>
+        <w:t xml:space="preserve">) triggers and </w:t>
+      </w:r>
+      <w:r>
+        <w:rPr>
+          <w:b/>
+          <w:bCs/>
+        </w:rPr>
+        <w:t>deletes</w:t>
+      </w:r>
+      <w:r>
+        <w:t xml:space="preserve"> your manual Coren-2026 because it isn't in your source data.</w:t>
+      </w:r>
+    </w:p>
+    <w:p>
+      <w:r>
+        <w:rPr>
+          <w:b/>
+          <w:bCs/>
+        </w:rPr>
+        <w:t>The CDC is doing its job:</w:t>
+      </w:r>
+      <w:r>
+        <w:t xml:space="preserve"> It is enforcing the state of the source data over your manual SQL updates. If you want the </w:t>
+      </w:r>
+      <w:proofErr w:type="spellStart"/>
+      <w:r>
+        <w:t>subject_id</w:t>
+      </w:r>
+      <w:proofErr w:type="spellEnd"/>
+      <w:r>
+        <w:t xml:space="preserve"> to change permanently, you must change it in the </w:t>
+      </w:r>
+      <w:r>
+        <w:rPr>
+          <w:b/>
+          <w:bCs/>
+        </w:rPr>
+        <w:t>source</w:t>
+      </w:r>
+      <w:r>
+        <w:t xml:space="preserve"> (your Stage-01 or Stage-02 Parquet files/labels table) before running the CDC.</w:t>
+      </w:r>
+    </w:p>
+    <w:p>
+      <w:pPr>
+        <w:rPr>
+          <w:b/>
+          <w:bCs/>
+        </w:rPr>
+      </w:pPr>
+      <w:r>
+        <w:rPr>
+          <w:b/>
+          <w:bCs/>
+        </w:rPr>
+        <w:t>Summary of Row Count Explosion</w:t>
+      </w:r>
+    </w:p>
+    <w:p>
+      <w:r>
+        <w:t xml:space="preserve">Your rows jumped to 129 because without the </w:t>
+      </w:r>
+      <w:proofErr w:type="spellStart"/>
+      <w:r>
+        <w:t>window_row_number</w:t>
+      </w:r>
+      <w:proofErr w:type="spellEnd"/>
+      <w:r>
+        <w:t xml:space="preserve"> in the join, Delta Lake was </w:t>
+      </w:r>
+      <w:proofErr w:type="gramStart"/>
+      <w:r>
+        <w:t>cross-joining</w:t>
+      </w:r>
+      <w:proofErr w:type="gramEnd"/>
+      <w:r>
+        <w:t xml:space="preserve"> your source windows against your target windows. Adding the window and split to the predicate will return your count to the expected 35 rows per subject.</w:t>
+      </w:r>
+    </w:p>
+    <w:p>
+      <w:r>
+        <w:t xml:space="preserve">Does adding the </w:t>
+      </w:r>
+      <w:proofErr w:type="spellStart"/>
+      <w:r>
+        <w:t>window_row_number</w:t>
+      </w:r>
+      <w:proofErr w:type="spellEnd"/>
+      <w:r>
+        <w:t xml:space="preserve"> to the predicate resolve the duplicates you're seeing in that final notebook?</w:t>
+      </w:r>
+    </w:p>
+    <w:p/>
+    <w:p/>
     <w:sectPr>
       <w:pgSz w:w="12240" w:h="15840"/>
       <w:pgMar w:top="1440" w:right="1440" w:bottom="1440" w:left="1440" w:header="708" w:footer="708" w:gutter="0"/>
@@ -23971,9 +30776,9 @@
     </w:lvl>
   </w:abstractNum>
   <w:abstractNum w:abstractNumId="2" w15:restartNumberingAfterBreak="0">
-    <w:nsid w:val="0DB33A40"/>
+    <w:nsid w:val="06CE3038"/>
     <w:multiLevelType w:val="multilevel"/>
-    <w:tmpl w:val="CA98D7A0"/>
+    <w:tmpl w:val="1A86E0EA"/>
     <w:lvl w:ilvl="0">
       <w:start w:val="1"/>
       <w:numFmt w:val="bullet"/>
@@ -24120,9 +30925,9 @@
     </w:lvl>
   </w:abstractNum>
   <w:abstractNum w:abstractNumId="3" w15:restartNumberingAfterBreak="0">
-    <w:nsid w:val="1C477949"/>
+    <w:nsid w:val="0CC342EB"/>
     <w:multiLevelType w:val="multilevel"/>
-    <w:tmpl w:val="89A65156"/>
+    <w:tmpl w:val="CDEEC0C6"/>
     <w:lvl w:ilvl="0">
       <w:start w:val="1"/>
       <w:numFmt w:val="decimal"/>
@@ -24233,9 +31038,9 @@
     </w:lvl>
   </w:abstractNum>
   <w:abstractNum w:abstractNumId="4" w15:restartNumberingAfterBreak="0">
-    <w:nsid w:val="2A826526"/>
+    <w:nsid w:val="0DB33A40"/>
     <w:multiLevelType w:val="multilevel"/>
-    <w:tmpl w:val="4F1AF1A0"/>
+    <w:tmpl w:val="CA98D7A0"/>
     <w:lvl w:ilvl="0">
       <w:start w:val="1"/>
       <w:numFmt w:val="bullet"/>
@@ -24382,122 +31187,9 @@
     </w:lvl>
   </w:abstractNum>
   <w:abstractNum w:abstractNumId="5" w15:restartNumberingAfterBreak="0">
-    <w:nsid w:val="329249DA"/>
+    <w:nsid w:val="0DE94D37"/>
     <w:multiLevelType w:val="multilevel"/>
-    <w:tmpl w:val="D9F403EE"/>
-    <w:lvl w:ilvl="0">
-      <w:start w:val="1"/>
-      <w:numFmt w:val="decimal"/>
-      <w:lvlText w:val="%1."/>
-      <w:lvlJc w:val="left"/>
-      <w:pPr>
-        <w:tabs>
-          <w:tab w:val="num" w:pos="720"/>
-        </w:tabs>
-        <w:ind w:left="720" w:hanging="360"/>
-      </w:pPr>
-    </w:lvl>
-    <w:lvl w:ilvl="1" w:tentative="1">
-      <w:start w:val="1"/>
-      <w:numFmt w:val="decimal"/>
-      <w:lvlText w:val="%2."/>
-      <w:lvlJc w:val="left"/>
-      <w:pPr>
-        <w:tabs>
-          <w:tab w:val="num" w:pos="1440"/>
-        </w:tabs>
-        <w:ind w:left="1440" w:hanging="360"/>
-      </w:pPr>
-    </w:lvl>
-    <w:lvl w:ilvl="2" w:tentative="1">
-      <w:start w:val="1"/>
-      <w:numFmt w:val="decimal"/>
-      <w:lvlText w:val="%3."/>
-      <w:lvlJc w:val="left"/>
-      <w:pPr>
-        <w:tabs>
-          <w:tab w:val="num" w:pos="2160"/>
-        </w:tabs>
-        <w:ind w:left="2160" w:hanging="360"/>
-      </w:pPr>
-    </w:lvl>
-    <w:lvl w:ilvl="3" w:tentative="1">
-      <w:start w:val="1"/>
-      <w:numFmt w:val="decimal"/>
-      <w:lvlText w:val="%4."/>
-      <w:lvlJc w:val="left"/>
-      <w:pPr>
-        <w:tabs>
-          <w:tab w:val="num" w:pos="2880"/>
-        </w:tabs>
-        <w:ind w:left="2880" w:hanging="360"/>
-      </w:pPr>
-    </w:lvl>
-    <w:lvl w:ilvl="4" w:tentative="1">
-      <w:start w:val="1"/>
-      <w:numFmt w:val="decimal"/>
-      <w:lvlText w:val="%5."/>
-      <w:lvlJc w:val="left"/>
-      <w:pPr>
-        <w:tabs>
-          <w:tab w:val="num" w:pos="3600"/>
-        </w:tabs>
-        <w:ind w:left="3600" w:hanging="360"/>
-      </w:pPr>
-    </w:lvl>
-    <w:lvl w:ilvl="5" w:tentative="1">
-      <w:start w:val="1"/>
-      <w:numFmt w:val="decimal"/>
-      <w:lvlText w:val="%6."/>
-      <w:lvlJc w:val="left"/>
-      <w:pPr>
-        <w:tabs>
-          <w:tab w:val="num" w:pos="4320"/>
-        </w:tabs>
-        <w:ind w:left="4320" w:hanging="360"/>
-      </w:pPr>
-    </w:lvl>
-    <w:lvl w:ilvl="6" w:tentative="1">
-      <w:start w:val="1"/>
-      <w:numFmt w:val="decimal"/>
-      <w:lvlText w:val="%7."/>
-      <w:lvlJc w:val="left"/>
-      <w:pPr>
-        <w:tabs>
-          <w:tab w:val="num" w:pos="5040"/>
-        </w:tabs>
-        <w:ind w:left="5040" w:hanging="360"/>
-      </w:pPr>
-    </w:lvl>
-    <w:lvl w:ilvl="7" w:tentative="1">
-      <w:start w:val="1"/>
-      <w:numFmt w:val="decimal"/>
-      <w:lvlText w:val="%8."/>
-      <w:lvlJc w:val="left"/>
-      <w:pPr>
-        <w:tabs>
-          <w:tab w:val="num" w:pos="5760"/>
-        </w:tabs>
-        <w:ind w:left="5760" w:hanging="360"/>
-      </w:pPr>
-    </w:lvl>
-    <w:lvl w:ilvl="8" w:tentative="1">
-      <w:start w:val="1"/>
-      <w:numFmt w:val="decimal"/>
-      <w:lvlText w:val="%9."/>
-      <w:lvlJc w:val="left"/>
-      <w:pPr>
-        <w:tabs>
-          <w:tab w:val="num" w:pos="6480"/>
-        </w:tabs>
-        <w:ind w:left="6480" w:hanging="360"/>
-      </w:pPr>
-    </w:lvl>
-  </w:abstractNum>
-  <w:abstractNum w:abstractNumId="6" w15:restartNumberingAfterBreak="0">
-    <w:nsid w:val="39912983"/>
-    <w:multiLevelType w:val="multilevel"/>
-    <w:tmpl w:val="7E8C2D78"/>
+    <w:tmpl w:val="F4D63A2E"/>
     <w:lvl w:ilvl="0">
       <w:start w:val="1"/>
       <w:numFmt w:val="bullet"/>
@@ -24643,10 +31335,123 @@
       </w:rPr>
     </w:lvl>
   </w:abstractNum>
+  <w:abstractNum w:abstractNumId="6" w15:restartNumberingAfterBreak="0">
+    <w:nsid w:val="1C477949"/>
+    <w:multiLevelType w:val="multilevel"/>
+    <w:tmpl w:val="89A65156"/>
+    <w:lvl w:ilvl="0">
+      <w:start w:val="1"/>
+      <w:numFmt w:val="decimal"/>
+      <w:lvlText w:val="%1."/>
+      <w:lvlJc w:val="left"/>
+      <w:pPr>
+        <w:tabs>
+          <w:tab w:val="num" w:pos="720"/>
+        </w:tabs>
+        <w:ind w:left="720" w:hanging="360"/>
+      </w:pPr>
+    </w:lvl>
+    <w:lvl w:ilvl="1" w:tentative="1">
+      <w:start w:val="1"/>
+      <w:numFmt w:val="decimal"/>
+      <w:lvlText w:val="%2."/>
+      <w:lvlJc w:val="left"/>
+      <w:pPr>
+        <w:tabs>
+          <w:tab w:val="num" w:pos="1440"/>
+        </w:tabs>
+        <w:ind w:left="1440" w:hanging="360"/>
+      </w:pPr>
+    </w:lvl>
+    <w:lvl w:ilvl="2" w:tentative="1">
+      <w:start w:val="1"/>
+      <w:numFmt w:val="decimal"/>
+      <w:lvlText w:val="%3."/>
+      <w:lvlJc w:val="left"/>
+      <w:pPr>
+        <w:tabs>
+          <w:tab w:val="num" w:pos="2160"/>
+        </w:tabs>
+        <w:ind w:left="2160" w:hanging="360"/>
+      </w:pPr>
+    </w:lvl>
+    <w:lvl w:ilvl="3" w:tentative="1">
+      <w:start w:val="1"/>
+      <w:numFmt w:val="decimal"/>
+      <w:lvlText w:val="%4."/>
+      <w:lvlJc w:val="left"/>
+      <w:pPr>
+        <w:tabs>
+          <w:tab w:val="num" w:pos="2880"/>
+        </w:tabs>
+        <w:ind w:left="2880" w:hanging="360"/>
+      </w:pPr>
+    </w:lvl>
+    <w:lvl w:ilvl="4" w:tentative="1">
+      <w:start w:val="1"/>
+      <w:numFmt w:val="decimal"/>
+      <w:lvlText w:val="%5."/>
+      <w:lvlJc w:val="left"/>
+      <w:pPr>
+        <w:tabs>
+          <w:tab w:val="num" w:pos="3600"/>
+        </w:tabs>
+        <w:ind w:left="3600" w:hanging="360"/>
+      </w:pPr>
+    </w:lvl>
+    <w:lvl w:ilvl="5" w:tentative="1">
+      <w:start w:val="1"/>
+      <w:numFmt w:val="decimal"/>
+      <w:lvlText w:val="%6."/>
+      <w:lvlJc w:val="left"/>
+      <w:pPr>
+        <w:tabs>
+          <w:tab w:val="num" w:pos="4320"/>
+        </w:tabs>
+        <w:ind w:left="4320" w:hanging="360"/>
+      </w:pPr>
+    </w:lvl>
+    <w:lvl w:ilvl="6" w:tentative="1">
+      <w:start w:val="1"/>
+      <w:numFmt w:val="decimal"/>
+      <w:lvlText w:val="%7."/>
+      <w:lvlJc w:val="left"/>
+      <w:pPr>
+        <w:tabs>
+          <w:tab w:val="num" w:pos="5040"/>
+        </w:tabs>
+        <w:ind w:left="5040" w:hanging="360"/>
+      </w:pPr>
+    </w:lvl>
+    <w:lvl w:ilvl="7" w:tentative="1">
+      <w:start w:val="1"/>
+      <w:numFmt w:val="decimal"/>
+      <w:lvlText w:val="%8."/>
+      <w:lvlJc w:val="left"/>
+      <w:pPr>
+        <w:tabs>
+          <w:tab w:val="num" w:pos="5760"/>
+        </w:tabs>
+        <w:ind w:left="5760" w:hanging="360"/>
+      </w:pPr>
+    </w:lvl>
+    <w:lvl w:ilvl="8" w:tentative="1">
+      <w:start w:val="1"/>
+      <w:numFmt w:val="decimal"/>
+      <w:lvlText w:val="%9."/>
+      <w:lvlJc w:val="left"/>
+      <w:pPr>
+        <w:tabs>
+          <w:tab w:val="num" w:pos="6480"/>
+        </w:tabs>
+        <w:ind w:left="6480" w:hanging="360"/>
+      </w:pPr>
+    </w:lvl>
+  </w:abstractNum>
   <w:abstractNum w:abstractNumId="7" w15:restartNumberingAfterBreak="0">
-    <w:nsid w:val="3C6C4555"/>
+    <w:nsid w:val="2A826526"/>
     <w:multiLevelType w:val="multilevel"/>
-    <w:tmpl w:val="464C300A"/>
+    <w:tmpl w:val="4F1AF1A0"/>
     <w:lvl w:ilvl="0">
       <w:start w:val="1"/>
       <w:numFmt w:val="bullet"/>
@@ -24793,9 +31598,9 @@
     </w:lvl>
   </w:abstractNum>
   <w:abstractNum w:abstractNumId="8" w15:restartNumberingAfterBreak="0">
-    <w:nsid w:val="3E6E2FF8"/>
+    <w:nsid w:val="329249DA"/>
     <w:multiLevelType w:val="multilevel"/>
-    <w:tmpl w:val="E29C0ECA"/>
+    <w:tmpl w:val="D9F403EE"/>
     <w:lvl w:ilvl="0">
       <w:start w:val="1"/>
       <w:numFmt w:val="decimal"/>
@@ -24906,9 +31711,9 @@
     </w:lvl>
   </w:abstractNum>
   <w:abstractNum w:abstractNumId="9" w15:restartNumberingAfterBreak="0">
-    <w:nsid w:val="4DBC708F"/>
+    <w:nsid w:val="39912983"/>
     <w:multiLevelType w:val="multilevel"/>
-    <w:tmpl w:val="B9C434E0"/>
+    <w:tmpl w:val="7E8C2D78"/>
     <w:lvl w:ilvl="0">
       <w:start w:val="1"/>
       <w:numFmt w:val="bullet"/>
@@ -25055,9 +31860,9 @@
     </w:lvl>
   </w:abstractNum>
   <w:abstractNum w:abstractNumId="10" w15:restartNumberingAfterBreak="0">
-    <w:nsid w:val="575B7980"/>
+    <w:nsid w:val="3C6C4555"/>
     <w:multiLevelType w:val="multilevel"/>
-    <w:tmpl w:val="E7CC2450"/>
+    <w:tmpl w:val="464C300A"/>
     <w:lvl w:ilvl="0">
       <w:start w:val="1"/>
       <w:numFmt w:val="bullet"/>
@@ -25204,9 +32009,122 @@
     </w:lvl>
   </w:abstractNum>
   <w:abstractNum w:abstractNumId="11" w15:restartNumberingAfterBreak="0">
-    <w:nsid w:val="5E384896"/>
+    <w:nsid w:val="3E6E2FF8"/>
     <w:multiLevelType w:val="multilevel"/>
-    <w:tmpl w:val="E536DD5A"/>
+    <w:tmpl w:val="E29C0ECA"/>
+    <w:lvl w:ilvl="0">
+      <w:start w:val="1"/>
+      <w:numFmt w:val="decimal"/>
+      <w:lvlText w:val="%1."/>
+      <w:lvlJc w:val="left"/>
+      <w:pPr>
+        <w:tabs>
+          <w:tab w:val="num" w:pos="720"/>
+        </w:tabs>
+        <w:ind w:left="720" w:hanging="360"/>
+      </w:pPr>
+    </w:lvl>
+    <w:lvl w:ilvl="1" w:tentative="1">
+      <w:start w:val="1"/>
+      <w:numFmt w:val="decimal"/>
+      <w:lvlText w:val="%2."/>
+      <w:lvlJc w:val="left"/>
+      <w:pPr>
+        <w:tabs>
+          <w:tab w:val="num" w:pos="1440"/>
+        </w:tabs>
+        <w:ind w:left="1440" w:hanging="360"/>
+      </w:pPr>
+    </w:lvl>
+    <w:lvl w:ilvl="2" w:tentative="1">
+      <w:start w:val="1"/>
+      <w:numFmt w:val="decimal"/>
+      <w:lvlText w:val="%3."/>
+      <w:lvlJc w:val="left"/>
+      <w:pPr>
+        <w:tabs>
+          <w:tab w:val="num" w:pos="2160"/>
+        </w:tabs>
+        <w:ind w:left="2160" w:hanging="360"/>
+      </w:pPr>
+    </w:lvl>
+    <w:lvl w:ilvl="3" w:tentative="1">
+      <w:start w:val="1"/>
+      <w:numFmt w:val="decimal"/>
+      <w:lvlText w:val="%4."/>
+      <w:lvlJc w:val="left"/>
+      <w:pPr>
+        <w:tabs>
+          <w:tab w:val="num" w:pos="2880"/>
+        </w:tabs>
+        <w:ind w:left="2880" w:hanging="360"/>
+      </w:pPr>
+    </w:lvl>
+    <w:lvl w:ilvl="4" w:tentative="1">
+      <w:start w:val="1"/>
+      <w:numFmt w:val="decimal"/>
+      <w:lvlText w:val="%5."/>
+      <w:lvlJc w:val="left"/>
+      <w:pPr>
+        <w:tabs>
+          <w:tab w:val="num" w:pos="3600"/>
+        </w:tabs>
+        <w:ind w:left="3600" w:hanging="360"/>
+      </w:pPr>
+    </w:lvl>
+    <w:lvl w:ilvl="5" w:tentative="1">
+      <w:start w:val="1"/>
+      <w:numFmt w:val="decimal"/>
+      <w:lvlText w:val="%6."/>
+      <w:lvlJc w:val="left"/>
+      <w:pPr>
+        <w:tabs>
+          <w:tab w:val="num" w:pos="4320"/>
+        </w:tabs>
+        <w:ind w:left="4320" w:hanging="360"/>
+      </w:pPr>
+    </w:lvl>
+    <w:lvl w:ilvl="6" w:tentative="1">
+      <w:start w:val="1"/>
+      <w:numFmt w:val="decimal"/>
+      <w:lvlText w:val="%7."/>
+      <w:lvlJc w:val="left"/>
+      <w:pPr>
+        <w:tabs>
+          <w:tab w:val="num" w:pos="5040"/>
+        </w:tabs>
+        <w:ind w:left="5040" w:hanging="360"/>
+      </w:pPr>
+    </w:lvl>
+    <w:lvl w:ilvl="7" w:tentative="1">
+      <w:start w:val="1"/>
+      <w:numFmt w:val="decimal"/>
+      <w:lvlText w:val="%8."/>
+      <w:lvlJc w:val="left"/>
+      <w:pPr>
+        <w:tabs>
+          <w:tab w:val="num" w:pos="5760"/>
+        </w:tabs>
+        <w:ind w:left="5760" w:hanging="360"/>
+      </w:pPr>
+    </w:lvl>
+    <w:lvl w:ilvl="8" w:tentative="1">
+      <w:start w:val="1"/>
+      <w:numFmt w:val="decimal"/>
+      <w:lvlText w:val="%9."/>
+      <w:lvlJc w:val="left"/>
+      <w:pPr>
+        <w:tabs>
+          <w:tab w:val="num" w:pos="6480"/>
+        </w:tabs>
+        <w:ind w:left="6480" w:hanging="360"/>
+      </w:pPr>
+    </w:lvl>
+  </w:abstractNum>
+  <w:abstractNum w:abstractNumId="12" w15:restartNumberingAfterBreak="0">
+    <w:nsid w:val="44193622"/>
+    <w:multiLevelType w:val="multilevel"/>
+    <w:tmpl w:val="058647E6"/>
     <w:lvl w:ilvl="0">
       <w:start w:val="1"/>
       <w:numFmt w:val="bullet"/>
@@ -25352,10 +32270,10 @@
       </w:rPr>
     </w:lvl>
   </w:abstractNum>
-  <w:abstractNum w:abstractNumId="12" w15:restartNumberingAfterBreak="0">
-    <w:nsid w:val="66504C82"/>
+  <w:abstractNum w:abstractNumId="13" w15:restartNumberingAfterBreak="0">
+    <w:nsid w:val="4DBC708F"/>
     <w:multiLevelType w:val="multilevel"/>
-    <w:tmpl w:val="C0E24594"/>
+    <w:tmpl w:val="B9C434E0"/>
     <w:lvl w:ilvl="0">
       <w:start w:val="1"/>
       <w:numFmt w:val="bullet"/>
@@ -25501,123 +32419,10 @@
       </w:rPr>
     </w:lvl>
   </w:abstractNum>
-  <w:abstractNum w:abstractNumId="13" w15:restartNumberingAfterBreak="0">
-    <w:nsid w:val="73DB5F6B"/>
+  <w:abstractNum w:abstractNumId="14" w15:restartNumberingAfterBreak="0">
+    <w:nsid w:val="575B7980"/>
     <w:multiLevelType w:val="multilevel"/>
-    <w:tmpl w:val="C2EC5618"/>
-    <w:lvl w:ilvl="0">
-      <w:start w:val="1"/>
-      <w:numFmt w:val="decimal"/>
-      <w:lvlText w:val="%1."/>
-      <w:lvlJc w:val="left"/>
-      <w:pPr>
-        <w:tabs>
-          <w:tab w:val="num" w:pos="720"/>
-        </w:tabs>
-        <w:ind w:left="720" w:hanging="360"/>
-      </w:pPr>
-    </w:lvl>
-    <w:lvl w:ilvl="1" w:tentative="1">
-      <w:start w:val="1"/>
-      <w:numFmt w:val="decimal"/>
-      <w:lvlText w:val="%2."/>
-      <w:lvlJc w:val="left"/>
-      <w:pPr>
-        <w:tabs>
-          <w:tab w:val="num" w:pos="1440"/>
-        </w:tabs>
-        <w:ind w:left="1440" w:hanging="360"/>
-      </w:pPr>
-    </w:lvl>
-    <w:lvl w:ilvl="2" w:tentative="1">
-      <w:start w:val="1"/>
-      <w:numFmt w:val="decimal"/>
-      <w:lvlText w:val="%3."/>
-      <w:lvlJc w:val="left"/>
-      <w:pPr>
-        <w:tabs>
-          <w:tab w:val="num" w:pos="2160"/>
-        </w:tabs>
-        <w:ind w:left="2160" w:hanging="360"/>
-      </w:pPr>
-    </w:lvl>
-    <w:lvl w:ilvl="3" w:tentative="1">
-      <w:start w:val="1"/>
-      <w:numFmt w:val="decimal"/>
-      <w:lvlText w:val="%4."/>
-      <w:lvlJc w:val="left"/>
-      <w:pPr>
-        <w:tabs>
-          <w:tab w:val="num" w:pos="2880"/>
-        </w:tabs>
-        <w:ind w:left="2880" w:hanging="360"/>
-      </w:pPr>
-    </w:lvl>
-    <w:lvl w:ilvl="4" w:tentative="1">
-      <w:start w:val="1"/>
-      <w:numFmt w:val="decimal"/>
-      <w:lvlText w:val="%5."/>
-      <w:lvlJc w:val="left"/>
-      <w:pPr>
-        <w:tabs>
-          <w:tab w:val="num" w:pos="3600"/>
-        </w:tabs>
-        <w:ind w:left="3600" w:hanging="360"/>
-      </w:pPr>
-    </w:lvl>
-    <w:lvl w:ilvl="5" w:tentative="1">
-      <w:start w:val="1"/>
-      <w:numFmt w:val="decimal"/>
-      <w:lvlText w:val="%6."/>
-      <w:lvlJc w:val="left"/>
-      <w:pPr>
-        <w:tabs>
-          <w:tab w:val="num" w:pos="4320"/>
-        </w:tabs>
-        <w:ind w:left="4320" w:hanging="360"/>
-      </w:pPr>
-    </w:lvl>
-    <w:lvl w:ilvl="6" w:tentative="1">
-      <w:start w:val="1"/>
-      <w:numFmt w:val="decimal"/>
-      <w:lvlText w:val="%7."/>
-      <w:lvlJc w:val="left"/>
-      <w:pPr>
-        <w:tabs>
-          <w:tab w:val="num" w:pos="5040"/>
-        </w:tabs>
-        <w:ind w:left="5040" w:hanging="360"/>
-      </w:pPr>
-    </w:lvl>
-    <w:lvl w:ilvl="7" w:tentative="1">
-      <w:start w:val="1"/>
-      <w:numFmt w:val="decimal"/>
-      <w:lvlText w:val="%8."/>
-      <w:lvlJc w:val="left"/>
-      <w:pPr>
-        <w:tabs>
-          <w:tab w:val="num" w:pos="5760"/>
-        </w:tabs>
-        <w:ind w:left="5760" w:hanging="360"/>
-      </w:pPr>
-    </w:lvl>
-    <w:lvl w:ilvl="8" w:tentative="1">
-      <w:start w:val="1"/>
-      <w:numFmt w:val="decimal"/>
-      <w:lvlText w:val="%9."/>
-      <w:lvlJc w:val="left"/>
-      <w:pPr>
-        <w:tabs>
-          <w:tab w:val="num" w:pos="6480"/>
-        </w:tabs>
-        <w:ind w:left="6480" w:hanging="360"/>
-      </w:pPr>
-    </w:lvl>
-  </w:abstractNum>
-  <w:abstractNum w:abstractNumId="14" w15:restartNumberingAfterBreak="0">
-    <w:nsid w:val="78DB379D"/>
-    <w:multiLevelType w:val="multilevel"/>
-    <w:tmpl w:val="7ABAB1BA"/>
+    <w:tmpl w:val="E7CC2450"/>
     <w:lvl w:ilvl="0">
       <w:start w:val="1"/>
       <w:numFmt w:val="bullet"/>
@@ -25764,9 +32569,9 @@
     </w:lvl>
   </w:abstractNum>
   <w:abstractNum w:abstractNumId="15" w15:restartNumberingAfterBreak="0">
-    <w:nsid w:val="7BAE286C"/>
+    <w:nsid w:val="5AA9447A"/>
     <w:multiLevelType w:val="multilevel"/>
-    <w:tmpl w:val="03645B08"/>
+    <w:tmpl w:val="63206092"/>
     <w:lvl w:ilvl="0">
       <w:start w:val="1"/>
       <w:numFmt w:val="bullet"/>
@@ -25912,53 +32717,1165 @@
       </w:rPr>
     </w:lvl>
   </w:abstractNum>
+  <w:abstractNum w:abstractNumId="16" w15:restartNumberingAfterBreak="0">
+    <w:nsid w:val="5E384896"/>
+    <w:multiLevelType w:val="multilevel"/>
+    <w:tmpl w:val="E536DD5A"/>
+    <w:lvl w:ilvl="0">
+      <w:start w:val="1"/>
+      <w:numFmt w:val="bullet"/>
+      <w:lvlText w:val=""/>
+      <w:lvlJc w:val="left"/>
+      <w:pPr>
+        <w:tabs>
+          <w:tab w:val="num" w:pos="720"/>
+        </w:tabs>
+        <w:ind w:left="720" w:hanging="360"/>
+      </w:pPr>
+      <w:rPr>
+        <w:rFonts w:ascii="Symbol" w:hAnsi="Symbol" w:hint="default"/>
+        <w:sz w:val="20"/>
+      </w:rPr>
+    </w:lvl>
+    <w:lvl w:ilvl="1" w:tentative="1">
+      <w:start w:val="1"/>
+      <w:numFmt w:val="bullet"/>
+      <w:lvlText w:val=""/>
+      <w:lvlJc w:val="left"/>
+      <w:pPr>
+        <w:tabs>
+          <w:tab w:val="num" w:pos="1440"/>
+        </w:tabs>
+        <w:ind w:left="1440" w:hanging="360"/>
+      </w:pPr>
+      <w:rPr>
+        <w:rFonts w:ascii="Symbol" w:hAnsi="Symbol" w:hint="default"/>
+        <w:sz w:val="20"/>
+      </w:rPr>
+    </w:lvl>
+    <w:lvl w:ilvl="2" w:tentative="1">
+      <w:start w:val="1"/>
+      <w:numFmt w:val="bullet"/>
+      <w:lvlText w:val=""/>
+      <w:lvlJc w:val="left"/>
+      <w:pPr>
+        <w:tabs>
+          <w:tab w:val="num" w:pos="2160"/>
+        </w:tabs>
+        <w:ind w:left="2160" w:hanging="360"/>
+      </w:pPr>
+      <w:rPr>
+        <w:rFonts w:ascii="Symbol" w:hAnsi="Symbol" w:hint="default"/>
+        <w:sz w:val="20"/>
+      </w:rPr>
+    </w:lvl>
+    <w:lvl w:ilvl="3" w:tentative="1">
+      <w:start w:val="1"/>
+      <w:numFmt w:val="bullet"/>
+      <w:lvlText w:val=""/>
+      <w:lvlJc w:val="left"/>
+      <w:pPr>
+        <w:tabs>
+          <w:tab w:val="num" w:pos="2880"/>
+        </w:tabs>
+        <w:ind w:left="2880" w:hanging="360"/>
+      </w:pPr>
+      <w:rPr>
+        <w:rFonts w:ascii="Symbol" w:hAnsi="Symbol" w:hint="default"/>
+        <w:sz w:val="20"/>
+      </w:rPr>
+    </w:lvl>
+    <w:lvl w:ilvl="4" w:tentative="1">
+      <w:start w:val="1"/>
+      <w:numFmt w:val="bullet"/>
+      <w:lvlText w:val=""/>
+      <w:lvlJc w:val="left"/>
+      <w:pPr>
+        <w:tabs>
+          <w:tab w:val="num" w:pos="3600"/>
+        </w:tabs>
+        <w:ind w:left="3600" w:hanging="360"/>
+      </w:pPr>
+      <w:rPr>
+        <w:rFonts w:ascii="Symbol" w:hAnsi="Symbol" w:hint="default"/>
+        <w:sz w:val="20"/>
+      </w:rPr>
+    </w:lvl>
+    <w:lvl w:ilvl="5" w:tentative="1">
+      <w:start w:val="1"/>
+      <w:numFmt w:val="bullet"/>
+      <w:lvlText w:val=""/>
+      <w:lvlJc w:val="left"/>
+      <w:pPr>
+        <w:tabs>
+          <w:tab w:val="num" w:pos="4320"/>
+        </w:tabs>
+        <w:ind w:left="4320" w:hanging="360"/>
+      </w:pPr>
+      <w:rPr>
+        <w:rFonts w:ascii="Symbol" w:hAnsi="Symbol" w:hint="default"/>
+        <w:sz w:val="20"/>
+      </w:rPr>
+    </w:lvl>
+    <w:lvl w:ilvl="6" w:tentative="1">
+      <w:start w:val="1"/>
+      <w:numFmt w:val="bullet"/>
+      <w:lvlText w:val=""/>
+      <w:lvlJc w:val="left"/>
+      <w:pPr>
+        <w:tabs>
+          <w:tab w:val="num" w:pos="5040"/>
+        </w:tabs>
+        <w:ind w:left="5040" w:hanging="360"/>
+      </w:pPr>
+      <w:rPr>
+        <w:rFonts w:ascii="Symbol" w:hAnsi="Symbol" w:hint="default"/>
+        <w:sz w:val="20"/>
+      </w:rPr>
+    </w:lvl>
+    <w:lvl w:ilvl="7" w:tentative="1">
+      <w:start w:val="1"/>
+      <w:numFmt w:val="bullet"/>
+      <w:lvlText w:val=""/>
+      <w:lvlJc w:val="left"/>
+      <w:pPr>
+        <w:tabs>
+          <w:tab w:val="num" w:pos="5760"/>
+        </w:tabs>
+        <w:ind w:left="5760" w:hanging="360"/>
+      </w:pPr>
+      <w:rPr>
+        <w:rFonts w:ascii="Symbol" w:hAnsi="Symbol" w:hint="default"/>
+        <w:sz w:val="20"/>
+      </w:rPr>
+    </w:lvl>
+    <w:lvl w:ilvl="8" w:tentative="1">
+      <w:start w:val="1"/>
+      <w:numFmt w:val="bullet"/>
+      <w:lvlText w:val=""/>
+      <w:lvlJc w:val="left"/>
+      <w:pPr>
+        <w:tabs>
+          <w:tab w:val="num" w:pos="6480"/>
+        </w:tabs>
+        <w:ind w:left="6480" w:hanging="360"/>
+      </w:pPr>
+      <w:rPr>
+        <w:rFonts w:ascii="Symbol" w:hAnsi="Symbol" w:hint="default"/>
+        <w:sz w:val="20"/>
+      </w:rPr>
+    </w:lvl>
+  </w:abstractNum>
+  <w:abstractNum w:abstractNumId="17" w15:restartNumberingAfterBreak="0">
+    <w:nsid w:val="5FC70EA1"/>
+    <w:multiLevelType w:val="multilevel"/>
+    <w:tmpl w:val="C2EA3490"/>
+    <w:lvl w:ilvl="0">
+      <w:start w:val="1"/>
+      <w:numFmt w:val="decimal"/>
+      <w:lvlText w:val="%1."/>
+      <w:lvlJc w:val="left"/>
+      <w:pPr>
+        <w:tabs>
+          <w:tab w:val="num" w:pos="720"/>
+        </w:tabs>
+        <w:ind w:left="720" w:hanging="360"/>
+      </w:pPr>
+    </w:lvl>
+    <w:lvl w:ilvl="1" w:tentative="1">
+      <w:start w:val="1"/>
+      <w:numFmt w:val="decimal"/>
+      <w:lvlText w:val="%2."/>
+      <w:lvlJc w:val="left"/>
+      <w:pPr>
+        <w:tabs>
+          <w:tab w:val="num" w:pos="1440"/>
+        </w:tabs>
+        <w:ind w:left="1440" w:hanging="360"/>
+      </w:pPr>
+    </w:lvl>
+    <w:lvl w:ilvl="2" w:tentative="1">
+      <w:start w:val="1"/>
+      <w:numFmt w:val="decimal"/>
+      <w:lvlText w:val="%3."/>
+      <w:lvlJc w:val="left"/>
+      <w:pPr>
+        <w:tabs>
+          <w:tab w:val="num" w:pos="2160"/>
+        </w:tabs>
+        <w:ind w:left="2160" w:hanging="360"/>
+      </w:pPr>
+    </w:lvl>
+    <w:lvl w:ilvl="3" w:tentative="1">
+      <w:start w:val="1"/>
+      <w:numFmt w:val="decimal"/>
+      <w:lvlText w:val="%4."/>
+      <w:lvlJc w:val="left"/>
+      <w:pPr>
+        <w:tabs>
+          <w:tab w:val="num" w:pos="2880"/>
+        </w:tabs>
+        <w:ind w:left="2880" w:hanging="360"/>
+      </w:pPr>
+    </w:lvl>
+    <w:lvl w:ilvl="4" w:tentative="1">
+      <w:start w:val="1"/>
+      <w:numFmt w:val="decimal"/>
+      <w:lvlText w:val="%5."/>
+      <w:lvlJc w:val="left"/>
+      <w:pPr>
+        <w:tabs>
+          <w:tab w:val="num" w:pos="3600"/>
+        </w:tabs>
+        <w:ind w:left="3600" w:hanging="360"/>
+      </w:pPr>
+    </w:lvl>
+    <w:lvl w:ilvl="5" w:tentative="1">
+      <w:start w:val="1"/>
+      <w:numFmt w:val="decimal"/>
+      <w:lvlText w:val="%6."/>
+      <w:lvlJc w:val="left"/>
+      <w:pPr>
+        <w:tabs>
+          <w:tab w:val="num" w:pos="4320"/>
+        </w:tabs>
+        <w:ind w:left="4320" w:hanging="360"/>
+      </w:pPr>
+    </w:lvl>
+    <w:lvl w:ilvl="6" w:tentative="1">
+      <w:start w:val="1"/>
+      <w:numFmt w:val="decimal"/>
+      <w:lvlText w:val="%7."/>
+      <w:lvlJc w:val="left"/>
+      <w:pPr>
+        <w:tabs>
+          <w:tab w:val="num" w:pos="5040"/>
+        </w:tabs>
+        <w:ind w:left="5040" w:hanging="360"/>
+      </w:pPr>
+    </w:lvl>
+    <w:lvl w:ilvl="7" w:tentative="1">
+      <w:start w:val="1"/>
+      <w:numFmt w:val="decimal"/>
+      <w:lvlText w:val="%8."/>
+      <w:lvlJc w:val="left"/>
+      <w:pPr>
+        <w:tabs>
+          <w:tab w:val="num" w:pos="5760"/>
+        </w:tabs>
+        <w:ind w:left="5760" w:hanging="360"/>
+      </w:pPr>
+    </w:lvl>
+    <w:lvl w:ilvl="8" w:tentative="1">
+      <w:start w:val="1"/>
+      <w:numFmt w:val="decimal"/>
+      <w:lvlText w:val="%9."/>
+      <w:lvlJc w:val="left"/>
+      <w:pPr>
+        <w:tabs>
+          <w:tab w:val="num" w:pos="6480"/>
+        </w:tabs>
+        <w:ind w:left="6480" w:hanging="360"/>
+      </w:pPr>
+    </w:lvl>
+  </w:abstractNum>
+  <w:abstractNum w:abstractNumId="18" w15:restartNumberingAfterBreak="0">
+    <w:nsid w:val="66504C82"/>
+    <w:multiLevelType w:val="multilevel"/>
+    <w:tmpl w:val="C0E24594"/>
+    <w:lvl w:ilvl="0">
+      <w:start w:val="1"/>
+      <w:numFmt w:val="bullet"/>
+      <w:lvlText w:val=""/>
+      <w:lvlJc w:val="left"/>
+      <w:pPr>
+        <w:tabs>
+          <w:tab w:val="num" w:pos="720"/>
+        </w:tabs>
+        <w:ind w:left="720" w:hanging="360"/>
+      </w:pPr>
+      <w:rPr>
+        <w:rFonts w:ascii="Symbol" w:hAnsi="Symbol" w:hint="default"/>
+        <w:sz w:val="20"/>
+      </w:rPr>
+    </w:lvl>
+    <w:lvl w:ilvl="1" w:tentative="1">
+      <w:start w:val="1"/>
+      <w:numFmt w:val="bullet"/>
+      <w:lvlText w:val=""/>
+      <w:lvlJc w:val="left"/>
+      <w:pPr>
+        <w:tabs>
+          <w:tab w:val="num" w:pos="1440"/>
+        </w:tabs>
+        <w:ind w:left="1440" w:hanging="360"/>
+      </w:pPr>
+      <w:rPr>
+        <w:rFonts w:ascii="Symbol" w:hAnsi="Symbol" w:hint="default"/>
+        <w:sz w:val="20"/>
+      </w:rPr>
+    </w:lvl>
+    <w:lvl w:ilvl="2" w:tentative="1">
+      <w:start w:val="1"/>
+      <w:numFmt w:val="bullet"/>
+      <w:lvlText w:val=""/>
+      <w:lvlJc w:val="left"/>
+      <w:pPr>
+        <w:tabs>
+          <w:tab w:val="num" w:pos="2160"/>
+        </w:tabs>
+        <w:ind w:left="2160" w:hanging="360"/>
+      </w:pPr>
+      <w:rPr>
+        <w:rFonts w:ascii="Symbol" w:hAnsi="Symbol" w:hint="default"/>
+        <w:sz w:val="20"/>
+      </w:rPr>
+    </w:lvl>
+    <w:lvl w:ilvl="3" w:tentative="1">
+      <w:start w:val="1"/>
+      <w:numFmt w:val="bullet"/>
+      <w:lvlText w:val=""/>
+      <w:lvlJc w:val="left"/>
+      <w:pPr>
+        <w:tabs>
+          <w:tab w:val="num" w:pos="2880"/>
+        </w:tabs>
+        <w:ind w:left="2880" w:hanging="360"/>
+      </w:pPr>
+      <w:rPr>
+        <w:rFonts w:ascii="Symbol" w:hAnsi="Symbol" w:hint="default"/>
+        <w:sz w:val="20"/>
+      </w:rPr>
+    </w:lvl>
+    <w:lvl w:ilvl="4" w:tentative="1">
+      <w:start w:val="1"/>
+      <w:numFmt w:val="bullet"/>
+      <w:lvlText w:val=""/>
+      <w:lvlJc w:val="left"/>
+      <w:pPr>
+        <w:tabs>
+          <w:tab w:val="num" w:pos="3600"/>
+        </w:tabs>
+        <w:ind w:left="3600" w:hanging="360"/>
+      </w:pPr>
+      <w:rPr>
+        <w:rFonts w:ascii="Symbol" w:hAnsi="Symbol" w:hint="default"/>
+        <w:sz w:val="20"/>
+      </w:rPr>
+    </w:lvl>
+    <w:lvl w:ilvl="5" w:tentative="1">
+      <w:start w:val="1"/>
+      <w:numFmt w:val="bullet"/>
+      <w:lvlText w:val=""/>
+      <w:lvlJc w:val="left"/>
+      <w:pPr>
+        <w:tabs>
+          <w:tab w:val="num" w:pos="4320"/>
+        </w:tabs>
+        <w:ind w:left="4320" w:hanging="360"/>
+      </w:pPr>
+      <w:rPr>
+        <w:rFonts w:ascii="Symbol" w:hAnsi="Symbol" w:hint="default"/>
+        <w:sz w:val="20"/>
+      </w:rPr>
+    </w:lvl>
+    <w:lvl w:ilvl="6" w:tentative="1">
+      <w:start w:val="1"/>
+      <w:numFmt w:val="bullet"/>
+      <w:lvlText w:val=""/>
+      <w:lvlJc w:val="left"/>
+      <w:pPr>
+        <w:tabs>
+          <w:tab w:val="num" w:pos="5040"/>
+        </w:tabs>
+        <w:ind w:left="5040" w:hanging="360"/>
+      </w:pPr>
+      <w:rPr>
+        <w:rFonts w:ascii="Symbol" w:hAnsi="Symbol" w:hint="default"/>
+        <w:sz w:val="20"/>
+      </w:rPr>
+    </w:lvl>
+    <w:lvl w:ilvl="7" w:tentative="1">
+      <w:start w:val="1"/>
+      <w:numFmt w:val="bullet"/>
+      <w:lvlText w:val=""/>
+      <w:lvlJc w:val="left"/>
+      <w:pPr>
+        <w:tabs>
+          <w:tab w:val="num" w:pos="5760"/>
+        </w:tabs>
+        <w:ind w:left="5760" w:hanging="360"/>
+      </w:pPr>
+      <w:rPr>
+        <w:rFonts w:ascii="Symbol" w:hAnsi="Symbol" w:hint="default"/>
+        <w:sz w:val="20"/>
+      </w:rPr>
+    </w:lvl>
+    <w:lvl w:ilvl="8" w:tentative="1">
+      <w:start w:val="1"/>
+      <w:numFmt w:val="bullet"/>
+      <w:lvlText w:val=""/>
+      <w:lvlJc w:val="left"/>
+      <w:pPr>
+        <w:tabs>
+          <w:tab w:val="num" w:pos="6480"/>
+        </w:tabs>
+        <w:ind w:left="6480" w:hanging="360"/>
+      </w:pPr>
+      <w:rPr>
+        <w:rFonts w:ascii="Symbol" w:hAnsi="Symbol" w:hint="default"/>
+        <w:sz w:val="20"/>
+      </w:rPr>
+    </w:lvl>
+  </w:abstractNum>
+  <w:abstractNum w:abstractNumId="19" w15:restartNumberingAfterBreak="0">
+    <w:nsid w:val="6D300A25"/>
+    <w:multiLevelType w:val="multilevel"/>
+    <w:tmpl w:val="9E7EECA2"/>
+    <w:lvl w:ilvl="0">
+      <w:start w:val="1"/>
+      <w:numFmt w:val="decimal"/>
+      <w:lvlText w:val="%1."/>
+      <w:lvlJc w:val="left"/>
+      <w:pPr>
+        <w:tabs>
+          <w:tab w:val="num" w:pos="720"/>
+        </w:tabs>
+        <w:ind w:left="720" w:hanging="360"/>
+      </w:pPr>
+    </w:lvl>
+    <w:lvl w:ilvl="1">
+      <w:start w:val="1"/>
+      <w:numFmt w:val="bullet"/>
+      <w:lvlText w:val=""/>
+      <w:lvlJc w:val="left"/>
+      <w:pPr>
+        <w:tabs>
+          <w:tab w:val="num" w:pos="1440"/>
+        </w:tabs>
+        <w:ind w:left="1440" w:hanging="360"/>
+      </w:pPr>
+      <w:rPr>
+        <w:rFonts w:ascii="Symbol" w:hAnsi="Symbol" w:hint="default"/>
+        <w:sz w:val="20"/>
+      </w:rPr>
+    </w:lvl>
+    <w:lvl w:ilvl="2" w:tentative="1">
+      <w:start w:val="1"/>
+      <w:numFmt w:val="decimal"/>
+      <w:lvlText w:val="%3."/>
+      <w:lvlJc w:val="left"/>
+      <w:pPr>
+        <w:tabs>
+          <w:tab w:val="num" w:pos="2160"/>
+        </w:tabs>
+        <w:ind w:left="2160" w:hanging="360"/>
+      </w:pPr>
+    </w:lvl>
+    <w:lvl w:ilvl="3" w:tentative="1">
+      <w:start w:val="1"/>
+      <w:numFmt w:val="decimal"/>
+      <w:lvlText w:val="%4."/>
+      <w:lvlJc w:val="left"/>
+      <w:pPr>
+        <w:tabs>
+          <w:tab w:val="num" w:pos="2880"/>
+        </w:tabs>
+        <w:ind w:left="2880" w:hanging="360"/>
+      </w:pPr>
+    </w:lvl>
+    <w:lvl w:ilvl="4" w:tentative="1">
+      <w:start w:val="1"/>
+      <w:numFmt w:val="decimal"/>
+      <w:lvlText w:val="%5."/>
+      <w:lvlJc w:val="left"/>
+      <w:pPr>
+        <w:tabs>
+          <w:tab w:val="num" w:pos="3600"/>
+        </w:tabs>
+        <w:ind w:left="3600" w:hanging="360"/>
+      </w:pPr>
+    </w:lvl>
+    <w:lvl w:ilvl="5" w:tentative="1">
+      <w:start w:val="1"/>
+      <w:numFmt w:val="decimal"/>
+      <w:lvlText w:val="%6."/>
+      <w:lvlJc w:val="left"/>
+      <w:pPr>
+        <w:tabs>
+          <w:tab w:val="num" w:pos="4320"/>
+        </w:tabs>
+        <w:ind w:left="4320" w:hanging="360"/>
+      </w:pPr>
+    </w:lvl>
+    <w:lvl w:ilvl="6" w:tentative="1">
+      <w:start w:val="1"/>
+      <w:numFmt w:val="decimal"/>
+      <w:lvlText w:val="%7."/>
+      <w:lvlJc w:val="left"/>
+      <w:pPr>
+        <w:tabs>
+          <w:tab w:val="num" w:pos="5040"/>
+        </w:tabs>
+        <w:ind w:left="5040" w:hanging="360"/>
+      </w:pPr>
+    </w:lvl>
+    <w:lvl w:ilvl="7" w:tentative="1">
+      <w:start w:val="1"/>
+      <w:numFmt w:val="decimal"/>
+      <w:lvlText w:val="%8."/>
+      <w:lvlJc w:val="left"/>
+      <w:pPr>
+        <w:tabs>
+          <w:tab w:val="num" w:pos="5760"/>
+        </w:tabs>
+        <w:ind w:left="5760" w:hanging="360"/>
+      </w:pPr>
+    </w:lvl>
+    <w:lvl w:ilvl="8" w:tentative="1">
+      <w:start w:val="1"/>
+      <w:numFmt w:val="decimal"/>
+      <w:lvlText w:val="%9."/>
+      <w:lvlJc w:val="left"/>
+      <w:pPr>
+        <w:tabs>
+          <w:tab w:val="num" w:pos="6480"/>
+        </w:tabs>
+        <w:ind w:left="6480" w:hanging="360"/>
+      </w:pPr>
+    </w:lvl>
+  </w:abstractNum>
+  <w:abstractNum w:abstractNumId="20" w15:restartNumberingAfterBreak="0">
+    <w:nsid w:val="6D424342"/>
+    <w:multiLevelType w:val="multilevel"/>
+    <w:tmpl w:val="1F78B22A"/>
+    <w:lvl w:ilvl="0">
+      <w:start w:val="1"/>
+      <w:numFmt w:val="bullet"/>
+      <w:lvlText w:val=""/>
+      <w:lvlJc w:val="left"/>
+      <w:pPr>
+        <w:tabs>
+          <w:tab w:val="num" w:pos="720"/>
+        </w:tabs>
+        <w:ind w:left="720" w:hanging="360"/>
+      </w:pPr>
+      <w:rPr>
+        <w:rFonts w:ascii="Symbol" w:hAnsi="Symbol" w:hint="default"/>
+        <w:sz w:val="20"/>
+      </w:rPr>
+    </w:lvl>
+    <w:lvl w:ilvl="1" w:tentative="1">
+      <w:start w:val="1"/>
+      <w:numFmt w:val="bullet"/>
+      <w:lvlText w:val=""/>
+      <w:lvlJc w:val="left"/>
+      <w:pPr>
+        <w:tabs>
+          <w:tab w:val="num" w:pos="1440"/>
+        </w:tabs>
+        <w:ind w:left="1440" w:hanging="360"/>
+      </w:pPr>
+      <w:rPr>
+        <w:rFonts w:ascii="Symbol" w:hAnsi="Symbol" w:hint="default"/>
+        <w:sz w:val="20"/>
+      </w:rPr>
+    </w:lvl>
+    <w:lvl w:ilvl="2" w:tentative="1">
+      <w:start w:val="1"/>
+      <w:numFmt w:val="bullet"/>
+      <w:lvlText w:val=""/>
+      <w:lvlJc w:val="left"/>
+      <w:pPr>
+        <w:tabs>
+          <w:tab w:val="num" w:pos="2160"/>
+        </w:tabs>
+        <w:ind w:left="2160" w:hanging="360"/>
+      </w:pPr>
+      <w:rPr>
+        <w:rFonts w:ascii="Symbol" w:hAnsi="Symbol" w:hint="default"/>
+        <w:sz w:val="20"/>
+      </w:rPr>
+    </w:lvl>
+    <w:lvl w:ilvl="3" w:tentative="1">
+      <w:start w:val="1"/>
+      <w:numFmt w:val="bullet"/>
+      <w:lvlText w:val=""/>
+      <w:lvlJc w:val="left"/>
+      <w:pPr>
+        <w:tabs>
+          <w:tab w:val="num" w:pos="2880"/>
+        </w:tabs>
+        <w:ind w:left="2880" w:hanging="360"/>
+      </w:pPr>
+      <w:rPr>
+        <w:rFonts w:ascii="Symbol" w:hAnsi="Symbol" w:hint="default"/>
+        <w:sz w:val="20"/>
+      </w:rPr>
+    </w:lvl>
+    <w:lvl w:ilvl="4" w:tentative="1">
+      <w:start w:val="1"/>
+      <w:numFmt w:val="bullet"/>
+      <w:lvlText w:val=""/>
+      <w:lvlJc w:val="left"/>
+      <w:pPr>
+        <w:tabs>
+          <w:tab w:val="num" w:pos="3600"/>
+        </w:tabs>
+        <w:ind w:left="3600" w:hanging="360"/>
+      </w:pPr>
+      <w:rPr>
+        <w:rFonts w:ascii="Symbol" w:hAnsi="Symbol" w:hint="default"/>
+        <w:sz w:val="20"/>
+      </w:rPr>
+    </w:lvl>
+    <w:lvl w:ilvl="5" w:tentative="1">
+      <w:start w:val="1"/>
+      <w:numFmt w:val="bullet"/>
+      <w:lvlText w:val=""/>
+      <w:lvlJc w:val="left"/>
+      <w:pPr>
+        <w:tabs>
+          <w:tab w:val="num" w:pos="4320"/>
+        </w:tabs>
+        <w:ind w:left="4320" w:hanging="360"/>
+      </w:pPr>
+      <w:rPr>
+        <w:rFonts w:ascii="Symbol" w:hAnsi="Symbol" w:hint="default"/>
+        <w:sz w:val="20"/>
+      </w:rPr>
+    </w:lvl>
+    <w:lvl w:ilvl="6" w:tentative="1">
+      <w:start w:val="1"/>
+      <w:numFmt w:val="bullet"/>
+      <w:lvlText w:val=""/>
+      <w:lvlJc w:val="left"/>
+      <w:pPr>
+        <w:tabs>
+          <w:tab w:val="num" w:pos="5040"/>
+        </w:tabs>
+        <w:ind w:left="5040" w:hanging="360"/>
+      </w:pPr>
+      <w:rPr>
+        <w:rFonts w:ascii="Symbol" w:hAnsi="Symbol" w:hint="default"/>
+        <w:sz w:val="20"/>
+      </w:rPr>
+    </w:lvl>
+    <w:lvl w:ilvl="7" w:tentative="1">
+      <w:start w:val="1"/>
+      <w:numFmt w:val="bullet"/>
+      <w:lvlText w:val=""/>
+      <w:lvlJc w:val="left"/>
+      <w:pPr>
+        <w:tabs>
+          <w:tab w:val="num" w:pos="5760"/>
+        </w:tabs>
+        <w:ind w:left="5760" w:hanging="360"/>
+      </w:pPr>
+      <w:rPr>
+        <w:rFonts w:ascii="Symbol" w:hAnsi="Symbol" w:hint="default"/>
+        <w:sz w:val="20"/>
+      </w:rPr>
+    </w:lvl>
+    <w:lvl w:ilvl="8" w:tentative="1">
+      <w:start w:val="1"/>
+      <w:numFmt w:val="bullet"/>
+      <w:lvlText w:val=""/>
+      <w:lvlJc w:val="left"/>
+      <w:pPr>
+        <w:tabs>
+          <w:tab w:val="num" w:pos="6480"/>
+        </w:tabs>
+        <w:ind w:left="6480" w:hanging="360"/>
+      </w:pPr>
+      <w:rPr>
+        <w:rFonts w:ascii="Symbol" w:hAnsi="Symbol" w:hint="default"/>
+        <w:sz w:val="20"/>
+      </w:rPr>
+    </w:lvl>
+  </w:abstractNum>
+  <w:abstractNum w:abstractNumId="21" w15:restartNumberingAfterBreak="0">
+    <w:nsid w:val="73DB5F6B"/>
+    <w:multiLevelType w:val="multilevel"/>
+    <w:tmpl w:val="C2EC5618"/>
+    <w:lvl w:ilvl="0">
+      <w:start w:val="1"/>
+      <w:numFmt w:val="decimal"/>
+      <w:lvlText w:val="%1."/>
+      <w:lvlJc w:val="left"/>
+      <w:pPr>
+        <w:tabs>
+          <w:tab w:val="num" w:pos="720"/>
+        </w:tabs>
+        <w:ind w:left="720" w:hanging="360"/>
+      </w:pPr>
+    </w:lvl>
+    <w:lvl w:ilvl="1" w:tentative="1">
+      <w:start w:val="1"/>
+      <w:numFmt w:val="decimal"/>
+      <w:lvlText w:val="%2."/>
+      <w:lvlJc w:val="left"/>
+      <w:pPr>
+        <w:tabs>
+          <w:tab w:val="num" w:pos="1440"/>
+        </w:tabs>
+        <w:ind w:left="1440" w:hanging="360"/>
+      </w:pPr>
+    </w:lvl>
+    <w:lvl w:ilvl="2" w:tentative="1">
+      <w:start w:val="1"/>
+      <w:numFmt w:val="decimal"/>
+      <w:lvlText w:val="%3."/>
+      <w:lvlJc w:val="left"/>
+      <w:pPr>
+        <w:tabs>
+          <w:tab w:val="num" w:pos="2160"/>
+        </w:tabs>
+        <w:ind w:left="2160" w:hanging="360"/>
+      </w:pPr>
+    </w:lvl>
+    <w:lvl w:ilvl="3" w:tentative="1">
+      <w:start w:val="1"/>
+      <w:numFmt w:val="decimal"/>
+      <w:lvlText w:val="%4."/>
+      <w:lvlJc w:val="left"/>
+      <w:pPr>
+        <w:tabs>
+          <w:tab w:val="num" w:pos="2880"/>
+        </w:tabs>
+        <w:ind w:left="2880" w:hanging="360"/>
+      </w:pPr>
+    </w:lvl>
+    <w:lvl w:ilvl="4" w:tentative="1">
+      <w:start w:val="1"/>
+      <w:numFmt w:val="decimal"/>
+      <w:lvlText w:val="%5."/>
+      <w:lvlJc w:val="left"/>
+      <w:pPr>
+        <w:tabs>
+          <w:tab w:val="num" w:pos="3600"/>
+        </w:tabs>
+        <w:ind w:left="3600" w:hanging="360"/>
+      </w:pPr>
+    </w:lvl>
+    <w:lvl w:ilvl="5" w:tentative="1">
+      <w:start w:val="1"/>
+      <w:numFmt w:val="decimal"/>
+      <w:lvlText w:val="%6."/>
+      <w:lvlJc w:val="left"/>
+      <w:pPr>
+        <w:tabs>
+          <w:tab w:val="num" w:pos="4320"/>
+        </w:tabs>
+        <w:ind w:left="4320" w:hanging="360"/>
+      </w:pPr>
+    </w:lvl>
+    <w:lvl w:ilvl="6" w:tentative="1">
+      <w:start w:val="1"/>
+      <w:numFmt w:val="decimal"/>
+      <w:lvlText w:val="%7."/>
+      <w:lvlJc w:val="left"/>
+      <w:pPr>
+        <w:tabs>
+          <w:tab w:val="num" w:pos="5040"/>
+        </w:tabs>
+        <w:ind w:left="5040" w:hanging="360"/>
+      </w:pPr>
+    </w:lvl>
+    <w:lvl w:ilvl="7" w:tentative="1">
+      <w:start w:val="1"/>
+      <w:numFmt w:val="decimal"/>
+      <w:lvlText w:val="%8."/>
+      <w:lvlJc w:val="left"/>
+      <w:pPr>
+        <w:tabs>
+          <w:tab w:val="num" w:pos="5760"/>
+        </w:tabs>
+        <w:ind w:left="5760" w:hanging="360"/>
+      </w:pPr>
+    </w:lvl>
+    <w:lvl w:ilvl="8" w:tentative="1">
+      <w:start w:val="1"/>
+      <w:numFmt w:val="decimal"/>
+      <w:lvlText w:val="%9."/>
+      <w:lvlJc w:val="left"/>
+      <w:pPr>
+        <w:tabs>
+          <w:tab w:val="num" w:pos="6480"/>
+        </w:tabs>
+        <w:ind w:left="6480" w:hanging="360"/>
+      </w:pPr>
+    </w:lvl>
+  </w:abstractNum>
+  <w:abstractNum w:abstractNumId="22" w15:restartNumberingAfterBreak="0">
+    <w:nsid w:val="78DB379D"/>
+    <w:multiLevelType w:val="multilevel"/>
+    <w:tmpl w:val="7ABAB1BA"/>
+    <w:lvl w:ilvl="0">
+      <w:start w:val="1"/>
+      <w:numFmt w:val="bullet"/>
+      <w:lvlText w:val=""/>
+      <w:lvlJc w:val="left"/>
+      <w:pPr>
+        <w:tabs>
+          <w:tab w:val="num" w:pos="720"/>
+        </w:tabs>
+        <w:ind w:left="720" w:hanging="360"/>
+      </w:pPr>
+      <w:rPr>
+        <w:rFonts w:ascii="Symbol" w:hAnsi="Symbol" w:hint="default"/>
+        <w:sz w:val="20"/>
+      </w:rPr>
+    </w:lvl>
+    <w:lvl w:ilvl="1" w:tentative="1">
+      <w:start w:val="1"/>
+      <w:numFmt w:val="bullet"/>
+      <w:lvlText w:val=""/>
+      <w:lvlJc w:val="left"/>
+      <w:pPr>
+        <w:tabs>
+          <w:tab w:val="num" w:pos="1440"/>
+        </w:tabs>
+        <w:ind w:left="1440" w:hanging="360"/>
+      </w:pPr>
+      <w:rPr>
+        <w:rFonts w:ascii="Symbol" w:hAnsi="Symbol" w:hint="default"/>
+        <w:sz w:val="20"/>
+      </w:rPr>
+    </w:lvl>
+    <w:lvl w:ilvl="2" w:tentative="1">
+      <w:start w:val="1"/>
+      <w:numFmt w:val="bullet"/>
+      <w:lvlText w:val=""/>
+      <w:lvlJc w:val="left"/>
+      <w:pPr>
+        <w:tabs>
+          <w:tab w:val="num" w:pos="2160"/>
+        </w:tabs>
+        <w:ind w:left="2160" w:hanging="360"/>
+      </w:pPr>
+      <w:rPr>
+        <w:rFonts w:ascii="Symbol" w:hAnsi="Symbol" w:hint="default"/>
+        <w:sz w:val="20"/>
+      </w:rPr>
+    </w:lvl>
+    <w:lvl w:ilvl="3" w:tentative="1">
+      <w:start w:val="1"/>
+      <w:numFmt w:val="bullet"/>
+      <w:lvlText w:val=""/>
+      <w:lvlJc w:val="left"/>
+      <w:pPr>
+        <w:tabs>
+          <w:tab w:val="num" w:pos="2880"/>
+        </w:tabs>
+        <w:ind w:left="2880" w:hanging="360"/>
+      </w:pPr>
+      <w:rPr>
+        <w:rFonts w:ascii="Symbol" w:hAnsi="Symbol" w:hint="default"/>
+        <w:sz w:val="20"/>
+      </w:rPr>
+    </w:lvl>
+    <w:lvl w:ilvl="4" w:tentative="1">
+      <w:start w:val="1"/>
+      <w:numFmt w:val="bullet"/>
+      <w:lvlText w:val=""/>
+      <w:lvlJc w:val="left"/>
+      <w:pPr>
+        <w:tabs>
+          <w:tab w:val="num" w:pos="3600"/>
+        </w:tabs>
+        <w:ind w:left="3600" w:hanging="360"/>
+      </w:pPr>
+      <w:rPr>
+        <w:rFonts w:ascii="Symbol" w:hAnsi="Symbol" w:hint="default"/>
+        <w:sz w:val="20"/>
+      </w:rPr>
+    </w:lvl>
+    <w:lvl w:ilvl="5" w:tentative="1">
+      <w:start w:val="1"/>
+      <w:numFmt w:val="bullet"/>
+      <w:lvlText w:val=""/>
+      <w:lvlJc w:val="left"/>
+      <w:pPr>
+        <w:tabs>
+          <w:tab w:val="num" w:pos="4320"/>
+        </w:tabs>
+        <w:ind w:left="4320" w:hanging="360"/>
+      </w:pPr>
+      <w:rPr>
+        <w:rFonts w:ascii="Symbol" w:hAnsi="Symbol" w:hint="default"/>
+        <w:sz w:val="20"/>
+      </w:rPr>
+    </w:lvl>
+    <w:lvl w:ilvl="6" w:tentative="1">
+      <w:start w:val="1"/>
+      <w:numFmt w:val="bullet"/>
+      <w:lvlText w:val=""/>
+      <w:lvlJc w:val="left"/>
+      <w:pPr>
+        <w:tabs>
+          <w:tab w:val="num" w:pos="5040"/>
+        </w:tabs>
+        <w:ind w:left="5040" w:hanging="360"/>
+      </w:pPr>
+      <w:rPr>
+        <w:rFonts w:ascii="Symbol" w:hAnsi="Symbol" w:hint="default"/>
+        <w:sz w:val="20"/>
+      </w:rPr>
+    </w:lvl>
+    <w:lvl w:ilvl="7" w:tentative="1">
+      <w:start w:val="1"/>
+      <w:numFmt w:val="bullet"/>
+      <w:lvlText w:val=""/>
+      <w:lvlJc w:val="left"/>
+      <w:pPr>
+        <w:tabs>
+          <w:tab w:val="num" w:pos="5760"/>
+        </w:tabs>
+        <w:ind w:left="5760" w:hanging="360"/>
+      </w:pPr>
+      <w:rPr>
+        <w:rFonts w:ascii="Symbol" w:hAnsi="Symbol" w:hint="default"/>
+        <w:sz w:val="20"/>
+      </w:rPr>
+    </w:lvl>
+    <w:lvl w:ilvl="8" w:tentative="1">
+      <w:start w:val="1"/>
+      <w:numFmt w:val="bullet"/>
+      <w:lvlText w:val=""/>
+      <w:lvlJc w:val="left"/>
+      <w:pPr>
+        <w:tabs>
+          <w:tab w:val="num" w:pos="6480"/>
+        </w:tabs>
+        <w:ind w:left="6480" w:hanging="360"/>
+      </w:pPr>
+      <w:rPr>
+        <w:rFonts w:ascii="Symbol" w:hAnsi="Symbol" w:hint="default"/>
+        <w:sz w:val="20"/>
+      </w:rPr>
+    </w:lvl>
+  </w:abstractNum>
+  <w:abstractNum w:abstractNumId="23" w15:restartNumberingAfterBreak="0">
+    <w:nsid w:val="7BAE286C"/>
+    <w:multiLevelType w:val="multilevel"/>
+    <w:tmpl w:val="03645B08"/>
+    <w:lvl w:ilvl="0">
+      <w:start w:val="1"/>
+      <w:numFmt w:val="bullet"/>
+      <w:lvlText w:val=""/>
+      <w:lvlJc w:val="left"/>
+      <w:pPr>
+        <w:tabs>
+          <w:tab w:val="num" w:pos="720"/>
+        </w:tabs>
+        <w:ind w:left="720" w:hanging="360"/>
+      </w:pPr>
+      <w:rPr>
+        <w:rFonts w:ascii="Symbol" w:hAnsi="Symbol" w:hint="default"/>
+        <w:sz w:val="20"/>
+      </w:rPr>
+    </w:lvl>
+    <w:lvl w:ilvl="1" w:tentative="1">
+      <w:start w:val="1"/>
+      <w:numFmt w:val="bullet"/>
+      <w:lvlText w:val=""/>
+      <w:lvlJc w:val="left"/>
+      <w:pPr>
+        <w:tabs>
+          <w:tab w:val="num" w:pos="1440"/>
+        </w:tabs>
+        <w:ind w:left="1440" w:hanging="360"/>
+      </w:pPr>
+      <w:rPr>
+        <w:rFonts w:ascii="Symbol" w:hAnsi="Symbol" w:hint="default"/>
+        <w:sz w:val="20"/>
+      </w:rPr>
+    </w:lvl>
+    <w:lvl w:ilvl="2" w:tentative="1">
+      <w:start w:val="1"/>
+      <w:numFmt w:val="bullet"/>
+      <w:lvlText w:val=""/>
+      <w:lvlJc w:val="left"/>
+      <w:pPr>
+        <w:tabs>
+          <w:tab w:val="num" w:pos="2160"/>
+        </w:tabs>
+        <w:ind w:left="2160" w:hanging="360"/>
+      </w:pPr>
+      <w:rPr>
+        <w:rFonts w:ascii="Symbol" w:hAnsi="Symbol" w:hint="default"/>
+        <w:sz w:val="20"/>
+      </w:rPr>
+    </w:lvl>
+    <w:lvl w:ilvl="3" w:tentative="1">
+      <w:start w:val="1"/>
+      <w:numFmt w:val="bullet"/>
+      <w:lvlText w:val=""/>
+      <w:lvlJc w:val="left"/>
+      <w:pPr>
+        <w:tabs>
+          <w:tab w:val="num" w:pos="2880"/>
+        </w:tabs>
+        <w:ind w:left="2880" w:hanging="360"/>
+      </w:pPr>
+      <w:rPr>
+        <w:rFonts w:ascii="Symbol" w:hAnsi="Symbol" w:hint="default"/>
+        <w:sz w:val="20"/>
+      </w:rPr>
+    </w:lvl>
+    <w:lvl w:ilvl="4" w:tentative="1">
+      <w:start w:val="1"/>
+      <w:numFmt w:val="bullet"/>
+      <w:lvlText w:val=""/>
+      <w:lvlJc w:val="left"/>
+      <w:pPr>
+        <w:tabs>
+          <w:tab w:val="num" w:pos="3600"/>
+        </w:tabs>
+        <w:ind w:left="3600" w:hanging="360"/>
+      </w:pPr>
+      <w:rPr>
+        <w:rFonts w:ascii="Symbol" w:hAnsi="Symbol" w:hint="default"/>
+        <w:sz w:val="20"/>
+      </w:rPr>
+    </w:lvl>
+    <w:lvl w:ilvl="5" w:tentative="1">
+      <w:start w:val="1"/>
+      <w:numFmt w:val="bullet"/>
+      <w:lvlText w:val=""/>
+      <w:lvlJc w:val="left"/>
+      <w:pPr>
+        <w:tabs>
+          <w:tab w:val="num" w:pos="4320"/>
+        </w:tabs>
+        <w:ind w:left="4320" w:hanging="360"/>
+      </w:pPr>
+      <w:rPr>
+        <w:rFonts w:ascii="Symbol" w:hAnsi="Symbol" w:hint="default"/>
+        <w:sz w:val="20"/>
+      </w:rPr>
+    </w:lvl>
+    <w:lvl w:ilvl="6" w:tentative="1">
+      <w:start w:val="1"/>
+      <w:numFmt w:val="bullet"/>
+      <w:lvlText w:val=""/>
+      <w:lvlJc w:val="left"/>
+      <w:pPr>
+        <w:tabs>
+          <w:tab w:val="num" w:pos="5040"/>
+        </w:tabs>
+        <w:ind w:left="5040" w:hanging="360"/>
+      </w:pPr>
+      <w:rPr>
+        <w:rFonts w:ascii="Symbol" w:hAnsi="Symbol" w:hint="default"/>
+        <w:sz w:val="20"/>
+      </w:rPr>
+    </w:lvl>
+    <w:lvl w:ilvl="7" w:tentative="1">
+      <w:start w:val="1"/>
+      <w:numFmt w:val="bullet"/>
+      <w:lvlText w:val=""/>
+      <w:lvlJc w:val="left"/>
+      <w:pPr>
+        <w:tabs>
+          <w:tab w:val="num" w:pos="5760"/>
+        </w:tabs>
+        <w:ind w:left="5760" w:hanging="360"/>
+      </w:pPr>
+      <w:rPr>
+        <w:rFonts w:ascii="Symbol" w:hAnsi="Symbol" w:hint="default"/>
+        <w:sz w:val="20"/>
+      </w:rPr>
+    </w:lvl>
+    <w:lvl w:ilvl="8" w:tentative="1">
+      <w:start w:val="1"/>
+      <w:numFmt w:val="bullet"/>
+      <w:lvlText w:val=""/>
+      <w:lvlJc w:val="left"/>
+      <w:pPr>
+        <w:tabs>
+          <w:tab w:val="num" w:pos="6480"/>
+        </w:tabs>
+        <w:ind w:left="6480" w:hanging="360"/>
+      </w:pPr>
+      <w:rPr>
+        <w:rFonts w:ascii="Symbol" w:hAnsi="Symbol" w:hint="default"/>
+        <w:sz w:val="20"/>
+      </w:rPr>
+    </w:lvl>
+  </w:abstractNum>
   <w:num w:numId="1" w16cid:durableId="1256934345">
+    <w:abstractNumId w:val="14"/>
+  </w:num>
+  <w:num w:numId="2" w16cid:durableId="437143175">
+    <w:abstractNumId w:val="7"/>
+  </w:num>
+  <w:num w:numId="3" w16cid:durableId="571891269">
+    <w:abstractNumId w:val="21"/>
+  </w:num>
+  <w:num w:numId="4" w16cid:durableId="1051420235">
+    <w:abstractNumId w:val="16"/>
+  </w:num>
+  <w:num w:numId="5" w16cid:durableId="1382366486">
+    <w:abstractNumId w:val="18"/>
+  </w:num>
+  <w:num w:numId="6" w16cid:durableId="1556771911">
+    <w:abstractNumId w:val="9"/>
+  </w:num>
+  <w:num w:numId="7" w16cid:durableId="1943798071">
+    <w:abstractNumId w:val="6"/>
+  </w:num>
+  <w:num w:numId="8" w16cid:durableId="861210562">
     <w:abstractNumId w:val="10"/>
   </w:num>
-  <w:num w:numId="2" w16cid:durableId="437143175">
-    <w:abstractNumId w:val="4"/>
-  </w:num>
-  <w:num w:numId="3" w16cid:durableId="571891269">
-    <w:abstractNumId w:val="13"/>
-  </w:num>
-  <w:num w:numId="4" w16cid:durableId="1051420235">
+  <w:num w:numId="9" w16cid:durableId="1855605910">
     <w:abstractNumId w:val="11"/>
   </w:num>
-  <w:num w:numId="5" w16cid:durableId="1382366486">
-    <w:abstractNumId w:val="12"/>
-  </w:num>
-  <w:num w:numId="6" w16cid:durableId="1556771911">
-    <w:abstractNumId w:val="6"/>
-  </w:num>
-  <w:num w:numId="7" w16cid:durableId="1943798071">
-    <w:abstractNumId w:val="3"/>
-  </w:num>
-  <w:num w:numId="8" w16cid:durableId="861210562">
-    <w:abstractNumId w:val="7"/>
-  </w:num>
-  <w:num w:numId="9" w16cid:durableId="1855605910">
-    <w:abstractNumId w:val="8"/>
-  </w:num>
   <w:num w:numId="10" w16cid:durableId="2064408218">
-    <w:abstractNumId w:val="9"/>
+    <w:abstractNumId w:val="13"/>
   </w:num>
   <w:num w:numId="11" w16cid:durableId="1350522424">
     <w:abstractNumId w:val="0"/>
   </w:num>
   <w:num w:numId="12" w16cid:durableId="1850757996">
-    <w:abstractNumId w:val="15"/>
+    <w:abstractNumId w:val="23"/>
   </w:num>
   <w:num w:numId="13" w16cid:durableId="1386566439">
-    <w:abstractNumId w:val="2"/>
+    <w:abstractNumId w:val="4"/>
   </w:num>
   <w:num w:numId="14" w16cid:durableId="363293689">
-    <w:abstractNumId w:val="5"/>
+    <w:abstractNumId w:val="8"/>
   </w:num>
   <w:num w:numId="15" w16cid:durableId="2089228609">
     <w:abstractNumId w:val="1"/>
   </w:num>
   <w:num w:numId="16" w16cid:durableId="1501919742">
-    <w:abstractNumId w:val="14"/>
+    <w:abstractNumId w:val="22"/>
+  </w:num>
+  <w:num w:numId="17" w16cid:durableId="36124740">
+    <w:abstractNumId w:val="2"/>
+  </w:num>
+  <w:num w:numId="18" w16cid:durableId="1297567394">
+    <w:abstractNumId w:val="12"/>
+  </w:num>
+  <w:num w:numId="19" w16cid:durableId="1758938071">
+    <w:abstractNumId w:val="17"/>
+  </w:num>
+  <w:num w:numId="20" w16cid:durableId="313878278">
+    <w:abstractNumId w:val="15"/>
+  </w:num>
+  <w:num w:numId="21" w16cid:durableId="1122453581">
+    <w:abstractNumId w:val="5"/>
+  </w:num>
+  <w:num w:numId="22" w16cid:durableId="1394155900">
+    <w:abstractNumId w:val="20"/>
+  </w:num>
+  <w:num w:numId="23" w16cid:durableId="2020621702">
+    <w:abstractNumId w:val="3"/>
+  </w:num>
+  <w:num w:numId="24" w16cid:durableId="1684553958">
+    <w:abstractNumId w:val="19"/>
   </w:num>
 </w:numbering>
 </file>
